--- a/docs/Methods_Results.docx
+++ b/docs/Methods_Results.docx
@@ -488,7 +488,7 @@
         <w:t xml:space="preserve">F</w:t>
       </w:r>
       <w:r>
-        <w:t xml:space="preserve">-test of differences among levels from the equivalent model with an intercept. Levels represented by fewer than three studies were excluded from that model. Grazer size was additionally tested as a linear trend across ordered classes, and in a sensitivity analysis restricted to exclosures that removed a single size class. Time since exclusion was analysed as a continuous moderator.</w:t>
+        <w:t xml:space="preserve">-test of differences among levels from the equivalent model with an intercept. Levels represented by fewer than three studies were excluded from that model. Grazer size was additionally tested as a linear trend across ordered classes. Time since exclusion was analysed as a continuous moderator. Grazer origin (native vs. domestic) was tested first; because it did not explain variation in any response (see Results), all other moderators were analysed with comparisons pooled across origins.</w:t>
       </w:r>
     </w:p>
     <w:p>
@@ -497,7 +497,35 @@
         <w:jc w:val="both"/>
       </w:pPr>
       <w:r>
-        <w:t xml:space="preserve">To test whether trophic groups responded differently to the exclusion of native and domestic grazers, we (i) fitted trophic group as a moderator separately within native and within domestic exclusions, and (ii) fitted a joint model with trophic group, origin and their interaction, restricted to trophic groups represented by at least three studies under both origins (abundance: herbivores, predators, detritivores; richness: herbivores, predators). From the joint model we report the omnibus test of the interaction and, for each trophic group, the domestic − native contrast.</w:t>
+        <w:t xml:space="preserve">Robustness was assessed by (i) comparing exclosure experiments with natural grazed vs. ungrazed comparisons; (ii) refitting the overall models without comparisons in which a zero mean had been adjusted; (iii) leave-one-study-out refits of the overall models; and (iv) a multilevel Egger-type regression with the effect-size standard error as a moderator, whose intercept provides a small-study-adjusted estimate (Nakagawa et al., 2022), alongside funnel plots. Biome and continent were examined as additional exploratory moderators. Figures were produced with </w:t>
+      </w:r>
+      <w:r>
+        <w:rPr>
+          <w:i/>
+          <w:iCs/>
+        </w:rPr>
+        <w:t xml:space="preserve">ggplot2</w:t>
+      </w:r>
+      <w:r>
+        <w:t xml:space="preserve"> and follow the orchard-plot format (Nakagawa et al., 2021). Code and data are available at [repository URL].</w:t>
+      </w:r>
+    </w:p>
+    <w:p>
+      <w:pPr>
+        <w:pStyle w:val="Heading1"/>
+        <w:spacing w:after="120" w:before="360"/>
+      </w:pPr>
+      <w:r>
+        <w:t xml:space="preserve">3 | RESULTS</w:t>
+      </w:r>
+    </w:p>
+    <w:p>
+      <w:pPr>
+        <w:pStyle w:val="Heading2"/>
+        <w:spacing w:after="120" w:before="240"/>
+      </w:pPr>
+      <w:r>
+        <w:t xml:space="preserve">3.1 | Dataset</w:t>
       </w:r>
     </w:p>
     <w:p>
@@ -506,7 +534,76 @@
         <w:jc w:val="both"/>
       </w:pPr>
       <w:r>
-        <w:t xml:space="preserve">To test whether invertebrate responses tracked changes in vegetation, plant-biomass lnRRs reported by the same studies were averaged to one value per study (inverse-variance weighted, assuming a correlation of 0.5 among a study’s plant effects) and used as a moderator of invertebrate lnRR. Only above-ground plant biomass was reported by enough studies (≥ 5) to be analysed.</w:t>
+        <w:t xml:space="preserve">The final dataset comprised 578 effect sizes from 79 studies at 52 locations in 22 countries, published between 1992 and 2026 (Figure 1). Of these, 417 effect sizes (68 studies, 44 locations) concerned abundance, 115 (35 studies, 31 locations) richness and 46 (17 studies, 16 locations) diversity. Most comparisons came from exclosure experiments (</w:t>
+      </w:r>
+      <w:r>
+        <w:rPr>
+          <w:i/>
+          <w:iCs/>
+        </w:rPr>
+        <w:t xml:space="preserve">k</w:t>
+      </w:r>
+      <w:r>
+        <w:t xml:space="preserve"> = 533; natural grazed vs. ungrazed comparisons, </w:t>
+      </w:r>
+      <w:r>
+        <w:rPr>
+          <w:i/>
+          <w:iCs/>
+        </w:rPr>
+        <w:t xml:space="preserve">k</w:t>
+      </w:r>
+      <w:r>
+        <w:t xml:space="preserve"> = 45). Exclusion had been in place for 0–54 years (median 4 years). Comparisons involved the exclusion of native grazers (</w:t>
+      </w:r>
+      <w:r>
+        <w:rPr>
+          <w:i/>
+          <w:iCs/>
+        </w:rPr>
+        <w:t xml:space="preserve">k</w:t>
+      </w:r>
+      <w:r>
+        <w:t xml:space="preserve"> = 318), domestic grazers (</w:t>
+      </w:r>
+      <w:r>
+        <w:rPr>
+          <w:i/>
+          <w:iCs/>
+        </w:rPr>
+        <w:t xml:space="preserve">k</w:t>
+      </w:r>
+      <w:r>
+        <w:t xml:space="preserve"> = 238), mixed assemblages (</w:t>
+      </w:r>
+      <w:r>
+        <w:rPr>
+          <w:i/>
+          <w:iCs/>
+        </w:rPr>
+        <w:t xml:space="preserve">k</w:t>
+      </w:r>
+      <w:r>
+        <w:t xml:space="preserve"> = 19) or invasive grazers (</w:t>
+      </w:r>
+      <w:r>
+        <w:rPr>
+          <w:i/>
+          <w:iCs/>
+        </w:rPr>
+        <w:t xml:space="preserve">k</w:t>
+      </w:r>
+      <w:r>
+        <w:t xml:space="preserve"> = 3). Studies were concentrated in Europe (32 studies), Asia (18), North America (17) and Africa (10), with two studies from Australia and none from South America (Figure 1).</w:t>
+      </w:r>
+    </w:p>
+    <w:p>
+      <w:pPr>
+        <w:pStyle w:val="Heading2"/>
+        <w:spacing w:after="120" w:before="240"/>
+      </w:pPr>
+      <w:r>
+        <w:t xml:space="preserve">3.2 | Overall effects of grazer exclusion and grazer origin</w:t>
       </w:r>
     </w:p>
     <w:p>
@@ -515,26 +612,196 @@
         <w:jc w:val="both"/>
       </w:pPr>
       <w:r>
-        <w:t xml:space="preserve">Robustness was assessed by (i) comparing exclosure experiments with natural grazed vs. ungrazed comparisons; (ii) refitting the overall models without comparisons in which a zero mean had been adjusted; (iii) leave-one-study-out refits of the overall models; and (iv) a multilevel Egger-type regression with the effect-size standard error as a moderator, whose intercept provides a small-study-adjusted estimate (Nakagawa et al., 2022), alongside funnel plots. Continent was examined in an additional exploratory analysis, with and without adjustment for grazer origin. Figures were produced with </w:t>
-      </w:r>
-      <w:r>
-        <w:rPr>
-          <w:i/>
-          <w:iCs/>
-        </w:rPr>
-        <w:t xml:space="preserve">ggplot2</w:t>
-      </w:r>
-      <w:r>
-        <w:t xml:space="preserve"> and follow the orchard-plot format (Nakagawa et al., 2021). Code and data are available at [repository URL].</w:t>
-      </w:r>
-    </w:p>
-    <w:p>
-      <w:pPr>
-        <w:pStyle w:val="Heading1"/>
-        <w:spacing w:after="120" w:before="360"/>
-      </w:pPr>
-      <w:r>
-        <w:t xml:space="preserve">3 | RESULTS</w:t>
+        <w:t xml:space="preserve">Excluding grazers increased invertebrate abundance by 14.8% (lnRR = 0.138, 95% CI: 0.011 to 0.265, </w:t>
+      </w:r>
+      <w:r>
+        <w:rPr>
+          <w:i/>
+          <w:iCs/>
+        </w:rPr>
+        <w:t xml:space="preserve">p</w:t>
+      </w:r>
+      <w:r>
+        <w:t xml:space="preserve"> = .034; robust </w:t>
+      </w:r>
+      <w:r>
+        <w:rPr>
+          <w:i/>
+          <w:iCs/>
+        </w:rPr>
+        <w:t xml:space="preserve">p</w:t>
+      </w:r>
+      <w:r>
+        <w:t xml:space="preserve"> = .025) and taxonomic richness by 24.1% (lnRR = 0.216, 95% CI: 0.038 to 0.395, </w:t>
+      </w:r>
+      <w:r>
+        <w:rPr>
+          <w:i/>
+          <w:iCs/>
+        </w:rPr>
+        <w:t xml:space="preserve">p</w:t>
+      </w:r>
+      <w:r>
+        <w:t xml:space="preserve"> = .019; robust </w:t>
+      </w:r>
+      <w:r>
+        <w:rPr>
+          <w:i/>
+          <w:iCs/>
+        </w:rPr>
+        <w:t xml:space="preserve">p</w:t>
+      </w:r>
+      <w:r>
+        <w:t xml:space="preserve"> = .019), but had no detectable effect on diversity (+10.3%, 95% CI: −15.9% to +44.8%, </w:t>
+      </w:r>
+      <w:r>
+        <w:rPr>
+          <w:i/>
+          <w:iCs/>
+        </w:rPr>
+        <w:t xml:space="preserve">p</w:t>
+      </w:r>
+      <w:r>
+        <w:t xml:space="preserve"> = .45; Figure 2a; Table 1). Heterogeneity was very high for all responses (total </w:t>
+      </w:r>
+      <w:r>
+        <w:rPr>
+          <w:i/>
+          <w:iCs/>
+        </w:rPr>
+        <w:t xml:space="preserve">I</w:t>
+      </w:r>
+      <w:r>
+        <w:rPr>
+          <w:vertAlign w:val="superscript"/>
+        </w:rPr>
+        <w:t xml:space="preserve">2</w:t>
+      </w:r>
+      <w:r>
+        <w:t xml:space="preserve"> = 96.6%, 95.6% and 99.6% for abundance, richness and diversity; all </w:t>
+      </w:r>
+      <w:r>
+        <w:rPr>
+          <w:i/>
+          <w:iCs/>
+        </w:rPr>
+        <w:t xml:space="preserve">Q</w:t>
+      </w:r>
+      <w:r>
+        <w:t xml:space="preserve"> tests </w:t>
+      </w:r>
+      <w:r>
+        <w:rPr>
+          <w:i/>
+          <w:iCs/>
+        </w:rPr>
+        <w:t xml:space="preserve">p</w:t>
+      </w:r>
+      <w:r>
+        <w:t xml:space="preserve"> &lt; .001). For abundance, heterogeneity was partitioned between studies (</w:t>
+      </w:r>
+      <w:r>
+        <w:rPr>
+          <w:i/>
+          <w:iCs/>
+        </w:rPr>
+        <w:t xml:space="preserve">I</w:t>
+      </w:r>
+      <w:r>
+        <w:rPr>
+          <w:vertAlign w:val="superscript"/>
+        </w:rPr>
+        <w:t xml:space="preserve">2</w:t>
+      </w:r>
+      <w:r>
+        <w:t xml:space="preserve"> = 53.9%) and among effect sizes within studies (42.7%), whereas for richness and diversity it lay almost entirely among locations (91.9% and 89.4%). Leave-one-study-out estimates ranged from 0.098 to 0.157 for abundance, 0.159 to 0.238 for richness and 0.008 to 0.150 for diversity, so no single study determined the overall results.</w:t>
+      </w:r>
+    </w:p>
+    <w:p>
+      <w:pPr>
+        <w:spacing w:after="120" w:line="480"/>
+        <w:jc w:val="both"/>
+      </w:pPr>
+      <w:r>
+        <w:t xml:space="preserve">Responses to grazer exclusion did not differ between the exclusion of native and domestic grazers for abundance (native +15.8%, domestic +10.8%; </w:t>
+      </w:r>
+      <w:r>
+        <w:rPr>
+          <w:i/>
+          <w:iCs/>
+        </w:rPr>
+        <w:t xml:space="preserve">F</w:t>
+      </w:r>
+      <w:r>
+        <w:rPr>
+          <w:vertAlign w:val="subscript"/>
+        </w:rPr>
+        <w:t xml:space="preserve">1,394</w:t>
+      </w:r>
+      <w:r>
+        <w:t xml:space="preserve"> = 0.14, </w:t>
+      </w:r>
+      <w:r>
+        <w:rPr>
+          <w:i/>
+          <w:iCs/>
+        </w:rPr>
+        <w:t xml:space="preserve">p</w:t>
+      </w:r>
+      <w:r>
+        <w:t xml:space="preserve"> = .71), richness (native +28.2%, domestic +21.9%; </w:t>
+      </w:r>
+      <w:r>
+        <w:rPr>
+          <w:i/>
+          <w:iCs/>
+        </w:rPr>
+        <w:t xml:space="preserve">F</w:t>
+      </w:r>
+      <w:r>
+        <w:rPr>
+          <w:vertAlign w:val="subscript"/>
+        </w:rPr>
+        <w:t xml:space="preserve">1,32</w:t>
+      </w:r>
+      <w:r>
+        <w:t xml:space="preserve"> = 0.17, </w:t>
+      </w:r>
+      <w:r>
+        <w:rPr>
+          <w:i/>
+          <w:iCs/>
+        </w:rPr>
+        <w:t xml:space="preserve">p</w:t>
+      </w:r>
+      <w:r>
+        <w:t xml:space="preserve"> = .69) or diversity (native +4.8%, domestic +18.4%; </w:t>
+      </w:r>
+      <w:r>
+        <w:rPr>
+          <w:i/>
+          <w:iCs/>
+        </w:rPr>
+        <w:t xml:space="preserve">F</w:t>
+      </w:r>
+      <w:r>
+        <w:rPr>
+          <w:vertAlign w:val="subscript"/>
+        </w:rPr>
+        <w:t xml:space="preserve">1,15</w:t>
+      </w:r>
+      <w:r>
+        <w:t xml:space="preserve"> = 0.50, </w:t>
+      </w:r>
+      <w:r>
+        <w:rPr>
+          <w:i/>
+          <w:iCs/>
+        </w:rPr>
+        <w:t xml:space="preserve">p</w:t>
+      </w:r>
+      <w:r>
+        <w:t xml:space="preserve"> = .49; Figure 2b; Table 1). Grazer origin was therefore not considered further, and all subsequent analyses pool comparisons across origins.</w:t>
       </w:r>
     </w:p>
     <w:p>
@@ -543,7 +810,7 @@
         <w:spacing w:after="120" w:before="240"/>
       </w:pPr>
       <w:r>
-        <w:t xml:space="preserve">3.1 | Dataset</w:t>
+        <w:t xml:space="preserve">3.3 | Stratum and grazer size</w:t>
       </w:r>
     </w:p>
     <w:p>
@@ -552,67 +819,352 @@
         <w:jc w:val="both"/>
       </w:pPr>
       <w:r>
-        <w:t xml:space="preserve">The final dataset comprised 578 effect sizes from 79 studies at 52 locations in 22 countries, published between 1992 and 2026 (Figure 1). Of these, 417 effect sizes (68 studies, 44 locations) concerned abundance, 115 (35 studies, 31 locations) richness and 46 (17 studies, 16 locations) diversity. Most comparisons came from exclosure experiments (</w:t>
-      </w:r>
-      <w:r>
-        <w:rPr>
-          <w:i/>
-          <w:iCs/>
-        </w:rPr>
-        <w:t xml:space="preserve">k</w:t>
-      </w:r>
-      <w:r>
-        <w:t xml:space="preserve"> = 533; natural grazed vs. ungrazed comparisons, </w:t>
-      </w:r>
-      <w:r>
-        <w:rPr>
-          <w:i/>
-          <w:iCs/>
-        </w:rPr>
-        <w:t xml:space="preserve">k</w:t>
-      </w:r>
-      <w:r>
-        <w:t xml:space="preserve"> = 45). Exclusion had been in place for 0–54 years (median 4 years). Comparisons involved the exclusion of native grazers (</w:t>
-      </w:r>
-      <w:r>
-        <w:rPr>
-          <w:i/>
-          <w:iCs/>
-        </w:rPr>
-        <w:t xml:space="preserve">k</w:t>
-      </w:r>
-      <w:r>
-        <w:t xml:space="preserve"> = 318), domestic grazers (</w:t>
-      </w:r>
-      <w:r>
-        <w:rPr>
-          <w:i/>
-          <w:iCs/>
-        </w:rPr>
-        <w:t xml:space="preserve">k</w:t>
-      </w:r>
-      <w:r>
-        <w:t xml:space="preserve"> = 238), mixed assemblages (</w:t>
-      </w:r>
-      <w:r>
-        <w:rPr>
-          <w:i/>
-          <w:iCs/>
-        </w:rPr>
-        <w:t xml:space="preserve">k</w:t>
-      </w:r>
-      <w:r>
-        <w:t xml:space="preserve"> = 19) or invasive grazers (</w:t>
-      </w:r>
-      <w:r>
-        <w:rPr>
-          <w:i/>
-          <w:iCs/>
-        </w:rPr>
-        <w:t xml:space="preserve">k</w:t>
-      </w:r>
-      <w:r>
-        <w:t xml:space="preserve"> = 3). Studies were concentrated in Europe (32 studies), Asia (18), North America (17) and Africa (10), with two studies from Australia and none from South America (Figure 1).</w:t>
+        <w:t xml:space="preserve">Responses did not differ significantly among strata for abundance (</w:t>
+      </w:r>
+      <w:r>
+        <w:rPr>
+          <w:i/>
+          <w:iCs/>
+        </w:rPr>
+        <w:t xml:space="preserve">F</w:t>
+      </w:r>
+      <w:r>
+        <w:rPr>
+          <w:vertAlign w:val="subscript"/>
+        </w:rPr>
+        <w:t xml:space="preserve">2,413</w:t>
+      </w:r>
+      <w:r>
+        <w:t xml:space="preserve"> = 1.05, </w:t>
+      </w:r>
+      <w:r>
+        <w:rPr>
+          <w:i/>
+          <w:iCs/>
+        </w:rPr>
+        <w:t xml:space="preserve">p</w:t>
+      </w:r>
+      <w:r>
+        <w:t xml:space="preserve"> = .35), richness (</w:t>
+      </w:r>
+      <w:r>
+        <w:rPr>
+          <w:i/>
+          <w:iCs/>
+        </w:rPr>
+        <w:t xml:space="preserve">F</w:t>
+      </w:r>
+      <w:r>
+        <w:rPr>
+          <w:vertAlign w:val="subscript"/>
+        </w:rPr>
+        <w:t xml:space="preserve">2,112</w:t>
+      </w:r>
+      <w:r>
+        <w:t xml:space="preserve"> = 0.81, </w:t>
+      </w:r>
+      <w:r>
+        <w:rPr>
+          <w:i/>
+          <w:iCs/>
+        </w:rPr>
+        <w:t xml:space="preserve">p</w:t>
+      </w:r>
+      <w:r>
+        <w:t xml:space="preserve"> = .45) or diversity (</w:t>
+      </w:r>
+      <w:r>
+        <w:rPr>
+          <w:i/>
+          <w:iCs/>
+        </w:rPr>
+        <w:t xml:space="preserve">F</w:t>
+      </w:r>
+      <w:r>
+        <w:rPr>
+          <w:vertAlign w:val="subscript"/>
+        </w:rPr>
+        <w:t xml:space="preserve">2,14</w:t>
+      </w:r>
+      <w:r>
+        <w:t xml:space="preserve"> = 0.50, </w:t>
+      </w:r>
+      <w:r>
+        <w:rPr>
+          <w:i/>
+          <w:iCs/>
+        </w:rPr>
+        <w:t xml:space="preserve">p</w:t>
+      </w:r>
+      <w:r>
+        <w:t xml:space="preserve"> = .62; Figure 3a; Table 1). Nevertheless, the increase in abundance was concentrated in above-ground invertebrates (+22.6%, 95% CI: +5.1% to +43.0%, </w:t>
+      </w:r>
+      <w:r>
+        <w:rPr>
+          <w:i/>
+          <w:iCs/>
+        </w:rPr>
+        <w:t xml:space="preserve">p</w:t>
+      </w:r>
+      <w:r>
+        <w:t xml:space="preserve"> = .010; robust </w:t>
+      </w:r>
+      <w:r>
+        <w:rPr>
+          <w:i/>
+          <w:iCs/>
+        </w:rPr>
+        <w:t xml:space="preserve">p</w:t>
+      </w:r>
+      <w:r>
+        <w:t xml:space="preserve"> = .024), whereas ground- and litter-dwelling (+8.6%, </w:t>
+      </w:r>
+      <w:r>
+        <w:rPr>
+          <w:i/>
+          <w:iCs/>
+        </w:rPr>
+        <w:t xml:space="preserve">p</w:t>
+      </w:r>
+      <w:r>
+        <w:t xml:space="preserve"> = .34) and below-ground invertebrates (+9.8%, </w:t>
+      </w:r>
+      <w:r>
+        <w:rPr>
+          <w:i/>
+          <w:iCs/>
+        </w:rPr>
+        <w:t xml:space="preserve">p</w:t>
+      </w:r>
+      <w:r>
+        <w:t xml:space="preserve"> = .48) showed no significant change. Richness increased in above-ground (+26.6%, 95% CI: +2.3% to +56.7%, </w:t>
+      </w:r>
+      <w:r>
+        <w:rPr>
+          <w:i/>
+          <w:iCs/>
+        </w:rPr>
+        <w:t xml:space="preserve">p</w:t>
+      </w:r>
+      <w:r>
+        <w:t xml:space="preserve"> = .031; robust </w:t>
+      </w:r>
+      <w:r>
+        <w:rPr>
+          <w:i/>
+          <w:iCs/>
+        </w:rPr>
+        <w:t xml:space="preserve">p</w:t>
+      </w:r>
+      <w:r>
+        <w:t xml:space="preserve"> = .051) and ground- and litter-dwelling assemblages (+24.9%, 95% CI: +2.3% to +52.4%, </w:t>
+      </w:r>
+      <w:r>
+        <w:rPr>
+          <w:i/>
+          <w:iCs/>
+        </w:rPr>
+        <w:t xml:space="preserve">p</w:t>
+      </w:r>
+      <w:r>
+        <w:t xml:space="preserve"> = .029; robust </w:t>
+      </w:r>
+      <w:r>
+        <w:rPr>
+          <w:i/>
+          <w:iCs/>
+        </w:rPr>
+        <w:t xml:space="preserve">p</w:t>
+      </w:r>
+      <w:r>
+        <w:t xml:space="preserve"> = .032), but not below ground (+15.0%, </w:t>
+      </w:r>
+      <w:r>
+        <w:rPr>
+          <w:i/>
+          <w:iCs/>
+        </w:rPr>
+        <w:t xml:space="preserve">p</w:t>
+      </w:r>
+      <w:r>
+        <w:t xml:space="preserve"> = .22).</w:t>
+      </w:r>
+    </w:p>
+    <w:p>
+      <w:pPr>
+        <w:spacing w:after="120" w:line="480"/>
+        <w:jc w:val="both"/>
+      </w:pPr>
+      <w:r>
+        <w:t xml:space="preserve">Abundance responses differed among the size classes of excluded grazers in the model-based test (</w:t>
+      </w:r>
+      <w:r>
+        <w:rPr>
+          <w:i/>
+          <w:iCs/>
+        </w:rPr>
+        <w:t xml:space="preserve">F</w:t>
+      </w:r>
+      <w:r>
+        <w:rPr>
+          <w:vertAlign w:val="subscript"/>
+        </w:rPr>
+        <w:t xml:space="preserve">3,369</w:t>
+      </w:r>
+      <w:r>
+        <w:t xml:space="preserve"> = 9.14, </w:t>
+      </w:r>
+      <w:r>
+        <w:rPr>
+          <w:i/>
+          <w:iCs/>
+        </w:rPr>
+        <w:t xml:space="preserve">p</w:t>
+      </w:r>
+      <w:r>
+        <w:t xml:space="preserve"> &lt; .001), but not in the cluster-robust test (robust </w:t>
+      </w:r>
+      <w:r>
+        <w:rPr>
+          <w:i/>
+          <w:iCs/>
+        </w:rPr>
+        <w:t xml:space="preserve">p</w:t>
+      </w:r>
+      <w:r>
+        <w:t xml:space="preserve"> = .38; Figure 3b). The difference was driven by a large increase following the exclusion of small grazers (+276%, 95% CI: +124% to +533%), estimated from only eight effect sizes from three studies at two locations. Excluding medium-sized (−3.2%, </w:t>
+      </w:r>
+      <w:r>
+        <w:rPr>
+          <w:i/>
+          <w:iCs/>
+        </w:rPr>
+        <w:t xml:space="preserve">p</w:t>
+      </w:r>
+      <w:r>
+        <w:t xml:space="preserve"> = .76) or mega-herbivores (−7.8%, </w:t>
+      </w:r>
+      <w:r>
+        <w:rPr>
+          <w:i/>
+          <w:iCs/>
+        </w:rPr>
+        <w:t xml:space="preserve">p</w:t>
+      </w:r>
+      <w:r>
+        <w:t xml:space="preserve"> = .68) had no detectable effect on abundance, whereas excluding large grazers increased abundance marginally (+22.5%, 95% CI: +0.3% to +49.6%, </w:t>
+      </w:r>
+      <w:r>
+        <w:rPr>
+          <w:i/>
+          <w:iCs/>
+        </w:rPr>
+        <w:t xml:space="preserve">p</w:t>
+      </w:r>
+      <w:r>
+        <w:t xml:space="preserve"> = .047; robust </w:t>
+      </w:r>
+      <w:r>
+        <w:rPr>
+          <w:i/>
+          <w:iCs/>
+        </w:rPr>
+        <w:t xml:space="preserve">p</w:t>
+      </w:r>
+      <w:r>
+        <w:t xml:space="preserve"> = .12), with responses varying widely among locations. There was no linear trend in abundance responses across size classes (slope = −0.047 per class, </w:t>
+      </w:r>
+      <w:r>
+        <w:rPr>
+          <w:i/>
+          <w:iCs/>
+        </w:rPr>
+        <w:t xml:space="preserve">p</w:t>
+      </w:r>
+      <w:r>
+        <w:t xml:space="preserve"> = .54). Excluding large grazers increased richness (+36.3%, 95% CI: +9.7% to +69.4%, </w:t>
+      </w:r>
+      <w:r>
+        <w:rPr>
+          <w:i/>
+          <w:iCs/>
+        </w:rPr>
+        <w:t xml:space="preserve">p</w:t>
+      </w:r>
+      <w:r>
+        <w:t xml:space="preserve"> = .006; robust </w:t>
+      </w:r>
+      <w:r>
+        <w:rPr>
+          <w:i/>
+          <w:iCs/>
+        </w:rPr>
+        <w:t xml:space="preserve">p</w:t>
+      </w:r>
+      <w:r>
+        <w:t xml:space="preserve"> = .043), but richness responses did not differ significantly between medium and large grazers (</w:t>
+      </w:r>
+      <w:r>
+        <w:rPr>
+          <w:i/>
+          <w:iCs/>
+        </w:rPr>
+        <w:t xml:space="preserve">F</w:t>
+      </w:r>
+      <w:r>
+        <w:rPr>
+          <w:vertAlign w:val="subscript"/>
+        </w:rPr>
+        <w:t xml:space="preserve">1,92</w:t>
+      </w:r>
+      <w:r>
+        <w:t xml:space="preserve"> = 2.24, </w:t>
+      </w:r>
+      <w:r>
+        <w:rPr>
+          <w:i/>
+          <w:iCs/>
+        </w:rPr>
+        <w:t xml:space="preserve">p</w:t>
+      </w:r>
+      <w:r>
+        <w:t xml:space="preserve"> = .14). Diversity did not vary with grazer size (</w:t>
+      </w:r>
+      <w:r>
+        <w:rPr>
+          <w:i/>
+          <w:iCs/>
+        </w:rPr>
+        <w:t xml:space="preserve">F</w:t>
+      </w:r>
+      <w:r>
+        <w:rPr>
+          <w:vertAlign w:val="subscript"/>
+        </w:rPr>
+        <w:t xml:space="preserve">1,34</w:t>
+      </w:r>
+      <w:r>
+        <w:t xml:space="preserve"> = 1.51, </w:t>
+      </w:r>
+      <w:r>
+        <w:rPr>
+          <w:i/>
+          <w:iCs/>
+        </w:rPr>
+        <w:t xml:space="preserve">p</w:t>
+      </w:r>
+      <w:r>
+        <w:t xml:space="preserve"> = .23; linear trend </w:t>
+      </w:r>
+      <w:r>
+        <w:rPr>
+          <w:i/>
+          <w:iCs/>
+        </w:rPr>
+        <w:t xml:space="preserve">p</w:t>
+      </w:r>
+      <w:r>
+        <w:t xml:space="preserve"> = .086).</w:t>
       </w:r>
     </w:p>
     <w:p>
@@ -621,7 +1173,7 @@
         <w:spacing w:after="120" w:before="240"/>
       </w:pPr>
       <w:r>
-        <w:t xml:space="preserve">3.2 | Overall effects of grazer exclusion</w:t>
+        <w:t xml:space="preserve">3.4 | Time since exclusion</w:t>
       </w:r>
     </w:p>
     <w:p>
@@ -630,7 +1182,7 @@
         <w:jc w:val="both"/>
       </w:pPr>
       <w:r>
-        <w:t xml:space="preserve">Excluding grazers increased invertebrate abundance by 14.8% (lnRR = 0.138, 95% CI: 0.011 to 0.265, </w:t>
+        <w:t xml:space="preserve">Abundance responses tended to decline with time since exclusion (slope = −0.108 per unit ln[years + 1], 95% CI: −0.226 to 0.011, </w:t>
       </w:r>
       <w:r>
         <w:rPr>
@@ -640,7 +1192,7 @@
         <w:t xml:space="preserve">p</w:t>
       </w:r>
       <w:r>
-        <w:t xml:space="preserve"> = .034; robust </w:t>
+        <w:t xml:space="preserve"> = .074; robust </w:t>
       </w:r>
       <w:r>
         <w:rPr>
@@ -650,7 +1202,7 @@
         <w:t xml:space="preserve">p</w:t>
       </w:r>
       <w:r>
-        <w:t xml:space="preserve"> = .025) and taxonomic richness by 24.1% (lnRR = 0.216, 95% CI: 0.038 to 0.395, </w:t>
+        <w:t xml:space="preserve"> = .39), from an estimated +41% at the start of exclusion to close to zero after several decades (Figure 4). Time since exclusion was unrelated to richness (slope = 0.075, </w:t>
       </w:r>
       <w:r>
         <w:rPr>
@@ -660,7 +1212,7 @@
         <w:t xml:space="preserve">p</w:t>
       </w:r>
       <w:r>
-        <w:t xml:space="preserve"> = .019; robust </w:t>
+        <w:t xml:space="preserve"> = .38) or diversity responses (slope = −0.012, </w:t>
       </w:r>
       <w:r>
         <w:rPr>
@@ -670,69 +1222,7 @@
         <w:t xml:space="preserve">p</w:t>
       </w:r>
       <w:r>
-        <w:t xml:space="preserve"> = .019), but had no detectable effect on diversity (+10.3%, 95% CI: −15.9% to +44.8%, </w:t>
-      </w:r>
-      <w:r>
-        <w:rPr>
-          <w:i/>
-          <w:iCs/>
-        </w:rPr>
-        <w:t xml:space="preserve">p</w:t>
-      </w:r>
-      <w:r>
-        <w:t xml:space="preserve"> = .45; Figure 2a; Table 1). Heterogeneity was very high for all responses (total </w:t>
-      </w:r>
-      <w:r>
-        <w:rPr>
-          <w:i/>
-          <w:iCs/>
-        </w:rPr>
-        <w:t xml:space="preserve">I</w:t>
-      </w:r>
-      <w:r>
-        <w:rPr>
-          <w:vertAlign w:val="superscript"/>
-        </w:rPr>
-        <w:t xml:space="preserve">2</w:t>
-      </w:r>
-      <w:r>
-        <w:t xml:space="preserve"> = 96.6%, 95.6% and 99.6% for abundance, richness and diversity; all </w:t>
-      </w:r>
-      <w:r>
-        <w:rPr>
-          <w:i/>
-          <w:iCs/>
-        </w:rPr>
-        <w:t xml:space="preserve">Q</w:t>
-      </w:r>
-      <w:r>
-        <w:t xml:space="preserve"> tests </w:t>
-      </w:r>
-      <w:r>
-        <w:rPr>
-          <w:i/>
-          <w:iCs/>
-        </w:rPr>
-        <w:t xml:space="preserve">p</w:t>
-      </w:r>
-      <w:r>
-        <w:t xml:space="preserve"> &lt; .001). For abundance, heterogeneity was partitioned between studies (</w:t>
-      </w:r>
-      <w:r>
-        <w:rPr>
-          <w:i/>
-          <w:iCs/>
-        </w:rPr>
-        <w:t xml:space="preserve">I</w:t>
-      </w:r>
-      <w:r>
-        <w:rPr>
-          <w:vertAlign w:val="superscript"/>
-        </w:rPr>
-        <w:t xml:space="preserve">2</w:t>
-      </w:r>
-      <w:r>
-        <w:t xml:space="preserve"> = 53.9%) and among effect sizes within studies (42.7%), whereas for richness and diversity it lay almost entirely among locations (91.9% and 89.4%). Leave-one-study-out estimates ranged from 0.098 to 0.157 for abundance, 0.159 to 0.238 for richness and 0.008 to 0.150 for diversity, so no single study determined the overall results.</w:t>
+        <w:t xml:space="preserve"> = .93).</w:t>
       </w:r>
     </w:p>
     <w:p>
@@ -741,7 +1231,7 @@
         <w:spacing w:after="120" w:before="240"/>
       </w:pPr>
       <w:r>
-        <w:t xml:space="preserve">3.3 | Stratum</w:t>
+        <w:t xml:space="preserve">3.5 | Trophic groups</w:t>
       </w:r>
     </w:p>
     <w:p>
@@ -750,7 +1240,7 @@
         <w:jc w:val="both"/>
       </w:pPr>
       <w:r>
-        <w:t xml:space="preserve">Responses did not differ significantly among strata for abundance (</w:t>
+        <w:t xml:space="preserve">Trophic groups did not differ significantly in their abundance responses to grazer exclusion (</w:t>
       </w:r>
       <w:r>
         <w:rPr>
@@ -763,10 +1253,10 @@
         <w:rPr>
           <w:vertAlign w:val="subscript"/>
         </w:rPr>
-        <w:t xml:space="preserve">2,413</w:t>
-      </w:r>
-      <w:r>
-        <w:t xml:space="preserve"> = 1.05, </w:t>
+        <w:t xml:space="preserve">7,320</w:t>
+      </w:r>
+      <w:r>
+        <w:t xml:space="preserve"> = 1.27, </w:t>
       </w:r>
       <w:r>
         <w:rPr>
@@ -776,7 +1266,77 @@
         <w:t xml:space="preserve">p</w:t>
       </w:r>
       <w:r>
-        <w:t xml:space="preserve"> = .35), richness (</w:t>
+        <w:t xml:space="preserve"> = .27; Figure 5; Table 2). Point estimates were positive for most groups and largest for parasitoids (+51.0%, 95% CI: +2.1% to +123.1%, </w:t>
+      </w:r>
+      <w:r>
+        <w:rPr>
+          <w:i/>
+          <w:iCs/>
+        </w:rPr>
+        <w:t xml:space="preserve">p</w:t>
+      </w:r>
+      <w:r>
+        <w:t xml:space="preserve"> = .039; four studies), bacterivorous nematodes (+37.6%, </w:t>
+      </w:r>
+      <w:r>
+        <w:rPr>
+          <w:i/>
+          <w:iCs/>
+        </w:rPr>
+        <w:t xml:space="preserve">p</w:t>
+      </w:r>
+      <w:r>
+        <w:t xml:space="preserve"> = .097) and detritivores (+35.8%, 95% CI: +4.3% to +76.9%, </w:t>
+      </w:r>
+      <w:r>
+        <w:rPr>
+          <w:i/>
+          <w:iCs/>
+        </w:rPr>
+        <w:t xml:space="preserve">p</w:t>
+      </w:r>
+      <w:r>
+        <w:t xml:space="preserve"> = .023), intermediate for predators (+18.5%, </w:t>
+      </w:r>
+      <w:r>
+        <w:rPr>
+          <w:i/>
+          <w:iCs/>
+        </w:rPr>
+        <w:t xml:space="preserve">p</w:t>
+      </w:r>
+      <w:r>
+        <w:t xml:space="preserve"> = .13) and herbivores (+12.8%, </w:t>
+      </w:r>
+      <w:r>
+        <w:rPr>
+          <w:i/>
+          <w:iCs/>
+        </w:rPr>
+        <w:t xml:space="preserve">p</w:t>
+      </w:r>
+      <w:r>
+        <w:t xml:space="preserve"> = .26), and negative only for pollinators (−13.0%, </w:t>
+      </w:r>
+      <w:r>
+        <w:rPr>
+          <w:i/>
+          <w:iCs/>
+        </w:rPr>
+        <w:t xml:space="preserve">p</w:t>
+      </w:r>
+      <w:r>
+        <w:t xml:space="preserve"> = .53). None of the group-level effects was significant in cluster-robust tests (all robust </w:t>
+      </w:r>
+      <w:r>
+        <w:rPr>
+          <w:i/>
+          <w:iCs/>
+        </w:rPr>
+        <w:t xml:space="preserve">p</w:t>
+      </w:r>
+      <w:r>
+        <w:t xml:space="preserve"> ≥ .17). Richness (</w:t>
       </w:r>
       <w:r>
         <w:rPr>
@@ -789,10 +1349,10 @@
         <w:rPr>
           <w:vertAlign w:val="subscript"/>
         </w:rPr>
-        <w:t xml:space="preserve">2,112</w:t>
-      </w:r>
-      <w:r>
-        <w:t xml:space="preserve"> = 0.81, </w:t>
+        <w:t xml:space="preserve">2,66</w:t>
+      </w:r>
+      <w:r>
+        <w:t xml:space="preserve"> = 0.42, </w:t>
       </w:r>
       <w:r>
         <w:rPr>
@@ -802,7 +1362,7 @@
         <w:t xml:space="preserve">p</w:t>
       </w:r>
       <w:r>
-        <w:t xml:space="preserve"> = .45) or diversity (</w:t>
+        <w:t xml:space="preserve"> = .66) and diversity (</w:t>
       </w:r>
       <w:r>
         <w:rPr>
@@ -815,10 +1375,10 @@
         <w:rPr>
           <w:vertAlign w:val="subscript"/>
         </w:rPr>
-        <w:t xml:space="preserve">2,14</w:t>
-      </w:r>
-      <w:r>
-        <w:t xml:space="preserve"> = 0.50, </w:t>
+        <w:t xml:space="preserve">1,13</w:t>
+      </w:r>
+      <w:r>
+        <w:t xml:space="preserve"> = 0.02, </w:t>
       </w:r>
       <w:r>
         <w:rPr>
@@ -828,97 +1388,7 @@
         <w:t xml:space="preserve">p</w:t>
       </w:r>
       <w:r>
-        <w:t xml:space="preserve"> = .62; Figure 2b; Table 1). Nevertheless, the increase in abundance was concentrated in above-ground invertebrates (+22.6%, 95% CI: +5.1% to +43.0%, </w:t>
-      </w:r>
-      <w:r>
-        <w:rPr>
-          <w:i/>
-          <w:iCs/>
-        </w:rPr>
-        <w:t xml:space="preserve">p</w:t>
-      </w:r>
-      <w:r>
-        <w:t xml:space="preserve"> = .010; robust </w:t>
-      </w:r>
-      <w:r>
-        <w:rPr>
-          <w:i/>
-          <w:iCs/>
-        </w:rPr>
-        <w:t xml:space="preserve">p</w:t>
-      </w:r>
-      <w:r>
-        <w:t xml:space="preserve"> = .024), whereas ground- and litter-dwelling (+8.6%, </w:t>
-      </w:r>
-      <w:r>
-        <w:rPr>
-          <w:i/>
-          <w:iCs/>
-        </w:rPr>
-        <w:t xml:space="preserve">p</w:t>
-      </w:r>
-      <w:r>
-        <w:t xml:space="preserve"> = .34) and below-ground invertebrates (+9.8%, </w:t>
-      </w:r>
-      <w:r>
-        <w:rPr>
-          <w:i/>
-          <w:iCs/>
-        </w:rPr>
-        <w:t xml:space="preserve">p</w:t>
-      </w:r>
-      <w:r>
-        <w:t xml:space="preserve"> = .48) showed no significant change. Richness increased in above-ground (+26.6%, 95% CI: +2.3% to +56.7%, </w:t>
-      </w:r>
-      <w:r>
-        <w:rPr>
-          <w:i/>
-          <w:iCs/>
-        </w:rPr>
-        <w:t xml:space="preserve">p</w:t>
-      </w:r>
-      <w:r>
-        <w:t xml:space="preserve"> = .031; robust </w:t>
-      </w:r>
-      <w:r>
-        <w:rPr>
-          <w:i/>
-          <w:iCs/>
-        </w:rPr>
-        <w:t xml:space="preserve">p</w:t>
-      </w:r>
-      <w:r>
-        <w:t xml:space="preserve"> = .051) and ground- and litter-dwelling assemblages (+24.9%, 95% CI: +2.3% to +52.4%, </w:t>
-      </w:r>
-      <w:r>
-        <w:rPr>
-          <w:i/>
-          <w:iCs/>
-        </w:rPr>
-        <w:t xml:space="preserve">p</w:t>
-      </w:r>
-      <w:r>
-        <w:t xml:space="preserve"> = .029; robust </w:t>
-      </w:r>
-      <w:r>
-        <w:rPr>
-          <w:i/>
-          <w:iCs/>
-        </w:rPr>
-        <w:t xml:space="preserve">p</w:t>
-      </w:r>
-      <w:r>
-        <w:t xml:space="preserve"> = .032), but not below ground (+15.0%, </w:t>
-      </w:r>
-      <w:r>
-        <w:rPr>
-          <w:i/>
-          <w:iCs/>
-        </w:rPr>
-        <w:t xml:space="preserve">p</w:t>
-      </w:r>
-      <w:r>
-        <w:t xml:space="preserve"> = .22).</w:t>
+        <w:t xml:space="preserve"> = .90) responses likewise did not differ among trophic groups.</w:t>
       </w:r>
     </w:p>
     <w:p>
@@ -927,7 +1397,7 @@
         <w:spacing w:after="120" w:before="240"/>
       </w:pPr>
       <w:r>
-        <w:t xml:space="preserve">3.4 | Grazer size</w:t>
+        <w:t xml:space="preserve">3.6 | Biome and continent</w:t>
       </w:r>
     </w:p>
     <w:p>
@@ -936,7 +1406,7 @@
         <w:jc w:val="both"/>
       </w:pPr>
       <w:r>
-        <w:t xml:space="preserve">Abundance responses differed among the size classes of excluded grazers in the model-based test (</w:t>
+        <w:t xml:space="preserve">Responses did not differ among biomes for abundance (</w:t>
       </w:r>
       <w:r>
         <w:rPr>
@@ -949,10 +1419,10 @@
         <w:rPr>
           <w:vertAlign w:val="subscript"/>
         </w:rPr>
-        <w:t xml:space="preserve">3,369</w:t>
-      </w:r>
-      <w:r>
-        <w:t xml:space="preserve"> = 9.14, </w:t>
+        <w:t xml:space="preserve">6,33</w:t>
+      </w:r>
+      <w:r>
+        <w:t xml:space="preserve"> = 1.21, </w:t>
       </w:r>
       <w:r>
         <w:rPr>
@@ -962,7 +1432,23 @@
         <w:t xml:space="preserve">p</w:t>
       </w:r>
       <w:r>
-        <w:t xml:space="preserve"> &lt; .001), but not in the cluster-robust test (robust </w:t>
+        <w:t xml:space="preserve"> = .33), richness (</w:t>
+      </w:r>
+      <w:r>
+        <w:rPr>
+          <w:i/>
+          <w:iCs/>
+        </w:rPr>
+        <w:t xml:space="preserve">F</w:t>
+      </w:r>
+      <w:r>
+        <w:rPr>
+          <w:vertAlign w:val="subscript"/>
+        </w:rPr>
+        <w:t xml:space="preserve">4,20</w:t>
+      </w:r>
+      <w:r>
+        <w:t xml:space="preserve"> = 0.36, </w:t>
       </w:r>
       <w:r>
         <w:rPr>
@@ -972,7 +1458,23 @@
         <w:t xml:space="preserve">p</w:t>
       </w:r>
       <w:r>
-        <w:t xml:space="preserve"> = .38; Figure 3a). The difference was driven by a large increase following the exclusion of small grazers (+276%, 95% CI: +124% to +533%), estimated from only eight effect sizes from three studies at two locations. Excluding medium-sized (−3.2%, </w:t>
+        <w:t xml:space="preserve"> = .83) or diversity (</w:t>
+      </w:r>
+      <w:r>
+        <w:rPr>
+          <w:i/>
+          <w:iCs/>
+        </w:rPr>
+        <w:t xml:space="preserve">F</w:t>
+      </w:r>
+      <w:r>
+        <w:rPr>
+          <w:vertAlign w:val="subscript"/>
+        </w:rPr>
+        <w:t xml:space="preserve">3,8</w:t>
+      </w:r>
+      <w:r>
+        <w:t xml:space="preserve"> = 0.93, </w:t>
       </w:r>
       <w:r>
         <w:rPr>
@@ -982,7 +1484,7 @@
         <w:t xml:space="preserve">p</w:t>
       </w:r>
       <w:r>
-        <w:t xml:space="preserve"> = .76) or mega-herbivores (−7.8%, </w:t>
+        <w:t xml:space="preserve"> = .47; Figure S1). The only biome-level estimate that differed from zero was an increase in abundance in temperate conifer forests (+59.9%, 95% CI: +10.4% to +131.5%, </w:t>
       </w:r>
       <w:r>
         <w:rPr>
@@ -992,7 +1494,7 @@
         <w:t xml:space="preserve">p</w:t>
       </w:r>
       <w:r>
-        <w:t xml:space="preserve"> = .68) had no detectable effect on abundance, whereas excluding large grazers increased abundance marginally (+22.5%, 95% CI: +0.3% to +49.6%, </w:t>
+        <w:t xml:space="preserve"> = .015), which came from 15 studies at seven locations and was not supported by the cluster-robust test (robust </w:t>
       </w:r>
       <w:r>
         <w:rPr>
@@ -1002,7 +1504,23 @@
         <w:t xml:space="preserve">p</w:t>
       </w:r>
       <w:r>
-        <w:t xml:space="preserve"> = .047; robust </w:t>
+        <w:t xml:space="preserve"> = .19). Likewise, responses did not differ among continents for abundance (</w:t>
+      </w:r>
+      <w:r>
+        <w:rPr>
+          <w:i/>
+          <w:iCs/>
+        </w:rPr>
+        <w:t xml:space="preserve">F</w:t>
+      </w:r>
+      <w:r>
+        <w:rPr>
+          <w:vertAlign w:val="subscript"/>
+        </w:rPr>
+        <w:t xml:space="preserve">3,38</w:t>
+      </w:r>
+      <w:r>
+        <w:t xml:space="preserve"> = 0.40, </w:t>
       </w:r>
       <w:r>
         <w:rPr>
@@ -1012,7 +1530,23 @@
         <w:t xml:space="preserve">p</w:t>
       </w:r>
       <w:r>
-        <w:t xml:space="preserve"> = .12). There was no linear trend in abundance responses across size classes (slope = −0.047 per class, </w:t>
+        <w:t xml:space="preserve"> = .75), richness (</w:t>
+      </w:r>
+      <w:r>
+        <w:rPr>
+          <w:i/>
+          <w:iCs/>
+        </w:rPr>
+        <w:t xml:space="preserve">F</w:t>
+      </w:r>
+      <w:r>
+        <w:rPr>
+          <w:vertAlign w:val="subscript"/>
+        </w:rPr>
+        <w:t xml:space="preserve">3,26</w:t>
+      </w:r>
+      <w:r>
+        <w:t xml:space="preserve"> = 0.27, </w:t>
       </w:r>
       <w:r>
         <w:rPr>
@@ -1022,7 +1556,23 @@
         <w:t xml:space="preserve">p</w:t>
       </w:r>
       <w:r>
-        <w:t xml:space="preserve"> = .54). Excluding large grazers increased richness (+36.3%, 95% CI: +9.7% to +69.4%, </w:t>
+        <w:t xml:space="preserve"> = .85) or diversity (</w:t>
+      </w:r>
+      <w:r>
+        <w:rPr>
+          <w:i/>
+          <w:iCs/>
+        </w:rPr>
+        <w:t xml:space="preserve">F</w:t>
+      </w:r>
+      <w:r>
+        <w:rPr>
+          <w:vertAlign w:val="subscript"/>
+        </w:rPr>
+        <w:t xml:space="preserve">2,12</w:t>
+      </w:r>
+      <w:r>
+        <w:t xml:space="preserve"> = 0.01, </w:t>
       </w:r>
       <w:r>
         <w:rPr>
@@ -1032,89 +1582,7 @@
         <w:t xml:space="preserve">p</w:t>
       </w:r>
       <w:r>
-        <w:t xml:space="preserve"> = .006; robust </w:t>
-      </w:r>
-      <w:r>
-        <w:rPr>
-          <w:i/>
-          <w:iCs/>
-        </w:rPr>
-        <w:t xml:space="preserve">p</w:t>
-      </w:r>
-      <w:r>
-        <w:t xml:space="preserve"> = .043), but richness responses did not differ significantly between medium and large grazers (</w:t>
-      </w:r>
-      <w:r>
-        <w:rPr>
-          <w:i/>
-          <w:iCs/>
-        </w:rPr>
-        <w:t xml:space="preserve">F</w:t>
-      </w:r>
-      <w:r>
-        <w:rPr>
-          <w:vertAlign w:val="subscript"/>
-        </w:rPr>
-        <w:t xml:space="preserve">1,92</w:t>
-      </w:r>
-      <w:r>
-        <w:t xml:space="preserve"> = 2.24, </w:t>
-      </w:r>
-      <w:r>
-        <w:rPr>
-          <w:i/>
-          <w:iCs/>
-        </w:rPr>
-        <w:t xml:space="preserve">p</w:t>
-      </w:r>
-      <w:r>
-        <w:t xml:space="preserve"> = .14). Diversity did not vary with grazer size (</w:t>
-      </w:r>
-      <w:r>
-        <w:rPr>
-          <w:i/>
-          <w:iCs/>
-        </w:rPr>
-        <w:t xml:space="preserve">F</w:t>
-      </w:r>
-      <w:r>
-        <w:rPr>
-          <w:vertAlign w:val="subscript"/>
-        </w:rPr>
-        <w:t xml:space="preserve">1,34</w:t>
-      </w:r>
-      <w:r>
-        <w:t xml:space="preserve"> = 1.51, </w:t>
-      </w:r>
-      <w:r>
-        <w:rPr>
-          <w:i/>
-          <w:iCs/>
-        </w:rPr>
-        <w:t xml:space="preserve">p</w:t>
-      </w:r>
-      <w:r>
-        <w:t xml:space="preserve"> = .23; linear trend </w:t>
-      </w:r>
-      <w:r>
-        <w:rPr>
-          <w:i/>
-          <w:iCs/>
-        </w:rPr>
-        <w:t xml:space="preserve">p</w:t>
-      </w:r>
-      <w:r>
-        <w:t xml:space="preserve"> = .086). When the analysis was restricted to exclosures removing a single size class (Figure 3b), the effect of excluding large grazers on abundance was smaller and non-significant (+10.6%, </w:t>
-      </w:r>
-      <w:r>
-        <w:rPr>
-          <w:i/>
-          <w:iCs/>
-        </w:rPr>
-        <w:t xml:space="preserve">p</w:t>
-      </w:r>
-      <w:r>
-        <w:t xml:space="preserve"> = .31), indicating that part of the effect attributed to large grazers arose from exclosures that also removed smaller herbivores.</w:t>
+        <w:t xml:space="preserve"> = .99).</w:t>
       </w:r>
     </w:p>
     <w:p>
@@ -1123,7 +1591,7 @@
         <w:spacing w:after="120" w:before="240"/>
       </w:pPr>
       <w:r>
-        <w:t xml:space="preserve">3.5 | Grazer origin and time since exclusion</w:t>
+        <w:t xml:space="preserve">3.7 | Sensitivity analyses and publication bias</w:t>
       </w:r>
     </w:p>
     <w:p>
@@ -1132,7 +1600,27 @@
         <w:jc w:val="both"/>
       </w:pPr>
       <w:r>
-        <w:t xml:space="preserve">Responses did not differ between the exclusion of native and domestic grazers for abundance (</w:t>
+        <w:t xml:space="preserve">Effects on abundance were positive in exclosure experiments (+17.8%, 95% CI: +2.9% to +34.9%, </w:t>
+      </w:r>
+      <w:r>
+        <w:rPr>
+          <w:i/>
+          <w:iCs/>
+        </w:rPr>
+        <w:t xml:space="preserve">p</w:t>
+      </w:r>
+      <w:r>
+        <w:t xml:space="preserve"> = .019) but not in natural grazed vs. ungrazed comparisons (−5.2%, </w:t>
+      </w:r>
+      <w:r>
+        <w:rPr>
+          <w:i/>
+          <w:iCs/>
+        </w:rPr>
+        <w:t xml:space="preserve">p</w:t>
+      </w:r>
+      <w:r>
+        <w:t xml:space="preserve"> = .77), although the two designs did not differ significantly (</w:t>
       </w:r>
       <w:r>
         <w:rPr>
@@ -1145,10 +1633,10 @@
         <w:rPr>
           <w:vertAlign w:val="subscript"/>
         </w:rPr>
-        <w:t xml:space="preserve">1,394</w:t>
-      </w:r>
-      <w:r>
-        <w:t xml:space="preserve"> = 0.14, </w:t>
+        <w:t xml:space="preserve">1,42</w:t>
+      </w:r>
+      <w:r>
+        <w:t xml:space="preserve"> = 1.26, </w:t>
       </w:r>
       <w:r>
         <w:rPr>
@@ -1158,23 +1646,7 @@
         <w:t xml:space="preserve">p</w:t>
       </w:r>
       <w:r>
-        <w:t xml:space="preserve"> = .71), richness (</w:t>
-      </w:r>
-      <w:r>
-        <w:rPr>
-          <w:i/>
-          <w:iCs/>
-        </w:rPr>
-        <w:t xml:space="preserve">F</w:t>
-      </w:r>
-      <w:r>
-        <w:rPr>
-          <w:vertAlign w:val="subscript"/>
-        </w:rPr>
-        <w:t xml:space="preserve">1,32</w:t>
-      </w:r>
-      <w:r>
-        <w:t xml:space="preserve"> = 0.17, </w:t>
+        <w:t xml:space="preserve"> = .27); design did not affect richness (</w:t>
       </w:r>
       <w:r>
         <w:rPr>
@@ -1184,23 +1656,7 @@
         <w:t xml:space="preserve">p</w:t>
       </w:r>
       <w:r>
-        <w:t xml:space="preserve"> = .69) or diversity (</w:t>
-      </w:r>
-      <w:r>
-        <w:rPr>
-          <w:i/>
-          <w:iCs/>
-        </w:rPr>
-        <w:t xml:space="preserve">F</w:t>
-      </w:r>
-      <w:r>
-        <w:rPr>
-          <w:vertAlign w:val="subscript"/>
-        </w:rPr>
-        <w:t xml:space="preserve">1,15</w:t>
-      </w:r>
-      <w:r>
-        <w:t xml:space="preserve"> = 0.50, </w:t>
+        <w:t xml:space="preserve"> = .39) or diversity (</w:t>
       </w:r>
       <w:r>
         <w:rPr>
@@ -1210,7 +1666,7 @@
         <w:t xml:space="preserve">p</w:t>
       </w:r>
       <w:r>
-        <w:t xml:space="preserve"> = .49; Figure 4a). Excluding native grazers increased richness (+28.2%, 95% CI: +3.1% to +59.3%, </w:t>
+        <w:t xml:space="preserve"> = .12). Excluding comparisons with zero-adjusted means did not alter the overall abundance estimate (+14.0%, 95% CI: +0.9% to +28.9%). The multilevel Egger test revealed strong small-study asymmetry for abundance (slope on SE = 0.757, 95% CI: 0.449 to 1.066, </w:t>
       </w:r>
       <w:r>
         <w:rPr>
@@ -1220,7 +1676,7 @@
         <w:t xml:space="preserve">p</w:t>
       </w:r>
       <w:r>
-        <w:t xml:space="preserve"> = .026; robust </w:t>
+        <w:t xml:space="preserve"> &lt; .001; robust </w:t>
       </w:r>
       <w:r>
         <w:rPr>
@@ -1230,878 +1686,7 @@
         <w:t xml:space="preserve">p</w:t>
       </w:r>
       <w:r>
-        <w:t xml:space="preserve"> = .044) and tended to increase abundance (+15.8%, </w:t>
-      </w:r>
-      <w:r>
-        <w:rPr>
-          <w:i/>
-          <w:iCs/>
-        </w:rPr>
-        <w:t xml:space="preserve">p</w:t>
-      </w:r>
-      <w:r>
-        <w:t xml:space="preserve"> = .078); the corresponding effects of excluding domestic grazers were of similar magnitude but not significant (richness +21.9%, </w:t>
-      </w:r>
-      <w:r>
-        <w:rPr>
-          <w:i/>
-          <w:iCs/>
-        </w:rPr>
-        <w:t xml:space="preserve">p</w:t>
-      </w:r>
-      <w:r>
-        <w:t xml:space="preserve"> = .092; abundance +10.8%, </w:t>
-      </w:r>
-      <w:r>
-        <w:rPr>
-          <w:i/>
-          <w:iCs/>
-        </w:rPr>
-        <w:t xml:space="preserve">p</w:t>
-      </w:r>
-      <w:r>
-        <w:t xml:space="preserve"> = .28).</w:t>
-      </w:r>
-    </w:p>
-    <w:p>
-      <w:pPr>
-        <w:spacing w:after="120" w:line="480"/>
-        <w:jc w:val="both"/>
-      </w:pPr>
-      <w:r>
-        <w:t xml:space="preserve">Abundance responses tended to decline with time since exclusion (slope = −0.108 per unit ln[years + 1], 95% CI: −0.226 to 0.011, </w:t>
-      </w:r>
-      <w:r>
-        <w:rPr>
-          <w:i/>
-          <w:iCs/>
-        </w:rPr>
-        <w:t xml:space="preserve">p</w:t>
-      </w:r>
-      <w:r>
-        <w:t xml:space="preserve"> = .074; robust </w:t>
-      </w:r>
-      <w:r>
-        <w:rPr>
-          <w:i/>
-          <w:iCs/>
-        </w:rPr>
-        <w:t xml:space="preserve">p</w:t>
-      </w:r>
-      <w:r>
-        <w:t xml:space="preserve"> = .39), from an estimated +41% at the start of exclusion to close to zero after several decades (Figure 4b). Time since exclusion was unrelated to richness (slope = 0.075, </w:t>
-      </w:r>
-      <w:r>
-        <w:rPr>
-          <w:i/>
-          <w:iCs/>
-        </w:rPr>
-        <w:t xml:space="preserve">p</w:t>
-      </w:r>
-      <w:r>
-        <w:t xml:space="preserve"> = .38) or diversity responses (slope = −0.012, </w:t>
-      </w:r>
-      <w:r>
-        <w:rPr>
-          <w:i/>
-          <w:iCs/>
-        </w:rPr>
-        <w:t xml:space="preserve">p</w:t>
-      </w:r>
-      <w:r>
-        <w:t xml:space="preserve"> = .93).</w:t>
-      </w:r>
-    </w:p>
-    <w:p>
-      <w:pPr>
-        <w:pStyle w:val="Heading2"/>
-        <w:spacing w:after="120" w:before="240"/>
-      </w:pPr>
-      <w:r>
-        <w:t xml:space="preserve">3.6 | Trophic groups</w:t>
-      </w:r>
-    </w:p>
-    <w:p>
-      <w:pPr>
-        <w:spacing w:after="120" w:line="480"/>
-        <w:jc w:val="both"/>
-      </w:pPr>
-      <w:r>
-        <w:t xml:space="preserve">Trophic groups did not differ significantly in their abundance responses to grazer exclusion (</w:t>
-      </w:r>
-      <w:r>
-        <w:rPr>
-          <w:i/>
-          <w:iCs/>
-        </w:rPr>
-        <w:t xml:space="preserve">F</w:t>
-      </w:r>
-      <w:r>
-        <w:rPr>
-          <w:vertAlign w:val="subscript"/>
-        </w:rPr>
-        <w:t xml:space="preserve">7,320</w:t>
-      </w:r>
-      <w:r>
-        <w:t xml:space="preserve"> = 1.27, </w:t>
-      </w:r>
-      <w:r>
-        <w:rPr>
-          <w:i/>
-          <w:iCs/>
-        </w:rPr>
-        <w:t xml:space="preserve">p</w:t>
-      </w:r>
-      <w:r>
-        <w:t xml:space="preserve"> = .27; Figure 5a; Table 2). Point estimates were positive for most groups and largest for parasitoids (+51.0%, 95% CI: +2.1% to +123.1%, </w:t>
-      </w:r>
-      <w:r>
-        <w:rPr>
-          <w:i/>
-          <w:iCs/>
-        </w:rPr>
-        <w:t xml:space="preserve">p</w:t>
-      </w:r>
-      <w:r>
-        <w:t xml:space="preserve"> = .039; four studies), bacterivorous nematodes (+37.6%, </w:t>
-      </w:r>
-      <w:r>
-        <w:rPr>
-          <w:i/>
-          <w:iCs/>
-        </w:rPr>
-        <w:t xml:space="preserve">p</w:t>
-      </w:r>
-      <w:r>
-        <w:t xml:space="preserve"> = .097) and detritivores (+35.8%, 95% CI: +4.3% to +76.9%, </w:t>
-      </w:r>
-      <w:r>
-        <w:rPr>
-          <w:i/>
-          <w:iCs/>
-        </w:rPr>
-        <w:t xml:space="preserve">p</w:t>
-      </w:r>
-      <w:r>
-        <w:t xml:space="preserve"> = .023), intermediate for predators (+18.5%, </w:t>
-      </w:r>
-      <w:r>
-        <w:rPr>
-          <w:i/>
-          <w:iCs/>
-        </w:rPr>
-        <w:t xml:space="preserve">p</w:t>
-      </w:r>
-      <w:r>
-        <w:t xml:space="preserve"> = .13) and herbivores (+12.8%, </w:t>
-      </w:r>
-      <w:r>
-        <w:rPr>
-          <w:i/>
-          <w:iCs/>
-        </w:rPr>
-        <w:t xml:space="preserve">p</w:t>
-      </w:r>
-      <w:r>
-        <w:t xml:space="preserve"> = .26), and negative only for pollinators (−13.0%, </w:t>
-      </w:r>
-      <w:r>
-        <w:rPr>
-          <w:i/>
-          <w:iCs/>
-        </w:rPr>
-        <w:t xml:space="preserve">p</w:t>
-      </w:r>
-      <w:r>
-        <w:t xml:space="preserve"> = .53). None of the group-level effects was significant in cluster-robust tests (all robust </w:t>
-      </w:r>
-      <w:r>
-        <w:rPr>
-          <w:i/>
-          <w:iCs/>
-        </w:rPr>
-        <w:t xml:space="preserve">p</w:t>
-      </w:r>
-      <w:r>
-        <w:t xml:space="preserve"> ≥ .17). Richness (</w:t>
-      </w:r>
-      <w:r>
-        <w:rPr>
-          <w:i/>
-          <w:iCs/>
-        </w:rPr>
-        <w:t xml:space="preserve">F</w:t>
-      </w:r>
-      <w:r>
-        <w:rPr>
-          <w:vertAlign w:val="subscript"/>
-        </w:rPr>
-        <w:t xml:space="preserve">2,66</w:t>
-      </w:r>
-      <w:r>
-        <w:t xml:space="preserve"> = 0.42, </w:t>
-      </w:r>
-      <w:r>
-        <w:rPr>
-          <w:i/>
-          <w:iCs/>
-        </w:rPr>
-        <w:t xml:space="preserve">p</w:t>
-      </w:r>
-      <w:r>
-        <w:t xml:space="preserve"> = .66) and diversity (</w:t>
-      </w:r>
-      <w:r>
-        <w:rPr>
-          <w:i/>
-          <w:iCs/>
-        </w:rPr>
-        <w:t xml:space="preserve">F</w:t>
-      </w:r>
-      <w:r>
-        <w:rPr>
-          <w:vertAlign w:val="subscript"/>
-        </w:rPr>
-        <w:t xml:space="preserve">1,13</w:t>
-      </w:r>
-      <w:r>
-        <w:t xml:space="preserve"> = 0.02, </w:t>
-      </w:r>
-      <w:r>
-        <w:rPr>
-          <w:i/>
-          <w:iCs/>
-        </w:rPr>
-        <w:t xml:space="preserve">p</w:t>
-      </w:r>
-      <w:r>
-        <w:t xml:space="preserve"> = .90) responses likewise did not differ among trophic groups.</w:t>
-      </w:r>
-    </w:p>
-    <w:p>
-      <w:pPr>
-        <w:spacing w:after="120" w:line="480"/>
-        <w:jc w:val="both"/>
-      </w:pPr>
-      <w:r>
-        <w:t xml:space="preserve">Within origins, trophic groups did not differ in their abundance responses to the exclusion of either native (</w:t>
-      </w:r>
-      <w:r>
-        <w:rPr>
-          <w:i/>
-          <w:iCs/>
-        </w:rPr>
-        <w:t xml:space="preserve">F</w:t>
-      </w:r>
-      <w:r>
-        <w:rPr>
-          <w:vertAlign w:val="subscript"/>
-        </w:rPr>
-        <w:t xml:space="preserve">4,162</w:t>
-      </w:r>
-      <w:r>
-        <w:t xml:space="preserve"> = 0.51, </w:t>
-      </w:r>
-      <w:r>
-        <w:rPr>
-          <w:i/>
-          <w:iCs/>
-        </w:rPr>
-        <w:t xml:space="preserve">p</w:t>
-      </w:r>
-      <w:r>
-        <w:t xml:space="preserve"> = .73) or domestic grazers (</w:t>
-      </w:r>
-      <w:r>
-        <w:rPr>
-          <w:i/>
-          <w:iCs/>
-        </w:rPr>
-        <w:t xml:space="preserve">F</w:t>
-      </w:r>
-      <w:r>
-        <w:rPr>
-          <w:vertAlign w:val="subscript"/>
-        </w:rPr>
-        <w:t xml:space="preserve">5,115</w:t>
-      </w:r>
-      <w:r>
-        <w:t xml:space="preserve"> = 1.49, </w:t>
-      </w:r>
-      <w:r>
-        <w:rPr>
-          <w:i/>
-          <w:iCs/>
-        </w:rPr>
-        <w:t xml:space="preserve">p</w:t>
-      </w:r>
-      <w:r>
-        <w:t xml:space="preserve"> = .20; Figure 5b). However, in the joint model, the effect of grazer origin on abundance depended on trophic group (trophic group × origin: </w:t>
-      </w:r>
-      <w:r>
-        <w:rPr>
-          <w:i/>
-          <w:iCs/>
-        </w:rPr>
-        <w:t xml:space="preserve">F</w:t>
-      </w:r>
-      <w:r>
-        <w:rPr>
-          <w:vertAlign w:val="subscript"/>
-        </w:rPr>
-        <w:t xml:space="preserve">2,229</w:t>
-      </w:r>
-      <w:r>
-        <w:t xml:space="preserve"> = 6.63, </w:t>
-      </w:r>
-      <w:r>
-        <w:rPr>
-          <w:i/>
-          <w:iCs/>
-        </w:rPr>
-        <w:t xml:space="preserve">p</w:t>
-      </w:r>
-      <w:r>
-        <w:t xml:space="preserve"> = .002), although this interaction was not supported by the cluster-robust test (robust </w:t>
-      </w:r>
-      <w:r>
-        <w:rPr>
-          <w:i/>
-          <w:iCs/>
-        </w:rPr>
-        <w:t xml:space="preserve">F</w:t>
-      </w:r>
-      <w:r>
-        <w:t xml:space="preserve"> = 2.46, </w:t>
-      </w:r>
-      <w:r>
-        <w:rPr>
-          <w:i/>
-          <w:iCs/>
-        </w:rPr>
-        <w:t xml:space="preserve">p</w:t>
-      </w:r>
-      <w:r>
-        <w:t xml:space="preserve"> = .19). Herbivore abundance increased when native grazers were excluded (+34.0%, 95% CI: +3.3% to +73.9%, </w:t>
-      </w:r>
-      <w:r>
-        <w:rPr>
-          <w:i/>
-          <w:iCs/>
-        </w:rPr>
-        <w:t xml:space="preserve">p</w:t>
-      </w:r>
-      <w:r>
-        <w:t xml:space="preserve"> = .028) but not when domestic grazers were excluded (−2.5%, </w:t>
-      </w:r>
-      <w:r>
-        <w:rPr>
-          <w:i/>
-          <w:iCs/>
-        </w:rPr>
-        <w:t xml:space="preserve">p</w:t>
-      </w:r>
-      <w:r>
-        <w:t xml:space="preserve"> = .86; domestic − native contrast = −0.319, 95% CI: −0.674 to 0.036, </w:t>
-      </w:r>
-      <w:r>
-        <w:rPr>
-          <w:i/>
-          <w:iCs/>
-        </w:rPr>
-        <w:t xml:space="preserve">p</w:t>
-      </w:r>
-      <w:r>
-        <w:t xml:space="preserve"> = .078). Conversely, detritivore abundance increased strongly when domestic grazers were excluded (+84.2%, 95% CI: +23.3% to +175.4%, </w:t>
-      </w:r>
-      <w:r>
-        <w:rPr>
-          <w:i/>
-          <w:iCs/>
-        </w:rPr>
-        <w:t xml:space="preserve">p</w:t>
-      </w:r>
-      <w:r>
-        <w:t xml:space="preserve"> = .003) but not when native grazers were excluded (+22.3%, </w:t>
-      </w:r>
-      <w:r>
-        <w:rPr>
-          <w:i/>
-          <w:iCs/>
-        </w:rPr>
-        <w:t xml:space="preserve">p</w:t>
-      </w:r>
-      <w:r>
-        <w:t xml:space="preserve"> = .20; contrast = 0.409, 95% CI: −0.076 to 0.894, </w:t>
-      </w:r>
-      <w:r>
-        <w:rPr>
-          <w:i/>
-          <w:iCs/>
-        </w:rPr>
-        <w:t xml:space="preserve">p</w:t>
-      </w:r>
-      <w:r>
-        <w:t xml:space="preserve"> = .098), and predator abundance tended to increase following the exclusion of domestic (+33.9%, </w:t>
-      </w:r>
-      <w:r>
-        <w:rPr>
-          <w:i/>
-          <w:iCs/>
-        </w:rPr>
-        <w:t xml:space="preserve">p</w:t>
-      </w:r>
-      <w:r>
-        <w:t xml:space="preserve"> = .059; robust </w:t>
-      </w:r>
-      <w:r>
-        <w:rPr>
-          <w:i/>
-          <w:iCs/>
-        </w:rPr>
-        <w:t xml:space="preserve">p</w:t>
-      </w:r>
-      <w:r>
-        <w:t xml:space="preserve"> = .035) rather than native grazers (+14.1%, </w:t>
-      </w:r>
-      <w:r>
-        <w:rPr>
-          <w:i/>
-          <w:iCs/>
-        </w:rPr>
-        <w:t xml:space="preserve">p</w:t>
-      </w:r>
-      <w:r>
-        <w:t xml:space="preserve"> = .33). For richness, the interaction was not significant (</w:t>
-      </w:r>
-      <w:r>
-        <w:rPr>
-          <w:i/>
-          <w:iCs/>
-        </w:rPr>
-        <w:t xml:space="preserve">F</w:t>
-      </w:r>
-      <w:r>
-        <w:rPr>
-          <w:vertAlign w:val="subscript"/>
-        </w:rPr>
-        <w:t xml:space="preserve">1,11</w:t>
-      </w:r>
-      <w:r>
-        <w:t xml:space="preserve"> = 0.73, </w:t>
-      </w:r>
-      <w:r>
-        <w:rPr>
-          <w:i/>
-          <w:iCs/>
-        </w:rPr>
-        <w:t xml:space="preserve">p</w:t>
-      </w:r>
-      <w:r>
-        <w:t xml:space="preserve"> = .41), although herbivore richness increased modestly when domestic grazers were excluded (+14.1%, 95% CI: +3.4% to +25.9%, </w:t>
-      </w:r>
-      <w:r>
-        <w:rPr>
-          <w:i/>
-          <w:iCs/>
-        </w:rPr>
-        <w:t xml:space="preserve">p</w:t>
-      </w:r>
-      <w:r>
-        <w:t xml:space="preserve"> = .010; robust </w:t>
-      </w:r>
-      <w:r>
-        <w:rPr>
-          <w:i/>
-          <w:iCs/>
-        </w:rPr>
-        <w:t xml:space="preserve">p</w:t>
-      </w:r>
-      <w:r>
-        <w:t xml:space="preserve"> = .082).</w:t>
-      </w:r>
-    </w:p>
-    <w:p>
-      <w:pPr>
-        <w:pStyle w:val="Heading2"/>
-        <w:spacing w:after="120" w:before="240"/>
-      </w:pPr>
-      <w:r>
-        <w:t xml:space="preserve">3.7 | Biome, continent and plant biomass</w:t>
-      </w:r>
-    </w:p>
-    <w:p>
-      <w:pPr>
-        <w:spacing w:after="120" w:line="480"/>
-        <w:jc w:val="both"/>
-      </w:pPr>
-      <w:r>
-        <w:t xml:space="preserve">Responses to grazer exclusion did not differ among biomes for abundance (</w:t>
-      </w:r>
-      <w:r>
-        <w:rPr>
-          <w:i/>
-          <w:iCs/>
-        </w:rPr>
-        <w:t xml:space="preserve">F</w:t>
-      </w:r>
-      <w:r>
-        <w:rPr>
-          <w:vertAlign w:val="subscript"/>
-        </w:rPr>
-        <w:t xml:space="preserve">6,33</w:t>
-      </w:r>
-      <w:r>
-        <w:t xml:space="preserve"> = 1.21, </w:t>
-      </w:r>
-      <w:r>
-        <w:rPr>
-          <w:i/>
-          <w:iCs/>
-        </w:rPr>
-        <w:t xml:space="preserve">p</w:t>
-      </w:r>
-      <w:r>
-        <w:t xml:space="preserve"> = .33), richness (</w:t>
-      </w:r>
-      <w:r>
-        <w:rPr>
-          <w:i/>
-          <w:iCs/>
-        </w:rPr>
-        <w:t xml:space="preserve">F</w:t>
-      </w:r>
-      <w:r>
-        <w:rPr>
-          <w:vertAlign w:val="subscript"/>
-        </w:rPr>
-        <w:t xml:space="preserve">4,20</w:t>
-      </w:r>
-      <w:r>
-        <w:t xml:space="preserve"> = 0.36, </w:t>
-      </w:r>
-      <w:r>
-        <w:rPr>
-          <w:i/>
-          <w:iCs/>
-        </w:rPr>
-        <w:t xml:space="preserve">p</w:t>
-      </w:r>
-      <w:r>
-        <w:t xml:space="preserve"> = .83) or diversity (</w:t>
-      </w:r>
-      <w:r>
-        <w:rPr>
-          <w:i/>
-          <w:iCs/>
-        </w:rPr>
-        <w:t xml:space="preserve">F</w:t>
-      </w:r>
-      <w:r>
-        <w:rPr>
-          <w:vertAlign w:val="subscript"/>
-        </w:rPr>
-        <w:t xml:space="preserve">3,8</w:t>
-      </w:r>
-      <w:r>
-        <w:t xml:space="preserve"> = 0.93, </w:t>
-      </w:r>
-      <w:r>
-        <w:rPr>
-          <w:i/>
-          <w:iCs/>
-        </w:rPr>
-        <w:t xml:space="preserve">p</w:t>
-      </w:r>
-      <w:r>
-        <w:t xml:space="preserve"> = .47; Figure 6a). Abundance increased in temperate conifer forests (+59.9%, 95% CI: +10.4% to +131.5%, </w:t>
-      </w:r>
-      <w:r>
-        <w:rPr>
-          <w:i/>
-          <w:iCs/>
-        </w:rPr>
-        <w:t xml:space="preserve">p</w:t>
-      </w:r>
-      <w:r>
-        <w:t xml:space="preserve"> = .015; 15 studies at seven locations), although not in the cluster-robust test (robust </w:t>
-      </w:r>
-      <w:r>
-        <w:rPr>
-          <w:i/>
-          <w:iCs/>
-        </w:rPr>
-        <w:t xml:space="preserve">p</w:t>
-      </w:r>
-      <w:r>
-        <w:t xml:space="preserve"> = .19), and was the only response to decline, non-significantly, in tropical savannas (−20.0%, </w:t>
-      </w:r>
-      <w:r>
-        <w:rPr>
-          <w:i/>
-          <w:iCs/>
-        </w:rPr>
-        <w:t xml:space="preserve">p</w:t>
-      </w:r>
-      <w:r>
-        <w:t xml:space="preserve"> = .35). Similarly, responses did not differ among continents for abundance (</w:t>
-      </w:r>
-      <w:r>
-        <w:rPr>
-          <w:i/>
-          <w:iCs/>
-        </w:rPr>
-        <w:t xml:space="preserve">F</w:t>
-      </w:r>
-      <w:r>
-        <w:rPr>
-          <w:vertAlign w:val="subscript"/>
-        </w:rPr>
-        <w:t xml:space="preserve">3,38</w:t>
-      </w:r>
-      <w:r>
-        <w:t xml:space="preserve"> = 0.40, </w:t>
-      </w:r>
-      <w:r>
-        <w:rPr>
-          <w:i/>
-          <w:iCs/>
-        </w:rPr>
-        <w:t xml:space="preserve">p</w:t>
-      </w:r>
-      <w:r>
-        <w:t xml:space="preserve"> = .75), richness (</w:t>
-      </w:r>
-      <w:r>
-        <w:rPr>
-          <w:i/>
-          <w:iCs/>
-        </w:rPr>
-        <w:t xml:space="preserve">F</w:t>
-      </w:r>
-      <w:r>
-        <w:rPr>
-          <w:vertAlign w:val="subscript"/>
-        </w:rPr>
-        <w:t xml:space="preserve">3,26</w:t>
-      </w:r>
-      <w:r>
-        <w:t xml:space="preserve"> = 0.27, </w:t>
-      </w:r>
-      <w:r>
-        <w:rPr>
-          <w:i/>
-          <w:iCs/>
-        </w:rPr>
-        <w:t xml:space="preserve">p</w:t>
-      </w:r>
-      <w:r>
-        <w:t xml:space="preserve"> = .85) or diversity (</w:t>
-      </w:r>
-      <w:r>
-        <w:rPr>
-          <w:i/>
-          <w:iCs/>
-        </w:rPr>
-        <w:t xml:space="preserve">F</w:t>
-      </w:r>
-      <w:r>
-        <w:rPr>
-          <w:vertAlign w:val="subscript"/>
-        </w:rPr>
-        <w:t xml:space="preserve">2,12</w:t>
-      </w:r>
-      <w:r>
-        <w:t xml:space="preserve"> = 0.01, </w:t>
-      </w:r>
-      <w:r>
-        <w:rPr>
-          <w:i/>
-          <w:iCs/>
-        </w:rPr>
-        <w:t xml:space="preserve">p</w:t>
-      </w:r>
-      <w:r>
-        <w:t xml:space="preserve"> = .99), including after adjusting for grazer origin (abundance: </w:t>
-      </w:r>
-      <w:r>
-        <w:rPr>
-          <w:i/>
-          <w:iCs/>
-        </w:rPr>
-        <w:t xml:space="preserve">F</w:t>
-      </w:r>
-      <w:r>
-        <w:rPr>
-          <w:vertAlign w:val="subscript"/>
-        </w:rPr>
-        <w:t xml:space="preserve">3,35</w:t>
-      </w:r>
-      <w:r>
-        <w:t xml:space="preserve"> = 0.60, </w:t>
-      </w:r>
-      <w:r>
-        <w:rPr>
-          <w:i/>
-          <w:iCs/>
-        </w:rPr>
-        <w:t xml:space="preserve">p</w:t>
-      </w:r>
-      <w:r>
-        <w:t xml:space="preserve"> = .62). Point estimates for abundance were largest in North America (+29.2%, </w:t>
-      </w:r>
-      <w:r>
-        <w:rPr>
-          <w:i/>
-          <w:iCs/>
-        </w:rPr>
-        <w:t xml:space="preserve">p</w:t>
-      </w:r>
-      <w:r>
-        <w:t xml:space="preserve"> = .063) and smallest in Africa (+2.9%, </w:t>
-      </w:r>
-      <w:r>
-        <w:rPr>
-          <w:i/>
-          <w:iCs/>
-        </w:rPr>
-        <w:t xml:space="preserve">p</w:t>
-      </w:r>
-      <w:r>
-        <w:t xml:space="preserve"> = .87).</w:t>
-      </w:r>
-    </w:p>
-    <w:p>
-      <w:pPr>
-        <w:spacing w:after="120" w:line="480"/>
-        <w:jc w:val="both"/>
-      </w:pPr>
-      <w:r>
-        <w:t xml:space="preserve">Among studies that measured both, invertebrate responses were unrelated to the response of above-ground plant biomass for abundance (slope = −0.066, 95% CI: −0.571 to 0.440, </w:t>
-      </w:r>
-      <w:r>
-        <w:rPr>
-          <w:i/>
-          <w:iCs/>
-        </w:rPr>
-        <w:t xml:space="preserve">p</w:t>
-      </w:r>
-      <w:r>
-        <w:t xml:space="preserve"> = .78; 14 studies) and richness (slope = 0.053, 95% CI: −0.287 to 0.393, </w:t>
-      </w:r>
-      <w:r>
-        <w:rPr>
-          <w:i/>
-          <w:iCs/>
-        </w:rPr>
-        <w:t xml:space="preserve">p</w:t>
-      </w:r>
-      <w:r>
-        <w:t xml:space="preserve"> = .72; eight studies; Figure 6b).</w:t>
-      </w:r>
-    </w:p>
-    <w:p>
-      <w:pPr>
-        <w:pStyle w:val="Heading2"/>
-        <w:spacing w:after="120" w:before="240"/>
-      </w:pPr>
-      <w:r>
-        <w:t xml:space="preserve">3.8 | Sensitivity analyses and publication bias</w:t>
-      </w:r>
-    </w:p>
-    <w:p>
-      <w:pPr>
-        <w:spacing w:after="120" w:line="480"/>
-        <w:jc w:val="both"/>
-      </w:pPr>
-      <w:r>
-        <w:t xml:space="preserve">Effects on abundance were positive in exclosure experiments (+17.8%, 95% CI: +2.9% to +34.9%, </w:t>
-      </w:r>
-      <w:r>
-        <w:rPr>
-          <w:i/>
-          <w:iCs/>
-        </w:rPr>
-        <w:t xml:space="preserve">p</w:t>
-      </w:r>
-      <w:r>
-        <w:t xml:space="preserve"> = .019) but not in natural grazed vs. ungrazed comparisons (−5.2%, </w:t>
-      </w:r>
-      <w:r>
-        <w:rPr>
-          <w:i/>
-          <w:iCs/>
-        </w:rPr>
-        <w:t xml:space="preserve">p</w:t>
-      </w:r>
-      <w:r>
-        <w:t xml:space="preserve"> = .77), although the two designs did not differ significantly (</w:t>
-      </w:r>
-      <w:r>
-        <w:rPr>
-          <w:i/>
-          <w:iCs/>
-        </w:rPr>
-        <w:t xml:space="preserve">F</w:t>
-      </w:r>
-      <w:r>
-        <w:rPr>
-          <w:vertAlign w:val="subscript"/>
-        </w:rPr>
-        <w:t xml:space="preserve">1,42</w:t>
-      </w:r>
-      <w:r>
-        <w:t xml:space="preserve"> = 1.26, </w:t>
-      </w:r>
-      <w:r>
-        <w:rPr>
-          <w:i/>
-          <w:iCs/>
-        </w:rPr>
-        <w:t xml:space="preserve">p</w:t>
-      </w:r>
-      <w:r>
-        <w:t xml:space="preserve"> = .27); design did not affect richness (</w:t>
-      </w:r>
-      <w:r>
-        <w:rPr>
-          <w:i/>
-          <w:iCs/>
-        </w:rPr>
-        <w:t xml:space="preserve">p</w:t>
-      </w:r>
-      <w:r>
-        <w:t xml:space="preserve"> = .39) or diversity (</w:t>
-      </w:r>
-      <w:r>
-        <w:rPr>
-          <w:i/>
-          <w:iCs/>
-        </w:rPr>
-        <w:t xml:space="preserve">p</w:t>
-      </w:r>
-      <w:r>
-        <w:t xml:space="preserve"> = .12). Excluding comparisons with zero-adjusted means did not alter the overall abundance estimate (+14.0%, 95% CI: +0.9% to +28.9%). The multilevel Egger test revealed strong small-study asymmetry for abundance (slope on SE = 0.757, 95% CI: 0.449 to 1.066, </w:t>
-      </w:r>
-      <w:r>
-        <w:rPr>
-          <w:i/>
-          <w:iCs/>
-        </w:rPr>
-        <w:t xml:space="preserve">p</w:t>
-      </w:r>
-      <w:r>
-        <w:t xml:space="preserve"> &lt; .001; robust </w:t>
-      </w:r>
-      <w:r>
-        <w:rPr>
-          <w:i/>
-          <w:iCs/>
-        </w:rPr>
-        <w:t xml:space="preserve">p</w:t>
-      </w:r>
-      <w:r>
-        <w:t xml:space="preserve"> = .003): less precise studies reported larger positive effects (Figure S1). The bias-adjusted intercept for abundance was close to zero (−8.3%, 95% CI: −21.4% to +7.1%, </w:t>
+        <w:t xml:space="preserve"> = .003): less precise studies reported larger positive effects (Figure S2). The bias-adjusted intercept for abundance was close to zero (−8.3%, 95% CI: −21.4% to +7.1%, </w:t>
       </w:r>
       <w:r>
         <w:rPr>
@@ -2936,7 +2521,7 @@
                 <w:sz w:val="18"/>
                 <w:szCs w:val="18"/>
               </w:rPr>
-              <w:t xml:space="preserve">Stratum</w:t>
+              <w:t xml:space="preserve">Grazer origin</w:t>
             </w:r>
           </w:p>
         </w:tc>
@@ -2981,17 +2566,17 @@
                 <w:szCs w:val="18"/>
                 <w:vertAlign w:val="subscript"/>
               </w:rPr>
-              <w:t xml:space="preserve">2,413</w:t>
-            </w:r>
-            <w:r>
-              <w:rPr>
-                <w:rFonts w:ascii="Times New Roman" w:cs="Times New Roman" w:eastAsia="Times New Roman" w:hAnsi="Times New Roman"/>
-                <w:b w:val="false"/>
-                <w:bCs w:val="false"/>
-                <w:sz w:val="18"/>
-                <w:szCs w:val="18"/>
-              </w:rPr>
-              <w:t xml:space="preserve"> = 1.05, </w:t>
+              <w:t xml:space="preserve">1,394</w:t>
+            </w:r>
+            <w:r>
+              <w:rPr>
+                <w:rFonts w:ascii="Times New Roman" w:cs="Times New Roman" w:eastAsia="Times New Roman" w:hAnsi="Times New Roman"/>
+                <w:b w:val="false"/>
+                <w:bCs w:val="false"/>
+                <w:sz w:val="18"/>
+                <w:szCs w:val="18"/>
+              </w:rPr>
+              <w:t xml:space="preserve"> = 0.14, </w:t>
             </w:r>
             <w:r>
               <w:rPr>
@@ -3013,7 +2598,7 @@
                 <w:sz w:val="18"/>
                 <w:szCs w:val="18"/>
               </w:rPr>
-              <w:t xml:space="preserve"> = .35 (.35)</w:t>
+              <w:t xml:space="preserve"> = .71 (.69)</w:t>
             </w:r>
           </w:p>
         </w:tc>
@@ -3058,17 +2643,17 @@
                 <w:szCs w:val="18"/>
                 <w:vertAlign w:val="subscript"/>
               </w:rPr>
-              <w:t xml:space="preserve">2,112</w:t>
-            </w:r>
-            <w:r>
-              <w:rPr>
-                <w:rFonts w:ascii="Times New Roman" w:cs="Times New Roman" w:eastAsia="Times New Roman" w:hAnsi="Times New Roman"/>
-                <w:b w:val="false"/>
-                <w:bCs w:val="false"/>
-                <w:sz w:val="18"/>
-                <w:szCs w:val="18"/>
-              </w:rPr>
-              <w:t xml:space="preserve"> = 0.81, </w:t>
+              <w:t xml:space="preserve">1,32</w:t>
+            </w:r>
+            <w:r>
+              <w:rPr>
+                <w:rFonts w:ascii="Times New Roman" w:cs="Times New Roman" w:eastAsia="Times New Roman" w:hAnsi="Times New Roman"/>
+                <w:b w:val="false"/>
+                <w:bCs w:val="false"/>
+                <w:sz w:val="18"/>
+                <w:szCs w:val="18"/>
+              </w:rPr>
+              <w:t xml:space="preserve"> = 0.17, </w:t>
             </w:r>
             <w:r>
               <w:rPr>
@@ -3090,7 +2675,7 @@
                 <w:sz w:val="18"/>
                 <w:szCs w:val="18"/>
               </w:rPr>
-              <w:t xml:space="preserve"> = .45 (.37)</w:t>
+              <w:t xml:space="preserve"> = .69 (.78)</w:t>
             </w:r>
           </w:p>
         </w:tc>
@@ -3135,7 +2720,7 @@
                 <w:szCs w:val="18"/>
                 <w:vertAlign w:val="subscript"/>
               </w:rPr>
-              <w:t xml:space="preserve">2,14</w:t>
+              <w:t xml:space="preserve">1,15</w:t>
             </w:r>
             <w:r>
               <w:rPr>
@@ -3167,7 +2752,7 @@
                 <w:sz w:val="18"/>
                 <w:szCs w:val="18"/>
               </w:rPr>
-              <w:t xml:space="preserve"> = .62 (.34)</w:t>
+              <w:t xml:space="preserve"> = .49 (.41)</w:t>
             </w:r>
           </w:p>
         </w:tc>
@@ -3201,7 +2786,7 @@
                 <w:sz w:val="18"/>
                 <w:szCs w:val="18"/>
               </w:rPr>
-              <w:t xml:space="preserve">Grazer size (largest class)</w:t>
+              <w:t xml:space="preserve">Stratum</w:t>
             </w:r>
           </w:p>
         </w:tc>
@@ -3246,17 +2831,17 @@
                 <w:szCs w:val="18"/>
                 <w:vertAlign w:val="subscript"/>
               </w:rPr>
-              <w:t xml:space="preserve">3,369</w:t>
-            </w:r>
-            <w:r>
-              <w:rPr>
-                <w:rFonts w:ascii="Times New Roman" w:cs="Times New Roman" w:eastAsia="Times New Roman" w:hAnsi="Times New Roman"/>
-                <w:b w:val="false"/>
-                <w:bCs w:val="false"/>
-                <w:sz w:val="18"/>
-                <w:szCs w:val="18"/>
-              </w:rPr>
-              <w:t xml:space="preserve"> = 9.14, </w:t>
+              <w:t xml:space="preserve">2,413</w:t>
+            </w:r>
+            <w:r>
+              <w:rPr>
+                <w:rFonts w:ascii="Times New Roman" w:cs="Times New Roman" w:eastAsia="Times New Roman" w:hAnsi="Times New Roman"/>
+                <w:b w:val="false"/>
+                <w:bCs w:val="false"/>
+                <w:sz w:val="18"/>
+                <w:szCs w:val="18"/>
+              </w:rPr>
+              <w:t xml:space="preserve"> = 1.05, </w:t>
             </w:r>
             <w:r>
               <w:rPr>
@@ -3278,7 +2863,7 @@
                 <w:sz w:val="18"/>
                 <w:szCs w:val="18"/>
               </w:rPr>
-              <w:t xml:space="preserve"> &lt; .001 (.38)</w:t>
+              <w:t xml:space="preserve"> = .35 (.35)</w:t>
             </w:r>
           </w:p>
         </w:tc>
@@ -3323,17 +2908,17 @@
                 <w:szCs w:val="18"/>
                 <w:vertAlign w:val="subscript"/>
               </w:rPr>
-              <w:t xml:space="preserve">1,92</w:t>
-            </w:r>
-            <w:r>
-              <w:rPr>
-                <w:rFonts w:ascii="Times New Roman" w:cs="Times New Roman" w:eastAsia="Times New Roman" w:hAnsi="Times New Roman"/>
-                <w:b w:val="false"/>
-                <w:bCs w:val="false"/>
-                <w:sz w:val="18"/>
-                <w:szCs w:val="18"/>
-              </w:rPr>
-              <w:t xml:space="preserve"> = 2.24, </w:t>
+              <w:t xml:space="preserve">2,112</w:t>
+            </w:r>
+            <w:r>
+              <w:rPr>
+                <w:rFonts w:ascii="Times New Roman" w:cs="Times New Roman" w:eastAsia="Times New Roman" w:hAnsi="Times New Roman"/>
+                <w:b w:val="false"/>
+                <w:bCs w:val="false"/>
+                <w:sz w:val="18"/>
+                <w:szCs w:val="18"/>
+              </w:rPr>
+              <w:t xml:space="preserve"> = 0.81, </w:t>
             </w:r>
             <w:r>
               <w:rPr>
@@ -3355,7 +2940,7 @@
                 <w:sz w:val="18"/>
                 <w:szCs w:val="18"/>
               </w:rPr>
-              <w:t xml:space="preserve"> = .14 (.31)</w:t>
+              <w:t xml:space="preserve"> = .45 (.37)</w:t>
             </w:r>
           </w:p>
         </w:tc>
@@ -3400,17 +2985,17 @@
                 <w:szCs w:val="18"/>
                 <w:vertAlign w:val="subscript"/>
               </w:rPr>
-              <w:t xml:space="preserve">1,34</w:t>
-            </w:r>
-            <w:r>
-              <w:rPr>
-                <w:rFonts w:ascii="Times New Roman" w:cs="Times New Roman" w:eastAsia="Times New Roman" w:hAnsi="Times New Roman"/>
-                <w:b w:val="false"/>
-                <w:bCs w:val="false"/>
-                <w:sz w:val="18"/>
-                <w:szCs w:val="18"/>
-              </w:rPr>
-              <w:t xml:space="preserve"> = 1.51, </w:t>
+              <w:t xml:space="preserve">2,14</w:t>
+            </w:r>
+            <w:r>
+              <w:rPr>
+                <w:rFonts w:ascii="Times New Roman" w:cs="Times New Roman" w:eastAsia="Times New Roman" w:hAnsi="Times New Roman"/>
+                <w:b w:val="false"/>
+                <w:bCs w:val="false"/>
+                <w:sz w:val="18"/>
+                <w:szCs w:val="18"/>
+              </w:rPr>
+              <w:t xml:space="preserve"> = 0.50, </w:t>
             </w:r>
             <w:r>
               <w:rPr>
@@ -3432,7 +3017,7 @@
                 <w:sz w:val="18"/>
                 <w:szCs w:val="18"/>
               </w:rPr>
-              <w:t xml:space="preserve"> = .23 (.48)</w:t>
+              <w:t xml:space="preserve"> = .62 (.34)</w:t>
             </w:r>
           </w:p>
         </w:tc>
@@ -3466,7 +3051,7 @@
                 <w:sz w:val="18"/>
                 <w:szCs w:val="18"/>
               </w:rPr>
-              <w:t xml:space="preserve">Grazer size (single class)</w:t>
+              <w:t xml:space="preserve">Grazer size (largest class)</w:t>
             </w:r>
           </w:p>
         </w:tc>
@@ -3511,17 +3096,17 @@
                 <w:szCs w:val="18"/>
                 <w:vertAlign w:val="subscript"/>
               </w:rPr>
-              <w:t xml:space="preserve">3,291</w:t>
-            </w:r>
-            <w:r>
-              <w:rPr>
-                <w:rFonts w:ascii="Times New Roman" w:cs="Times New Roman" w:eastAsia="Times New Roman" w:hAnsi="Times New Roman"/>
-                <w:b w:val="false"/>
-                <w:bCs w:val="false"/>
-                <w:sz w:val="18"/>
-                <w:szCs w:val="18"/>
-              </w:rPr>
-              <w:t xml:space="preserve"> = 6.83, </w:t>
+              <w:t xml:space="preserve">3,369</w:t>
+            </w:r>
+            <w:r>
+              <w:rPr>
+                <w:rFonts w:ascii="Times New Roman" w:cs="Times New Roman" w:eastAsia="Times New Roman" w:hAnsi="Times New Roman"/>
+                <w:b w:val="false"/>
+                <w:bCs w:val="false"/>
+                <w:sz w:val="18"/>
+                <w:szCs w:val="18"/>
+              </w:rPr>
+              <w:t xml:space="preserve"> = 9.14, </w:t>
             </w:r>
             <w:r>
               <w:rPr>
@@ -3543,7 +3128,7 @@
                 <w:sz w:val="18"/>
                 <w:szCs w:val="18"/>
               </w:rPr>
-              <w:t xml:space="preserve"> &lt; .001 (.35)</w:t>
+              <w:t xml:space="preserve"> &lt; .001 (.38)</w:t>
             </w:r>
           </w:p>
         </w:tc>
@@ -3588,17 +3173,17 @@
                 <w:szCs w:val="18"/>
                 <w:vertAlign w:val="subscript"/>
               </w:rPr>
-              <w:t xml:space="preserve">1,75</w:t>
-            </w:r>
-            <w:r>
-              <w:rPr>
-                <w:rFonts w:ascii="Times New Roman" w:cs="Times New Roman" w:eastAsia="Times New Roman" w:hAnsi="Times New Roman"/>
-                <w:b w:val="false"/>
-                <w:bCs w:val="false"/>
-                <w:sz w:val="18"/>
-                <w:szCs w:val="18"/>
-              </w:rPr>
-              <w:t xml:space="preserve"> = 0.31, </w:t>
+              <w:t xml:space="preserve">1,92</w:t>
+            </w:r>
+            <w:r>
+              <w:rPr>
+                <w:rFonts w:ascii="Times New Roman" w:cs="Times New Roman" w:eastAsia="Times New Roman" w:hAnsi="Times New Roman"/>
+                <w:b w:val="false"/>
+                <w:bCs w:val="false"/>
+                <w:sz w:val="18"/>
+                <w:szCs w:val="18"/>
+              </w:rPr>
+              <w:t xml:space="preserve"> = 2.24, </w:t>
             </w:r>
             <w:r>
               <w:rPr>
@@ -3620,7 +3205,7 @@
                 <w:sz w:val="18"/>
                 <w:szCs w:val="18"/>
               </w:rPr>
-              <w:t xml:space="preserve"> = .58 (.61)</w:t>
+              <w:t xml:space="preserve"> = .14 (.31)</w:t>
             </w:r>
           </w:p>
         </w:tc>
@@ -3665,17 +3250,17 @@
                 <w:szCs w:val="18"/>
                 <w:vertAlign w:val="subscript"/>
               </w:rPr>
-              <w:t xml:space="preserve">1,24</w:t>
-            </w:r>
-            <w:r>
-              <w:rPr>
-                <w:rFonts w:ascii="Times New Roman" w:cs="Times New Roman" w:eastAsia="Times New Roman" w:hAnsi="Times New Roman"/>
-                <w:b w:val="false"/>
-                <w:bCs w:val="false"/>
-                <w:sz w:val="18"/>
-                <w:szCs w:val="18"/>
-              </w:rPr>
-              <w:t xml:space="preserve"> = 0.01, </w:t>
+              <w:t xml:space="preserve">1,34</w:t>
+            </w:r>
+            <w:r>
+              <w:rPr>
+                <w:rFonts w:ascii="Times New Roman" w:cs="Times New Roman" w:eastAsia="Times New Roman" w:hAnsi="Times New Roman"/>
+                <w:b w:val="false"/>
+                <w:bCs w:val="false"/>
+                <w:sz w:val="18"/>
+                <w:szCs w:val="18"/>
+              </w:rPr>
+              <w:t xml:space="preserve"> = 1.51, </w:t>
             </w:r>
             <w:r>
               <w:rPr>
@@ -3697,7 +3282,7 @@
                 <w:sz w:val="18"/>
                 <w:szCs w:val="18"/>
               </w:rPr>
-              <w:t xml:space="preserve"> = .92 (.90)</w:t>
+              <w:t xml:space="preserve"> = .23 (.48)</w:t>
             </w:r>
           </w:p>
         </w:tc>
@@ -3897,7 +3482,7 @@
                 <w:sz w:val="18"/>
                 <w:szCs w:val="18"/>
               </w:rPr>
-              <w:t xml:space="preserve">Grazer origin</w:t>
+              <w:t xml:space="preserve">Time since exclusion</w:t>
             </w:r>
           </w:p>
         </w:tc>
@@ -3931,29 +3516,40 @@
                 <w:sz w:val="18"/>
                 <w:szCs w:val="18"/>
               </w:rPr>
-              <w:t xml:space="preserve">F</w:t>
-            </w:r>
-            <w:r>
-              <w:rPr>
-                <w:rFonts w:ascii="Times New Roman" w:cs="Times New Roman" w:eastAsia="Times New Roman" w:hAnsi="Times New Roman"/>
-                <w:b w:val="false"/>
-                <w:bCs w:val="false"/>
-                <w:sz w:val="18"/>
-                <w:szCs w:val="18"/>
-                <w:vertAlign w:val="subscript"/>
-              </w:rPr>
-              <w:t xml:space="preserve">1,394</w:t>
-            </w:r>
-            <w:r>
-              <w:rPr>
-                <w:rFonts w:ascii="Times New Roman" w:cs="Times New Roman" w:eastAsia="Times New Roman" w:hAnsi="Times New Roman"/>
-                <w:b w:val="false"/>
-                <w:bCs w:val="false"/>
-                <w:sz w:val="18"/>
-                <w:szCs w:val="18"/>
-              </w:rPr>
-              <w:t xml:space="preserve"> = 0.14, </w:t>
-            </w:r>
+              <w:t xml:space="preserve">p</w:t>
+            </w:r>
+            <w:r>
+              <w:rPr>
+                <w:rFonts w:ascii="Times New Roman" w:cs="Times New Roman" w:eastAsia="Times New Roman" w:hAnsi="Times New Roman"/>
+                <w:b w:val="false"/>
+                <w:bCs w:val="false"/>
+                <w:sz w:val="18"/>
+                <w:szCs w:val="18"/>
+              </w:rPr>
+              <w:t xml:space="preserve"> = .074 (.39)</w:t>
+            </w:r>
+          </w:p>
+        </w:tc>
+        <w:tc>
+          <w:tcPr>
+            <w:tcW w:type="dxa" w:w="2250"/>
+            <w:tcBorders>
+              <w:top w:val="none" w:color="FFFFFF" w:sz="0"/>
+              <w:left w:val="none" w:color="FFFFFF" w:sz="0"/>
+              <w:bottom w:val="none" w:color="FFFFFF" w:sz="0"/>
+              <w:right w:val="none" w:color="FFFFFF" w:sz="0"/>
+            </w:tcBorders>
+            <w:tcMar>
+              <w:top w:type="dxa" w:w="40"/>
+              <w:left w:type="dxa" w:w="80"/>
+              <w:bottom w:type="dxa" w:w="40"/>
+              <w:right w:type="dxa" w:w="80"/>
+            </w:tcMar>
+          </w:tcPr>
+          <w:p>
+            <w:pPr>
+              <w:jc w:val="center"/>
+            </w:pPr>
             <w:r>
               <w:rPr>
                 <w:rFonts w:ascii="Times New Roman" w:cs="Times New Roman" w:eastAsia="Times New Roman" w:hAnsi="Times New Roman"/>
@@ -3974,13 +3570,13 @@
                 <w:sz w:val="18"/>
                 <w:szCs w:val="18"/>
               </w:rPr>
-              <w:t xml:space="preserve"> = .71 (.69)</w:t>
-            </w:r>
-          </w:p>
-        </w:tc>
-        <w:tc>
-          <w:tcPr>
-            <w:tcW w:type="dxa" w:w="2250"/>
+              <w:t xml:space="preserve"> = .38 (.24)</w:t>
+            </w:r>
+          </w:p>
+        </w:tc>
+        <w:tc>
+          <w:tcPr>
+            <w:tcW w:type="dxa" w:w="2160"/>
             <w:tcBorders>
               <w:top w:val="none" w:color="FFFFFF" w:sz="0"/>
               <w:left w:val="none" w:color="FFFFFF" w:sz="0"/>
@@ -4008,29 +3604,74 @@
                 <w:sz w:val="18"/>
                 <w:szCs w:val="18"/>
               </w:rPr>
-              <w:t xml:space="preserve">F</w:t>
-            </w:r>
-            <w:r>
-              <w:rPr>
-                <w:rFonts w:ascii="Times New Roman" w:cs="Times New Roman" w:eastAsia="Times New Roman" w:hAnsi="Times New Roman"/>
-                <w:b w:val="false"/>
-                <w:bCs w:val="false"/>
-                <w:sz w:val="18"/>
-                <w:szCs w:val="18"/>
-                <w:vertAlign w:val="subscript"/>
-              </w:rPr>
-              <w:t xml:space="preserve">1,32</w:t>
-            </w:r>
-            <w:r>
-              <w:rPr>
-                <w:rFonts w:ascii="Times New Roman" w:cs="Times New Roman" w:eastAsia="Times New Roman" w:hAnsi="Times New Roman"/>
-                <w:b w:val="false"/>
-                <w:bCs w:val="false"/>
-                <w:sz w:val="18"/>
-                <w:szCs w:val="18"/>
-              </w:rPr>
-              <w:t xml:space="preserve"> = 0.17, </w:t>
-            </w:r>
+              <w:t xml:space="preserve">p</w:t>
+            </w:r>
+            <w:r>
+              <w:rPr>
+                <w:rFonts w:ascii="Times New Roman" w:cs="Times New Roman" w:eastAsia="Times New Roman" w:hAnsi="Times New Roman"/>
+                <w:b w:val="false"/>
+                <w:bCs w:val="false"/>
+                <w:sz w:val="18"/>
+                <w:szCs w:val="18"/>
+              </w:rPr>
+              <w:t xml:space="preserve"> = .93 (.85)</w:t>
+            </w:r>
+          </w:p>
+        </w:tc>
+      </w:tr>
+      <w:tr>
+        <w:tc>
+          <w:tcPr>
+            <w:tcW w:type="dxa" w:w="2700"/>
+            <w:tcBorders>
+              <w:top w:val="none" w:color="FFFFFF" w:sz="0"/>
+              <w:left w:val="none" w:color="FFFFFF" w:sz="0"/>
+              <w:bottom w:val="none" w:color="FFFFFF" w:sz="0"/>
+              <w:right w:val="none" w:color="FFFFFF" w:sz="0"/>
+            </w:tcBorders>
+            <w:tcMar>
+              <w:top w:type="dxa" w:w="40"/>
+              <w:left w:type="dxa" w:w="80"/>
+              <w:bottom w:type="dxa" w:w="40"/>
+              <w:right w:type="dxa" w:w="80"/>
+            </w:tcMar>
+          </w:tcPr>
+          <w:p>
+            <w:pPr>
+              <w:jc w:val="left"/>
+            </w:pPr>
+            <w:r>
+              <w:rPr>
+                <w:rFonts w:ascii="Times New Roman" w:cs="Times New Roman" w:eastAsia="Times New Roman" w:hAnsi="Times New Roman"/>
+                <w:b w:val="false"/>
+                <w:bCs w:val="false"/>
+                <w:sz w:val="18"/>
+                <w:szCs w:val="18"/>
+              </w:rPr>
+              <w:t xml:space="preserve">Trophic group</w:t>
+            </w:r>
+          </w:p>
+        </w:tc>
+        <w:tc>
+          <w:tcPr>
+            <w:tcW w:type="dxa" w:w="2250"/>
+            <w:tcBorders>
+              <w:top w:val="none" w:color="FFFFFF" w:sz="0"/>
+              <w:left w:val="none" w:color="FFFFFF" w:sz="0"/>
+              <w:bottom w:val="none" w:color="FFFFFF" w:sz="0"/>
+              <w:right w:val="none" w:color="FFFFFF" w:sz="0"/>
+            </w:tcBorders>
+            <w:tcMar>
+              <w:top w:type="dxa" w:w="40"/>
+              <w:left w:type="dxa" w:w="80"/>
+              <w:bottom w:type="dxa" w:w="40"/>
+              <w:right w:type="dxa" w:w="80"/>
+            </w:tcMar>
+          </w:tcPr>
+          <w:p>
+            <w:pPr>
+              <w:jc w:val="center"/>
+            </w:pPr>
             <w:r>
               <w:rPr>
                 <w:rFonts w:ascii="Times New Roman" w:cs="Times New Roman" w:eastAsia="Times New Roman" w:hAnsi="Times New Roman"/>
@@ -4041,40 +3682,29 @@
                 <w:sz w:val="18"/>
                 <w:szCs w:val="18"/>
               </w:rPr>
-              <w:t xml:space="preserve">p</w:t>
-            </w:r>
-            <w:r>
-              <w:rPr>
-                <w:rFonts w:ascii="Times New Roman" w:cs="Times New Roman" w:eastAsia="Times New Roman" w:hAnsi="Times New Roman"/>
-                <w:b w:val="false"/>
-                <w:bCs w:val="false"/>
-                <w:sz w:val="18"/>
-                <w:szCs w:val="18"/>
-              </w:rPr>
-              <w:t xml:space="preserve"> = .69 (.78)</w:t>
-            </w:r>
-          </w:p>
-        </w:tc>
-        <w:tc>
-          <w:tcPr>
-            <w:tcW w:type="dxa" w:w="2160"/>
-            <w:tcBorders>
-              <w:top w:val="none" w:color="FFFFFF" w:sz="0"/>
-              <w:left w:val="none" w:color="FFFFFF" w:sz="0"/>
-              <w:bottom w:val="none" w:color="FFFFFF" w:sz="0"/>
-              <w:right w:val="none" w:color="FFFFFF" w:sz="0"/>
-            </w:tcBorders>
-            <w:tcMar>
-              <w:top w:type="dxa" w:w="40"/>
-              <w:left w:type="dxa" w:w="80"/>
-              <w:bottom w:type="dxa" w:w="40"/>
-              <w:right w:type="dxa" w:w="80"/>
-            </w:tcMar>
-          </w:tcPr>
-          <w:p>
-            <w:pPr>
-              <w:jc w:val="center"/>
-            </w:pPr>
+              <w:t xml:space="preserve">F</w:t>
+            </w:r>
+            <w:r>
+              <w:rPr>
+                <w:rFonts w:ascii="Times New Roman" w:cs="Times New Roman" w:eastAsia="Times New Roman" w:hAnsi="Times New Roman"/>
+                <w:b w:val="false"/>
+                <w:bCs w:val="false"/>
+                <w:sz w:val="18"/>
+                <w:szCs w:val="18"/>
+                <w:vertAlign w:val="subscript"/>
+              </w:rPr>
+              <w:t xml:space="preserve">7,320</w:t>
+            </w:r>
+            <w:r>
+              <w:rPr>
+                <w:rFonts w:ascii="Times New Roman" w:cs="Times New Roman" w:eastAsia="Times New Roman" w:hAnsi="Times New Roman"/>
+                <w:b w:val="false"/>
+                <w:bCs w:val="false"/>
+                <w:sz w:val="18"/>
+                <w:szCs w:val="18"/>
+              </w:rPr>
+              <w:t xml:space="preserve"> = 1.27, </w:t>
+            </w:r>
             <w:r>
               <w:rPr>
                 <w:rFonts w:ascii="Times New Roman" w:cs="Times New Roman" w:eastAsia="Times New Roman" w:hAnsi="Times New Roman"/>
@@ -4085,29 +3715,40 @@
                 <w:sz w:val="18"/>
                 <w:szCs w:val="18"/>
               </w:rPr>
-              <w:t xml:space="preserve">F</w:t>
-            </w:r>
-            <w:r>
-              <w:rPr>
-                <w:rFonts w:ascii="Times New Roman" w:cs="Times New Roman" w:eastAsia="Times New Roman" w:hAnsi="Times New Roman"/>
-                <w:b w:val="false"/>
-                <w:bCs w:val="false"/>
-                <w:sz w:val="18"/>
-                <w:szCs w:val="18"/>
-                <w:vertAlign w:val="subscript"/>
-              </w:rPr>
-              <w:t xml:space="preserve">1,15</w:t>
-            </w:r>
-            <w:r>
-              <w:rPr>
-                <w:rFonts w:ascii="Times New Roman" w:cs="Times New Roman" w:eastAsia="Times New Roman" w:hAnsi="Times New Roman"/>
-                <w:b w:val="false"/>
-                <w:bCs w:val="false"/>
-                <w:sz w:val="18"/>
-                <w:szCs w:val="18"/>
-              </w:rPr>
-              <w:t xml:space="preserve"> = 0.50, </w:t>
-            </w:r>
+              <w:t xml:space="preserve">p</w:t>
+            </w:r>
+            <w:r>
+              <w:rPr>
+                <w:rFonts w:ascii="Times New Roman" w:cs="Times New Roman" w:eastAsia="Times New Roman" w:hAnsi="Times New Roman"/>
+                <w:b w:val="false"/>
+                <w:bCs w:val="false"/>
+                <w:sz w:val="18"/>
+                <w:szCs w:val="18"/>
+              </w:rPr>
+              <w:t xml:space="preserve"> = .27 (–)</w:t>
+            </w:r>
+          </w:p>
+        </w:tc>
+        <w:tc>
+          <w:tcPr>
+            <w:tcW w:type="dxa" w:w="2250"/>
+            <w:tcBorders>
+              <w:top w:val="none" w:color="FFFFFF" w:sz="0"/>
+              <w:left w:val="none" w:color="FFFFFF" w:sz="0"/>
+              <w:bottom w:val="none" w:color="FFFFFF" w:sz="0"/>
+              <w:right w:val="none" w:color="FFFFFF" w:sz="0"/>
+            </w:tcBorders>
+            <w:tcMar>
+              <w:top w:type="dxa" w:w="40"/>
+              <w:left w:type="dxa" w:w="80"/>
+              <w:bottom w:type="dxa" w:w="40"/>
+              <w:right w:type="dxa" w:w="80"/>
+            </w:tcMar>
+          </w:tcPr>
+          <w:p>
+            <w:pPr>
+              <w:jc w:val="center"/>
+            </w:pPr>
             <w:r>
               <w:rPr>
                 <w:rFonts w:ascii="Times New Roman" w:cs="Times New Roman" w:eastAsia="Times New Roman" w:hAnsi="Times New Roman"/>
@@ -4118,6 +3759,39 @@
                 <w:sz w:val="18"/>
                 <w:szCs w:val="18"/>
               </w:rPr>
+              <w:t xml:space="preserve">F</w:t>
+            </w:r>
+            <w:r>
+              <w:rPr>
+                <w:rFonts w:ascii="Times New Roman" w:cs="Times New Roman" w:eastAsia="Times New Roman" w:hAnsi="Times New Roman"/>
+                <w:b w:val="false"/>
+                <w:bCs w:val="false"/>
+                <w:sz w:val="18"/>
+                <w:szCs w:val="18"/>
+                <w:vertAlign w:val="subscript"/>
+              </w:rPr>
+              <w:t xml:space="preserve">2,66</w:t>
+            </w:r>
+            <w:r>
+              <w:rPr>
+                <w:rFonts w:ascii="Times New Roman" w:cs="Times New Roman" w:eastAsia="Times New Roman" w:hAnsi="Times New Roman"/>
+                <w:b w:val="false"/>
+                <w:bCs w:val="false"/>
+                <w:sz w:val="18"/>
+                <w:szCs w:val="18"/>
+              </w:rPr>
+              <w:t xml:space="preserve"> = 0.42, </w:t>
+            </w:r>
+            <w:r>
+              <w:rPr>
+                <w:rFonts w:ascii="Times New Roman" w:cs="Times New Roman" w:eastAsia="Times New Roman" w:hAnsi="Times New Roman"/>
+                <w:b w:val="false"/>
+                <w:bCs w:val="false"/>
+                <w:i/>
+                <w:iCs/>
+                <w:sz w:val="18"/>
+                <w:szCs w:val="18"/>
+              </w:rPr>
               <w:t xml:space="preserve">p</w:t>
             </w:r>
             <w:r>
@@ -4128,7 +3802,84 @@
                 <w:sz w:val="18"/>
                 <w:szCs w:val="18"/>
               </w:rPr>
-              <w:t xml:space="preserve"> = .49 (.41)</w:t>
+              <w:t xml:space="preserve"> = .66 (.79)</w:t>
+            </w:r>
+          </w:p>
+        </w:tc>
+        <w:tc>
+          <w:tcPr>
+            <w:tcW w:type="dxa" w:w="2160"/>
+            <w:tcBorders>
+              <w:top w:val="none" w:color="FFFFFF" w:sz="0"/>
+              <w:left w:val="none" w:color="FFFFFF" w:sz="0"/>
+              <w:bottom w:val="none" w:color="FFFFFF" w:sz="0"/>
+              <w:right w:val="none" w:color="FFFFFF" w:sz="0"/>
+            </w:tcBorders>
+            <w:tcMar>
+              <w:top w:type="dxa" w:w="40"/>
+              <w:left w:type="dxa" w:w="80"/>
+              <w:bottom w:type="dxa" w:w="40"/>
+              <w:right w:type="dxa" w:w="80"/>
+            </w:tcMar>
+          </w:tcPr>
+          <w:p>
+            <w:pPr>
+              <w:jc w:val="center"/>
+            </w:pPr>
+            <w:r>
+              <w:rPr>
+                <w:rFonts w:ascii="Times New Roman" w:cs="Times New Roman" w:eastAsia="Times New Roman" w:hAnsi="Times New Roman"/>
+                <w:b w:val="false"/>
+                <w:bCs w:val="false"/>
+                <w:i/>
+                <w:iCs/>
+                <w:sz w:val="18"/>
+                <w:szCs w:val="18"/>
+              </w:rPr>
+              <w:t xml:space="preserve">F</w:t>
+            </w:r>
+            <w:r>
+              <w:rPr>
+                <w:rFonts w:ascii="Times New Roman" w:cs="Times New Roman" w:eastAsia="Times New Roman" w:hAnsi="Times New Roman"/>
+                <w:b w:val="false"/>
+                <w:bCs w:val="false"/>
+                <w:sz w:val="18"/>
+                <w:szCs w:val="18"/>
+                <w:vertAlign w:val="subscript"/>
+              </w:rPr>
+              <w:t xml:space="preserve">1,13</w:t>
+            </w:r>
+            <w:r>
+              <w:rPr>
+                <w:rFonts w:ascii="Times New Roman" w:cs="Times New Roman" w:eastAsia="Times New Roman" w:hAnsi="Times New Roman"/>
+                <w:b w:val="false"/>
+                <w:bCs w:val="false"/>
+                <w:sz w:val="18"/>
+                <w:szCs w:val="18"/>
+              </w:rPr>
+              <w:t xml:space="preserve"> = 0.02, </w:t>
+            </w:r>
+            <w:r>
+              <w:rPr>
+                <w:rFonts w:ascii="Times New Roman" w:cs="Times New Roman" w:eastAsia="Times New Roman" w:hAnsi="Times New Roman"/>
+                <w:b w:val="false"/>
+                <w:bCs w:val="false"/>
+                <w:i/>
+                <w:iCs/>
+                <w:sz w:val="18"/>
+                <w:szCs w:val="18"/>
+              </w:rPr>
+              <w:t xml:space="preserve">p</w:t>
+            </w:r>
+            <w:r>
+              <w:rPr>
+                <w:rFonts w:ascii="Times New Roman" w:cs="Times New Roman" w:eastAsia="Times New Roman" w:hAnsi="Times New Roman"/>
+                <w:b w:val="false"/>
+                <w:bCs w:val="false"/>
+                <w:sz w:val="18"/>
+                <w:szCs w:val="18"/>
+              </w:rPr>
+              <w:t xml:space="preserve"> = .90 (.83)</w:t>
             </w:r>
           </w:p>
         </w:tc>
@@ -4162,7 +3913,7 @@
                 <w:sz w:val="18"/>
                 <w:szCs w:val="18"/>
               </w:rPr>
-              <w:t xml:space="preserve">Time since exclusion</w:t>
+              <w:t xml:space="preserve">Biome</w:t>
             </w:r>
           </w:p>
         </w:tc>
@@ -4196,40 +3947,29 @@
                 <w:sz w:val="18"/>
                 <w:szCs w:val="18"/>
               </w:rPr>
-              <w:t xml:space="preserve">p</w:t>
-            </w:r>
-            <w:r>
-              <w:rPr>
-                <w:rFonts w:ascii="Times New Roman" w:cs="Times New Roman" w:eastAsia="Times New Roman" w:hAnsi="Times New Roman"/>
-                <w:b w:val="false"/>
-                <w:bCs w:val="false"/>
-                <w:sz w:val="18"/>
-                <w:szCs w:val="18"/>
-              </w:rPr>
-              <w:t xml:space="preserve"> = .074 (.39)</w:t>
-            </w:r>
-          </w:p>
-        </w:tc>
-        <w:tc>
-          <w:tcPr>
-            <w:tcW w:type="dxa" w:w="2250"/>
-            <w:tcBorders>
-              <w:top w:val="none" w:color="FFFFFF" w:sz="0"/>
-              <w:left w:val="none" w:color="FFFFFF" w:sz="0"/>
-              <w:bottom w:val="none" w:color="FFFFFF" w:sz="0"/>
-              <w:right w:val="none" w:color="FFFFFF" w:sz="0"/>
-            </w:tcBorders>
-            <w:tcMar>
-              <w:top w:type="dxa" w:w="40"/>
-              <w:left w:type="dxa" w:w="80"/>
-              <w:bottom w:type="dxa" w:w="40"/>
-              <w:right w:type="dxa" w:w="80"/>
-            </w:tcMar>
-          </w:tcPr>
-          <w:p>
-            <w:pPr>
-              <w:jc w:val="center"/>
-            </w:pPr>
+              <w:t xml:space="preserve">F</w:t>
+            </w:r>
+            <w:r>
+              <w:rPr>
+                <w:rFonts w:ascii="Times New Roman" w:cs="Times New Roman" w:eastAsia="Times New Roman" w:hAnsi="Times New Roman"/>
+                <w:b w:val="false"/>
+                <w:bCs w:val="false"/>
+                <w:sz w:val="18"/>
+                <w:szCs w:val="18"/>
+                <w:vertAlign w:val="subscript"/>
+              </w:rPr>
+              <w:t xml:space="preserve">6,33</w:t>
+            </w:r>
+            <w:r>
+              <w:rPr>
+                <w:rFonts w:ascii="Times New Roman" w:cs="Times New Roman" w:eastAsia="Times New Roman" w:hAnsi="Times New Roman"/>
+                <w:b w:val="false"/>
+                <w:bCs w:val="false"/>
+                <w:sz w:val="18"/>
+                <w:szCs w:val="18"/>
+              </w:rPr>
+              <w:t xml:space="preserve"> = 1.21, </w:t>
+            </w:r>
             <w:r>
               <w:rPr>
                 <w:rFonts w:ascii="Times New Roman" w:cs="Times New Roman" w:eastAsia="Times New Roman" w:hAnsi="Times New Roman"/>
@@ -4250,13 +3990,13 @@
                 <w:sz w:val="18"/>
                 <w:szCs w:val="18"/>
               </w:rPr>
-              <w:t xml:space="preserve"> = .38 (.24)</w:t>
-            </w:r>
-          </w:p>
-        </w:tc>
-        <w:tc>
-          <w:tcPr>
-            <w:tcW w:type="dxa" w:w="2160"/>
+              <w:t xml:space="preserve"> = .33 (.93)</w:t>
+            </w:r>
+          </w:p>
+        </w:tc>
+        <w:tc>
+          <w:tcPr>
+            <w:tcW w:type="dxa" w:w="2250"/>
             <w:tcBorders>
               <w:top w:val="none" w:color="FFFFFF" w:sz="0"/>
               <w:left w:val="none" w:color="FFFFFF" w:sz="0"/>
@@ -4284,6 +4024,39 @@
                 <w:sz w:val="18"/>
                 <w:szCs w:val="18"/>
               </w:rPr>
+              <w:t xml:space="preserve">F</w:t>
+            </w:r>
+            <w:r>
+              <w:rPr>
+                <w:rFonts w:ascii="Times New Roman" w:cs="Times New Roman" w:eastAsia="Times New Roman" w:hAnsi="Times New Roman"/>
+                <w:b w:val="false"/>
+                <w:bCs w:val="false"/>
+                <w:sz w:val="18"/>
+                <w:szCs w:val="18"/>
+                <w:vertAlign w:val="subscript"/>
+              </w:rPr>
+              <w:t xml:space="preserve">4,20</w:t>
+            </w:r>
+            <w:r>
+              <w:rPr>
+                <w:rFonts w:ascii="Times New Roman" w:cs="Times New Roman" w:eastAsia="Times New Roman" w:hAnsi="Times New Roman"/>
+                <w:b w:val="false"/>
+                <w:bCs w:val="false"/>
+                <w:sz w:val="18"/>
+                <w:szCs w:val="18"/>
+              </w:rPr>
+              <w:t xml:space="preserve"> = 0.36, </w:t>
+            </w:r>
+            <w:r>
+              <w:rPr>
+                <w:rFonts w:ascii="Times New Roman" w:cs="Times New Roman" w:eastAsia="Times New Roman" w:hAnsi="Times New Roman"/>
+                <w:b w:val="false"/>
+                <w:bCs w:val="false"/>
+                <w:i/>
+                <w:iCs/>
+                <w:sz w:val="18"/>
+                <w:szCs w:val="18"/>
+              </w:rPr>
               <w:t xml:space="preserve">p</w:t>
             </w:r>
             <w:r>
@@ -4294,7 +4067,84 @@
                 <w:sz w:val="18"/>
                 <w:szCs w:val="18"/>
               </w:rPr>
-              <w:t xml:space="preserve"> = .93 (.85)</w:t>
+              <w:t xml:space="preserve"> = .83 (.16)</w:t>
+            </w:r>
+          </w:p>
+        </w:tc>
+        <w:tc>
+          <w:tcPr>
+            <w:tcW w:type="dxa" w:w="2160"/>
+            <w:tcBorders>
+              <w:top w:val="none" w:color="FFFFFF" w:sz="0"/>
+              <w:left w:val="none" w:color="FFFFFF" w:sz="0"/>
+              <w:bottom w:val="none" w:color="FFFFFF" w:sz="0"/>
+              <w:right w:val="none" w:color="FFFFFF" w:sz="0"/>
+            </w:tcBorders>
+            <w:tcMar>
+              <w:top w:type="dxa" w:w="40"/>
+              <w:left w:type="dxa" w:w="80"/>
+              <w:bottom w:type="dxa" w:w="40"/>
+              <w:right w:type="dxa" w:w="80"/>
+            </w:tcMar>
+          </w:tcPr>
+          <w:p>
+            <w:pPr>
+              <w:jc w:val="center"/>
+            </w:pPr>
+            <w:r>
+              <w:rPr>
+                <w:rFonts w:ascii="Times New Roman" w:cs="Times New Roman" w:eastAsia="Times New Roman" w:hAnsi="Times New Roman"/>
+                <w:b w:val="false"/>
+                <w:bCs w:val="false"/>
+                <w:i/>
+                <w:iCs/>
+                <w:sz w:val="18"/>
+                <w:szCs w:val="18"/>
+              </w:rPr>
+              <w:t xml:space="preserve">F</w:t>
+            </w:r>
+            <w:r>
+              <w:rPr>
+                <w:rFonts w:ascii="Times New Roman" w:cs="Times New Roman" w:eastAsia="Times New Roman" w:hAnsi="Times New Roman"/>
+                <w:b w:val="false"/>
+                <w:bCs w:val="false"/>
+                <w:sz w:val="18"/>
+                <w:szCs w:val="18"/>
+                <w:vertAlign w:val="subscript"/>
+              </w:rPr>
+              <w:t xml:space="preserve">3,8</w:t>
+            </w:r>
+            <w:r>
+              <w:rPr>
+                <w:rFonts w:ascii="Times New Roman" w:cs="Times New Roman" w:eastAsia="Times New Roman" w:hAnsi="Times New Roman"/>
+                <w:b w:val="false"/>
+                <w:bCs w:val="false"/>
+                <w:sz w:val="18"/>
+                <w:szCs w:val="18"/>
+              </w:rPr>
+              <w:t xml:space="preserve"> = 0.93, </w:t>
+            </w:r>
+            <w:r>
+              <w:rPr>
+                <w:rFonts w:ascii="Times New Roman" w:cs="Times New Roman" w:eastAsia="Times New Roman" w:hAnsi="Times New Roman"/>
+                <w:b w:val="false"/>
+                <w:bCs w:val="false"/>
+                <w:i/>
+                <w:iCs/>
+                <w:sz w:val="18"/>
+                <w:szCs w:val="18"/>
+              </w:rPr>
+              <w:t xml:space="preserve">p</w:t>
+            </w:r>
+            <w:r>
+              <w:rPr>
+                <w:rFonts w:ascii="Times New Roman" w:cs="Times New Roman" w:eastAsia="Times New Roman" w:hAnsi="Times New Roman"/>
+                <w:b w:val="false"/>
+                <w:bCs w:val="false"/>
+                <w:sz w:val="18"/>
+                <w:szCs w:val="18"/>
+              </w:rPr>
+              <w:t xml:space="preserve"> = .47 (.82)</w:t>
             </w:r>
           </w:p>
         </w:tc>
@@ -4328,7 +4178,7 @@
                 <w:sz w:val="18"/>
                 <w:szCs w:val="18"/>
               </w:rPr>
-              <w:t xml:space="preserve">Trophic group</w:t>
+              <w:t xml:space="preserve">Continent</w:t>
             </w:r>
           </w:p>
         </w:tc>
@@ -4373,17 +4223,17 @@
                 <w:szCs w:val="18"/>
                 <w:vertAlign w:val="subscript"/>
               </w:rPr>
-              <w:t xml:space="preserve">7,320</w:t>
-            </w:r>
-            <w:r>
-              <w:rPr>
-                <w:rFonts w:ascii="Times New Roman" w:cs="Times New Roman" w:eastAsia="Times New Roman" w:hAnsi="Times New Roman"/>
-                <w:b w:val="false"/>
-                <w:bCs w:val="false"/>
-                <w:sz w:val="18"/>
-                <w:szCs w:val="18"/>
-              </w:rPr>
-              <w:t xml:space="preserve"> = 1.27, </w:t>
+              <w:t xml:space="preserve">3,38</w:t>
+            </w:r>
+            <w:r>
+              <w:rPr>
+                <w:rFonts w:ascii="Times New Roman" w:cs="Times New Roman" w:eastAsia="Times New Roman" w:hAnsi="Times New Roman"/>
+                <w:b w:val="false"/>
+                <w:bCs w:val="false"/>
+                <w:sz w:val="18"/>
+                <w:szCs w:val="18"/>
+              </w:rPr>
+              <w:t xml:space="preserve"> = 0.40, </w:t>
             </w:r>
             <w:r>
               <w:rPr>
@@ -4405,7 +4255,7 @@
                 <w:sz w:val="18"/>
                 <w:szCs w:val="18"/>
               </w:rPr>
-              <w:t xml:space="preserve"> = .27 (–)</w:t>
+              <w:t xml:space="preserve"> = .75 (.90)</w:t>
             </w:r>
           </w:p>
         </w:tc>
@@ -4450,17 +4300,17 @@
                 <w:szCs w:val="18"/>
                 <w:vertAlign w:val="subscript"/>
               </w:rPr>
-              <w:t xml:space="preserve">2,66</w:t>
-            </w:r>
-            <w:r>
-              <w:rPr>
-                <w:rFonts w:ascii="Times New Roman" w:cs="Times New Roman" w:eastAsia="Times New Roman" w:hAnsi="Times New Roman"/>
-                <w:b w:val="false"/>
-                <w:bCs w:val="false"/>
-                <w:sz w:val="18"/>
-                <w:szCs w:val="18"/>
-              </w:rPr>
-              <w:t xml:space="preserve"> = 0.42, </w:t>
+              <w:t xml:space="preserve">3,26</w:t>
+            </w:r>
+            <w:r>
+              <w:rPr>
+                <w:rFonts w:ascii="Times New Roman" w:cs="Times New Roman" w:eastAsia="Times New Roman" w:hAnsi="Times New Roman"/>
+                <w:b w:val="false"/>
+                <w:bCs w:val="false"/>
+                <w:sz w:val="18"/>
+                <w:szCs w:val="18"/>
+              </w:rPr>
+              <w:t xml:space="preserve"> = 0.27, </w:t>
             </w:r>
             <w:r>
               <w:rPr>
@@ -4482,7 +4332,7 @@
                 <w:sz w:val="18"/>
                 <w:szCs w:val="18"/>
               </w:rPr>
-              <w:t xml:space="preserve"> = .66 (.79)</w:t>
+              <w:t xml:space="preserve"> = .85 (.77)</w:t>
             </w:r>
           </w:p>
         </w:tc>
@@ -4527,17 +4377,17 @@
                 <w:szCs w:val="18"/>
                 <w:vertAlign w:val="subscript"/>
               </w:rPr>
-              <w:t xml:space="preserve">1,13</w:t>
-            </w:r>
-            <w:r>
-              <w:rPr>
-                <w:rFonts w:ascii="Times New Roman" w:cs="Times New Roman" w:eastAsia="Times New Roman" w:hAnsi="Times New Roman"/>
-                <w:b w:val="false"/>
-                <w:bCs w:val="false"/>
-                <w:sz w:val="18"/>
-                <w:szCs w:val="18"/>
-              </w:rPr>
-              <w:t xml:space="preserve"> = 0.02, </w:t>
+              <w:t xml:space="preserve">2,12</w:t>
+            </w:r>
+            <w:r>
+              <w:rPr>
+                <w:rFonts w:ascii="Times New Roman" w:cs="Times New Roman" w:eastAsia="Times New Roman" w:hAnsi="Times New Roman"/>
+                <w:b w:val="false"/>
+                <w:bCs w:val="false"/>
+                <w:sz w:val="18"/>
+                <w:szCs w:val="18"/>
+              </w:rPr>
+              <w:t xml:space="preserve"> = 0.01, </w:t>
             </w:r>
             <w:r>
               <w:rPr>
@@ -4559,7 +4409,7 @@
                 <w:sz w:val="18"/>
                 <w:szCs w:val="18"/>
               </w:rPr>
-              <w:t xml:space="preserve"> = .90 (.83)</w:t>
+              <w:t xml:space="preserve"> = .99 (.99)</w:t>
             </w:r>
           </w:p>
         </w:tc>
@@ -4593,7 +4443,7 @@
                 <w:sz w:val="18"/>
                 <w:szCs w:val="18"/>
               </w:rPr>
-              <w:t xml:space="preserve">Trophic group × origin</w:t>
+              <w:t xml:space="preserve">Study design</w:t>
             </w:r>
           </w:p>
         </w:tc>
@@ -4638,17 +4488,17 @@
                 <w:szCs w:val="18"/>
                 <w:vertAlign w:val="subscript"/>
               </w:rPr>
-              <w:t xml:space="preserve">2,229</w:t>
-            </w:r>
-            <w:r>
-              <w:rPr>
-                <w:rFonts w:ascii="Times New Roman" w:cs="Times New Roman" w:eastAsia="Times New Roman" w:hAnsi="Times New Roman"/>
-                <w:b w:val="false"/>
-                <w:bCs w:val="false"/>
-                <w:sz w:val="18"/>
-                <w:szCs w:val="18"/>
-              </w:rPr>
-              <w:t xml:space="preserve"> = 6.63, </w:t>
+              <w:t xml:space="preserve">1,42</w:t>
+            </w:r>
+            <w:r>
+              <w:rPr>
+                <w:rFonts w:ascii="Times New Roman" w:cs="Times New Roman" w:eastAsia="Times New Roman" w:hAnsi="Times New Roman"/>
+                <w:b w:val="false"/>
+                <w:bCs w:val="false"/>
+                <w:sz w:val="18"/>
+                <w:szCs w:val="18"/>
+              </w:rPr>
+              <w:t xml:space="preserve"> = 1.26, </w:t>
             </w:r>
             <w:r>
               <w:rPr>
@@ -4670,7 +4520,7 @@
                 <w:sz w:val="18"/>
                 <w:szCs w:val="18"/>
               </w:rPr>
-              <w:t xml:space="preserve"> = .002 (.19)</w:t>
+              <w:t xml:space="preserve"> = .27 (.28)</w:t>
             </w:r>
           </w:p>
         </w:tc>
@@ -4715,17 +4565,17 @@
                 <w:szCs w:val="18"/>
                 <w:vertAlign w:val="subscript"/>
               </w:rPr>
-              <w:t xml:space="preserve">1,11</w:t>
-            </w:r>
-            <w:r>
-              <w:rPr>
-                <w:rFonts w:ascii="Times New Roman" w:cs="Times New Roman" w:eastAsia="Times New Roman" w:hAnsi="Times New Roman"/>
-                <w:b w:val="false"/>
-                <w:bCs w:val="false"/>
-                <w:sz w:val="18"/>
-                <w:szCs w:val="18"/>
-              </w:rPr>
-              <w:t xml:space="preserve"> = 0.73, </w:t>
+              <w:t xml:space="preserve">1,33</w:t>
+            </w:r>
+            <w:r>
+              <w:rPr>
+                <w:rFonts w:ascii="Times New Roman" w:cs="Times New Roman" w:eastAsia="Times New Roman" w:hAnsi="Times New Roman"/>
+                <w:b w:val="false"/>
+                <w:bCs w:val="false"/>
+                <w:sz w:val="18"/>
+                <w:szCs w:val="18"/>
+              </w:rPr>
+              <w:t xml:space="preserve"> = 0.77, </w:t>
             </w:r>
             <w:r>
               <w:rPr>
@@ -4747,7 +4597,7 @@
                 <w:sz w:val="18"/>
                 <w:szCs w:val="18"/>
               </w:rPr>
-              <w:t xml:space="preserve"> = .41 (.47)</w:t>
+              <w:t xml:space="preserve"> = .39 (.42)</w:t>
             </w:r>
           </w:p>
         </w:tc>
@@ -4776,10 +4626,55 @@
                 <w:rFonts w:ascii="Times New Roman" w:cs="Times New Roman" w:eastAsia="Times New Roman" w:hAnsi="Times New Roman"/>
                 <w:b w:val="false"/>
                 <w:bCs w:val="false"/>
-                <w:sz w:val="18"/>
-                <w:szCs w:val="18"/>
-              </w:rPr>
-              <w:t xml:space="preserve">–</w:t>
+                <w:i/>
+                <w:iCs/>
+                <w:sz w:val="18"/>
+                <w:szCs w:val="18"/>
+              </w:rPr>
+              <w:t xml:space="preserve">F</w:t>
+            </w:r>
+            <w:r>
+              <w:rPr>
+                <w:rFonts w:ascii="Times New Roman" w:cs="Times New Roman" w:eastAsia="Times New Roman" w:hAnsi="Times New Roman"/>
+                <w:b w:val="false"/>
+                <w:bCs w:val="false"/>
+                <w:sz w:val="18"/>
+                <w:szCs w:val="18"/>
+                <w:vertAlign w:val="subscript"/>
+              </w:rPr>
+              <w:t xml:space="preserve">1,15</w:t>
+            </w:r>
+            <w:r>
+              <w:rPr>
+                <w:rFonts w:ascii="Times New Roman" w:cs="Times New Roman" w:eastAsia="Times New Roman" w:hAnsi="Times New Roman"/>
+                <w:b w:val="false"/>
+                <w:bCs w:val="false"/>
+                <w:sz w:val="18"/>
+                <w:szCs w:val="18"/>
+              </w:rPr>
+              <w:t xml:space="preserve"> = 2.68, </w:t>
+            </w:r>
+            <w:r>
+              <w:rPr>
+                <w:rFonts w:ascii="Times New Roman" w:cs="Times New Roman" w:eastAsia="Times New Roman" w:hAnsi="Times New Roman"/>
+                <w:b w:val="false"/>
+                <w:bCs w:val="false"/>
+                <w:i/>
+                <w:iCs/>
+                <w:sz w:val="18"/>
+                <w:szCs w:val="18"/>
+              </w:rPr>
+              <w:t xml:space="preserve">p</w:t>
+            </w:r>
+            <w:r>
+              <w:rPr>
+                <w:rFonts w:ascii="Times New Roman" w:cs="Times New Roman" w:eastAsia="Times New Roman" w:hAnsi="Times New Roman"/>
+                <w:b w:val="false"/>
+                <w:bCs w:val="false"/>
+                <w:sz w:val="18"/>
+                <w:szCs w:val="18"/>
+              </w:rPr>
+              <w:t xml:space="preserve"> = .12 (.18)</w:t>
             </w:r>
           </w:p>
         </w:tc>
@@ -4791,7 +4686,7 @@
             <w:tcBorders>
               <w:top w:val="none" w:color="FFFFFF" w:sz="0"/>
               <w:left w:val="none" w:color="FFFFFF" w:sz="0"/>
-              <w:bottom w:val="none" w:color="FFFFFF" w:sz="0"/>
+              <w:bottom w:val="single" w:color="000000" w:sz="4"/>
               <w:right w:val="none" w:color="FFFFFF" w:sz="0"/>
             </w:tcBorders>
             <w:tcMar>
@@ -4813,7 +4708,7 @@
                 <w:sz w:val="18"/>
                 <w:szCs w:val="18"/>
               </w:rPr>
-              <w:t xml:space="preserve">Biome</w:t>
+              <w:t xml:space="preserve">Egger test (SE slope)</w:t>
             </w:r>
           </w:p>
         </w:tc>
@@ -4823,7 +4718,7 @@
             <w:tcBorders>
               <w:top w:val="none" w:color="FFFFFF" w:sz="0"/>
               <w:left w:val="none" w:color="FFFFFF" w:sz="0"/>
-              <w:bottom w:val="none" w:color="FFFFFF" w:sz="0"/>
+              <w:bottom w:val="single" w:color="000000" w:sz="4"/>
               <w:right w:val="none" w:color="FFFFFF" w:sz="0"/>
             </w:tcBorders>
             <w:tcMar>
@@ -4847,29 +4742,40 @@
                 <w:sz w:val="18"/>
                 <w:szCs w:val="18"/>
               </w:rPr>
-              <w:t xml:space="preserve">F</w:t>
-            </w:r>
-            <w:r>
-              <w:rPr>
-                <w:rFonts w:ascii="Times New Roman" w:cs="Times New Roman" w:eastAsia="Times New Roman" w:hAnsi="Times New Roman"/>
-                <w:b w:val="false"/>
-                <w:bCs w:val="false"/>
-                <w:sz w:val="18"/>
-                <w:szCs w:val="18"/>
-                <w:vertAlign w:val="subscript"/>
-              </w:rPr>
-              <w:t xml:space="preserve">6,33</w:t>
-            </w:r>
-            <w:r>
-              <w:rPr>
-                <w:rFonts w:ascii="Times New Roman" w:cs="Times New Roman" w:eastAsia="Times New Roman" w:hAnsi="Times New Roman"/>
-                <w:b w:val="false"/>
-                <w:bCs w:val="false"/>
-                <w:sz w:val="18"/>
-                <w:szCs w:val="18"/>
-              </w:rPr>
-              <w:t xml:space="preserve"> = 1.21, </w:t>
-            </w:r>
+              <w:t xml:space="preserve">p</w:t>
+            </w:r>
+            <w:r>
+              <w:rPr>
+                <w:rFonts w:ascii="Times New Roman" w:cs="Times New Roman" w:eastAsia="Times New Roman" w:hAnsi="Times New Roman"/>
+                <w:b w:val="false"/>
+                <w:bCs w:val="false"/>
+                <w:sz w:val="18"/>
+                <w:szCs w:val="18"/>
+              </w:rPr>
+              <w:t xml:space="preserve"> &lt; .001 (.003)</w:t>
+            </w:r>
+          </w:p>
+        </w:tc>
+        <w:tc>
+          <w:tcPr>
+            <w:tcW w:type="dxa" w:w="2250"/>
+            <w:tcBorders>
+              <w:top w:val="none" w:color="FFFFFF" w:sz="0"/>
+              <w:left w:val="none" w:color="FFFFFF" w:sz="0"/>
+              <w:bottom w:val="single" w:color="000000" w:sz="4"/>
+              <w:right w:val="none" w:color="FFFFFF" w:sz="0"/>
+            </w:tcBorders>
+            <w:tcMar>
+              <w:top w:type="dxa" w:w="40"/>
+              <w:left w:type="dxa" w:w="80"/>
+              <w:bottom w:type="dxa" w:w="40"/>
+              <w:right w:type="dxa" w:w="80"/>
+            </w:tcMar>
+          </w:tcPr>
+          <w:p>
+            <w:pPr>
+              <w:jc w:val="center"/>
+            </w:pPr>
             <w:r>
               <w:rPr>
                 <w:rFonts w:ascii="Times New Roman" w:cs="Times New Roman" w:eastAsia="Times New Roman" w:hAnsi="Times New Roman"/>
@@ -4890,17 +4796,17 @@
                 <w:sz w:val="18"/>
                 <w:szCs w:val="18"/>
               </w:rPr>
-              <w:t xml:space="preserve"> = .33 (.93)</w:t>
-            </w:r>
-          </w:p>
-        </w:tc>
-        <w:tc>
-          <w:tcPr>
-            <w:tcW w:type="dxa" w:w="2250"/>
-            <w:tcBorders>
-              <w:top w:val="none" w:color="FFFFFF" w:sz="0"/>
-              <w:left w:val="none" w:color="FFFFFF" w:sz="0"/>
-              <w:bottom w:val="none" w:color="FFFFFF" w:sz="0"/>
+              <w:t xml:space="preserve"> = .12 (.086)</w:t>
+            </w:r>
+          </w:p>
+        </w:tc>
+        <w:tc>
+          <w:tcPr>
+            <w:tcW w:type="dxa" w:w="2160"/>
+            <w:tcBorders>
+              <w:top w:val="none" w:color="FFFFFF" w:sz="0"/>
+              <w:left w:val="none" w:color="FFFFFF" w:sz="0"/>
+              <w:bottom w:val="single" w:color="000000" w:sz="4"/>
               <w:right w:val="none" w:color="FFFFFF" w:sz="0"/>
             </w:tcBorders>
             <w:tcMar>
@@ -4924,966 +4830,6 @@
                 <w:sz w:val="18"/>
                 <w:szCs w:val="18"/>
               </w:rPr>
-              <w:t xml:space="preserve">F</w:t>
-            </w:r>
-            <w:r>
-              <w:rPr>
-                <w:rFonts w:ascii="Times New Roman" w:cs="Times New Roman" w:eastAsia="Times New Roman" w:hAnsi="Times New Roman"/>
-                <w:b w:val="false"/>
-                <w:bCs w:val="false"/>
-                <w:sz w:val="18"/>
-                <w:szCs w:val="18"/>
-                <w:vertAlign w:val="subscript"/>
-              </w:rPr>
-              <w:t xml:space="preserve">4,20</w:t>
-            </w:r>
-            <w:r>
-              <w:rPr>
-                <w:rFonts w:ascii="Times New Roman" w:cs="Times New Roman" w:eastAsia="Times New Roman" w:hAnsi="Times New Roman"/>
-                <w:b w:val="false"/>
-                <w:bCs w:val="false"/>
-                <w:sz w:val="18"/>
-                <w:szCs w:val="18"/>
-              </w:rPr>
-              <w:t xml:space="preserve"> = 0.36, </w:t>
-            </w:r>
-            <w:r>
-              <w:rPr>
-                <w:rFonts w:ascii="Times New Roman" w:cs="Times New Roman" w:eastAsia="Times New Roman" w:hAnsi="Times New Roman"/>
-                <w:b w:val="false"/>
-                <w:bCs w:val="false"/>
-                <w:i/>
-                <w:iCs/>
-                <w:sz w:val="18"/>
-                <w:szCs w:val="18"/>
-              </w:rPr>
-              <w:t xml:space="preserve">p</w:t>
-            </w:r>
-            <w:r>
-              <w:rPr>
-                <w:rFonts w:ascii="Times New Roman" w:cs="Times New Roman" w:eastAsia="Times New Roman" w:hAnsi="Times New Roman"/>
-                <w:b w:val="false"/>
-                <w:bCs w:val="false"/>
-                <w:sz w:val="18"/>
-                <w:szCs w:val="18"/>
-              </w:rPr>
-              <w:t xml:space="preserve"> = .83 (.16)</w:t>
-            </w:r>
-          </w:p>
-        </w:tc>
-        <w:tc>
-          <w:tcPr>
-            <w:tcW w:type="dxa" w:w="2160"/>
-            <w:tcBorders>
-              <w:top w:val="none" w:color="FFFFFF" w:sz="0"/>
-              <w:left w:val="none" w:color="FFFFFF" w:sz="0"/>
-              <w:bottom w:val="none" w:color="FFFFFF" w:sz="0"/>
-              <w:right w:val="none" w:color="FFFFFF" w:sz="0"/>
-            </w:tcBorders>
-            <w:tcMar>
-              <w:top w:type="dxa" w:w="40"/>
-              <w:left w:type="dxa" w:w="80"/>
-              <w:bottom w:type="dxa" w:w="40"/>
-              <w:right w:type="dxa" w:w="80"/>
-            </w:tcMar>
-          </w:tcPr>
-          <w:p>
-            <w:pPr>
-              <w:jc w:val="center"/>
-            </w:pPr>
-            <w:r>
-              <w:rPr>
-                <w:rFonts w:ascii="Times New Roman" w:cs="Times New Roman" w:eastAsia="Times New Roman" w:hAnsi="Times New Roman"/>
-                <w:b w:val="false"/>
-                <w:bCs w:val="false"/>
-                <w:i/>
-                <w:iCs/>
-                <w:sz w:val="18"/>
-                <w:szCs w:val="18"/>
-              </w:rPr>
-              <w:t xml:space="preserve">F</w:t>
-            </w:r>
-            <w:r>
-              <w:rPr>
-                <w:rFonts w:ascii="Times New Roman" w:cs="Times New Roman" w:eastAsia="Times New Roman" w:hAnsi="Times New Roman"/>
-                <w:b w:val="false"/>
-                <w:bCs w:val="false"/>
-                <w:sz w:val="18"/>
-                <w:szCs w:val="18"/>
-                <w:vertAlign w:val="subscript"/>
-              </w:rPr>
-              <w:t xml:space="preserve">3,8</w:t>
-            </w:r>
-            <w:r>
-              <w:rPr>
-                <w:rFonts w:ascii="Times New Roman" w:cs="Times New Roman" w:eastAsia="Times New Roman" w:hAnsi="Times New Roman"/>
-                <w:b w:val="false"/>
-                <w:bCs w:val="false"/>
-                <w:sz w:val="18"/>
-                <w:szCs w:val="18"/>
-              </w:rPr>
-              <w:t xml:space="preserve"> = 0.93, </w:t>
-            </w:r>
-            <w:r>
-              <w:rPr>
-                <w:rFonts w:ascii="Times New Roman" w:cs="Times New Roman" w:eastAsia="Times New Roman" w:hAnsi="Times New Roman"/>
-                <w:b w:val="false"/>
-                <w:bCs w:val="false"/>
-                <w:i/>
-                <w:iCs/>
-                <w:sz w:val="18"/>
-                <w:szCs w:val="18"/>
-              </w:rPr>
-              <w:t xml:space="preserve">p</w:t>
-            </w:r>
-            <w:r>
-              <w:rPr>
-                <w:rFonts w:ascii="Times New Roman" w:cs="Times New Roman" w:eastAsia="Times New Roman" w:hAnsi="Times New Roman"/>
-                <w:b w:val="false"/>
-                <w:bCs w:val="false"/>
-                <w:sz w:val="18"/>
-                <w:szCs w:val="18"/>
-              </w:rPr>
-              <w:t xml:space="preserve"> = .47 (.82)</w:t>
-            </w:r>
-          </w:p>
-        </w:tc>
-      </w:tr>
-      <w:tr>
-        <w:tc>
-          <w:tcPr>
-            <w:tcW w:type="dxa" w:w="2700"/>
-            <w:tcBorders>
-              <w:top w:val="none" w:color="FFFFFF" w:sz="0"/>
-              <w:left w:val="none" w:color="FFFFFF" w:sz="0"/>
-              <w:bottom w:val="none" w:color="FFFFFF" w:sz="0"/>
-              <w:right w:val="none" w:color="FFFFFF" w:sz="0"/>
-            </w:tcBorders>
-            <w:tcMar>
-              <w:top w:type="dxa" w:w="40"/>
-              <w:left w:type="dxa" w:w="80"/>
-              <w:bottom w:type="dxa" w:w="40"/>
-              <w:right w:type="dxa" w:w="80"/>
-            </w:tcMar>
-          </w:tcPr>
-          <w:p>
-            <w:pPr>
-              <w:jc w:val="left"/>
-            </w:pPr>
-            <w:r>
-              <w:rPr>
-                <w:rFonts w:ascii="Times New Roman" w:cs="Times New Roman" w:eastAsia="Times New Roman" w:hAnsi="Times New Roman"/>
-                <w:b w:val="false"/>
-                <w:bCs w:val="false"/>
-                <w:sz w:val="18"/>
-                <w:szCs w:val="18"/>
-              </w:rPr>
-              <w:t xml:space="preserve">Continent</w:t>
-            </w:r>
-          </w:p>
-        </w:tc>
-        <w:tc>
-          <w:tcPr>
-            <w:tcW w:type="dxa" w:w="2250"/>
-            <w:tcBorders>
-              <w:top w:val="none" w:color="FFFFFF" w:sz="0"/>
-              <w:left w:val="none" w:color="FFFFFF" w:sz="0"/>
-              <w:bottom w:val="none" w:color="FFFFFF" w:sz="0"/>
-              <w:right w:val="none" w:color="FFFFFF" w:sz="0"/>
-            </w:tcBorders>
-            <w:tcMar>
-              <w:top w:type="dxa" w:w="40"/>
-              <w:left w:type="dxa" w:w="80"/>
-              <w:bottom w:type="dxa" w:w="40"/>
-              <w:right w:type="dxa" w:w="80"/>
-            </w:tcMar>
-          </w:tcPr>
-          <w:p>
-            <w:pPr>
-              <w:jc w:val="center"/>
-            </w:pPr>
-            <w:r>
-              <w:rPr>
-                <w:rFonts w:ascii="Times New Roman" w:cs="Times New Roman" w:eastAsia="Times New Roman" w:hAnsi="Times New Roman"/>
-                <w:b w:val="false"/>
-                <w:bCs w:val="false"/>
-                <w:i/>
-                <w:iCs/>
-                <w:sz w:val="18"/>
-                <w:szCs w:val="18"/>
-              </w:rPr>
-              <w:t xml:space="preserve">F</w:t>
-            </w:r>
-            <w:r>
-              <w:rPr>
-                <w:rFonts w:ascii="Times New Roman" w:cs="Times New Roman" w:eastAsia="Times New Roman" w:hAnsi="Times New Roman"/>
-                <w:b w:val="false"/>
-                <w:bCs w:val="false"/>
-                <w:sz w:val="18"/>
-                <w:szCs w:val="18"/>
-                <w:vertAlign w:val="subscript"/>
-              </w:rPr>
-              <w:t xml:space="preserve">3,38</w:t>
-            </w:r>
-            <w:r>
-              <w:rPr>
-                <w:rFonts w:ascii="Times New Roman" w:cs="Times New Roman" w:eastAsia="Times New Roman" w:hAnsi="Times New Roman"/>
-                <w:b w:val="false"/>
-                <w:bCs w:val="false"/>
-                <w:sz w:val="18"/>
-                <w:szCs w:val="18"/>
-              </w:rPr>
-              <w:t xml:space="preserve"> = 0.40, </w:t>
-            </w:r>
-            <w:r>
-              <w:rPr>
-                <w:rFonts w:ascii="Times New Roman" w:cs="Times New Roman" w:eastAsia="Times New Roman" w:hAnsi="Times New Roman"/>
-                <w:b w:val="false"/>
-                <w:bCs w:val="false"/>
-                <w:i/>
-                <w:iCs/>
-                <w:sz w:val="18"/>
-                <w:szCs w:val="18"/>
-              </w:rPr>
-              <w:t xml:space="preserve">p</w:t>
-            </w:r>
-            <w:r>
-              <w:rPr>
-                <w:rFonts w:ascii="Times New Roman" w:cs="Times New Roman" w:eastAsia="Times New Roman" w:hAnsi="Times New Roman"/>
-                <w:b w:val="false"/>
-                <w:bCs w:val="false"/>
-                <w:sz w:val="18"/>
-                <w:szCs w:val="18"/>
-              </w:rPr>
-              <w:t xml:space="preserve"> = .75 (.90)</w:t>
-            </w:r>
-          </w:p>
-        </w:tc>
-        <w:tc>
-          <w:tcPr>
-            <w:tcW w:type="dxa" w:w="2250"/>
-            <w:tcBorders>
-              <w:top w:val="none" w:color="FFFFFF" w:sz="0"/>
-              <w:left w:val="none" w:color="FFFFFF" w:sz="0"/>
-              <w:bottom w:val="none" w:color="FFFFFF" w:sz="0"/>
-              <w:right w:val="none" w:color="FFFFFF" w:sz="0"/>
-            </w:tcBorders>
-            <w:tcMar>
-              <w:top w:type="dxa" w:w="40"/>
-              <w:left w:type="dxa" w:w="80"/>
-              <w:bottom w:type="dxa" w:w="40"/>
-              <w:right w:type="dxa" w:w="80"/>
-            </w:tcMar>
-          </w:tcPr>
-          <w:p>
-            <w:pPr>
-              <w:jc w:val="center"/>
-            </w:pPr>
-            <w:r>
-              <w:rPr>
-                <w:rFonts w:ascii="Times New Roman" w:cs="Times New Roman" w:eastAsia="Times New Roman" w:hAnsi="Times New Roman"/>
-                <w:b w:val="false"/>
-                <w:bCs w:val="false"/>
-                <w:i/>
-                <w:iCs/>
-                <w:sz w:val="18"/>
-                <w:szCs w:val="18"/>
-              </w:rPr>
-              <w:t xml:space="preserve">F</w:t>
-            </w:r>
-            <w:r>
-              <w:rPr>
-                <w:rFonts w:ascii="Times New Roman" w:cs="Times New Roman" w:eastAsia="Times New Roman" w:hAnsi="Times New Roman"/>
-                <w:b w:val="false"/>
-                <w:bCs w:val="false"/>
-                <w:sz w:val="18"/>
-                <w:szCs w:val="18"/>
-                <w:vertAlign w:val="subscript"/>
-              </w:rPr>
-              <w:t xml:space="preserve">3,26</w:t>
-            </w:r>
-            <w:r>
-              <w:rPr>
-                <w:rFonts w:ascii="Times New Roman" w:cs="Times New Roman" w:eastAsia="Times New Roman" w:hAnsi="Times New Roman"/>
-                <w:b w:val="false"/>
-                <w:bCs w:val="false"/>
-                <w:sz w:val="18"/>
-                <w:szCs w:val="18"/>
-              </w:rPr>
-              <w:t xml:space="preserve"> = 0.27, </w:t>
-            </w:r>
-            <w:r>
-              <w:rPr>
-                <w:rFonts w:ascii="Times New Roman" w:cs="Times New Roman" w:eastAsia="Times New Roman" w:hAnsi="Times New Roman"/>
-                <w:b w:val="false"/>
-                <w:bCs w:val="false"/>
-                <w:i/>
-                <w:iCs/>
-                <w:sz w:val="18"/>
-                <w:szCs w:val="18"/>
-              </w:rPr>
-              <w:t xml:space="preserve">p</w:t>
-            </w:r>
-            <w:r>
-              <w:rPr>
-                <w:rFonts w:ascii="Times New Roman" w:cs="Times New Roman" w:eastAsia="Times New Roman" w:hAnsi="Times New Roman"/>
-                <w:b w:val="false"/>
-                <w:bCs w:val="false"/>
-                <w:sz w:val="18"/>
-                <w:szCs w:val="18"/>
-              </w:rPr>
-              <w:t xml:space="preserve"> = .85 (.77)</w:t>
-            </w:r>
-          </w:p>
-        </w:tc>
-        <w:tc>
-          <w:tcPr>
-            <w:tcW w:type="dxa" w:w="2160"/>
-            <w:tcBorders>
-              <w:top w:val="none" w:color="FFFFFF" w:sz="0"/>
-              <w:left w:val="none" w:color="FFFFFF" w:sz="0"/>
-              <w:bottom w:val="none" w:color="FFFFFF" w:sz="0"/>
-              <w:right w:val="none" w:color="FFFFFF" w:sz="0"/>
-            </w:tcBorders>
-            <w:tcMar>
-              <w:top w:type="dxa" w:w="40"/>
-              <w:left w:type="dxa" w:w="80"/>
-              <w:bottom w:type="dxa" w:w="40"/>
-              <w:right w:type="dxa" w:w="80"/>
-            </w:tcMar>
-          </w:tcPr>
-          <w:p>
-            <w:pPr>
-              <w:jc w:val="center"/>
-            </w:pPr>
-            <w:r>
-              <w:rPr>
-                <w:rFonts w:ascii="Times New Roman" w:cs="Times New Roman" w:eastAsia="Times New Roman" w:hAnsi="Times New Roman"/>
-                <w:b w:val="false"/>
-                <w:bCs w:val="false"/>
-                <w:i/>
-                <w:iCs/>
-                <w:sz w:val="18"/>
-                <w:szCs w:val="18"/>
-              </w:rPr>
-              <w:t xml:space="preserve">F</w:t>
-            </w:r>
-            <w:r>
-              <w:rPr>
-                <w:rFonts w:ascii="Times New Roman" w:cs="Times New Roman" w:eastAsia="Times New Roman" w:hAnsi="Times New Roman"/>
-                <w:b w:val="false"/>
-                <w:bCs w:val="false"/>
-                <w:sz w:val="18"/>
-                <w:szCs w:val="18"/>
-                <w:vertAlign w:val="subscript"/>
-              </w:rPr>
-              <w:t xml:space="preserve">2,12</w:t>
-            </w:r>
-            <w:r>
-              <w:rPr>
-                <w:rFonts w:ascii="Times New Roman" w:cs="Times New Roman" w:eastAsia="Times New Roman" w:hAnsi="Times New Roman"/>
-                <w:b w:val="false"/>
-                <w:bCs w:val="false"/>
-                <w:sz w:val="18"/>
-                <w:szCs w:val="18"/>
-              </w:rPr>
-              <w:t xml:space="preserve"> = 0.01, </w:t>
-            </w:r>
-            <w:r>
-              <w:rPr>
-                <w:rFonts w:ascii="Times New Roman" w:cs="Times New Roman" w:eastAsia="Times New Roman" w:hAnsi="Times New Roman"/>
-                <w:b w:val="false"/>
-                <w:bCs w:val="false"/>
-                <w:i/>
-                <w:iCs/>
-                <w:sz w:val="18"/>
-                <w:szCs w:val="18"/>
-              </w:rPr>
-              <w:t xml:space="preserve">p</w:t>
-            </w:r>
-            <w:r>
-              <w:rPr>
-                <w:rFonts w:ascii="Times New Roman" w:cs="Times New Roman" w:eastAsia="Times New Roman" w:hAnsi="Times New Roman"/>
-                <w:b w:val="false"/>
-                <w:bCs w:val="false"/>
-                <w:sz w:val="18"/>
-                <w:szCs w:val="18"/>
-              </w:rPr>
-              <w:t xml:space="preserve"> = .99 (.99)</w:t>
-            </w:r>
-          </w:p>
-        </w:tc>
-      </w:tr>
-      <w:tr>
-        <w:tc>
-          <w:tcPr>
-            <w:tcW w:type="dxa" w:w="2700"/>
-            <w:tcBorders>
-              <w:top w:val="none" w:color="FFFFFF" w:sz="0"/>
-              <w:left w:val="none" w:color="FFFFFF" w:sz="0"/>
-              <w:bottom w:val="none" w:color="FFFFFF" w:sz="0"/>
-              <w:right w:val="none" w:color="FFFFFF" w:sz="0"/>
-            </w:tcBorders>
-            <w:tcMar>
-              <w:top w:type="dxa" w:w="40"/>
-              <w:left w:type="dxa" w:w="80"/>
-              <w:bottom w:type="dxa" w:w="40"/>
-              <w:right w:type="dxa" w:w="80"/>
-            </w:tcMar>
-          </w:tcPr>
-          <w:p>
-            <w:pPr>
-              <w:jc w:val="left"/>
-            </w:pPr>
-            <w:r>
-              <w:rPr>
-                <w:rFonts w:ascii="Times New Roman" w:cs="Times New Roman" w:eastAsia="Times New Roman" w:hAnsi="Times New Roman"/>
-                <w:b w:val="false"/>
-                <w:bCs w:val="false"/>
-                <w:sz w:val="18"/>
-                <w:szCs w:val="18"/>
-              </w:rPr>
-              <w:t xml:space="preserve">Plant biomass (slope)</w:t>
-            </w:r>
-          </w:p>
-        </w:tc>
-        <w:tc>
-          <w:tcPr>
-            <w:tcW w:type="dxa" w:w="2250"/>
-            <w:tcBorders>
-              <w:top w:val="none" w:color="FFFFFF" w:sz="0"/>
-              <w:left w:val="none" w:color="FFFFFF" w:sz="0"/>
-              <w:bottom w:val="none" w:color="FFFFFF" w:sz="0"/>
-              <w:right w:val="none" w:color="FFFFFF" w:sz="0"/>
-            </w:tcBorders>
-            <w:tcMar>
-              <w:top w:type="dxa" w:w="40"/>
-              <w:left w:type="dxa" w:w="80"/>
-              <w:bottom w:type="dxa" w:w="40"/>
-              <w:right w:type="dxa" w:w="80"/>
-            </w:tcMar>
-          </w:tcPr>
-          <w:p>
-            <w:pPr>
-              <w:jc w:val="center"/>
-            </w:pPr>
-            <w:r>
-              <w:rPr>
-                <w:rFonts w:ascii="Times New Roman" w:cs="Times New Roman" w:eastAsia="Times New Roman" w:hAnsi="Times New Roman"/>
-                <w:b w:val="false"/>
-                <w:bCs w:val="false"/>
-                <w:i/>
-                <w:iCs/>
-                <w:sz w:val="18"/>
-                <w:szCs w:val="18"/>
-              </w:rPr>
-              <w:t xml:space="preserve">p</w:t>
-            </w:r>
-            <w:r>
-              <w:rPr>
-                <w:rFonts w:ascii="Times New Roman" w:cs="Times New Roman" w:eastAsia="Times New Roman" w:hAnsi="Times New Roman"/>
-                <w:b w:val="false"/>
-                <w:bCs w:val="false"/>
-                <w:sz w:val="18"/>
-                <w:szCs w:val="18"/>
-              </w:rPr>
-              <w:t xml:space="preserve"> = .78 (.75)</w:t>
-            </w:r>
-          </w:p>
-        </w:tc>
-        <w:tc>
-          <w:tcPr>
-            <w:tcW w:type="dxa" w:w="2250"/>
-            <w:tcBorders>
-              <w:top w:val="none" w:color="FFFFFF" w:sz="0"/>
-              <w:left w:val="none" w:color="FFFFFF" w:sz="0"/>
-              <w:bottom w:val="none" w:color="FFFFFF" w:sz="0"/>
-              <w:right w:val="none" w:color="FFFFFF" w:sz="0"/>
-            </w:tcBorders>
-            <w:tcMar>
-              <w:top w:type="dxa" w:w="40"/>
-              <w:left w:type="dxa" w:w="80"/>
-              <w:bottom w:type="dxa" w:w="40"/>
-              <w:right w:type="dxa" w:w="80"/>
-            </w:tcMar>
-          </w:tcPr>
-          <w:p>
-            <w:pPr>
-              <w:jc w:val="center"/>
-            </w:pPr>
-            <w:r>
-              <w:rPr>
-                <w:rFonts w:ascii="Times New Roman" w:cs="Times New Roman" w:eastAsia="Times New Roman" w:hAnsi="Times New Roman"/>
-                <w:b w:val="false"/>
-                <w:bCs w:val="false"/>
-                <w:i/>
-                <w:iCs/>
-                <w:sz w:val="18"/>
-                <w:szCs w:val="18"/>
-              </w:rPr>
-              <w:t xml:space="preserve">p</w:t>
-            </w:r>
-            <w:r>
-              <w:rPr>
-                <w:rFonts w:ascii="Times New Roman" w:cs="Times New Roman" w:eastAsia="Times New Roman" w:hAnsi="Times New Roman"/>
-                <w:b w:val="false"/>
-                <w:bCs w:val="false"/>
-                <w:sz w:val="18"/>
-                <w:szCs w:val="18"/>
-              </w:rPr>
-              <w:t xml:space="preserve"> = .72 (.47)</w:t>
-            </w:r>
-          </w:p>
-        </w:tc>
-        <w:tc>
-          <w:tcPr>
-            <w:tcW w:type="dxa" w:w="2160"/>
-            <w:tcBorders>
-              <w:top w:val="none" w:color="FFFFFF" w:sz="0"/>
-              <w:left w:val="none" w:color="FFFFFF" w:sz="0"/>
-              <w:bottom w:val="none" w:color="FFFFFF" w:sz="0"/>
-              <w:right w:val="none" w:color="FFFFFF" w:sz="0"/>
-            </w:tcBorders>
-            <w:tcMar>
-              <w:top w:type="dxa" w:w="40"/>
-              <w:left w:type="dxa" w:w="80"/>
-              <w:bottom w:type="dxa" w:w="40"/>
-              <w:right w:type="dxa" w:w="80"/>
-            </w:tcMar>
-          </w:tcPr>
-          <w:p>
-            <w:pPr>
-              <w:jc w:val="center"/>
-            </w:pPr>
-            <w:r>
-              <w:rPr>
-                <w:rFonts w:ascii="Times New Roman" w:cs="Times New Roman" w:eastAsia="Times New Roman" w:hAnsi="Times New Roman"/>
-                <w:b w:val="false"/>
-                <w:bCs w:val="false"/>
-                <w:sz w:val="18"/>
-                <w:szCs w:val="18"/>
-              </w:rPr>
-              <w:t xml:space="preserve">–</w:t>
-            </w:r>
-          </w:p>
-        </w:tc>
-      </w:tr>
-      <w:tr>
-        <w:tc>
-          <w:tcPr>
-            <w:tcW w:type="dxa" w:w="2700"/>
-            <w:tcBorders>
-              <w:top w:val="none" w:color="FFFFFF" w:sz="0"/>
-              <w:left w:val="none" w:color="FFFFFF" w:sz="0"/>
-              <w:bottom w:val="none" w:color="FFFFFF" w:sz="0"/>
-              <w:right w:val="none" w:color="FFFFFF" w:sz="0"/>
-            </w:tcBorders>
-            <w:tcMar>
-              <w:top w:type="dxa" w:w="40"/>
-              <w:left w:type="dxa" w:w="80"/>
-              <w:bottom w:type="dxa" w:w="40"/>
-              <w:right w:type="dxa" w:w="80"/>
-            </w:tcMar>
-          </w:tcPr>
-          <w:p>
-            <w:pPr>
-              <w:jc w:val="left"/>
-            </w:pPr>
-            <w:r>
-              <w:rPr>
-                <w:rFonts w:ascii="Times New Roman" w:cs="Times New Roman" w:eastAsia="Times New Roman" w:hAnsi="Times New Roman"/>
-                <w:b w:val="false"/>
-                <w:bCs w:val="false"/>
-                <w:sz w:val="18"/>
-                <w:szCs w:val="18"/>
-              </w:rPr>
-              <w:t xml:space="preserve">Study design</w:t>
-            </w:r>
-          </w:p>
-        </w:tc>
-        <w:tc>
-          <w:tcPr>
-            <w:tcW w:type="dxa" w:w="2250"/>
-            <w:tcBorders>
-              <w:top w:val="none" w:color="FFFFFF" w:sz="0"/>
-              <w:left w:val="none" w:color="FFFFFF" w:sz="0"/>
-              <w:bottom w:val="none" w:color="FFFFFF" w:sz="0"/>
-              <w:right w:val="none" w:color="FFFFFF" w:sz="0"/>
-            </w:tcBorders>
-            <w:tcMar>
-              <w:top w:type="dxa" w:w="40"/>
-              <w:left w:type="dxa" w:w="80"/>
-              <w:bottom w:type="dxa" w:w="40"/>
-              <w:right w:type="dxa" w:w="80"/>
-            </w:tcMar>
-          </w:tcPr>
-          <w:p>
-            <w:pPr>
-              <w:jc w:val="center"/>
-            </w:pPr>
-            <w:r>
-              <w:rPr>
-                <w:rFonts w:ascii="Times New Roman" w:cs="Times New Roman" w:eastAsia="Times New Roman" w:hAnsi="Times New Roman"/>
-                <w:b w:val="false"/>
-                <w:bCs w:val="false"/>
-                <w:i/>
-                <w:iCs/>
-                <w:sz w:val="18"/>
-                <w:szCs w:val="18"/>
-              </w:rPr>
-              <w:t xml:space="preserve">F</w:t>
-            </w:r>
-            <w:r>
-              <w:rPr>
-                <w:rFonts w:ascii="Times New Roman" w:cs="Times New Roman" w:eastAsia="Times New Roman" w:hAnsi="Times New Roman"/>
-                <w:b w:val="false"/>
-                <w:bCs w:val="false"/>
-                <w:sz w:val="18"/>
-                <w:szCs w:val="18"/>
-                <w:vertAlign w:val="subscript"/>
-              </w:rPr>
-              <w:t xml:space="preserve">1,42</w:t>
-            </w:r>
-            <w:r>
-              <w:rPr>
-                <w:rFonts w:ascii="Times New Roman" w:cs="Times New Roman" w:eastAsia="Times New Roman" w:hAnsi="Times New Roman"/>
-                <w:b w:val="false"/>
-                <w:bCs w:val="false"/>
-                <w:sz w:val="18"/>
-                <w:szCs w:val="18"/>
-              </w:rPr>
-              <w:t xml:space="preserve"> = 1.26, </w:t>
-            </w:r>
-            <w:r>
-              <w:rPr>
-                <w:rFonts w:ascii="Times New Roman" w:cs="Times New Roman" w:eastAsia="Times New Roman" w:hAnsi="Times New Roman"/>
-                <w:b w:val="false"/>
-                <w:bCs w:val="false"/>
-                <w:i/>
-                <w:iCs/>
-                <w:sz w:val="18"/>
-                <w:szCs w:val="18"/>
-              </w:rPr>
-              <w:t xml:space="preserve">p</w:t>
-            </w:r>
-            <w:r>
-              <w:rPr>
-                <w:rFonts w:ascii="Times New Roman" w:cs="Times New Roman" w:eastAsia="Times New Roman" w:hAnsi="Times New Roman"/>
-                <w:b w:val="false"/>
-                <w:bCs w:val="false"/>
-                <w:sz w:val="18"/>
-                <w:szCs w:val="18"/>
-              </w:rPr>
-              <w:t xml:space="preserve"> = .27 (.28)</w:t>
-            </w:r>
-          </w:p>
-        </w:tc>
-        <w:tc>
-          <w:tcPr>
-            <w:tcW w:type="dxa" w:w="2250"/>
-            <w:tcBorders>
-              <w:top w:val="none" w:color="FFFFFF" w:sz="0"/>
-              <w:left w:val="none" w:color="FFFFFF" w:sz="0"/>
-              <w:bottom w:val="none" w:color="FFFFFF" w:sz="0"/>
-              <w:right w:val="none" w:color="FFFFFF" w:sz="0"/>
-            </w:tcBorders>
-            <w:tcMar>
-              <w:top w:type="dxa" w:w="40"/>
-              <w:left w:type="dxa" w:w="80"/>
-              <w:bottom w:type="dxa" w:w="40"/>
-              <w:right w:type="dxa" w:w="80"/>
-            </w:tcMar>
-          </w:tcPr>
-          <w:p>
-            <w:pPr>
-              <w:jc w:val="center"/>
-            </w:pPr>
-            <w:r>
-              <w:rPr>
-                <w:rFonts w:ascii="Times New Roman" w:cs="Times New Roman" w:eastAsia="Times New Roman" w:hAnsi="Times New Roman"/>
-                <w:b w:val="false"/>
-                <w:bCs w:val="false"/>
-                <w:i/>
-                <w:iCs/>
-                <w:sz w:val="18"/>
-                <w:szCs w:val="18"/>
-              </w:rPr>
-              <w:t xml:space="preserve">F</w:t>
-            </w:r>
-            <w:r>
-              <w:rPr>
-                <w:rFonts w:ascii="Times New Roman" w:cs="Times New Roman" w:eastAsia="Times New Roman" w:hAnsi="Times New Roman"/>
-                <w:b w:val="false"/>
-                <w:bCs w:val="false"/>
-                <w:sz w:val="18"/>
-                <w:szCs w:val="18"/>
-                <w:vertAlign w:val="subscript"/>
-              </w:rPr>
-              <w:t xml:space="preserve">1,33</w:t>
-            </w:r>
-            <w:r>
-              <w:rPr>
-                <w:rFonts w:ascii="Times New Roman" w:cs="Times New Roman" w:eastAsia="Times New Roman" w:hAnsi="Times New Roman"/>
-                <w:b w:val="false"/>
-                <w:bCs w:val="false"/>
-                <w:sz w:val="18"/>
-                <w:szCs w:val="18"/>
-              </w:rPr>
-              <w:t xml:space="preserve"> = 0.77, </w:t>
-            </w:r>
-            <w:r>
-              <w:rPr>
-                <w:rFonts w:ascii="Times New Roman" w:cs="Times New Roman" w:eastAsia="Times New Roman" w:hAnsi="Times New Roman"/>
-                <w:b w:val="false"/>
-                <w:bCs w:val="false"/>
-                <w:i/>
-                <w:iCs/>
-                <w:sz w:val="18"/>
-                <w:szCs w:val="18"/>
-              </w:rPr>
-              <w:t xml:space="preserve">p</w:t>
-            </w:r>
-            <w:r>
-              <w:rPr>
-                <w:rFonts w:ascii="Times New Roman" w:cs="Times New Roman" w:eastAsia="Times New Roman" w:hAnsi="Times New Roman"/>
-                <w:b w:val="false"/>
-                <w:bCs w:val="false"/>
-                <w:sz w:val="18"/>
-                <w:szCs w:val="18"/>
-              </w:rPr>
-              <w:t xml:space="preserve"> = .39 (.42)</w:t>
-            </w:r>
-          </w:p>
-        </w:tc>
-        <w:tc>
-          <w:tcPr>
-            <w:tcW w:type="dxa" w:w="2160"/>
-            <w:tcBorders>
-              <w:top w:val="none" w:color="FFFFFF" w:sz="0"/>
-              <w:left w:val="none" w:color="FFFFFF" w:sz="0"/>
-              <w:bottom w:val="none" w:color="FFFFFF" w:sz="0"/>
-              <w:right w:val="none" w:color="FFFFFF" w:sz="0"/>
-            </w:tcBorders>
-            <w:tcMar>
-              <w:top w:type="dxa" w:w="40"/>
-              <w:left w:type="dxa" w:w="80"/>
-              <w:bottom w:type="dxa" w:w="40"/>
-              <w:right w:type="dxa" w:w="80"/>
-            </w:tcMar>
-          </w:tcPr>
-          <w:p>
-            <w:pPr>
-              <w:jc w:val="center"/>
-            </w:pPr>
-            <w:r>
-              <w:rPr>
-                <w:rFonts w:ascii="Times New Roman" w:cs="Times New Roman" w:eastAsia="Times New Roman" w:hAnsi="Times New Roman"/>
-                <w:b w:val="false"/>
-                <w:bCs w:val="false"/>
-                <w:i/>
-                <w:iCs/>
-                <w:sz w:val="18"/>
-                <w:szCs w:val="18"/>
-              </w:rPr>
-              <w:t xml:space="preserve">F</w:t>
-            </w:r>
-            <w:r>
-              <w:rPr>
-                <w:rFonts w:ascii="Times New Roman" w:cs="Times New Roman" w:eastAsia="Times New Roman" w:hAnsi="Times New Roman"/>
-                <w:b w:val="false"/>
-                <w:bCs w:val="false"/>
-                <w:sz w:val="18"/>
-                <w:szCs w:val="18"/>
-                <w:vertAlign w:val="subscript"/>
-              </w:rPr>
-              <w:t xml:space="preserve">1,15</w:t>
-            </w:r>
-            <w:r>
-              <w:rPr>
-                <w:rFonts w:ascii="Times New Roman" w:cs="Times New Roman" w:eastAsia="Times New Roman" w:hAnsi="Times New Roman"/>
-                <w:b w:val="false"/>
-                <w:bCs w:val="false"/>
-                <w:sz w:val="18"/>
-                <w:szCs w:val="18"/>
-              </w:rPr>
-              <w:t xml:space="preserve"> = 2.68, </w:t>
-            </w:r>
-            <w:r>
-              <w:rPr>
-                <w:rFonts w:ascii="Times New Roman" w:cs="Times New Roman" w:eastAsia="Times New Roman" w:hAnsi="Times New Roman"/>
-                <w:b w:val="false"/>
-                <w:bCs w:val="false"/>
-                <w:i/>
-                <w:iCs/>
-                <w:sz w:val="18"/>
-                <w:szCs w:val="18"/>
-              </w:rPr>
-              <w:t xml:space="preserve">p</w:t>
-            </w:r>
-            <w:r>
-              <w:rPr>
-                <w:rFonts w:ascii="Times New Roman" w:cs="Times New Roman" w:eastAsia="Times New Roman" w:hAnsi="Times New Roman"/>
-                <w:b w:val="false"/>
-                <w:bCs w:val="false"/>
-                <w:sz w:val="18"/>
-                <w:szCs w:val="18"/>
-              </w:rPr>
-              <w:t xml:space="preserve"> = .12 (.18)</w:t>
-            </w:r>
-          </w:p>
-        </w:tc>
-      </w:tr>
-      <w:tr>
-        <w:tc>
-          <w:tcPr>
-            <w:tcW w:type="dxa" w:w="2700"/>
-            <w:tcBorders>
-              <w:top w:val="none" w:color="FFFFFF" w:sz="0"/>
-              <w:left w:val="none" w:color="FFFFFF" w:sz="0"/>
-              <w:bottom w:val="single" w:color="000000" w:sz="4"/>
-              <w:right w:val="none" w:color="FFFFFF" w:sz="0"/>
-            </w:tcBorders>
-            <w:tcMar>
-              <w:top w:type="dxa" w:w="40"/>
-              <w:left w:type="dxa" w:w="80"/>
-              <w:bottom w:type="dxa" w:w="40"/>
-              <w:right w:type="dxa" w:w="80"/>
-            </w:tcMar>
-          </w:tcPr>
-          <w:p>
-            <w:pPr>
-              <w:jc w:val="left"/>
-            </w:pPr>
-            <w:r>
-              <w:rPr>
-                <w:rFonts w:ascii="Times New Roman" w:cs="Times New Roman" w:eastAsia="Times New Roman" w:hAnsi="Times New Roman"/>
-                <w:b w:val="false"/>
-                <w:bCs w:val="false"/>
-                <w:sz w:val="18"/>
-                <w:szCs w:val="18"/>
-              </w:rPr>
-              <w:t xml:space="preserve">Egger test (SE slope)</w:t>
-            </w:r>
-          </w:p>
-        </w:tc>
-        <w:tc>
-          <w:tcPr>
-            <w:tcW w:type="dxa" w:w="2250"/>
-            <w:tcBorders>
-              <w:top w:val="none" w:color="FFFFFF" w:sz="0"/>
-              <w:left w:val="none" w:color="FFFFFF" w:sz="0"/>
-              <w:bottom w:val="single" w:color="000000" w:sz="4"/>
-              <w:right w:val="none" w:color="FFFFFF" w:sz="0"/>
-            </w:tcBorders>
-            <w:tcMar>
-              <w:top w:type="dxa" w:w="40"/>
-              <w:left w:type="dxa" w:w="80"/>
-              <w:bottom w:type="dxa" w:w="40"/>
-              <w:right w:type="dxa" w:w="80"/>
-            </w:tcMar>
-          </w:tcPr>
-          <w:p>
-            <w:pPr>
-              <w:jc w:val="center"/>
-            </w:pPr>
-            <w:r>
-              <w:rPr>
-                <w:rFonts w:ascii="Times New Roman" w:cs="Times New Roman" w:eastAsia="Times New Roman" w:hAnsi="Times New Roman"/>
-                <w:b w:val="false"/>
-                <w:bCs w:val="false"/>
-                <w:i/>
-                <w:iCs/>
-                <w:sz w:val="18"/>
-                <w:szCs w:val="18"/>
-              </w:rPr>
-              <w:t xml:space="preserve">p</w:t>
-            </w:r>
-            <w:r>
-              <w:rPr>
-                <w:rFonts w:ascii="Times New Roman" w:cs="Times New Roman" w:eastAsia="Times New Roman" w:hAnsi="Times New Roman"/>
-                <w:b w:val="false"/>
-                <w:bCs w:val="false"/>
-                <w:sz w:val="18"/>
-                <w:szCs w:val="18"/>
-              </w:rPr>
-              <w:t xml:space="preserve"> &lt; .001 (.003)</w:t>
-            </w:r>
-          </w:p>
-        </w:tc>
-        <w:tc>
-          <w:tcPr>
-            <w:tcW w:type="dxa" w:w="2250"/>
-            <w:tcBorders>
-              <w:top w:val="none" w:color="FFFFFF" w:sz="0"/>
-              <w:left w:val="none" w:color="FFFFFF" w:sz="0"/>
-              <w:bottom w:val="single" w:color="000000" w:sz="4"/>
-              <w:right w:val="none" w:color="FFFFFF" w:sz="0"/>
-            </w:tcBorders>
-            <w:tcMar>
-              <w:top w:type="dxa" w:w="40"/>
-              <w:left w:type="dxa" w:w="80"/>
-              <w:bottom w:type="dxa" w:w="40"/>
-              <w:right w:type="dxa" w:w="80"/>
-            </w:tcMar>
-          </w:tcPr>
-          <w:p>
-            <w:pPr>
-              <w:jc w:val="center"/>
-            </w:pPr>
-            <w:r>
-              <w:rPr>
-                <w:rFonts w:ascii="Times New Roman" w:cs="Times New Roman" w:eastAsia="Times New Roman" w:hAnsi="Times New Roman"/>
-                <w:b w:val="false"/>
-                <w:bCs w:val="false"/>
-                <w:i/>
-                <w:iCs/>
-                <w:sz w:val="18"/>
-                <w:szCs w:val="18"/>
-              </w:rPr>
-              <w:t xml:space="preserve">p</w:t>
-            </w:r>
-            <w:r>
-              <w:rPr>
-                <w:rFonts w:ascii="Times New Roman" w:cs="Times New Roman" w:eastAsia="Times New Roman" w:hAnsi="Times New Roman"/>
-                <w:b w:val="false"/>
-                <w:bCs w:val="false"/>
-                <w:sz w:val="18"/>
-                <w:szCs w:val="18"/>
-              </w:rPr>
-              <w:t xml:space="preserve"> = .12 (.086)</w:t>
-            </w:r>
-          </w:p>
-        </w:tc>
-        <w:tc>
-          <w:tcPr>
-            <w:tcW w:type="dxa" w:w="2160"/>
-            <w:tcBorders>
-              <w:top w:val="none" w:color="FFFFFF" w:sz="0"/>
-              <w:left w:val="none" w:color="FFFFFF" w:sz="0"/>
-              <w:bottom w:val="single" w:color="000000" w:sz="4"/>
-              <w:right w:val="none" w:color="FFFFFF" w:sz="0"/>
-            </w:tcBorders>
-            <w:tcMar>
-              <w:top w:type="dxa" w:w="40"/>
-              <w:left w:type="dxa" w:w="80"/>
-              <w:bottom w:type="dxa" w:w="40"/>
-              <w:right w:type="dxa" w:w="80"/>
-            </w:tcMar>
-          </w:tcPr>
-          <w:p>
-            <w:pPr>
-              <w:jc w:val="center"/>
-            </w:pPr>
-            <w:r>
-              <w:rPr>
-                <w:rFonts w:ascii="Times New Roman" w:cs="Times New Roman" w:eastAsia="Times New Roman" w:hAnsi="Times New Roman"/>
-                <w:b w:val="false"/>
-                <w:bCs w:val="false"/>
-                <w:i/>
-                <w:iCs/>
-                <w:sz w:val="18"/>
-                <w:szCs w:val="18"/>
-              </w:rPr>
               <w:t xml:space="preserve">p</w:t>
             </w:r>
             <w:r>
@@ -5918,7 +4864,7 @@
           <w:sz w:val="18"/>
           <w:szCs w:val="18"/>
         </w:rPr>
-        <w:t xml:space="preserve">: Robust omnibus test for trophic group (abundance) could not be computed because the number of levels was large relative to the number of locations. –, not estimable (insufficient studies).</w:t>
+        <w:t xml:space="preserve">: The robust omnibus test for trophic group (abundance) could not be computed because the number of levels was large relative to the number of locations.</w:t>
       </w:r>
     </w:p>
     <w:p>
@@ -5926,17 +4872,17 @@
         <w:spacing w:after="120" w:before="240"/>
       </w:pPr>
       <w:r>
-        <w:t xml:space="preserve">TABLE 2 Effects of grazer exclusion on the abundance of invertebrate trophic groups, across all exclosures and separately for the exclusion of native and domestic grazers. Values are percentage change (95% CI); </w:t>
-      </w:r>
-      <w:r>
-        <w:rPr>
-          <w:i/>
-          <w:iCs/>
-        </w:rPr>
-        <w:t xml:space="preserve">k</w:t>
-      </w:r>
-      <w:r>
-        <w:t xml:space="preserve"> (studies) in brackets. Groups with fewer than three studies are not estimated (–).</w:t>
+        <w:t xml:space="preserve">TABLE 2 Effects of grazer exclusion on the abundance of invertebrate trophic groups. Values are percentage change in exclosures relative to grazed plots (95% CI); </w:t>
+      </w:r>
+      <w:r>
+        <w:rPr>
+          <w:i/>
+          <w:iCs/>
+        </w:rPr>
+        <w:t xml:space="preserve">p</w:t>
+      </w:r>
+      <w:r>
+        <w:t xml:space="preserve"> values are model-based (cluster-robust in brackets).</w:t>
       </w:r>
     </w:p>
     <w:tbl>
@@ -5952,10 +4898,10 @@
         </w:tblBorders>
       </w:tblPr>
       <w:tblGrid>
-        <w:gridCol w:w="1700"/>
-        <w:gridCol w:w="2560"/>
-        <w:gridCol w:w="2550"/>
-        <w:gridCol w:w="2550"/>
+        <w:gridCol w:w="2400"/>
+        <w:gridCol w:w="2600"/>
+        <w:gridCol w:w="2200"/>
+        <w:gridCol w:w="2160"/>
       </w:tblGrid>
       <w:tr>
         <w:trPr>
@@ -5963,7 +4909,7 @@
         </w:trPr>
         <w:tc>
           <w:tcPr>
-            <w:tcW w:type="dxa" w:w="1700"/>
+            <w:tcW w:type="dxa" w:w="2400"/>
             <w:tcBorders>
               <w:top w:val="single" w:color="000000" w:sz="4"/>
               <w:left w:val="none" w:color="FFFFFF" w:sz="0"/>
@@ -5995,7 +4941,7 @@
         </w:tc>
         <w:tc>
           <w:tcPr>
-            <w:tcW w:type="dxa" w:w="2560"/>
+            <w:tcW w:type="dxa" w:w="2600"/>
             <w:tcBorders>
               <w:top w:val="single" w:color="000000" w:sz="4"/>
               <w:left w:val="none" w:color="FFFFFF" w:sz="0"/>
@@ -6021,13 +4967,13 @@
                 <w:sz w:val="18"/>
                 <w:szCs w:val="18"/>
               </w:rPr>
-              <w:t xml:space="preserve">All exclosures</w:t>
-            </w:r>
-          </w:p>
-        </w:tc>
-        <w:tc>
-          <w:tcPr>
-            <w:tcW w:type="dxa" w:w="2550"/>
+              <w:t xml:space="preserve">Change, % (95% CI)</w:t>
+            </w:r>
+          </w:p>
+        </w:tc>
+        <w:tc>
+          <w:tcPr>
+            <w:tcW w:type="dxa" w:w="2200"/>
             <w:tcBorders>
               <w:top w:val="single" w:color="000000" w:sz="4"/>
               <w:left w:val="none" w:color="FFFFFF" w:sz="0"/>
@@ -6050,16 +4996,50 @@
                 <w:rFonts w:ascii="Times New Roman" w:cs="Times New Roman" w:eastAsia="Times New Roman" w:hAnsi="Times New Roman"/>
                 <w:b w:val="false"/>
                 <w:bCs w:val="false"/>
-                <w:sz w:val="18"/>
-                <w:szCs w:val="18"/>
-              </w:rPr>
-              <w:t xml:space="preserve">Native grazers excluded</w:t>
-            </w:r>
-          </w:p>
-        </w:tc>
-        <w:tc>
-          <w:tcPr>
-            <w:tcW w:type="dxa" w:w="2550"/>
+                <w:i/>
+                <w:iCs/>
+                <w:sz w:val="18"/>
+                <w:szCs w:val="18"/>
+              </w:rPr>
+              <w:t xml:space="preserve">p</w:t>
+            </w:r>
+            <w:r>
+              <w:rPr>
+                <w:rFonts w:ascii="Times New Roman" w:cs="Times New Roman" w:eastAsia="Times New Roman" w:hAnsi="Times New Roman"/>
+                <w:b w:val="false"/>
+                <w:bCs w:val="false"/>
+                <w:sz w:val="18"/>
+                <w:szCs w:val="18"/>
+              </w:rPr>
+              <w:t xml:space="preserve"> (robust </w:t>
+            </w:r>
+            <w:r>
+              <w:rPr>
+                <w:rFonts w:ascii="Times New Roman" w:cs="Times New Roman" w:eastAsia="Times New Roman" w:hAnsi="Times New Roman"/>
+                <w:b w:val="false"/>
+                <w:bCs w:val="false"/>
+                <w:i/>
+                <w:iCs/>
+                <w:sz w:val="18"/>
+                <w:szCs w:val="18"/>
+              </w:rPr>
+              <w:t xml:space="preserve">p</w:t>
+            </w:r>
+            <w:r>
+              <w:rPr>
+                <w:rFonts w:ascii="Times New Roman" w:cs="Times New Roman" w:eastAsia="Times New Roman" w:hAnsi="Times New Roman"/>
+                <w:b w:val="false"/>
+                <w:bCs w:val="false"/>
+                <w:sz w:val="18"/>
+                <w:szCs w:val="18"/>
+              </w:rPr>
+              <w:t xml:space="preserve">)</w:t>
+            </w:r>
+          </w:p>
+        </w:tc>
+        <w:tc>
+          <w:tcPr>
+            <w:tcW w:type="dxa" w:w="2160"/>
             <w:tcBorders>
               <w:top w:val="single" w:color="000000" w:sz="4"/>
               <w:left w:val="none" w:color="FFFFFF" w:sz="0"/>
@@ -6082,10 +5062,22 @@
                 <w:rFonts w:ascii="Times New Roman" w:cs="Times New Roman" w:eastAsia="Times New Roman" w:hAnsi="Times New Roman"/>
                 <w:b w:val="false"/>
                 <w:bCs w:val="false"/>
-                <w:sz w:val="18"/>
-                <w:szCs w:val="18"/>
-              </w:rPr>
-              <w:t xml:space="preserve">Domestic grazers excluded</w:t>
+                <w:i/>
+                <w:iCs/>
+                <w:sz w:val="18"/>
+                <w:szCs w:val="18"/>
+              </w:rPr>
+              <w:t xml:space="preserve">k</w:t>
+            </w:r>
+            <w:r>
+              <w:rPr>
+                <w:rFonts w:ascii="Times New Roman" w:cs="Times New Roman" w:eastAsia="Times New Roman" w:hAnsi="Times New Roman"/>
+                <w:b w:val="false"/>
+                <w:bCs w:val="false"/>
+                <w:sz w:val="18"/>
+                <w:szCs w:val="18"/>
+              </w:rPr>
+              <w:t xml:space="preserve"> (studies)</w:t>
             </w:r>
           </w:p>
         </w:tc>
@@ -6093,7 +5085,7 @@
       <w:tr>
         <w:tc>
           <w:tcPr>
-            <w:tcW w:type="dxa" w:w="1700"/>
+            <w:tcW w:type="dxa" w:w="2400"/>
             <w:tcBorders>
               <w:top w:val="none" w:color="FFFFFF" w:sz="0"/>
               <w:left w:val="none" w:color="FFFFFF" w:sz="0"/>
@@ -6125,7 +5117,7 @@
         </w:tc>
         <w:tc>
           <w:tcPr>
-            <w:tcW w:type="dxa" w:w="2560"/>
+            <w:tcW w:type="dxa" w:w="2600"/>
             <w:tcBorders>
               <w:top w:val="none" w:color="FFFFFF" w:sz="0"/>
               <w:left w:val="none" w:color="FFFFFF" w:sz="0"/>
@@ -6151,13 +5143,13 @@
                 <w:sz w:val="18"/>
                 <w:szCs w:val="18"/>
               </w:rPr>
-              <w:t xml:space="preserve">+12.8 (−8.6, +39.1) [119 (35)]</w:t>
-            </w:r>
-          </w:p>
-        </w:tc>
-        <w:tc>
-          <w:tcPr>
-            <w:tcW w:type="dxa" w:w="2550"/>
+              <w:t xml:space="preserve">+12.8 (−8.6, +39.1)</w:t>
+            </w:r>
+          </w:p>
+        </w:tc>
+        <w:tc>
+          <w:tcPr>
+            <w:tcW w:type="dxa" w:w="2200"/>
             <w:tcBorders>
               <w:top w:val="none" w:color="FFFFFF" w:sz="0"/>
               <w:left w:val="none" w:color="FFFFFF" w:sz="0"/>
@@ -6183,13 +5175,13 @@
                 <w:sz w:val="18"/>
                 <w:szCs w:val="18"/>
               </w:rPr>
-              <w:t xml:space="preserve">+26.4 (−3.3, +65.3) [69 (15)]</w:t>
-            </w:r>
-          </w:p>
-        </w:tc>
-        <w:tc>
-          <w:tcPr>
-            <w:tcW w:type="dxa" w:w="2550"/>
+              <w:t xml:space="preserve">.26 (.35)</w:t>
+            </w:r>
+          </w:p>
+        </w:tc>
+        <w:tc>
+          <w:tcPr>
+            <w:tcW w:type="dxa" w:w="2160"/>
             <w:tcBorders>
               <w:top w:val="none" w:color="FFFFFF" w:sz="0"/>
               <w:left w:val="none" w:color="FFFFFF" w:sz="0"/>
@@ -6215,7 +5207,7 @@
                 <w:sz w:val="18"/>
                 <w:szCs w:val="18"/>
               </w:rPr>
-              <w:t xml:space="preserve">−5.5 (−27.3, +22.8) [46 (20)]</w:t>
+              <w:t xml:space="preserve">119 (35)</w:t>
             </w:r>
           </w:p>
         </w:tc>
@@ -6223,7 +5215,7 @@
       <w:tr>
         <w:tc>
           <w:tcPr>
-            <w:tcW w:type="dxa" w:w="1700"/>
+            <w:tcW w:type="dxa" w:w="2400"/>
             <w:tcBorders>
               <w:top w:val="none" w:color="FFFFFF" w:sz="0"/>
               <w:left w:val="none" w:color="FFFFFF" w:sz="0"/>
@@ -6255,7 +5247,7 @@
         </w:tc>
         <w:tc>
           <w:tcPr>
-            <w:tcW w:type="dxa" w:w="2560"/>
+            <w:tcW w:type="dxa" w:w="2600"/>
             <w:tcBorders>
               <w:top w:val="none" w:color="FFFFFF" w:sz="0"/>
               <w:left w:val="none" w:color="FFFFFF" w:sz="0"/>
@@ -6281,13 +5273,13 @@
                 <w:sz w:val="18"/>
                 <w:szCs w:val="18"/>
               </w:rPr>
-              <w:t xml:space="preserve">−13.0 (−43.6, +34.2) [19 (6)]</w:t>
-            </w:r>
-          </w:p>
-        </w:tc>
-        <w:tc>
-          <w:tcPr>
-            <w:tcW w:type="dxa" w:w="2550"/>
+              <w:t xml:space="preserve">−13.0 (−43.6, +34.2)</w:t>
+            </w:r>
+          </w:p>
+        </w:tc>
+        <w:tc>
+          <w:tcPr>
+            <w:tcW w:type="dxa" w:w="2200"/>
             <w:tcBorders>
               <w:top w:val="none" w:color="FFFFFF" w:sz="0"/>
               <w:left w:val="none" w:color="FFFFFF" w:sz="0"/>
@@ -6313,13 +5305,13 @@
                 <w:sz w:val="18"/>
                 <w:szCs w:val="18"/>
               </w:rPr>
-              <w:t xml:space="preserve">+27.3 (−21.5, +106.6) [10 (5)]</w:t>
-            </w:r>
-          </w:p>
-        </w:tc>
-        <w:tc>
-          <w:tcPr>
-            <w:tcW w:type="dxa" w:w="2550"/>
+              <w:t xml:space="preserve">.53 (.61)</w:t>
+            </w:r>
+          </w:p>
+        </w:tc>
+        <w:tc>
+          <w:tcPr>
+            <w:tcW w:type="dxa" w:w="2160"/>
             <w:tcBorders>
               <w:top w:val="none" w:color="FFFFFF" w:sz="0"/>
               <w:left w:val="none" w:color="FFFFFF" w:sz="0"/>
@@ -6345,7 +5337,7 @@
                 <w:sz w:val="18"/>
                 <w:szCs w:val="18"/>
               </w:rPr>
-              <w:t xml:space="preserve">–</w:t>
+              <w:t xml:space="preserve">19 (6)</w:t>
             </w:r>
           </w:p>
         </w:tc>
@@ -6353,7 +5345,7 @@
       <w:tr>
         <w:tc>
           <w:tcPr>
-            <w:tcW w:type="dxa" w:w="1700"/>
+            <w:tcW w:type="dxa" w:w="2400"/>
             <w:tcBorders>
               <w:top w:val="none" w:color="FFFFFF" w:sz="0"/>
               <w:left w:val="none" w:color="FFFFFF" w:sz="0"/>
@@ -6385,7 +5377,7 @@
         </w:tc>
         <w:tc>
           <w:tcPr>
-            <w:tcW w:type="dxa" w:w="2560"/>
+            <w:tcW w:type="dxa" w:w="2600"/>
             <w:tcBorders>
               <w:top w:val="none" w:color="FFFFFF" w:sz="0"/>
               <w:left w:val="none" w:color="FFFFFF" w:sz="0"/>
@@ -6411,13 +5403,13 @@
                 <w:sz w:val="18"/>
                 <w:szCs w:val="18"/>
               </w:rPr>
-              <w:t xml:space="preserve">+3.9 (−25.5, +44.8) [26 (5)]</w:t>
-            </w:r>
-          </w:p>
-        </w:tc>
-        <w:tc>
-          <w:tcPr>
-            <w:tcW w:type="dxa" w:w="2550"/>
+              <w:t xml:space="preserve">+3.9 (−25.5, +44.8)</w:t>
+            </w:r>
+          </w:p>
+        </w:tc>
+        <w:tc>
+          <w:tcPr>
+            <w:tcW w:type="dxa" w:w="2200"/>
             <w:tcBorders>
               <w:top w:val="none" w:color="FFFFFF" w:sz="0"/>
               <w:left w:val="none" w:color="FFFFFF" w:sz="0"/>
@@ -6443,13 +5435,13 @@
                 <w:sz w:val="18"/>
                 <w:szCs w:val="18"/>
               </w:rPr>
-              <w:t xml:space="preserve">+13.1 (−21.8, +63.4) [18 (4)]</w:t>
-            </w:r>
-          </w:p>
-        </w:tc>
-        <w:tc>
-          <w:tcPr>
-            <w:tcW w:type="dxa" w:w="2550"/>
+              <w:t xml:space="preserve">.82 (.89)</w:t>
+            </w:r>
+          </w:p>
+        </w:tc>
+        <w:tc>
+          <w:tcPr>
+            <w:tcW w:type="dxa" w:w="2160"/>
             <w:tcBorders>
               <w:top w:val="none" w:color="FFFFFF" w:sz="0"/>
               <w:left w:val="none" w:color="FFFFFF" w:sz="0"/>
@@ -6475,7 +5467,7 @@
                 <w:sz w:val="18"/>
                 <w:szCs w:val="18"/>
               </w:rPr>
-              <w:t xml:space="preserve">–</w:t>
+              <w:t xml:space="preserve">26 (5)</w:t>
             </w:r>
           </w:p>
         </w:tc>
@@ -6483,7 +5475,7 @@
       <w:tr>
         <w:tc>
           <w:tcPr>
-            <w:tcW w:type="dxa" w:w="1700"/>
+            <w:tcW w:type="dxa" w:w="2400"/>
             <w:tcBorders>
               <w:top w:val="none" w:color="FFFFFF" w:sz="0"/>
               <w:left w:val="none" w:color="FFFFFF" w:sz="0"/>
@@ -6515,7 +5507,7 @@
         </w:tc>
         <w:tc>
           <w:tcPr>
-            <w:tcW w:type="dxa" w:w="2560"/>
+            <w:tcW w:type="dxa" w:w="2600"/>
             <w:tcBorders>
               <w:top w:val="none" w:color="FFFFFF" w:sz="0"/>
               <w:left w:val="none" w:color="FFFFFF" w:sz="0"/>
@@ -6541,13 +5533,13 @@
                 <w:sz w:val="18"/>
                 <w:szCs w:val="18"/>
               </w:rPr>
-              <w:t xml:space="preserve">+18.5 (−5.0, +47.8) [77 (24)]</w:t>
-            </w:r>
-          </w:p>
-        </w:tc>
-        <w:tc>
-          <w:tcPr>
-            <w:tcW w:type="dxa" w:w="2550"/>
+              <w:t xml:space="preserve">+18.5 (−5.0, +47.8)</w:t>
+            </w:r>
+          </w:p>
+        </w:tc>
+        <w:tc>
+          <w:tcPr>
+            <w:tcW w:type="dxa" w:w="2200"/>
             <w:tcBorders>
               <w:top w:val="none" w:color="FFFFFF" w:sz="0"/>
               <w:left w:val="none" w:color="FFFFFF" w:sz="0"/>
@@ -6573,13 +5565,13 @@
                 <w:sz w:val="18"/>
                 <w:szCs w:val="18"/>
               </w:rPr>
-              <w:t xml:space="preserve">+14.5 (−12.5, +49.7) [44 (13)]</w:t>
-            </w:r>
-          </w:p>
-        </w:tc>
-        <w:tc>
-          <w:tcPr>
-            <w:tcW w:type="dxa" w:w="2550"/>
+              <w:t xml:space="preserve">.13 (.19)</w:t>
+            </w:r>
+          </w:p>
+        </w:tc>
+        <w:tc>
+          <w:tcPr>
+            <w:tcW w:type="dxa" w:w="2160"/>
             <w:tcBorders>
               <w:top w:val="none" w:color="FFFFFF" w:sz="0"/>
               <w:left w:val="none" w:color="FFFFFF" w:sz="0"/>
@@ -6605,7 +5597,7 @@
                 <w:sz w:val="18"/>
                 <w:szCs w:val="18"/>
               </w:rPr>
-              <w:t xml:space="preserve">+26.9 (−6.9, +72.9) [32 (12)]</w:t>
+              <w:t xml:space="preserve">77 (24)</w:t>
             </w:r>
           </w:p>
         </w:tc>
@@ -6613,7 +5605,7 @@
       <w:tr>
         <w:tc>
           <w:tcPr>
-            <w:tcW w:type="dxa" w:w="1700"/>
+            <w:tcW w:type="dxa" w:w="2400"/>
             <w:tcBorders>
               <w:top w:val="none" w:color="FFFFFF" w:sz="0"/>
               <w:left w:val="none" w:color="FFFFFF" w:sz="0"/>
@@ -6645,7 +5637,7 @@
         </w:tc>
         <w:tc>
           <w:tcPr>
-            <w:tcW w:type="dxa" w:w="2560"/>
+            <w:tcW w:type="dxa" w:w="2600"/>
             <w:tcBorders>
               <w:top w:val="none" w:color="FFFFFF" w:sz="0"/>
               <w:left w:val="none" w:color="FFFFFF" w:sz="0"/>
@@ -6671,13 +5663,13 @@
                 <w:sz w:val="18"/>
                 <w:szCs w:val="18"/>
               </w:rPr>
-              <w:t xml:space="preserve">+51.0 (+2.1, +123.1) [16 (4)]</w:t>
-            </w:r>
-          </w:p>
-        </w:tc>
-        <w:tc>
-          <w:tcPr>
-            <w:tcW w:type="dxa" w:w="2550"/>
+              <w:t xml:space="preserve">+51.0 (+2.1, +123.1)</w:t>
+            </w:r>
+          </w:p>
+        </w:tc>
+        <w:tc>
+          <w:tcPr>
+            <w:tcW w:type="dxa" w:w="2200"/>
             <w:tcBorders>
               <w:top w:val="none" w:color="FFFFFF" w:sz="0"/>
               <w:left w:val="none" w:color="FFFFFF" w:sz="0"/>
@@ -6703,13 +5695,13 @@
                 <w:sz w:val="18"/>
                 <w:szCs w:val="18"/>
               </w:rPr>
-              <w:t xml:space="preserve">–</w:t>
-            </w:r>
-          </w:p>
-        </w:tc>
-        <w:tc>
-          <w:tcPr>
-            <w:tcW w:type="dxa" w:w="2550"/>
+              <w:t xml:space="preserve">.039 (.24)</w:t>
+            </w:r>
+          </w:p>
+        </w:tc>
+        <w:tc>
+          <w:tcPr>
+            <w:tcW w:type="dxa" w:w="2160"/>
             <w:tcBorders>
               <w:top w:val="none" w:color="FFFFFF" w:sz="0"/>
               <w:left w:val="none" w:color="FFFFFF" w:sz="0"/>
@@ -6735,7 +5727,7 @@
                 <w:sz w:val="18"/>
                 <w:szCs w:val="18"/>
               </w:rPr>
-              <w:t xml:space="preserve">+23.7 (−23.7, +100.7) [13 (3)]</w:t>
+              <w:t xml:space="preserve">16 (4)</w:t>
             </w:r>
           </w:p>
         </w:tc>
@@ -6743,7 +5735,7 @@
       <w:tr>
         <w:tc>
           <w:tcPr>
-            <w:tcW w:type="dxa" w:w="1700"/>
+            <w:tcW w:type="dxa" w:w="2400"/>
             <w:tcBorders>
               <w:top w:val="none" w:color="FFFFFF" w:sz="0"/>
               <w:left w:val="none" w:color="FFFFFF" w:sz="0"/>
@@ -6775,7 +5767,7 @@
         </w:tc>
         <w:tc>
           <w:tcPr>
-            <w:tcW w:type="dxa" w:w="2560"/>
+            <w:tcW w:type="dxa" w:w="2600"/>
             <w:tcBorders>
               <w:top w:val="none" w:color="FFFFFF" w:sz="0"/>
               <w:left w:val="none" w:color="FFFFFF" w:sz="0"/>
@@ -6801,13 +5793,13 @@
                 <w:sz w:val="18"/>
                 <w:szCs w:val="18"/>
               </w:rPr>
-              <w:t xml:space="preserve">+35.8 (+4.3, +76.9) [47 (14)]</w:t>
-            </w:r>
-          </w:p>
-        </w:tc>
-        <w:tc>
-          <w:tcPr>
-            <w:tcW w:type="dxa" w:w="2550"/>
+              <w:t xml:space="preserve">+35.8 (+4.3, +76.9)</w:t>
+            </w:r>
+          </w:p>
+        </w:tc>
+        <w:tc>
+          <w:tcPr>
+            <w:tcW w:type="dxa" w:w="2200"/>
             <w:tcBorders>
               <w:top w:val="none" w:color="FFFFFF" w:sz="0"/>
               <w:left w:val="none" w:color="FFFFFF" w:sz="0"/>
@@ -6833,13 +5825,13 @@
                 <w:sz w:val="18"/>
                 <w:szCs w:val="18"/>
               </w:rPr>
-              <w:t xml:space="preserve">+22.6 (−9.0, +65.3) [26 (9)]</w:t>
-            </w:r>
-          </w:p>
-        </w:tc>
-        <w:tc>
-          <w:tcPr>
-            <w:tcW w:type="dxa" w:w="2550"/>
+              <w:t xml:space="preserve">.023 (.17)</w:t>
+            </w:r>
+          </w:p>
+        </w:tc>
+        <w:tc>
+          <w:tcPr>
+            <w:tcW w:type="dxa" w:w="2160"/>
             <w:tcBorders>
               <w:top w:val="none" w:color="FFFFFF" w:sz="0"/>
               <w:left w:val="none" w:color="FFFFFF" w:sz="0"/>
@@ -6865,7 +5857,7 @@
                 <w:sz w:val="18"/>
                 <w:szCs w:val="18"/>
               </w:rPr>
-              <w:t xml:space="preserve">+67.6 (+7.0, +162.6) [18 (5)]</w:t>
+              <w:t xml:space="preserve">47 (14)</w:t>
             </w:r>
           </w:p>
         </w:tc>
@@ -6873,7 +5865,7 @@
       <w:tr>
         <w:tc>
           <w:tcPr>
-            <w:tcW w:type="dxa" w:w="1700"/>
+            <w:tcW w:type="dxa" w:w="2400"/>
             <w:tcBorders>
               <w:top w:val="none" w:color="FFFFFF" w:sz="0"/>
               <w:left w:val="none" w:color="FFFFFF" w:sz="0"/>
@@ -6905,7 +5897,7 @@
         </w:tc>
         <w:tc>
           <w:tcPr>
-            <w:tcW w:type="dxa" w:w="2560"/>
+            <w:tcW w:type="dxa" w:w="2600"/>
             <w:tcBorders>
               <w:top w:val="none" w:color="FFFFFF" w:sz="0"/>
               <w:left w:val="none" w:color="FFFFFF" w:sz="0"/>
@@ -6931,13 +5923,13 @@
                 <w:sz w:val="18"/>
                 <w:szCs w:val="18"/>
               </w:rPr>
-              <w:t xml:space="preserve">+37.6 (−5.6, +100.5) [12 (4)]</w:t>
-            </w:r>
-          </w:p>
-        </w:tc>
-        <w:tc>
-          <w:tcPr>
-            <w:tcW w:type="dxa" w:w="2550"/>
+              <w:t xml:space="preserve">+37.6 (−5.6, +100.5)</w:t>
+            </w:r>
+          </w:p>
+        </w:tc>
+        <w:tc>
+          <w:tcPr>
+            <w:tcW w:type="dxa" w:w="2200"/>
             <w:tcBorders>
               <w:top w:val="none" w:color="FFFFFF" w:sz="0"/>
               <w:left w:val="none" w:color="FFFFFF" w:sz="0"/>
@@ -6963,13 +5955,13 @@
                 <w:sz w:val="18"/>
                 <w:szCs w:val="18"/>
               </w:rPr>
-              <w:t xml:space="preserve">–</w:t>
-            </w:r>
-          </w:p>
-        </w:tc>
-        <w:tc>
-          <w:tcPr>
-            <w:tcW w:type="dxa" w:w="2550"/>
+              <w:t xml:space="preserve">.097 (.19)</w:t>
+            </w:r>
+          </w:p>
+        </w:tc>
+        <w:tc>
+          <w:tcPr>
+            <w:tcW w:type="dxa" w:w="2160"/>
             <w:tcBorders>
               <w:top w:val="none" w:color="FFFFFF" w:sz="0"/>
               <w:left w:val="none" w:color="FFFFFF" w:sz="0"/>
@@ -6995,7 +5987,7 @@
                 <w:sz w:val="18"/>
                 <w:szCs w:val="18"/>
               </w:rPr>
-              <w:t xml:space="preserve">+13.2 (−38.0, +106.6) [6 (3)]</w:t>
+              <w:t xml:space="preserve">12 (4)</w:t>
             </w:r>
           </w:p>
         </w:tc>
@@ -7003,7 +5995,7 @@
       <w:tr>
         <w:tc>
           <w:tcPr>
-            <w:tcW w:type="dxa" w:w="1700"/>
+            <w:tcW w:type="dxa" w:w="2400"/>
             <w:tcBorders>
               <w:top w:val="none" w:color="FFFFFF" w:sz="0"/>
               <w:left w:val="none" w:color="FFFFFF" w:sz="0"/>
@@ -7035,7 +6027,7 @@
         </w:tc>
         <w:tc>
           <w:tcPr>
-            <w:tcW w:type="dxa" w:w="2560"/>
+            <w:tcW w:type="dxa" w:w="2600"/>
             <w:tcBorders>
               <w:top w:val="none" w:color="FFFFFF" w:sz="0"/>
               <w:left w:val="none" w:color="FFFFFF" w:sz="0"/>
@@ -7061,13 +6053,13 @@
                 <w:sz w:val="18"/>
                 <w:szCs w:val="18"/>
               </w:rPr>
-              <w:t xml:space="preserve">+9.2 (−23.2, +55.2) [12 (4)]</w:t>
-            </w:r>
-          </w:p>
-        </w:tc>
-        <w:tc>
-          <w:tcPr>
-            <w:tcW w:type="dxa" w:w="2550"/>
+              <w:t xml:space="preserve">+9.2 (−23.2, +55.2)</w:t>
+            </w:r>
+          </w:p>
+        </w:tc>
+        <w:tc>
+          <w:tcPr>
+            <w:tcW w:type="dxa" w:w="2200"/>
             <w:tcBorders>
               <w:top w:val="none" w:color="FFFFFF" w:sz="0"/>
               <w:left w:val="none" w:color="FFFFFF" w:sz="0"/>
@@ -7093,13 +6085,13 @@
                 <w:sz w:val="18"/>
                 <w:szCs w:val="18"/>
               </w:rPr>
-              <w:t xml:space="preserve">–</w:t>
-            </w:r>
-          </w:p>
-        </w:tc>
-        <w:tc>
-          <w:tcPr>
-            <w:tcW w:type="dxa" w:w="2550"/>
+              <w:t xml:space="preserve">.62 (.65)</w:t>
+            </w:r>
+          </w:p>
+        </w:tc>
+        <w:tc>
+          <w:tcPr>
+            <w:tcW w:type="dxa" w:w="2160"/>
             <w:tcBorders>
               <w:top w:val="none" w:color="FFFFFF" w:sz="0"/>
               <w:left w:val="none" w:color="FFFFFF" w:sz="0"/>
@@ -7125,7 +6117,7 @@
                 <w:sz w:val="18"/>
                 <w:szCs w:val="18"/>
               </w:rPr>
-              <w:t xml:space="preserve">+0.9 (−45.1, +85.5) [6 (3)]</w:t>
+              <w:t xml:space="preserve">12 (4)</w:t>
             </w:r>
           </w:p>
         </w:tc>
@@ -7149,7 +6141,7 @@
           <w:sz w:val="18"/>
           <w:szCs w:val="18"/>
         </w:rPr>
-        <w:t xml:space="preserve">: Within-origin estimates come from separate models fitted to native and to domestic exclusions; estimates in the text for the joint trophic group × origin model differ slightly because that model shares variance components across origins.</w:t>
+        <w:t xml:space="preserve">: Scavengers and algivores (one study each) were not estimated.</w:t>
       </w:r>
     </w:p>
     <w:p>
@@ -7419,7 +6411,7 @@
       <w:r>
         <w:drawing>
           <wp:inline distT="0" distB="0" distL="0" distR="0">
-            <wp:extent cx="5734050" cy="3762375"/>
+            <wp:extent cx="5734050" cy="3600450"/>
             <wp:effectExtent t="0" r="0" b="0" l="0"/>
             <wp:docPr id="1" name="" descr="" title=""/>
             <wp:cNvGraphicFramePr>
@@ -7444,7 +6436,7 @@
                   <pic:spPr bwMode="auto">
                     <a:xfrm>
                       <a:off x="0" y="0"/>
-                      <a:ext cx="5734050" cy="3762375"/>
+                      <a:ext cx="5734050" cy="3600450"/>
                     </a:xfrm>
                     <a:prstGeom prst="rect">
                       <a:avLst/>
@@ -7470,7 +6462,7 @@
         <w:t xml:space="preserve">Figure 2</w:t>
       </w:r>
       <w:r>
-        <w:t xml:space="preserve"> Effects of grazer exclusion on invertebrate abundance, richness and diversity (a) overall and (b) by invertebrate stratum. Small points are individual effect sizes (size proportional to precision, 1/SE); large points and bars are model estimates and 95% confidence intervals from multilevel meta-analytic models. The upper axis gives the equivalent percentage change in exclosures relative to grazed plots. Numbers give effect sizes (studies). Positive values indicate higher values where grazers were excluded.</w:t>
+        <w:t xml:space="preserve"> Effects of grazer exclusion on invertebrate abundance, richness and diversity (a) overall and (b) by the origin of the excluded grazers (native vs. domestic). Small points are individual effect sizes (size proportional to precision, 1/SE); large points and bars are model estimates and 95% confidence intervals from multilevel meta-analytic models. The upper axis gives the equivalent percentage change in exclosures relative to grazed plots. Numbers give effect sizes (studies). Positive values indicate higher values where grazers were excluded.</w:t>
       </w:r>
     </w:p>
     <w:p>
@@ -7485,7 +6477,7 @@
       <w:r>
         <w:drawing>
           <wp:inline distT="0" distB="0" distL="0" distR="0">
-            <wp:extent cx="5734050" cy="4391025"/>
+            <wp:extent cx="5734050" cy="4229100"/>
             <wp:effectExtent t="0" r="0" b="0" l="0"/>
             <wp:docPr id="1" name="" descr="" title=""/>
             <wp:cNvGraphicFramePr>
@@ -7510,7 +6502,7 @@
                   <pic:spPr bwMode="auto">
                     <a:xfrm>
                       <a:off x="0" y="0"/>
-                      <a:ext cx="5734050" cy="4391025"/>
+                      <a:ext cx="5734050" cy="4229100"/>
                     </a:xfrm>
                     <a:prstGeom prst="rect">
                       <a:avLst/>
@@ -7536,7 +6528,7 @@
         <w:t xml:space="preserve">Figure 3</w:t>
       </w:r>
       <w:r>
-        <w:t xml:space="preserve"> Effects of grazer exclusion by grazer body size: (a) the largest size class excluded (Small &lt; 10 kg, Medium 10–100 kg, Large 100–1000 kg, Mega ≥ 1000 kg) and (b) exclosures that removed a single size class only. Symbols as in Figure 2. Classes represented by fewer than three studies are not shown.</w:t>
+        <w:t xml:space="preserve"> Effects of grazer exclusion (a) by invertebrate stratum and (b) by the largest size class of grazer excluded (Small &lt; 10 kg, Medium 10–100 kg, Large 100–1000 kg, Mega ≥ 1000 kg). Symbols as in Figure 2. Levels represented by fewer than three studies are not shown.</w:t>
       </w:r>
     </w:p>
     <w:p>
@@ -7551,7 +6543,7 @@
       <w:r>
         <w:drawing>
           <wp:inline distT="0" distB="0" distL="0" distR="0">
-            <wp:extent cx="5734050" cy="3762375"/>
+            <wp:extent cx="5734050" cy="2038350"/>
             <wp:effectExtent t="0" r="0" b="0" l="0"/>
             <wp:docPr id="1" name="" descr="" title=""/>
             <wp:cNvGraphicFramePr>
@@ -7576,7 +6568,7 @@
                   <pic:spPr bwMode="auto">
                     <a:xfrm>
                       <a:off x="0" y="0"/>
-                      <a:ext cx="5734050" cy="3762375"/>
+                      <a:ext cx="5734050" cy="2038350"/>
                     </a:xfrm>
                     <a:prstGeom prst="rect">
                       <a:avLst/>
@@ -7602,7 +6594,7 @@
         <w:t xml:space="preserve">Figure 4</w:t>
       </w:r>
       <w:r>
-        <w:t xml:space="preserve"> Effects of grazer exclusion (a) by the origin of the excluded grazers (native vs. domestic) and (b) in relation to time since exclusion. In (b), points are effect sizes (size proportional to precision), lines and shaded bands are meta-regression fits and 95% confidence intervals; the x-axis is ln(years + 1), labelled in years.</w:t>
+        <w:t xml:space="preserve"> Effects of grazer exclusion in relation to time since exclusion. Points are effect sizes (size proportional to precision); lines and shaded bands are meta-regression fits and 95% confidence intervals. The x-axis is ln(years + 1), labelled in years.</w:t>
       </w:r>
     </w:p>
     <w:p>
@@ -7617,7 +6609,7 @@
       <w:r>
         <w:drawing>
           <wp:inline distT="0" distB="0" distL="0" distR="0">
-            <wp:extent cx="5734050" cy="5172075"/>
+            <wp:extent cx="5734050" cy="2819400"/>
             <wp:effectExtent t="0" r="0" b="0" l="0"/>
             <wp:docPr id="1" name="" descr="" title=""/>
             <wp:cNvGraphicFramePr>
@@ -7642,7 +6634,7 @@
                   <pic:spPr bwMode="auto">
                     <a:xfrm>
                       <a:off x="0" y="0"/>
-                      <a:ext cx="5734050" cy="5172075"/>
+                      <a:ext cx="5734050" cy="2819400"/>
                     </a:xfrm>
                     <a:prstGeom prst="rect">
                       <a:avLst/>
@@ -7668,7 +6660,7 @@
         <w:t xml:space="preserve">Figure 5</w:t>
       </w:r>
       <w:r>
-        <w:t xml:space="preserve"> Effects of grazer exclusion on invertebrate trophic groups (a) across all exclosures and (b) separately for exclosures excluding native (orange) and domestic (blue) grazers. Symbols as in Figure 2. Trophic groups represented by fewer than three studies within a response (or within an origin in b) are not shown.</w:t>
+        <w:t xml:space="preserve"> Effects of grazer exclusion on invertebrate trophic groups. Symbols as in Figure 2. Trophic groups represented by fewer than three studies within a response are not shown.</w:t>
       </w:r>
     </w:p>
     <w:p>
@@ -7683,7 +6675,7 @@
       <w:r>
         <w:drawing>
           <wp:inline distT="0" distB="0" distL="0" distR="0">
-            <wp:extent cx="5734050" cy="4695825"/>
+            <wp:extent cx="5734050" cy="2981325"/>
             <wp:effectExtent t="0" r="0" b="0" l="0"/>
             <wp:docPr id="1" name="" descr="" title=""/>
             <wp:cNvGraphicFramePr>
@@ -7708,7 +6700,7 @@
                   <pic:spPr bwMode="auto">
                     <a:xfrm>
                       <a:off x="0" y="0"/>
-                      <a:ext cx="5734050" cy="4695825"/>
+                      <a:ext cx="5734050" cy="2981325"/>
                     </a:xfrm>
                     <a:prstGeom prst="rect">
                       <a:avLst/>
@@ -7731,10 +6723,10 @@
           <w:b/>
           <w:bCs/>
         </w:rPr>
-        <w:t xml:space="preserve">Figure 6</w:t>
-      </w:r>
-      <w:r>
-        <w:t xml:space="preserve"> (a) Effects of grazer exclusion by biome (RESOLVE Ecoregions 2017). (b) Relationship between invertebrate and above-ground plant-biomass responses to grazer exclusion in studies that measured both; points are study-level mean invertebrate effect sizes (size proportional to precision), lines and bands are meta-regression fits and 95% confidence intervals.</w:t>
+        <w:t xml:space="preserve">Figure S1</w:t>
+      </w:r>
+      <w:r>
+        <w:t xml:space="preserve"> Effects of grazer exclusion by biome (RESOLVE Ecoregions 2017). Symbols as in Figure 2. Biomes represented by fewer than three studies within a response are not shown.</w:t>
       </w:r>
     </w:p>
     <w:p>
@@ -7797,7 +6789,7 @@
           <w:b/>
           <w:bCs/>
         </w:rPr>
-        <w:t xml:space="preserve">Figure S1</w:t>
+        <w:t xml:space="preserve">Figure S2</w:t>
       </w:r>
       <w:r>
         <w:t xml:space="preserve"> Funnel plots of effect sizes against precision (1/SE, log scale). Vertical solid lines show the overall estimate, shaded regions its expected 95% range given each precision, dashed lines zero.</w:t>

--- a/docs/Methods_Results.docx
+++ b/docs/Methods_Results.docx
@@ -452,7 +452,7 @@
         <w:jc w:val="both"/>
       </w:pPr>
       <w:r>
-        <w:t xml:space="preserve">Heterogeneity was quantified with Cochran’s </w:t>
+        <w:t xml:space="preserve">Because responses to grazer exclusion are known to vary widely among sites, we quantified this variation explicitly. Cochran’s </w:t>
       </w:r>
       <w:r>
         <w:rPr>
@@ -462,7 +462,7 @@
         <w:t xml:space="preserve">Q</w:t>
       </w:r>
       <w:r>
-        <w:t xml:space="preserve"> and the multilevel </w:t>
+        <w:t xml:space="preserve"> tests whether effect sizes vary more than expected from sampling error alone. The multilevel </w:t>
       </w:r>
       <w:r>
         <w:rPr>
@@ -478,17 +478,78 @@
         <w:t xml:space="preserve">2</w:t>
       </w:r>
       <w:r>
-        <w:t xml:space="preserve">, partitioned among locations, studies and effect sizes (Nakagawa &amp; Santos, 2012). Each moderator was tested in a separate model within each response. For categorical moderators we report level-specific estimates from a model without an intercept, and an omnibus </w:t>
-      </w:r>
-      <w:r>
-        <w:rPr>
-          <w:i/>
-          <w:iCs/>
-        </w:rPr>
-        <w:t xml:space="preserve">F</w:t>
-      </w:r>
-      <w:r>
-        <w:t xml:space="preserve">-test of differences among levels from the equivalent model with an intercept. Levels represented by fewer than three studies were excluded from that model. Grazer size was additionally tested as a linear trend across ordered classes. Time since exclusion was analysed as a continuous moderator. Grazer origin (native vs. domestic) was tested first; because it did not explain variation in any response (see Results), all other moderators were analysed with comparisons pooled across origins.</w:t>
+        <w:t xml:space="preserve"> expresses the proportion of the total variance in effect sizes attributable to true differences rather than sampling error, and partitions it among locations, studies within locations and effect sizes within studies (Nakagawa &amp; Santos, 2012). Because most locations contributed a single study, the location and study components are poorly separated, so we interpret their sum (variation among studies and locations) alongside the within-study component. Because </w:t>
+      </w:r>
+      <w:r>
+        <w:rPr>
+          <w:i/>
+          <w:iCs/>
+        </w:rPr>
+        <w:t xml:space="preserve">I</w:t>
+      </w:r>
+      <w:r>
+        <w:rPr>
+          <w:vertAlign w:val="superscript"/>
+        </w:rPr>
+        <w:t xml:space="preserve">2</w:t>
+      </w:r>
+      <w:r>
+        <w:t xml:space="preserve"> is a relative measure, we also report 95% prediction intervals for the overall effects, which give the range within which the effect of grazer exclusion at a new site is expected to fall (Borenstein et al., 2017; IntHout et al., 2016). From the same distribution of true effects we estimated the proportion of sites at which exclusion is expected to have a negative effect. Finally, for each moderator we calculated the proportion of heterogeneity it explained as 1 − Σσ</w:t>
+      </w:r>
+      <w:r>
+        <w:rPr>
+          <w:vertAlign w:val="superscript"/>
+        </w:rPr>
+        <w:t xml:space="preserve">2</w:t>
+      </w:r>
+      <w:r>
+        <w:rPr>
+          <w:vertAlign w:val="subscript"/>
+        </w:rPr>
+        <w:t xml:space="preserve">moderator</w:t>
+      </w:r>
+      <w:r>
+        <w:t xml:space="preserve"> / Σσ</w:t>
+      </w:r>
+      <w:r>
+        <w:rPr>
+          <w:vertAlign w:val="superscript"/>
+        </w:rPr>
+        <w:t xml:space="preserve">2</w:t>
+      </w:r>
+      <w:r>
+        <w:rPr>
+          <w:vertAlign w:val="subscript"/>
+        </w:rPr>
+        <w:t xml:space="preserve">null</w:t>
+      </w:r>
+      <w:r>
+        <w:t xml:space="preserve">, where Σσ</w:t>
+      </w:r>
+      <w:r>
+        <w:rPr>
+          <w:vertAlign w:val="superscript"/>
+        </w:rPr>
+        <w:t xml:space="preserve">2</w:t>
+      </w:r>
+      <w:r>
+        <w:t xml:space="preserve"> is the sum of the variance components of the model with and without the moderator fitted to the same data (pseudo-</w:t>
+      </w:r>
+      <w:r>
+        <w:rPr>
+          <w:i/>
+          <w:iCs/>
+        </w:rPr>
+        <w:t xml:space="preserve">R</w:t>
+      </w:r>
+      <w:r>
+        <w:rPr>
+          <w:vertAlign w:val="superscript"/>
+        </w:rPr>
+        <w:t xml:space="preserve">2</w:t>
+      </w:r>
+      <w:r>
+        <w:t xml:space="preserve">, truncated at zero; Raudenbush, 2009).</w:t>
       </w:r>
     </w:p>
     <w:p>
@@ -497,6 +558,25 @@
         <w:jc w:val="both"/>
       </w:pPr>
       <w:r>
+        <w:t xml:space="preserve">Each moderator was tested in a separate model within each response. For categorical moderators we report level-specific estimates from a model without an intercept, and an omnibus </w:t>
+      </w:r>
+      <w:r>
+        <w:rPr>
+          <w:i/>
+          <w:iCs/>
+        </w:rPr>
+        <w:t xml:space="preserve">F</w:t>
+      </w:r>
+      <w:r>
+        <w:t xml:space="preserve">-test of differences among levels from the equivalent model with an intercept. Levels represented by fewer than three studies were excluded from that model. Grazer size was additionally tested as a linear trend across ordered classes. Time since exclusion was analysed as a continuous moderator. Grazer origin (native vs. domestic) was tested first; because it did not explain variation in any response (see Results), all other moderators were analysed with comparisons pooled across origins.</w:t>
+      </w:r>
+    </w:p>
+    <w:p>
+      <w:pPr>
+        <w:spacing w:after="120" w:line="480"/>
+        <w:jc w:val="both"/>
+      </w:pPr>
+      <w:r>
         <w:t xml:space="preserve">Robustness was assessed by (i) comparing exclosure experiments with natural grazed vs. ungrazed comparisons; (ii) refitting the overall models without comparisons in which a zero mean had been adjusted; (iii) leave-one-study-out refits of the overall models; and (iv) a multilevel Egger-type regression with the effect-size standard error as a moderator, whose intercept provides a small-study-adjusted estimate (Nakagawa et al., 2022), alongside funnel plots. Biome and continent were examined as additional exploratory moderators. Figures were produced with </w:t>
       </w:r>
       <w:r>
@@ -612,7 +692,7 @@
         <w:jc w:val="both"/>
       </w:pPr>
       <w:r>
-        <w:t xml:space="preserve">Excluding grazers increased invertebrate abundance by 14.8% (lnRR = 0.138, 95% CI: 0.011 to 0.265, </w:t>
+        <w:t xml:space="preserve">On average, excluding grazers increased invertebrate abundance by 14.8% (lnRR = 0.138, 95% CI: 0.011 to 0.265, </w:t>
       </w:r>
       <w:r>
         <w:rPr>
@@ -662,59 +742,7 @@
         <w:t xml:space="preserve">p</w:t>
       </w:r>
       <w:r>
-        <w:t xml:space="preserve"> = .45; Figure 2a; Table 1). Heterogeneity was very high for all responses (total </w:t>
-      </w:r>
-      <w:r>
-        <w:rPr>
-          <w:i/>
-          <w:iCs/>
-        </w:rPr>
-        <w:t xml:space="preserve">I</w:t>
-      </w:r>
-      <w:r>
-        <w:rPr>
-          <w:vertAlign w:val="superscript"/>
-        </w:rPr>
-        <w:t xml:space="preserve">2</w:t>
-      </w:r>
-      <w:r>
-        <w:t xml:space="preserve"> = 96.6%, 95.6% and 99.6% for abundance, richness and diversity; all </w:t>
-      </w:r>
-      <w:r>
-        <w:rPr>
-          <w:i/>
-          <w:iCs/>
-        </w:rPr>
-        <w:t xml:space="preserve">Q</w:t>
-      </w:r>
-      <w:r>
-        <w:t xml:space="preserve"> tests </w:t>
-      </w:r>
-      <w:r>
-        <w:rPr>
-          <w:i/>
-          <w:iCs/>
-        </w:rPr>
-        <w:t xml:space="preserve">p</w:t>
-      </w:r>
-      <w:r>
-        <w:t xml:space="preserve"> &lt; .001). For abundance, heterogeneity was partitioned between studies (</w:t>
-      </w:r>
-      <w:r>
-        <w:rPr>
-          <w:i/>
-          <w:iCs/>
-        </w:rPr>
-        <w:t xml:space="preserve">I</w:t>
-      </w:r>
-      <w:r>
-        <w:rPr>
-          <w:vertAlign w:val="superscript"/>
-        </w:rPr>
-        <w:t xml:space="preserve">2</w:t>
-      </w:r>
-      <w:r>
-        <w:t xml:space="preserve"> = 53.9%) and among effect sizes within studies (42.7%), whereas for richness and diversity it lay almost entirely among locations (91.9% and 89.4%). Leave-one-study-out estimates ranged from 0.098 to 0.157 for abundance, 0.159 to 0.238 for richness and 0.008 to 0.150 for diversity, so no single study determined the overall results.</w:t>
+        <w:t xml:space="preserve"> = .45; Figure 2a; Table 1). Leave-one-study-out estimates ranged from 0.098 to 0.157 for abundance, 0.159 to 0.238 for richness and 0.008 to 0.150 for diversity, so no single study determined these averages.</w:t>
       </w:r>
     </w:p>
     <w:p>
@@ -723,7 +751,7 @@
         <w:jc w:val="both"/>
       </w:pPr>
       <w:r>
-        <w:t xml:space="preserve">Responses to grazer exclusion did not differ between the exclusion of native and domestic grazers for abundance (native +15.8%, domestic +10.8%; </w:t>
+        <w:t xml:space="preserve">Responses did not differ between the exclusion of native and domestic grazers for abundance (native +15.8%, domestic +10.8%; </w:t>
       </w:r>
       <w:r>
         <w:rPr>
@@ -810,7 +838,7 @@
         <w:spacing w:after="120" w:before="240"/>
       </w:pPr>
       <w:r>
-        <w:t xml:space="preserve">3.3 | Stratum and grazer size</w:t>
+        <w:t xml:space="preserve">3.3 | Variation in responses among studies and sites</w:t>
       </w:r>
     </w:p>
     <w:p>
@@ -819,23 +847,55 @@
         <w:jc w:val="both"/>
       </w:pPr>
       <w:r>
-        <w:t xml:space="preserve">Responses did not differ significantly among strata for abundance (</w:t>
-      </w:r>
-      <w:r>
-        <w:rPr>
-          <w:i/>
-          <w:iCs/>
-        </w:rPr>
-        <w:t xml:space="preserve">F</w:t>
+        <w:t xml:space="preserve">The average effects concealed very large variation. Effect sizes varied far more than expected from sampling error for all three responses (abundance: </w:t>
+      </w:r>
+      <w:r>
+        <w:rPr>
+          <w:i/>
+          <w:iCs/>
+        </w:rPr>
+        <w:t xml:space="preserve">Q</w:t>
       </w:r>
       <w:r>
         <w:rPr>
           <w:vertAlign w:val="subscript"/>
         </w:rPr>
-        <w:t xml:space="preserve">2,413</w:t>
-      </w:r>
-      <w:r>
-        <w:t xml:space="preserve"> = 1.05, </w:t>
+        <w:t xml:space="preserve">416</w:t>
+      </w:r>
+      <w:r>
+        <w:t xml:space="preserve"> = 2851, richness: </w:t>
+      </w:r>
+      <w:r>
+        <w:rPr>
+          <w:i/>
+          <w:iCs/>
+        </w:rPr>
+        <w:t xml:space="preserve">Q</w:t>
+      </w:r>
+      <w:r>
+        <w:rPr>
+          <w:vertAlign w:val="subscript"/>
+        </w:rPr>
+        <w:t xml:space="preserve">114</w:t>
+      </w:r>
+      <w:r>
+        <w:t xml:space="preserve"> = 719, diversity: </w:t>
+      </w:r>
+      <w:r>
+        <w:rPr>
+          <w:i/>
+          <w:iCs/>
+        </w:rPr>
+        <w:t xml:space="preserve">Q</w:t>
+      </w:r>
+      <w:r>
+        <w:rPr>
+          <w:vertAlign w:val="subscript"/>
+        </w:rPr>
+        <w:t xml:space="preserve">45</w:t>
+      </w:r>
+      <w:r>
+        <w:t xml:space="preserve"> = 322; all </w:t>
       </w:r>
       <w:r>
         <w:rPr>
@@ -845,149 +905,39 @@
         <w:t xml:space="preserve">p</w:t>
       </w:r>
       <w:r>
-        <w:t xml:space="preserve"> = .35), richness (</w:t>
-      </w:r>
-      <w:r>
-        <w:rPr>
-          <w:i/>
-          <w:iCs/>
-        </w:rPr>
-        <w:t xml:space="preserve">F</w:t>
-      </w:r>
-      <w:r>
-        <w:rPr>
-          <w:vertAlign w:val="subscript"/>
-        </w:rPr>
-        <w:t xml:space="preserve">2,112</w:t>
-      </w:r>
-      <w:r>
-        <w:t xml:space="preserve"> = 0.81, </w:t>
-      </w:r>
-      <w:r>
-        <w:rPr>
-          <w:i/>
-          <w:iCs/>
-        </w:rPr>
-        <w:t xml:space="preserve">p</w:t>
-      </w:r>
-      <w:r>
-        <w:t xml:space="preserve"> = .45) or diversity (</w:t>
-      </w:r>
-      <w:r>
-        <w:rPr>
-          <w:i/>
-          <w:iCs/>
-        </w:rPr>
-        <w:t xml:space="preserve">F</w:t>
-      </w:r>
-      <w:r>
-        <w:rPr>
-          <w:vertAlign w:val="subscript"/>
-        </w:rPr>
-        <w:t xml:space="preserve">2,14</w:t>
-      </w:r>
-      <w:r>
-        <w:t xml:space="preserve"> = 0.50, </w:t>
-      </w:r>
-      <w:r>
-        <w:rPr>
-          <w:i/>
-          <w:iCs/>
-        </w:rPr>
-        <w:t xml:space="preserve">p</w:t>
-      </w:r>
-      <w:r>
-        <w:t xml:space="preserve"> = .62; Figure 3a; Table 1). Nevertheless, the increase in abundance was concentrated in above-ground invertebrates (+22.6%, 95% CI: +5.1% to +43.0%, </w:t>
-      </w:r>
-      <w:r>
-        <w:rPr>
-          <w:i/>
-          <w:iCs/>
-        </w:rPr>
-        <w:t xml:space="preserve">p</w:t>
-      </w:r>
-      <w:r>
-        <w:t xml:space="preserve"> = .010; robust </w:t>
-      </w:r>
-      <w:r>
-        <w:rPr>
-          <w:i/>
-          <w:iCs/>
-        </w:rPr>
-        <w:t xml:space="preserve">p</w:t>
-      </w:r>
-      <w:r>
-        <w:t xml:space="preserve"> = .024), whereas ground- and litter-dwelling (+8.6%, </w:t>
-      </w:r>
-      <w:r>
-        <w:rPr>
-          <w:i/>
-          <w:iCs/>
-        </w:rPr>
-        <w:t xml:space="preserve">p</w:t>
-      </w:r>
-      <w:r>
-        <w:t xml:space="preserve"> = .34) and below-ground invertebrates (+9.8%, </w:t>
-      </w:r>
-      <w:r>
-        <w:rPr>
-          <w:i/>
-          <w:iCs/>
-        </w:rPr>
-        <w:t xml:space="preserve">p</w:t>
-      </w:r>
-      <w:r>
-        <w:t xml:space="preserve"> = .48) showed no significant change. Richness increased in above-ground (+26.6%, 95% CI: +2.3% to +56.7%, </w:t>
-      </w:r>
-      <w:r>
-        <w:rPr>
-          <w:i/>
-          <w:iCs/>
-        </w:rPr>
-        <w:t xml:space="preserve">p</w:t>
-      </w:r>
-      <w:r>
-        <w:t xml:space="preserve"> = .031; robust </w:t>
-      </w:r>
-      <w:r>
-        <w:rPr>
-          <w:i/>
-          <w:iCs/>
-        </w:rPr>
-        <w:t xml:space="preserve">p</w:t>
-      </w:r>
-      <w:r>
-        <w:t xml:space="preserve"> = .051) and ground- and litter-dwelling assemblages (+24.9%, 95% CI: +2.3% to +52.4%, </w:t>
-      </w:r>
-      <w:r>
-        <w:rPr>
-          <w:i/>
-          <w:iCs/>
-        </w:rPr>
-        <w:t xml:space="preserve">p</w:t>
-      </w:r>
-      <w:r>
-        <w:t xml:space="preserve"> = .029; robust </w:t>
-      </w:r>
-      <w:r>
-        <w:rPr>
-          <w:i/>
-          <w:iCs/>
-        </w:rPr>
-        <w:t xml:space="preserve">p</w:t>
-      </w:r>
-      <w:r>
-        <w:t xml:space="preserve"> = .032), but not below ground (+15.0%, </w:t>
-      </w:r>
-      <w:r>
-        <w:rPr>
-          <w:i/>
-          <w:iCs/>
-        </w:rPr>
-        <w:t xml:space="preserve">p</w:t>
-      </w:r>
-      <w:r>
-        <w:t xml:space="preserve"> = .22).</w:t>
+        <w:t xml:space="preserve"> &lt; .001), and true differences among effects accounted for 96.6%, 95.6% and 99.6% of the total variance, respectively (Figure 3a). Where this variation lay differed between responses. For abundance, it was split almost equally between differences among studies and locations (</w:t>
+      </w:r>
+      <w:r>
+        <w:rPr>
+          <w:i/>
+          <w:iCs/>
+        </w:rPr>
+        <w:t xml:space="preserve">I</w:t>
+      </w:r>
+      <w:r>
+        <w:rPr>
+          <w:vertAlign w:val="superscript"/>
+        </w:rPr>
+        <w:t xml:space="preserve">2</w:t>
+      </w:r>
+      <w:r>
+        <w:t xml:space="preserve"> = 53.9%) and differences among effect sizes within the same study (42.7%), that is, among taxa, strata and sampling years at the same site. For richness and diversity, by contrast, nearly all of the variation occurred among studies and locations (91.9% and 89.4%), and effects from the same study were consistent (within-study </w:t>
+      </w:r>
+      <w:r>
+        <w:rPr>
+          <w:i/>
+          <w:iCs/>
+        </w:rPr>
+        <w:t xml:space="preserve">I</w:t>
+      </w:r>
+      <w:r>
+        <w:rPr>
+          <w:vertAlign w:val="superscript"/>
+        </w:rPr>
+        <w:t xml:space="preserve">2</w:t>
+      </w:r>
+      <w:r>
+        <w:t xml:space="preserve"> = 3.8% and 10.2%).</w:t>
       </w:r>
     </w:p>
     <w:p>
@@ -996,23 +946,16 @@
         <w:jc w:val="both"/>
       </w:pPr>
       <w:r>
-        <w:t xml:space="preserve">Abundance responses differed among the size classes of excluded grazers in the model-based test (</w:t>
-      </w:r>
-      <w:r>
-        <w:rPr>
-          <w:i/>
-          <w:iCs/>
-        </w:rPr>
-        <w:t xml:space="preserve">F</w:t>
-      </w:r>
-      <w:r>
-        <w:rPr>
-          <w:vertAlign w:val="subscript"/>
-        </w:rPr>
-        <w:t xml:space="preserve">3,369</w:t>
-      </w:r>
-      <w:r>
-        <w:t xml:space="preserve"> = 9.14, </w:t>
+        <w:t xml:space="preserve">As a consequence, the outcome of excluding grazers at any particular site is highly uncertain. The 95% prediction intervals, which give the range of effects expected at a new site, spanned from a 63% decrease to a 252% increase in abundance (lnRR −0.98 to 1.26), from a 52% decrease to a 223% increase in richness (−0.74 to 1.17) and from a 64% decrease to a 235% increase in diversity (−1.01 to 1.21; Figure 3b). Assuming normally distributed true effects, the effect of grazer exclusion is expected to be negative at 40% of sites for abundance, 32% for richness and 42% for diversity. Thus, although exclusion increases abundance and richness on average, it reduces them at a large minority of sites.</w:t>
+      </w:r>
+    </w:p>
+    <w:p>
+      <w:pPr>
+        <w:spacing w:after="120" w:line="480"/>
+        <w:jc w:val="both"/>
+      </w:pPr>
+      <w:r>
+        <w:t xml:space="preserve">None of the moderators examined accounted for an appreciable share of this variation (Figure 3c; Table 1). Grazer origin, stratum, grazer size, time since exclusion, trophic group and biome each explained between 0% and 3.2% of the heterogeneity in abundance and richness, and between 0% and 2.8% for diversity. The largest values were for time since exclusion (3.2%, abundance) and a linear trend in grazer size for diversity (13.4%; 16 studies, </w:t>
       </w:r>
       <w:r>
         <w:rPr>
@@ -1022,149 +965,7 @@
         <w:t xml:space="preserve">p</w:t>
       </w:r>
       <w:r>
-        <w:t xml:space="preserve"> &lt; .001), but not in the cluster-robust test (robust </w:t>
-      </w:r>
-      <w:r>
-        <w:rPr>
-          <w:i/>
-          <w:iCs/>
-        </w:rPr>
-        <w:t xml:space="preserve">p</w:t>
-      </w:r>
-      <w:r>
-        <w:t xml:space="preserve"> = .38; Figure 3b). The difference was driven by a large increase following the exclusion of small grazers (+276%, 95% CI: +124% to +533%), estimated from only eight effect sizes from three studies at two locations. Excluding medium-sized (−3.2%, </w:t>
-      </w:r>
-      <w:r>
-        <w:rPr>
-          <w:i/>
-          <w:iCs/>
-        </w:rPr>
-        <w:t xml:space="preserve">p</w:t>
-      </w:r>
-      <w:r>
-        <w:t xml:space="preserve"> = .76) or mega-herbivores (−7.8%, </w:t>
-      </w:r>
-      <w:r>
-        <w:rPr>
-          <w:i/>
-          <w:iCs/>
-        </w:rPr>
-        <w:t xml:space="preserve">p</w:t>
-      </w:r>
-      <w:r>
-        <w:t xml:space="preserve"> = .68) had no detectable effect on abundance, whereas excluding large grazers increased abundance marginally (+22.5%, 95% CI: +0.3% to +49.6%, </w:t>
-      </w:r>
-      <w:r>
-        <w:rPr>
-          <w:i/>
-          <w:iCs/>
-        </w:rPr>
-        <w:t xml:space="preserve">p</w:t>
-      </w:r>
-      <w:r>
-        <w:t xml:space="preserve"> = .047; robust </w:t>
-      </w:r>
-      <w:r>
-        <w:rPr>
-          <w:i/>
-          <w:iCs/>
-        </w:rPr>
-        <w:t xml:space="preserve">p</w:t>
-      </w:r>
-      <w:r>
-        <w:t xml:space="preserve"> = .12), with responses varying widely among locations. There was no linear trend in abundance responses across size classes (slope = −0.047 per class, </w:t>
-      </w:r>
-      <w:r>
-        <w:rPr>
-          <w:i/>
-          <w:iCs/>
-        </w:rPr>
-        <w:t xml:space="preserve">p</w:t>
-      </w:r>
-      <w:r>
-        <w:t xml:space="preserve"> = .54). Excluding large grazers increased richness (+36.3%, 95% CI: +9.7% to +69.4%, </w:t>
-      </w:r>
-      <w:r>
-        <w:rPr>
-          <w:i/>
-          <w:iCs/>
-        </w:rPr>
-        <w:t xml:space="preserve">p</w:t>
-      </w:r>
-      <w:r>
-        <w:t xml:space="preserve"> = .006; robust </w:t>
-      </w:r>
-      <w:r>
-        <w:rPr>
-          <w:i/>
-          <w:iCs/>
-        </w:rPr>
-        <w:t xml:space="preserve">p</w:t>
-      </w:r>
-      <w:r>
-        <w:t xml:space="preserve"> = .043), but richness responses did not differ significantly between medium and large grazers (</w:t>
-      </w:r>
-      <w:r>
-        <w:rPr>
-          <w:i/>
-          <w:iCs/>
-        </w:rPr>
-        <w:t xml:space="preserve">F</w:t>
-      </w:r>
-      <w:r>
-        <w:rPr>
-          <w:vertAlign w:val="subscript"/>
-        </w:rPr>
-        <w:t xml:space="preserve">1,92</w:t>
-      </w:r>
-      <w:r>
-        <w:t xml:space="preserve"> = 2.24, </w:t>
-      </w:r>
-      <w:r>
-        <w:rPr>
-          <w:i/>
-          <w:iCs/>
-        </w:rPr>
-        <w:t xml:space="preserve">p</w:t>
-      </w:r>
-      <w:r>
-        <w:t xml:space="preserve"> = .14). Diversity did not vary with grazer size (</w:t>
-      </w:r>
-      <w:r>
-        <w:rPr>
-          <w:i/>
-          <w:iCs/>
-        </w:rPr>
-        <w:t xml:space="preserve">F</w:t>
-      </w:r>
-      <w:r>
-        <w:rPr>
-          <w:vertAlign w:val="subscript"/>
-        </w:rPr>
-        <w:t xml:space="preserve">1,34</w:t>
-      </w:r>
-      <w:r>
-        <w:t xml:space="preserve"> = 1.51, </w:t>
-      </w:r>
-      <w:r>
-        <w:rPr>
-          <w:i/>
-          <w:iCs/>
-        </w:rPr>
-        <w:t xml:space="preserve">p</w:t>
-      </w:r>
-      <w:r>
-        <w:t xml:space="preserve"> = .23; linear trend </w:t>
-      </w:r>
-      <w:r>
-        <w:rPr>
-          <w:i/>
-          <w:iCs/>
-        </w:rPr>
-        <w:t xml:space="preserve">p</w:t>
-      </w:r>
-      <w:r>
-        <w:t xml:space="preserve"> = .086).</w:t>
+        <w:t xml:space="preserve"> = .086). The variation among sites therefore remained almost entirely unexplained by the study characteristics available.</w:t>
       </w:r>
     </w:p>
     <w:p>
@@ -1173,7 +974,7 @@
         <w:spacing w:after="120" w:before="240"/>
       </w:pPr>
       <w:r>
-        <w:t xml:space="preserve">3.4 | Time since exclusion</w:t>
+        <w:t xml:space="preserve">3.4 | Stratum and grazer size</w:t>
       </w:r>
     </w:p>
     <w:p>
@@ -1182,7 +983,23 @@
         <w:jc w:val="both"/>
       </w:pPr>
       <w:r>
-        <w:t xml:space="preserve">Abundance responses tended to decline with time since exclusion (slope = −0.108 per unit ln[years + 1], 95% CI: −0.226 to 0.011, </w:t>
+        <w:t xml:space="preserve">Responses did not differ significantly among strata for abundance (</w:t>
+      </w:r>
+      <w:r>
+        <w:rPr>
+          <w:i/>
+          <w:iCs/>
+        </w:rPr>
+        <w:t xml:space="preserve">F</w:t>
+      </w:r>
+      <w:r>
+        <w:rPr>
+          <w:vertAlign w:val="subscript"/>
+        </w:rPr>
+        <w:t xml:space="preserve">2,413</w:t>
+      </w:r>
+      <w:r>
+        <w:t xml:space="preserve"> = 1.05, </w:t>
       </w:r>
       <w:r>
         <w:rPr>
@@ -1192,7 +1009,23 @@
         <w:t xml:space="preserve">p</w:t>
       </w:r>
       <w:r>
-        <w:t xml:space="preserve"> = .074; robust </w:t>
+        <w:t xml:space="preserve"> = .35), richness (</w:t>
+      </w:r>
+      <w:r>
+        <w:rPr>
+          <w:i/>
+          <w:iCs/>
+        </w:rPr>
+        <w:t xml:space="preserve">F</w:t>
+      </w:r>
+      <w:r>
+        <w:rPr>
+          <w:vertAlign w:val="subscript"/>
+        </w:rPr>
+        <w:t xml:space="preserve">2,112</w:t>
+      </w:r>
+      <w:r>
+        <w:t xml:space="preserve"> = 0.81, </w:t>
       </w:r>
       <w:r>
         <w:rPr>
@@ -1202,7 +1035,23 @@
         <w:t xml:space="preserve">p</w:t>
       </w:r>
       <w:r>
-        <w:t xml:space="preserve"> = .39), from an estimated +41% at the start of exclusion to close to zero after several decades (Figure 4). Time since exclusion was unrelated to richness (slope = 0.075, </w:t>
+        <w:t xml:space="preserve"> = .45) or diversity (</w:t>
+      </w:r>
+      <w:r>
+        <w:rPr>
+          <w:i/>
+          <w:iCs/>
+        </w:rPr>
+        <w:t xml:space="preserve">F</w:t>
+      </w:r>
+      <w:r>
+        <w:rPr>
+          <w:vertAlign w:val="subscript"/>
+        </w:rPr>
+        <w:t xml:space="preserve">2,14</w:t>
+      </w:r>
+      <w:r>
+        <w:t xml:space="preserve"> = 0.50, </w:t>
       </w:r>
       <w:r>
         <w:rPr>
@@ -1212,7 +1061,7 @@
         <w:t xml:space="preserve">p</w:t>
       </w:r>
       <w:r>
-        <w:t xml:space="preserve"> = .38) or diversity responses (slope = −0.012, </w:t>
+        <w:t xml:space="preserve"> = .62; Figure 4a; Table 1). Nevertheless, the increase in abundance was concentrated in above-ground invertebrates (+22.6%, 95% CI: +5.1% to +43.0%, </w:t>
       </w:r>
       <w:r>
         <w:rPr>
@@ -1222,7 +1071,264 @@
         <w:t xml:space="preserve">p</w:t>
       </w:r>
       <w:r>
-        <w:t xml:space="preserve"> = .93).</w:t>
+        <w:t xml:space="preserve"> = .010; robust </w:t>
+      </w:r>
+      <w:r>
+        <w:rPr>
+          <w:i/>
+          <w:iCs/>
+        </w:rPr>
+        <w:t xml:space="preserve">p</w:t>
+      </w:r>
+      <w:r>
+        <w:t xml:space="preserve"> = .024), whereas ground- and litter-dwelling (+8.6%, </w:t>
+      </w:r>
+      <w:r>
+        <w:rPr>
+          <w:i/>
+          <w:iCs/>
+        </w:rPr>
+        <w:t xml:space="preserve">p</w:t>
+      </w:r>
+      <w:r>
+        <w:t xml:space="preserve"> = .34) and below-ground invertebrates (+9.8%, </w:t>
+      </w:r>
+      <w:r>
+        <w:rPr>
+          <w:i/>
+          <w:iCs/>
+        </w:rPr>
+        <w:t xml:space="preserve">p</w:t>
+      </w:r>
+      <w:r>
+        <w:t xml:space="preserve"> = .48) showed no significant change. Richness increased in above-ground (+26.6%, 95% CI: +2.3% to +56.7%, </w:t>
+      </w:r>
+      <w:r>
+        <w:rPr>
+          <w:i/>
+          <w:iCs/>
+        </w:rPr>
+        <w:t xml:space="preserve">p</w:t>
+      </w:r>
+      <w:r>
+        <w:t xml:space="preserve"> = .031; robust </w:t>
+      </w:r>
+      <w:r>
+        <w:rPr>
+          <w:i/>
+          <w:iCs/>
+        </w:rPr>
+        <w:t xml:space="preserve">p</w:t>
+      </w:r>
+      <w:r>
+        <w:t xml:space="preserve"> = .051) and ground- and litter-dwelling assemblages (+24.9%, 95% CI: +2.3% to +52.4%, </w:t>
+      </w:r>
+      <w:r>
+        <w:rPr>
+          <w:i/>
+          <w:iCs/>
+        </w:rPr>
+        <w:t xml:space="preserve">p</w:t>
+      </w:r>
+      <w:r>
+        <w:t xml:space="preserve"> = .029; robust </w:t>
+      </w:r>
+      <w:r>
+        <w:rPr>
+          <w:i/>
+          <w:iCs/>
+        </w:rPr>
+        <w:t xml:space="preserve">p</w:t>
+      </w:r>
+      <w:r>
+        <w:t xml:space="preserve"> = .032), but not below ground (+15.0%, </w:t>
+      </w:r>
+      <w:r>
+        <w:rPr>
+          <w:i/>
+          <w:iCs/>
+        </w:rPr>
+        <w:t xml:space="preserve">p</w:t>
+      </w:r>
+      <w:r>
+        <w:t xml:space="preserve"> = .22).</w:t>
+      </w:r>
+    </w:p>
+    <w:p>
+      <w:pPr>
+        <w:spacing w:after="120" w:line="480"/>
+        <w:jc w:val="both"/>
+      </w:pPr>
+      <w:r>
+        <w:t xml:space="preserve">Abundance responses differed among the size classes of excluded grazers in the model-based test (</w:t>
+      </w:r>
+      <w:r>
+        <w:rPr>
+          <w:i/>
+          <w:iCs/>
+        </w:rPr>
+        <w:t xml:space="preserve">F</w:t>
+      </w:r>
+      <w:r>
+        <w:rPr>
+          <w:vertAlign w:val="subscript"/>
+        </w:rPr>
+        <w:t xml:space="preserve">3,369</w:t>
+      </w:r>
+      <w:r>
+        <w:t xml:space="preserve"> = 9.14, </w:t>
+      </w:r>
+      <w:r>
+        <w:rPr>
+          <w:i/>
+          <w:iCs/>
+        </w:rPr>
+        <w:t xml:space="preserve">p</w:t>
+      </w:r>
+      <w:r>
+        <w:t xml:space="preserve"> &lt; .001), but not in the cluster-robust test (robust </w:t>
+      </w:r>
+      <w:r>
+        <w:rPr>
+          <w:i/>
+          <w:iCs/>
+        </w:rPr>
+        <w:t xml:space="preserve">p</w:t>
+      </w:r>
+      <w:r>
+        <w:t xml:space="preserve"> = .38; Figure 4b), and grazer size explained none of the heterogeneity in abundance. The difference was driven by a large increase following the exclusion of small grazers (+276%, 95% CI: +124% to +533%), estimated from only eight effect sizes from three studies at two locations. Excluding medium-sized (−3.2%, </w:t>
+      </w:r>
+      <w:r>
+        <w:rPr>
+          <w:i/>
+          <w:iCs/>
+        </w:rPr>
+        <w:t xml:space="preserve">p</w:t>
+      </w:r>
+      <w:r>
+        <w:t xml:space="preserve"> = .76) or mega-herbivores (−7.8%, </w:t>
+      </w:r>
+      <w:r>
+        <w:rPr>
+          <w:i/>
+          <w:iCs/>
+        </w:rPr>
+        <w:t xml:space="preserve">p</w:t>
+      </w:r>
+      <w:r>
+        <w:t xml:space="preserve"> = .68) had no detectable effect on abundance, whereas excluding large grazers increased abundance marginally (+22.5%, 95% CI: +0.3% to +49.6%, </w:t>
+      </w:r>
+      <w:r>
+        <w:rPr>
+          <w:i/>
+          <w:iCs/>
+        </w:rPr>
+        <w:t xml:space="preserve">p</w:t>
+      </w:r>
+      <w:r>
+        <w:t xml:space="preserve"> = .047; robust </w:t>
+      </w:r>
+      <w:r>
+        <w:rPr>
+          <w:i/>
+          <w:iCs/>
+        </w:rPr>
+        <w:t xml:space="preserve">p</w:t>
+      </w:r>
+      <w:r>
+        <w:t xml:space="preserve"> = .12), with responses varying widely among locations. There was no linear trend in abundance responses across size classes (slope = −0.047 per class, </w:t>
+      </w:r>
+      <w:r>
+        <w:rPr>
+          <w:i/>
+          <w:iCs/>
+        </w:rPr>
+        <w:t xml:space="preserve">p</w:t>
+      </w:r>
+      <w:r>
+        <w:t xml:space="preserve"> = .54). Excluding large grazers increased richness (+36.3%, 95% CI: +9.7% to +69.4%, </w:t>
+      </w:r>
+      <w:r>
+        <w:rPr>
+          <w:i/>
+          <w:iCs/>
+        </w:rPr>
+        <w:t xml:space="preserve">p</w:t>
+      </w:r>
+      <w:r>
+        <w:t xml:space="preserve"> = .006; robust </w:t>
+      </w:r>
+      <w:r>
+        <w:rPr>
+          <w:i/>
+          <w:iCs/>
+        </w:rPr>
+        <w:t xml:space="preserve">p</w:t>
+      </w:r>
+      <w:r>
+        <w:t xml:space="preserve"> = .043), but richness responses did not differ significantly between medium and large grazers (</w:t>
+      </w:r>
+      <w:r>
+        <w:rPr>
+          <w:i/>
+          <w:iCs/>
+        </w:rPr>
+        <w:t xml:space="preserve">F</w:t>
+      </w:r>
+      <w:r>
+        <w:rPr>
+          <w:vertAlign w:val="subscript"/>
+        </w:rPr>
+        <w:t xml:space="preserve">1,92</w:t>
+      </w:r>
+      <w:r>
+        <w:t xml:space="preserve"> = 2.24, </w:t>
+      </w:r>
+      <w:r>
+        <w:rPr>
+          <w:i/>
+          <w:iCs/>
+        </w:rPr>
+        <w:t xml:space="preserve">p</w:t>
+      </w:r>
+      <w:r>
+        <w:t xml:space="preserve"> = .14). Diversity did not vary with grazer size (</w:t>
+      </w:r>
+      <w:r>
+        <w:rPr>
+          <w:i/>
+          <w:iCs/>
+        </w:rPr>
+        <w:t xml:space="preserve">F</w:t>
+      </w:r>
+      <w:r>
+        <w:rPr>
+          <w:vertAlign w:val="subscript"/>
+        </w:rPr>
+        <w:t xml:space="preserve">1,34</w:t>
+      </w:r>
+      <w:r>
+        <w:t xml:space="preserve"> = 1.51, </w:t>
+      </w:r>
+      <w:r>
+        <w:rPr>
+          <w:i/>
+          <w:iCs/>
+        </w:rPr>
+        <w:t xml:space="preserve">p</w:t>
+      </w:r>
+      <w:r>
+        <w:t xml:space="preserve"> = .23; linear trend </w:t>
+      </w:r>
+      <w:r>
+        <w:rPr>
+          <w:i/>
+          <w:iCs/>
+        </w:rPr>
+        <w:t xml:space="preserve">p</w:t>
+      </w:r>
+      <w:r>
+        <w:t xml:space="preserve"> = .086).</w:t>
       </w:r>
     </w:p>
     <w:p>
@@ -1231,7 +1337,7 @@
         <w:spacing w:after="120" w:before="240"/>
       </w:pPr>
       <w:r>
-        <w:t xml:space="preserve">3.5 | Trophic groups</w:t>
+        <w:t xml:space="preserve">3.5 | Time since exclusion</w:t>
       </w:r>
     </w:p>
     <w:p>
@@ -1240,23 +1346,7 @@
         <w:jc w:val="both"/>
       </w:pPr>
       <w:r>
-        <w:t xml:space="preserve">Trophic groups did not differ significantly in their abundance responses to grazer exclusion (</w:t>
-      </w:r>
-      <w:r>
-        <w:rPr>
-          <w:i/>
-          <w:iCs/>
-        </w:rPr>
-        <w:t xml:space="preserve">F</w:t>
-      </w:r>
-      <w:r>
-        <w:rPr>
-          <w:vertAlign w:val="subscript"/>
-        </w:rPr>
-        <w:t xml:space="preserve">7,320</w:t>
-      </w:r>
-      <w:r>
-        <w:t xml:space="preserve"> = 1.27, </w:t>
+        <w:t xml:space="preserve">Abundance responses tended to decline with time since exclusion (slope = −0.108 per unit ln[years + 1], 95% CI: −0.226 to 0.011, </w:t>
       </w:r>
       <w:r>
         <w:rPr>
@@ -1266,7 +1356,7 @@
         <w:t xml:space="preserve">p</w:t>
       </w:r>
       <w:r>
-        <w:t xml:space="preserve"> = .27; Figure 5; Table 2). Point estimates were positive for most groups and largest for parasitoids (+51.0%, 95% CI: +2.1% to +123.1%, </w:t>
+        <w:t xml:space="preserve"> = .074; robust </w:t>
       </w:r>
       <w:r>
         <w:rPr>
@@ -1276,7 +1366,7 @@
         <w:t xml:space="preserve">p</w:t>
       </w:r>
       <w:r>
-        <w:t xml:space="preserve"> = .039; four studies), bacterivorous nematodes (+37.6%, </w:t>
+        <w:t xml:space="preserve"> = .39), from an estimated +41% at the start of exclusion to close to zero after several decades (Figure 5), although time since exclusion explained only 3.2% of the heterogeneity in abundance. Time since exclusion was unrelated to richness (slope = 0.075, </w:t>
       </w:r>
       <w:r>
         <w:rPr>
@@ -1286,7 +1376,7 @@
         <w:t xml:space="preserve">p</w:t>
       </w:r>
       <w:r>
-        <w:t xml:space="preserve"> = .097) and detritivores (+35.8%, 95% CI: +4.3% to +76.9%, </w:t>
+        <w:t xml:space="preserve"> = .38) or diversity responses (slope = −0.012, </w:t>
       </w:r>
       <w:r>
         <w:rPr>
@@ -1296,99 +1386,7 @@
         <w:t xml:space="preserve">p</w:t>
       </w:r>
       <w:r>
-        <w:t xml:space="preserve"> = .023), intermediate for predators (+18.5%, </w:t>
-      </w:r>
-      <w:r>
-        <w:rPr>
-          <w:i/>
-          <w:iCs/>
-        </w:rPr>
-        <w:t xml:space="preserve">p</w:t>
-      </w:r>
-      <w:r>
-        <w:t xml:space="preserve"> = .13) and herbivores (+12.8%, </w:t>
-      </w:r>
-      <w:r>
-        <w:rPr>
-          <w:i/>
-          <w:iCs/>
-        </w:rPr>
-        <w:t xml:space="preserve">p</w:t>
-      </w:r>
-      <w:r>
-        <w:t xml:space="preserve"> = .26), and negative only for pollinators (−13.0%, </w:t>
-      </w:r>
-      <w:r>
-        <w:rPr>
-          <w:i/>
-          <w:iCs/>
-        </w:rPr>
-        <w:t xml:space="preserve">p</w:t>
-      </w:r>
-      <w:r>
-        <w:t xml:space="preserve"> = .53). None of the group-level effects was significant in cluster-robust tests (all robust </w:t>
-      </w:r>
-      <w:r>
-        <w:rPr>
-          <w:i/>
-          <w:iCs/>
-        </w:rPr>
-        <w:t xml:space="preserve">p</w:t>
-      </w:r>
-      <w:r>
-        <w:t xml:space="preserve"> ≥ .17). Richness (</w:t>
-      </w:r>
-      <w:r>
-        <w:rPr>
-          <w:i/>
-          <w:iCs/>
-        </w:rPr>
-        <w:t xml:space="preserve">F</w:t>
-      </w:r>
-      <w:r>
-        <w:rPr>
-          <w:vertAlign w:val="subscript"/>
-        </w:rPr>
-        <w:t xml:space="preserve">2,66</w:t>
-      </w:r>
-      <w:r>
-        <w:t xml:space="preserve"> = 0.42, </w:t>
-      </w:r>
-      <w:r>
-        <w:rPr>
-          <w:i/>
-          <w:iCs/>
-        </w:rPr>
-        <w:t xml:space="preserve">p</w:t>
-      </w:r>
-      <w:r>
-        <w:t xml:space="preserve"> = .66) and diversity (</w:t>
-      </w:r>
-      <w:r>
-        <w:rPr>
-          <w:i/>
-          <w:iCs/>
-        </w:rPr>
-        <w:t xml:space="preserve">F</w:t>
-      </w:r>
-      <w:r>
-        <w:rPr>
-          <w:vertAlign w:val="subscript"/>
-        </w:rPr>
-        <w:t xml:space="preserve">1,13</w:t>
-      </w:r>
-      <w:r>
-        <w:t xml:space="preserve"> = 0.02, </w:t>
-      </w:r>
-      <w:r>
-        <w:rPr>
-          <w:i/>
-          <w:iCs/>
-        </w:rPr>
-        <w:t xml:space="preserve">p</w:t>
-      </w:r>
-      <w:r>
-        <w:t xml:space="preserve"> = .90) responses likewise did not differ among trophic groups.</w:t>
+        <w:t xml:space="preserve"> = .93).</w:t>
       </w:r>
     </w:p>
     <w:p>
@@ -1397,7 +1395,7 @@
         <w:spacing w:after="120" w:before="240"/>
       </w:pPr>
       <w:r>
-        <w:t xml:space="preserve">3.6 | Biome and continent</w:t>
+        <w:t xml:space="preserve">3.6 | Trophic groups</w:t>
       </w:r>
     </w:p>
     <w:p>
@@ -1406,7 +1404,7 @@
         <w:jc w:val="both"/>
       </w:pPr>
       <w:r>
-        <w:t xml:space="preserve">Responses did not differ among biomes for abundance (</w:t>
+        <w:t xml:space="preserve">Trophic groups did not differ significantly in their abundance responses to grazer exclusion (</w:t>
       </w:r>
       <w:r>
         <w:rPr>
@@ -1419,10 +1417,10 @@
         <w:rPr>
           <w:vertAlign w:val="subscript"/>
         </w:rPr>
-        <w:t xml:space="preserve">6,33</w:t>
-      </w:r>
-      <w:r>
-        <w:t xml:space="preserve"> = 1.21, </w:t>
+        <w:t xml:space="preserve">7,320</w:t>
+      </w:r>
+      <w:r>
+        <w:t xml:space="preserve"> = 1.27, </w:t>
       </w:r>
       <w:r>
         <w:rPr>
@@ -1432,7 +1430,77 @@
         <w:t xml:space="preserve">p</w:t>
       </w:r>
       <w:r>
-        <w:t xml:space="preserve"> = .33), richness (</w:t>
+        <w:t xml:space="preserve"> = .27; Figure 6; Table 2), and trophic group explained none of the heterogeneity in any response. Point estimates were positive for most groups and largest for parasitoids (+51.0%, 95% CI: +2.1% to +123.1%, </w:t>
+      </w:r>
+      <w:r>
+        <w:rPr>
+          <w:i/>
+          <w:iCs/>
+        </w:rPr>
+        <w:t xml:space="preserve">p</w:t>
+      </w:r>
+      <w:r>
+        <w:t xml:space="preserve"> = .039; four studies), bacterivorous nematodes (+37.6%, </w:t>
+      </w:r>
+      <w:r>
+        <w:rPr>
+          <w:i/>
+          <w:iCs/>
+        </w:rPr>
+        <w:t xml:space="preserve">p</w:t>
+      </w:r>
+      <w:r>
+        <w:t xml:space="preserve"> = .097) and detritivores (+35.8%, 95% CI: +4.3% to +76.9%, </w:t>
+      </w:r>
+      <w:r>
+        <w:rPr>
+          <w:i/>
+          <w:iCs/>
+        </w:rPr>
+        <w:t xml:space="preserve">p</w:t>
+      </w:r>
+      <w:r>
+        <w:t xml:space="preserve"> = .023), intermediate for predators (+18.5%, </w:t>
+      </w:r>
+      <w:r>
+        <w:rPr>
+          <w:i/>
+          <w:iCs/>
+        </w:rPr>
+        <w:t xml:space="preserve">p</w:t>
+      </w:r>
+      <w:r>
+        <w:t xml:space="preserve"> = .13) and herbivores (+12.8%, </w:t>
+      </w:r>
+      <w:r>
+        <w:rPr>
+          <w:i/>
+          <w:iCs/>
+        </w:rPr>
+        <w:t xml:space="preserve">p</w:t>
+      </w:r>
+      <w:r>
+        <w:t xml:space="preserve"> = .26), and negative only for pollinators (−13.0%, </w:t>
+      </w:r>
+      <w:r>
+        <w:rPr>
+          <w:i/>
+          <w:iCs/>
+        </w:rPr>
+        <w:t xml:space="preserve">p</w:t>
+      </w:r>
+      <w:r>
+        <w:t xml:space="preserve"> = .53). None of the group-level effects was significant in cluster-robust tests (all robust </w:t>
+      </w:r>
+      <w:r>
+        <w:rPr>
+          <w:i/>
+          <w:iCs/>
+        </w:rPr>
+        <w:t xml:space="preserve">p</w:t>
+      </w:r>
+      <w:r>
+        <w:t xml:space="preserve"> ≥ .17). Richness (</w:t>
       </w:r>
       <w:r>
         <w:rPr>
@@ -1445,10 +1513,10 @@
         <w:rPr>
           <w:vertAlign w:val="subscript"/>
         </w:rPr>
-        <w:t xml:space="preserve">4,20</w:t>
-      </w:r>
-      <w:r>
-        <w:t xml:space="preserve"> = 0.36, </w:t>
+        <w:t xml:space="preserve">2,66</w:t>
+      </w:r>
+      <w:r>
+        <w:t xml:space="preserve"> = 0.42, </w:t>
       </w:r>
       <w:r>
         <w:rPr>
@@ -1458,7 +1526,7 @@
         <w:t xml:space="preserve">p</w:t>
       </w:r>
       <w:r>
-        <w:t xml:space="preserve"> = .83) or diversity (</w:t>
+        <w:t xml:space="preserve"> = .66) and diversity (</w:t>
       </w:r>
       <w:r>
         <w:rPr>
@@ -1471,10 +1539,10 @@
         <w:rPr>
           <w:vertAlign w:val="subscript"/>
         </w:rPr>
-        <w:t xml:space="preserve">3,8</w:t>
-      </w:r>
-      <w:r>
-        <w:t xml:space="preserve"> = 0.93, </w:t>
+        <w:t xml:space="preserve">1,13</w:t>
+      </w:r>
+      <w:r>
+        <w:t xml:space="preserve"> = 0.02, </w:t>
       </w:r>
       <w:r>
         <w:rPr>
@@ -1484,105 +1552,7 @@
         <w:t xml:space="preserve">p</w:t>
       </w:r>
       <w:r>
-        <w:t xml:space="preserve"> = .47; Figure S1). The only biome-level estimate that differed from zero was an increase in abundance in temperate conifer forests (+59.9%, 95% CI: +10.4% to +131.5%, </w:t>
-      </w:r>
-      <w:r>
-        <w:rPr>
-          <w:i/>
-          <w:iCs/>
-        </w:rPr>
-        <w:t xml:space="preserve">p</w:t>
-      </w:r>
-      <w:r>
-        <w:t xml:space="preserve"> = .015), which came from 15 studies at seven locations and was not supported by the cluster-robust test (robust </w:t>
-      </w:r>
-      <w:r>
-        <w:rPr>
-          <w:i/>
-          <w:iCs/>
-        </w:rPr>
-        <w:t xml:space="preserve">p</w:t>
-      </w:r>
-      <w:r>
-        <w:t xml:space="preserve"> = .19). Likewise, responses did not differ among continents for abundance (</w:t>
-      </w:r>
-      <w:r>
-        <w:rPr>
-          <w:i/>
-          <w:iCs/>
-        </w:rPr>
-        <w:t xml:space="preserve">F</w:t>
-      </w:r>
-      <w:r>
-        <w:rPr>
-          <w:vertAlign w:val="subscript"/>
-        </w:rPr>
-        <w:t xml:space="preserve">3,38</w:t>
-      </w:r>
-      <w:r>
-        <w:t xml:space="preserve"> = 0.40, </w:t>
-      </w:r>
-      <w:r>
-        <w:rPr>
-          <w:i/>
-          <w:iCs/>
-        </w:rPr>
-        <w:t xml:space="preserve">p</w:t>
-      </w:r>
-      <w:r>
-        <w:t xml:space="preserve"> = .75), richness (</w:t>
-      </w:r>
-      <w:r>
-        <w:rPr>
-          <w:i/>
-          <w:iCs/>
-        </w:rPr>
-        <w:t xml:space="preserve">F</w:t>
-      </w:r>
-      <w:r>
-        <w:rPr>
-          <w:vertAlign w:val="subscript"/>
-        </w:rPr>
-        <w:t xml:space="preserve">3,26</w:t>
-      </w:r>
-      <w:r>
-        <w:t xml:space="preserve"> = 0.27, </w:t>
-      </w:r>
-      <w:r>
-        <w:rPr>
-          <w:i/>
-          <w:iCs/>
-        </w:rPr>
-        <w:t xml:space="preserve">p</w:t>
-      </w:r>
-      <w:r>
-        <w:t xml:space="preserve"> = .85) or diversity (</w:t>
-      </w:r>
-      <w:r>
-        <w:rPr>
-          <w:i/>
-          <w:iCs/>
-        </w:rPr>
-        <w:t xml:space="preserve">F</w:t>
-      </w:r>
-      <w:r>
-        <w:rPr>
-          <w:vertAlign w:val="subscript"/>
-        </w:rPr>
-        <w:t xml:space="preserve">2,12</w:t>
-      </w:r>
-      <w:r>
-        <w:t xml:space="preserve"> = 0.01, </w:t>
-      </w:r>
-      <w:r>
-        <w:rPr>
-          <w:i/>
-          <w:iCs/>
-        </w:rPr>
-        <w:t xml:space="preserve">p</w:t>
-      </w:r>
-      <w:r>
-        <w:t xml:space="preserve"> = .99).</w:t>
+        <w:t xml:space="preserve"> = .90) responses likewise did not differ among trophic groups.</w:t>
       </w:r>
     </w:p>
     <w:p>
@@ -1591,7 +1561,7 @@
         <w:spacing w:after="120" w:before="240"/>
       </w:pPr>
       <w:r>
-        <w:t xml:space="preserve">3.7 | Sensitivity analyses and publication bias</w:t>
+        <w:t xml:space="preserve">3.7 | Biome and continent</w:t>
       </w:r>
     </w:p>
     <w:p>
@@ -1600,6 +1570,200 @@
         <w:jc w:val="both"/>
       </w:pPr>
       <w:r>
+        <w:t xml:space="preserve">Responses did not differ among biomes for abundance (</w:t>
+      </w:r>
+      <w:r>
+        <w:rPr>
+          <w:i/>
+          <w:iCs/>
+        </w:rPr>
+        <w:t xml:space="preserve">F</w:t>
+      </w:r>
+      <w:r>
+        <w:rPr>
+          <w:vertAlign w:val="subscript"/>
+        </w:rPr>
+        <w:t xml:space="preserve">6,33</w:t>
+      </w:r>
+      <w:r>
+        <w:t xml:space="preserve"> = 1.21, </w:t>
+      </w:r>
+      <w:r>
+        <w:rPr>
+          <w:i/>
+          <w:iCs/>
+        </w:rPr>
+        <w:t xml:space="preserve">p</w:t>
+      </w:r>
+      <w:r>
+        <w:t xml:space="preserve"> = .33), richness (</w:t>
+      </w:r>
+      <w:r>
+        <w:rPr>
+          <w:i/>
+          <w:iCs/>
+        </w:rPr>
+        <w:t xml:space="preserve">F</w:t>
+      </w:r>
+      <w:r>
+        <w:rPr>
+          <w:vertAlign w:val="subscript"/>
+        </w:rPr>
+        <w:t xml:space="preserve">4,20</w:t>
+      </w:r>
+      <w:r>
+        <w:t xml:space="preserve"> = 0.36, </w:t>
+      </w:r>
+      <w:r>
+        <w:rPr>
+          <w:i/>
+          <w:iCs/>
+        </w:rPr>
+        <w:t xml:space="preserve">p</w:t>
+      </w:r>
+      <w:r>
+        <w:t xml:space="preserve"> = .83) or diversity (</w:t>
+      </w:r>
+      <w:r>
+        <w:rPr>
+          <w:i/>
+          <w:iCs/>
+        </w:rPr>
+        <w:t xml:space="preserve">F</w:t>
+      </w:r>
+      <w:r>
+        <w:rPr>
+          <w:vertAlign w:val="subscript"/>
+        </w:rPr>
+        <w:t xml:space="preserve">3,8</w:t>
+      </w:r>
+      <w:r>
+        <w:t xml:space="preserve"> = 0.93, </w:t>
+      </w:r>
+      <w:r>
+        <w:rPr>
+          <w:i/>
+          <w:iCs/>
+        </w:rPr>
+        <w:t xml:space="preserve">p</w:t>
+      </w:r>
+      <w:r>
+        <w:t xml:space="preserve"> = .47; Figure S1), and biome explained none of the heterogeneity. The only biome-level estimate that differed from zero was an increase in abundance in temperate conifer forests (+59.9%, 95% CI: +10.4% to +131.5%, </w:t>
+      </w:r>
+      <w:r>
+        <w:rPr>
+          <w:i/>
+          <w:iCs/>
+        </w:rPr>
+        <w:t xml:space="preserve">p</w:t>
+      </w:r>
+      <w:r>
+        <w:t xml:space="preserve"> = .015), which came from 15 studies at seven locations and was not supported by the cluster-robust test (robust </w:t>
+      </w:r>
+      <w:r>
+        <w:rPr>
+          <w:i/>
+          <w:iCs/>
+        </w:rPr>
+        <w:t xml:space="preserve">p</w:t>
+      </w:r>
+      <w:r>
+        <w:t xml:space="preserve"> = .19). Likewise, responses did not differ among continents for abundance (</w:t>
+      </w:r>
+      <w:r>
+        <w:rPr>
+          <w:i/>
+          <w:iCs/>
+        </w:rPr>
+        <w:t xml:space="preserve">F</w:t>
+      </w:r>
+      <w:r>
+        <w:rPr>
+          <w:vertAlign w:val="subscript"/>
+        </w:rPr>
+        <w:t xml:space="preserve">3,38</w:t>
+      </w:r>
+      <w:r>
+        <w:t xml:space="preserve"> = 0.40, </w:t>
+      </w:r>
+      <w:r>
+        <w:rPr>
+          <w:i/>
+          <w:iCs/>
+        </w:rPr>
+        <w:t xml:space="preserve">p</w:t>
+      </w:r>
+      <w:r>
+        <w:t xml:space="preserve"> = .75), richness (</w:t>
+      </w:r>
+      <w:r>
+        <w:rPr>
+          <w:i/>
+          <w:iCs/>
+        </w:rPr>
+        <w:t xml:space="preserve">F</w:t>
+      </w:r>
+      <w:r>
+        <w:rPr>
+          <w:vertAlign w:val="subscript"/>
+        </w:rPr>
+        <w:t xml:space="preserve">3,26</w:t>
+      </w:r>
+      <w:r>
+        <w:t xml:space="preserve"> = 0.27, </w:t>
+      </w:r>
+      <w:r>
+        <w:rPr>
+          <w:i/>
+          <w:iCs/>
+        </w:rPr>
+        <w:t xml:space="preserve">p</w:t>
+      </w:r>
+      <w:r>
+        <w:t xml:space="preserve"> = .85) or diversity (</w:t>
+      </w:r>
+      <w:r>
+        <w:rPr>
+          <w:i/>
+          <w:iCs/>
+        </w:rPr>
+        <w:t xml:space="preserve">F</w:t>
+      </w:r>
+      <w:r>
+        <w:rPr>
+          <w:vertAlign w:val="subscript"/>
+        </w:rPr>
+        <w:t xml:space="preserve">2,12</w:t>
+      </w:r>
+      <w:r>
+        <w:t xml:space="preserve"> = 0.01, </w:t>
+      </w:r>
+      <w:r>
+        <w:rPr>
+          <w:i/>
+          <w:iCs/>
+        </w:rPr>
+        <w:t xml:space="preserve">p</w:t>
+      </w:r>
+      <w:r>
+        <w:t xml:space="preserve"> = .99).</w:t>
+      </w:r>
+    </w:p>
+    <w:p>
+      <w:pPr>
+        <w:pStyle w:val="Heading2"/>
+        <w:spacing w:after="120" w:before="240"/>
+      </w:pPr>
+      <w:r>
+        <w:t xml:space="preserve">3.8 | Sensitivity analyses and publication bias</w:t>
+      </w:r>
+    </w:p>
+    <w:p>
+      <w:pPr>
+        <w:spacing w:after="120" w:line="480"/>
+        <w:jc w:val="both"/>
+      </w:pPr>
+      <w:r>
         <w:t xml:space="preserve">Effects on abundance were positive in exclosure experiments (+17.8%, 95% CI: +2.9% to +34.9%, </w:t>
       </w:r>
       <w:r>
@@ -1729,7 +1893,7 @@
         <w:spacing w:after="120"/>
       </w:pPr>
       <w:r>
-        <w:t xml:space="preserve">TABLE 1 Overall effects of grazer exclusion and omnibus tests of moderators for each response. Estimates are percentage change (95% CI) in exclosures relative to grazed plots. Moderator tests are model-based </w:t>
+        <w:t xml:space="preserve">TABLE 1 Overall effects of grazer exclusion, heterogeneity and moderator tests for each response. Estimates are percentage change (95% CI) in exclosures relative to grazed plots. Moderator tests are model-based </w:t>
       </w:r>
       <w:r>
         <w:rPr>
@@ -1739,7 +1903,7 @@
         <w:t xml:space="preserve">F</w:t>
       </w:r>
       <w:r>
-        <w:t xml:space="preserve">-tests with containment degrees of freedom; robust </w:t>
+        <w:t xml:space="preserve">-tests with containment degrees of freedom (cluster-robust </w:t>
       </w:r>
       <w:r>
         <w:rPr>
@@ -1749,7 +1913,23 @@
         <w:t xml:space="preserve">p</w:t>
       </w:r>
       <w:r>
-        <w:t xml:space="preserve"> values are from cluster-robust (CR2) Wald tests clustered by location.</w:t>
+        <w:t xml:space="preserve"> in brackets); </w:t>
+      </w:r>
+      <w:r>
+        <w:rPr>
+          <w:i/>
+          <w:iCs/>
+        </w:rPr>
+        <w:t xml:space="preserve">R</w:t>
+      </w:r>
+      <w:r>
+        <w:rPr>
+          <w:vertAlign w:val="superscript"/>
+        </w:rPr>
+        <w:t xml:space="preserve">2</w:t>
+      </w:r>
+      <w:r>
+        <w:t xml:space="preserve"> is the percentage of heterogeneity explained by the moderator.</w:t>
       </w:r>
     </w:p>
     <w:tbl>
@@ -1765,10 +1945,10 @@
         </w:tblBorders>
       </w:tblPr>
       <w:tblGrid>
-        <w:gridCol w:w="2700"/>
-        <w:gridCol w:w="2250"/>
-        <w:gridCol w:w="2250"/>
-        <w:gridCol w:w="2160"/>
+        <w:gridCol w:w="2600"/>
+        <w:gridCol w:w="2280"/>
+        <w:gridCol w:w="2280"/>
+        <w:gridCol w:w="2200"/>
       </w:tblGrid>
       <w:tr>
         <w:trPr>
@@ -1776,7 +1956,7 @@
         </w:trPr>
         <w:tc>
           <w:tcPr>
-            <w:tcW w:type="dxa" w:w="2700"/>
+            <w:tcW w:type="dxa" w:w="2600"/>
             <w:tcBorders>
               <w:top w:val="single" w:color="000000" w:sz="4"/>
               <w:left w:val="none" w:color="FFFFFF" w:sz="0"/>
@@ -1798,7 +1978,7 @@
         </w:tc>
         <w:tc>
           <w:tcPr>
-            <w:tcW w:type="dxa" w:w="2250"/>
+            <w:tcW w:type="dxa" w:w="2280"/>
             <w:tcBorders>
               <w:top w:val="single" w:color="000000" w:sz="4"/>
               <w:left w:val="none" w:color="FFFFFF" w:sz="0"/>
@@ -1830,7 +2010,7 @@
         </w:tc>
         <w:tc>
           <w:tcPr>
-            <w:tcW w:type="dxa" w:w="2250"/>
+            <w:tcW w:type="dxa" w:w="2280"/>
             <w:tcBorders>
               <w:top w:val="single" w:color="000000" w:sz="4"/>
               <w:left w:val="none" w:color="FFFFFF" w:sz="0"/>
@@ -1862,7 +2042,7 @@
         </w:tc>
         <w:tc>
           <w:tcPr>
-            <w:tcW w:type="dxa" w:w="2160"/>
+            <w:tcW w:type="dxa" w:w="2200"/>
             <w:tcBorders>
               <w:top w:val="single" w:color="000000" w:sz="4"/>
               <w:left w:val="none" w:color="FFFFFF" w:sz="0"/>
@@ -1896,7 +2076,7 @@
       <w:tr>
         <w:tc>
           <w:tcPr>
-            <w:tcW w:type="dxa" w:w="2700"/>
+            <w:tcW w:type="dxa" w:w="2600"/>
             <w:tcBorders>
               <w:top w:val="none" w:color="FFFFFF" w:sz="0"/>
               <w:left w:val="none" w:color="FFFFFF" w:sz="0"/>
@@ -1928,7 +2108,7 @@
         </w:tc>
         <w:tc>
           <w:tcPr>
-            <w:tcW w:type="dxa" w:w="2250"/>
+            <w:tcW w:type="dxa" w:w="2280"/>
             <w:tcBorders>
               <w:top w:val="none" w:color="FFFFFF" w:sz="0"/>
               <w:left w:val="none" w:color="FFFFFF" w:sz="0"/>
@@ -1960,7 +2140,7 @@
         </w:tc>
         <w:tc>
           <w:tcPr>
-            <w:tcW w:type="dxa" w:w="2250"/>
+            <w:tcW w:type="dxa" w:w="2280"/>
             <w:tcBorders>
               <w:top w:val="none" w:color="FFFFFF" w:sz="0"/>
               <w:left w:val="none" w:color="FFFFFF" w:sz="0"/>
@@ -1992,7 +2172,7 @@
         </w:tc>
         <w:tc>
           <w:tcPr>
-            <w:tcW w:type="dxa" w:w="2160"/>
+            <w:tcW w:type="dxa" w:w="2200"/>
             <w:tcBorders>
               <w:top w:val="none" w:color="FFFFFF" w:sz="0"/>
               <w:left w:val="none" w:color="FFFFFF" w:sz="0"/>
@@ -2026,7 +2206,7 @@
       <w:tr>
         <w:tc>
           <w:tcPr>
-            <w:tcW w:type="dxa" w:w="2700"/>
+            <w:tcW w:type="dxa" w:w="2600"/>
             <w:tcBorders>
               <w:top w:val="none" w:color="FFFFFF" w:sz="0"/>
               <w:left w:val="none" w:color="FFFFFF" w:sz="0"/>
@@ -2092,7 +2272,7 @@
         </w:tc>
         <w:tc>
           <w:tcPr>
-            <w:tcW w:type="dxa" w:w="2250"/>
+            <w:tcW w:type="dxa" w:w="2280"/>
             <w:tcBorders>
               <w:top w:val="none" w:color="FFFFFF" w:sz="0"/>
               <w:left w:val="none" w:color="FFFFFF" w:sz="0"/>
@@ -2124,7 +2304,7 @@
         </w:tc>
         <w:tc>
           <w:tcPr>
-            <w:tcW w:type="dxa" w:w="2250"/>
+            <w:tcW w:type="dxa" w:w="2280"/>
             <w:tcBorders>
               <w:top w:val="none" w:color="FFFFFF" w:sz="0"/>
               <w:left w:val="none" w:color="FFFFFF" w:sz="0"/>
@@ -2156,7 +2336,7 @@
         </w:tc>
         <w:tc>
           <w:tcPr>
-            <w:tcW w:type="dxa" w:w="2160"/>
+            <w:tcW w:type="dxa" w:w="2200"/>
             <w:tcBorders>
               <w:top w:val="none" w:color="FFFFFF" w:sz="0"/>
               <w:left w:val="none" w:color="FFFFFF" w:sz="0"/>
@@ -2190,7 +2370,267 @@
       <w:tr>
         <w:tc>
           <w:tcPr>
-            <w:tcW w:type="dxa" w:w="2700"/>
+            <w:tcW w:type="dxa" w:w="2600"/>
+            <w:tcBorders>
+              <w:top w:val="none" w:color="FFFFFF" w:sz="0"/>
+              <w:left w:val="none" w:color="FFFFFF" w:sz="0"/>
+              <w:bottom w:val="none" w:color="FFFFFF" w:sz="0"/>
+              <w:right w:val="none" w:color="FFFFFF" w:sz="0"/>
+            </w:tcBorders>
+            <w:tcMar>
+              <w:top w:type="dxa" w:w="40"/>
+              <w:left w:type="dxa" w:w="80"/>
+              <w:bottom w:type="dxa" w:w="40"/>
+              <w:right w:type="dxa" w:w="80"/>
+            </w:tcMar>
+          </w:tcPr>
+          <w:p>
+            <w:pPr>
+              <w:jc w:val="left"/>
+            </w:pPr>
+            <w:r>
+              <w:rPr>
+                <w:rFonts w:ascii="Times New Roman" w:cs="Times New Roman" w:eastAsia="Times New Roman" w:hAnsi="Times New Roman"/>
+                <w:b w:val="false"/>
+                <w:bCs w:val="false"/>
+                <w:sz w:val="18"/>
+                <w:szCs w:val="18"/>
+              </w:rPr>
+              <w:t xml:space="preserve">95% prediction interval, %</w:t>
+            </w:r>
+          </w:p>
+        </w:tc>
+        <w:tc>
+          <w:tcPr>
+            <w:tcW w:type="dxa" w:w="2280"/>
+            <w:tcBorders>
+              <w:top w:val="none" w:color="FFFFFF" w:sz="0"/>
+              <w:left w:val="none" w:color="FFFFFF" w:sz="0"/>
+              <w:bottom w:val="none" w:color="FFFFFF" w:sz="0"/>
+              <w:right w:val="none" w:color="FFFFFF" w:sz="0"/>
+            </w:tcBorders>
+            <w:tcMar>
+              <w:top w:type="dxa" w:w="40"/>
+              <w:left w:type="dxa" w:w="80"/>
+              <w:bottom w:type="dxa" w:w="40"/>
+              <w:right w:type="dxa" w:w="80"/>
+            </w:tcMar>
+          </w:tcPr>
+          <w:p>
+            <w:pPr>
+              <w:jc w:val="center"/>
+            </w:pPr>
+            <w:r>
+              <w:rPr>
+                <w:rFonts w:ascii="Times New Roman" w:cs="Times New Roman" w:eastAsia="Times New Roman" w:hAnsi="Times New Roman"/>
+                <w:b w:val="false"/>
+                <w:bCs w:val="false"/>
+                <w:sz w:val="18"/>
+                <w:szCs w:val="18"/>
+              </w:rPr>
+              <w:t xml:space="preserve">−62.6 to +252.3</w:t>
+            </w:r>
+          </w:p>
+        </w:tc>
+        <w:tc>
+          <w:tcPr>
+            <w:tcW w:type="dxa" w:w="2280"/>
+            <w:tcBorders>
+              <w:top w:val="none" w:color="FFFFFF" w:sz="0"/>
+              <w:left w:val="none" w:color="FFFFFF" w:sz="0"/>
+              <w:bottom w:val="none" w:color="FFFFFF" w:sz="0"/>
+              <w:right w:val="none" w:color="FFFFFF" w:sz="0"/>
+            </w:tcBorders>
+            <w:tcMar>
+              <w:top w:type="dxa" w:w="40"/>
+              <w:left w:type="dxa" w:w="80"/>
+              <w:bottom w:type="dxa" w:w="40"/>
+              <w:right w:type="dxa" w:w="80"/>
+            </w:tcMar>
+          </w:tcPr>
+          <w:p>
+            <w:pPr>
+              <w:jc w:val="center"/>
+            </w:pPr>
+            <w:r>
+              <w:rPr>
+                <w:rFonts w:ascii="Times New Roman" w:cs="Times New Roman" w:eastAsia="Times New Roman" w:hAnsi="Times New Roman"/>
+                <w:b w:val="false"/>
+                <w:bCs w:val="false"/>
+                <w:sz w:val="18"/>
+                <w:szCs w:val="18"/>
+              </w:rPr>
+              <w:t xml:space="preserve">−52.3 to +223.1</w:t>
+            </w:r>
+          </w:p>
+        </w:tc>
+        <w:tc>
+          <w:tcPr>
+            <w:tcW w:type="dxa" w:w="2200"/>
+            <w:tcBorders>
+              <w:top w:val="none" w:color="FFFFFF" w:sz="0"/>
+              <w:left w:val="none" w:color="FFFFFF" w:sz="0"/>
+              <w:bottom w:val="none" w:color="FFFFFF" w:sz="0"/>
+              <w:right w:val="none" w:color="FFFFFF" w:sz="0"/>
+            </w:tcBorders>
+            <w:tcMar>
+              <w:top w:type="dxa" w:w="40"/>
+              <w:left w:type="dxa" w:w="80"/>
+              <w:bottom w:type="dxa" w:w="40"/>
+              <w:right w:type="dxa" w:w="80"/>
+            </w:tcMar>
+          </w:tcPr>
+          <w:p>
+            <w:pPr>
+              <w:jc w:val="center"/>
+            </w:pPr>
+            <w:r>
+              <w:rPr>
+                <w:rFonts w:ascii="Times New Roman" w:cs="Times New Roman" w:eastAsia="Times New Roman" w:hAnsi="Times New Roman"/>
+                <w:b w:val="false"/>
+                <w:bCs w:val="false"/>
+                <w:sz w:val="18"/>
+                <w:szCs w:val="18"/>
+              </w:rPr>
+              <w:t xml:space="preserve">−63.7 to +235.4</w:t>
+            </w:r>
+          </w:p>
+        </w:tc>
+      </w:tr>
+      <w:tr>
+        <w:tc>
+          <w:tcPr>
+            <w:tcW w:type="dxa" w:w="2600"/>
+            <w:tcBorders>
+              <w:top w:val="none" w:color="FFFFFF" w:sz="0"/>
+              <w:left w:val="none" w:color="FFFFFF" w:sz="0"/>
+              <w:bottom w:val="none" w:color="FFFFFF" w:sz="0"/>
+              <w:right w:val="none" w:color="FFFFFF" w:sz="0"/>
+            </w:tcBorders>
+            <w:tcMar>
+              <w:top w:type="dxa" w:w="40"/>
+              <w:left w:type="dxa" w:w="80"/>
+              <w:bottom w:type="dxa" w:w="40"/>
+              <w:right w:type="dxa" w:w="80"/>
+            </w:tcMar>
+          </w:tcPr>
+          <w:p>
+            <w:pPr>
+              <w:jc w:val="left"/>
+            </w:pPr>
+            <w:r>
+              <w:rPr>
+                <w:rFonts w:ascii="Times New Roman" w:cs="Times New Roman" w:eastAsia="Times New Roman" w:hAnsi="Times New Roman"/>
+                <w:b w:val="false"/>
+                <w:bCs w:val="false"/>
+                <w:sz w:val="18"/>
+                <w:szCs w:val="18"/>
+              </w:rPr>
+              <w:t xml:space="preserve">Sites with negative effect (%)</w:t>
+            </w:r>
+          </w:p>
+        </w:tc>
+        <w:tc>
+          <w:tcPr>
+            <w:tcW w:type="dxa" w:w="2280"/>
+            <w:tcBorders>
+              <w:top w:val="none" w:color="FFFFFF" w:sz="0"/>
+              <w:left w:val="none" w:color="FFFFFF" w:sz="0"/>
+              <w:bottom w:val="none" w:color="FFFFFF" w:sz="0"/>
+              <w:right w:val="none" w:color="FFFFFF" w:sz="0"/>
+            </w:tcBorders>
+            <w:tcMar>
+              <w:top w:type="dxa" w:w="40"/>
+              <w:left w:type="dxa" w:w="80"/>
+              <w:bottom w:type="dxa" w:w="40"/>
+              <w:right w:type="dxa" w:w="80"/>
+            </w:tcMar>
+          </w:tcPr>
+          <w:p>
+            <w:pPr>
+              <w:jc w:val="center"/>
+            </w:pPr>
+            <w:r>
+              <w:rPr>
+                <w:rFonts w:ascii="Times New Roman" w:cs="Times New Roman" w:eastAsia="Times New Roman" w:hAnsi="Times New Roman"/>
+                <w:b w:val="false"/>
+                <w:bCs w:val="false"/>
+                <w:sz w:val="18"/>
+                <w:szCs w:val="18"/>
+              </w:rPr>
+              <w:t xml:space="preserve">40</w:t>
+            </w:r>
+          </w:p>
+        </w:tc>
+        <w:tc>
+          <w:tcPr>
+            <w:tcW w:type="dxa" w:w="2280"/>
+            <w:tcBorders>
+              <w:top w:val="none" w:color="FFFFFF" w:sz="0"/>
+              <w:left w:val="none" w:color="FFFFFF" w:sz="0"/>
+              <w:bottom w:val="none" w:color="FFFFFF" w:sz="0"/>
+              <w:right w:val="none" w:color="FFFFFF" w:sz="0"/>
+            </w:tcBorders>
+            <w:tcMar>
+              <w:top w:type="dxa" w:w="40"/>
+              <w:left w:type="dxa" w:w="80"/>
+              <w:bottom w:type="dxa" w:w="40"/>
+              <w:right w:type="dxa" w:w="80"/>
+            </w:tcMar>
+          </w:tcPr>
+          <w:p>
+            <w:pPr>
+              <w:jc w:val="center"/>
+            </w:pPr>
+            <w:r>
+              <w:rPr>
+                <w:rFonts w:ascii="Times New Roman" w:cs="Times New Roman" w:eastAsia="Times New Roman" w:hAnsi="Times New Roman"/>
+                <w:b w:val="false"/>
+                <w:bCs w:val="false"/>
+                <w:sz w:val="18"/>
+                <w:szCs w:val="18"/>
+              </w:rPr>
+              <w:t xml:space="preserve">32</w:t>
+            </w:r>
+          </w:p>
+        </w:tc>
+        <w:tc>
+          <w:tcPr>
+            <w:tcW w:type="dxa" w:w="2200"/>
+            <w:tcBorders>
+              <w:top w:val="none" w:color="FFFFFF" w:sz="0"/>
+              <w:left w:val="none" w:color="FFFFFF" w:sz="0"/>
+              <w:bottom w:val="none" w:color="FFFFFF" w:sz="0"/>
+              <w:right w:val="none" w:color="FFFFFF" w:sz="0"/>
+            </w:tcBorders>
+            <w:tcMar>
+              <w:top w:type="dxa" w:w="40"/>
+              <w:left w:type="dxa" w:w="80"/>
+              <w:bottom w:type="dxa" w:w="40"/>
+              <w:right w:type="dxa" w:w="80"/>
+            </w:tcMar>
+          </w:tcPr>
+          <w:p>
+            <w:pPr>
+              <w:jc w:val="center"/>
+            </w:pPr>
+            <w:r>
+              <w:rPr>
+                <w:rFonts w:ascii="Times New Roman" w:cs="Times New Roman" w:eastAsia="Times New Roman" w:hAnsi="Times New Roman"/>
+                <w:b w:val="false"/>
+                <w:bCs w:val="false"/>
+                <w:sz w:val="18"/>
+                <w:szCs w:val="18"/>
+              </w:rPr>
+              <w:t xml:space="preserve">42</w:t>
+            </w:r>
+          </w:p>
+        </w:tc>
+      </w:tr>
+      <w:tr>
+        <w:tc>
+          <w:tcPr>
+            <w:tcW w:type="dxa" w:w="2600"/>
             <w:tcBorders>
               <w:top w:val="none" w:color="FFFFFF" w:sz="0"/>
               <w:left w:val="none" w:color="FFFFFF" w:sz="0"/>
@@ -2234,7 +2674,7 @@
         </w:tc>
         <w:tc>
           <w:tcPr>
-            <w:tcW w:type="dxa" w:w="2250"/>
+            <w:tcW w:type="dxa" w:w="2280"/>
             <w:tcBorders>
               <w:top w:val="none" w:color="FFFFFF" w:sz="0"/>
               <w:left w:val="none" w:color="FFFFFF" w:sz="0"/>
@@ -2266,7 +2706,7 @@
         </w:tc>
         <w:tc>
           <w:tcPr>
-            <w:tcW w:type="dxa" w:w="2250"/>
+            <w:tcW w:type="dxa" w:w="2280"/>
             <w:tcBorders>
               <w:top w:val="none" w:color="FFFFFF" w:sz="0"/>
               <w:left w:val="none" w:color="FFFFFF" w:sz="0"/>
@@ -2298,7 +2738,7 @@
         </w:tc>
         <w:tc>
           <w:tcPr>
-            <w:tcW w:type="dxa" w:w="2160"/>
+            <w:tcW w:type="dxa" w:w="2200"/>
             <w:tcBorders>
               <w:top w:val="none" w:color="FFFFFF" w:sz="0"/>
               <w:left w:val="none" w:color="FFFFFF" w:sz="0"/>
@@ -2332,7 +2772,7 @@
       <w:tr>
         <w:tc>
           <w:tcPr>
-            <w:tcW w:type="dxa" w:w="2700"/>
+            <w:tcW w:type="dxa" w:w="2600"/>
             <w:tcBorders>
               <w:top w:val="none" w:color="FFFFFF" w:sz="0"/>
               <w:left w:val="none" w:color="FFFFFF" w:sz="0"/>
@@ -2350,16 +2790,6 @@
             <w:pPr>
               <w:jc w:val="left"/>
             </w:pPr>
-            <w:r>
-              <w:rPr>
-                <w:rFonts w:ascii="Times New Roman" w:cs="Times New Roman" w:eastAsia="Times New Roman" w:hAnsi="Times New Roman"/>
-                <w:b w:val="false"/>
-                <w:bCs w:val="false"/>
-                <w:sz w:val="18"/>
-                <w:szCs w:val="18"/>
-              </w:rPr>
-              <w:t xml:space="preserve">Total </w:t>
-            </w:r>
             <w:r>
               <w:rPr>
                 <w:rFonts w:ascii="Times New Roman" w:cs="Times New Roman" w:eastAsia="Times New Roman" w:hAnsi="Times New Roman"/>
@@ -2370,34 +2800,23 @@
                 <w:sz w:val="18"/>
                 <w:szCs w:val="18"/>
               </w:rPr>
-              <w:t xml:space="preserve">I</w:t>
-            </w:r>
-            <w:r>
-              <w:rPr>
-                <w:rFonts w:ascii="Times New Roman" w:cs="Times New Roman" w:eastAsia="Times New Roman" w:hAnsi="Times New Roman"/>
-                <w:b w:val="false"/>
-                <w:bCs w:val="false"/>
-                <w:sz w:val="18"/>
-                <w:szCs w:val="18"/>
-                <w:vertAlign w:val="superscript"/>
-              </w:rPr>
-              <w:t xml:space="preserve">2</w:t>
-            </w:r>
-            <w:r>
-              <w:rPr>
-                <w:rFonts w:ascii="Times New Roman" w:cs="Times New Roman" w:eastAsia="Times New Roman" w:hAnsi="Times New Roman"/>
-                <w:b w:val="false"/>
-                <w:bCs w:val="false"/>
-                <w:sz w:val="18"/>
-                <w:szCs w:val="18"/>
-              </w:rPr>
-              <w:t xml:space="preserve"> (%)</w:t>
-            </w:r>
-          </w:p>
-        </w:tc>
-        <w:tc>
-          <w:tcPr>
-            <w:tcW w:type="dxa" w:w="2250"/>
+              <w:t xml:space="preserve">Q</w:t>
+            </w:r>
+            <w:r>
+              <w:rPr>
+                <w:rFonts w:ascii="Times New Roman" w:cs="Times New Roman" w:eastAsia="Times New Roman" w:hAnsi="Times New Roman"/>
+                <w:b w:val="false"/>
+                <w:bCs w:val="false"/>
+                <w:sz w:val="18"/>
+                <w:szCs w:val="18"/>
+              </w:rPr>
+              <w:t xml:space="preserve"> (df)</w:t>
+            </w:r>
+          </w:p>
+        </w:tc>
+        <w:tc>
+          <w:tcPr>
+            <w:tcW w:type="dxa" w:w="2280"/>
             <w:tcBorders>
               <w:top w:val="none" w:color="FFFFFF" w:sz="0"/>
               <w:left w:val="none" w:color="FFFFFF" w:sz="0"/>
@@ -2423,13 +2842,13 @@
                 <w:sz w:val="18"/>
                 <w:szCs w:val="18"/>
               </w:rPr>
-              <w:t xml:space="preserve">96.6</w:t>
-            </w:r>
-          </w:p>
-        </w:tc>
-        <w:tc>
-          <w:tcPr>
-            <w:tcW w:type="dxa" w:w="2250"/>
+              <w:t xml:space="preserve">2851 (416)***</w:t>
+            </w:r>
+          </w:p>
+        </w:tc>
+        <w:tc>
+          <w:tcPr>
+            <w:tcW w:type="dxa" w:w="2280"/>
             <w:tcBorders>
               <w:top w:val="none" w:color="FFFFFF" w:sz="0"/>
               <w:left w:val="none" w:color="FFFFFF" w:sz="0"/>
@@ -2455,13 +2874,13 @@
                 <w:sz w:val="18"/>
                 <w:szCs w:val="18"/>
               </w:rPr>
-              <w:t xml:space="preserve">95.6</w:t>
-            </w:r>
-          </w:p>
-        </w:tc>
-        <w:tc>
-          <w:tcPr>
-            <w:tcW w:type="dxa" w:w="2160"/>
+              <w:t xml:space="preserve">719 (114)***</w:t>
+            </w:r>
+          </w:p>
+        </w:tc>
+        <w:tc>
+          <w:tcPr>
+            <w:tcW w:type="dxa" w:w="2200"/>
             <w:tcBorders>
               <w:top w:val="none" w:color="FFFFFF" w:sz="0"/>
               <w:left w:val="none" w:color="FFFFFF" w:sz="0"/>
@@ -2487,7 +2906,7 @@
                 <w:sz w:val="18"/>
                 <w:szCs w:val="18"/>
               </w:rPr>
-              <w:t xml:space="preserve">99.6</w:t>
+              <w:t xml:space="preserve">322 (45)***</w:t>
             </w:r>
           </w:p>
         </w:tc>
@@ -2495,7 +2914,7 @@
       <w:tr>
         <w:tc>
           <w:tcPr>
-            <w:tcW w:type="dxa" w:w="2700"/>
+            <w:tcW w:type="dxa" w:w="2600"/>
             <w:tcBorders>
               <w:top w:val="none" w:color="FFFFFF" w:sz="0"/>
               <w:left w:val="none" w:color="FFFFFF" w:sz="0"/>
@@ -2512,38 +2931,6 @@
           <w:p>
             <w:pPr>
               <w:jc w:val="left"/>
-            </w:pPr>
-            <w:r>
-              <w:rPr>
-                <w:rFonts w:ascii="Times New Roman" w:cs="Times New Roman" w:eastAsia="Times New Roman" w:hAnsi="Times New Roman"/>
-                <w:b w:val="false"/>
-                <w:bCs w:val="false"/>
-                <w:sz w:val="18"/>
-                <w:szCs w:val="18"/>
-              </w:rPr>
-              <w:t xml:space="preserve">Grazer origin</w:t>
-            </w:r>
-          </w:p>
-        </w:tc>
-        <w:tc>
-          <w:tcPr>
-            <w:tcW w:type="dxa" w:w="2250"/>
-            <w:tcBorders>
-              <w:top w:val="none" w:color="FFFFFF" w:sz="0"/>
-              <w:left w:val="none" w:color="FFFFFF" w:sz="0"/>
-              <w:bottom w:val="none" w:color="FFFFFF" w:sz="0"/>
-              <w:right w:val="none" w:color="FFFFFF" w:sz="0"/>
-            </w:tcBorders>
-            <w:tcMar>
-              <w:top w:type="dxa" w:w="40"/>
-              <w:left w:type="dxa" w:w="80"/>
-              <w:bottom w:type="dxa" w:w="40"/>
-              <w:right w:type="dxa" w:w="80"/>
-            </w:tcMar>
-          </w:tcPr>
-          <w:p>
-            <w:pPr>
-              <w:jc w:val="center"/>
             </w:pPr>
             <w:r>
               <w:rPr>
@@ -2555,29 +2942,149 @@
                 <w:sz w:val="18"/>
                 <w:szCs w:val="18"/>
               </w:rPr>
-              <w:t xml:space="preserve">F</w:t>
-            </w:r>
-            <w:r>
-              <w:rPr>
-                <w:rFonts w:ascii="Times New Roman" w:cs="Times New Roman" w:eastAsia="Times New Roman" w:hAnsi="Times New Roman"/>
-                <w:b w:val="false"/>
-                <w:bCs w:val="false"/>
-                <w:sz w:val="18"/>
-                <w:szCs w:val="18"/>
-                <w:vertAlign w:val="subscript"/>
-              </w:rPr>
-              <w:t xml:space="preserve">1,394</w:t>
-            </w:r>
-            <w:r>
-              <w:rPr>
-                <w:rFonts w:ascii="Times New Roman" w:cs="Times New Roman" w:eastAsia="Times New Roman" w:hAnsi="Times New Roman"/>
-                <w:b w:val="false"/>
-                <w:bCs w:val="false"/>
-                <w:sz w:val="18"/>
-                <w:szCs w:val="18"/>
-              </w:rPr>
-              <w:t xml:space="preserve"> = 0.14, </w:t>
-            </w:r>
+              <w:t xml:space="preserve">I</w:t>
+            </w:r>
+            <w:r>
+              <w:rPr>
+                <w:rFonts w:ascii="Times New Roman" w:cs="Times New Roman" w:eastAsia="Times New Roman" w:hAnsi="Times New Roman"/>
+                <w:b w:val="false"/>
+                <w:bCs w:val="false"/>
+                <w:sz w:val="18"/>
+                <w:szCs w:val="18"/>
+                <w:vertAlign w:val="superscript"/>
+              </w:rPr>
+              <w:t xml:space="preserve">2</w:t>
+            </w:r>
+            <w:r>
+              <w:rPr>
+                <w:rFonts w:ascii="Times New Roman" w:cs="Times New Roman" w:eastAsia="Times New Roman" w:hAnsi="Times New Roman"/>
+                <w:b w:val="false"/>
+                <w:bCs w:val="false"/>
+                <w:sz w:val="18"/>
+                <w:szCs w:val="18"/>
+              </w:rPr>
+              <w:t xml:space="preserve"> total (%)</w:t>
+            </w:r>
+          </w:p>
+        </w:tc>
+        <w:tc>
+          <w:tcPr>
+            <w:tcW w:type="dxa" w:w="2280"/>
+            <w:tcBorders>
+              <w:top w:val="none" w:color="FFFFFF" w:sz="0"/>
+              <w:left w:val="none" w:color="FFFFFF" w:sz="0"/>
+              <w:bottom w:val="none" w:color="FFFFFF" w:sz="0"/>
+              <w:right w:val="none" w:color="FFFFFF" w:sz="0"/>
+            </w:tcBorders>
+            <w:tcMar>
+              <w:top w:type="dxa" w:w="40"/>
+              <w:left w:type="dxa" w:w="80"/>
+              <w:bottom w:type="dxa" w:w="40"/>
+              <w:right w:type="dxa" w:w="80"/>
+            </w:tcMar>
+          </w:tcPr>
+          <w:p>
+            <w:pPr>
+              <w:jc w:val="center"/>
+            </w:pPr>
+            <w:r>
+              <w:rPr>
+                <w:rFonts w:ascii="Times New Roman" w:cs="Times New Roman" w:eastAsia="Times New Roman" w:hAnsi="Times New Roman"/>
+                <w:b w:val="false"/>
+                <w:bCs w:val="false"/>
+                <w:sz w:val="18"/>
+                <w:szCs w:val="18"/>
+              </w:rPr>
+              <w:t xml:space="preserve">96.6</w:t>
+            </w:r>
+          </w:p>
+        </w:tc>
+        <w:tc>
+          <w:tcPr>
+            <w:tcW w:type="dxa" w:w="2280"/>
+            <w:tcBorders>
+              <w:top w:val="none" w:color="FFFFFF" w:sz="0"/>
+              <w:left w:val="none" w:color="FFFFFF" w:sz="0"/>
+              <w:bottom w:val="none" w:color="FFFFFF" w:sz="0"/>
+              <w:right w:val="none" w:color="FFFFFF" w:sz="0"/>
+            </w:tcBorders>
+            <w:tcMar>
+              <w:top w:type="dxa" w:w="40"/>
+              <w:left w:type="dxa" w:w="80"/>
+              <w:bottom w:type="dxa" w:w="40"/>
+              <w:right w:type="dxa" w:w="80"/>
+            </w:tcMar>
+          </w:tcPr>
+          <w:p>
+            <w:pPr>
+              <w:jc w:val="center"/>
+            </w:pPr>
+            <w:r>
+              <w:rPr>
+                <w:rFonts w:ascii="Times New Roman" w:cs="Times New Roman" w:eastAsia="Times New Roman" w:hAnsi="Times New Roman"/>
+                <w:b w:val="false"/>
+                <w:bCs w:val="false"/>
+                <w:sz w:val="18"/>
+                <w:szCs w:val="18"/>
+              </w:rPr>
+              <w:t xml:space="preserve">95.6</w:t>
+            </w:r>
+          </w:p>
+        </w:tc>
+        <w:tc>
+          <w:tcPr>
+            <w:tcW w:type="dxa" w:w="2200"/>
+            <w:tcBorders>
+              <w:top w:val="none" w:color="FFFFFF" w:sz="0"/>
+              <w:left w:val="none" w:color="FFFFFF" w:sz="0"/>
+              <w:bottom w:val="none" w:color="FFFFFF" w:sz="0"/>
+              <w:right w:val="none" w:color="FFFFFF" w:sz="0"/>
+            </w:tcBorders>
+            <w:tcMar>
+              <w:top w:type="dxa" w:w="40"/>
+              <w:left w:type="dxa" w:w="80"/>
+              <w:bottom w:type="dxa" w:w="40"/>
+              <w:right w:type="dxa" w:w="80"/>
+            </w:tcMar>
+          </w:tcPr>
+          <w:p>
+            <w:pPr>
+              <w:jc w:val="center"/>
+            </w:pPr>
+            <w:r>
+              <w:rPr>
+                <w:rFonts w:ascii="Times New Roman" w:cs="Times New Roman" w:eastAsia="Times New Roman" w:hAnsi="Times New Roman"/>
+                <w:b w:val="false"/>
+                <w:bCs w:val="false"/>
+                <w:sz w:val="18"/>
+                <w:szCs w:val="18"/>
+              </w:rPr>
+              <w:t xml:space="preserve">99.6</w:t>
+            </w:r>
+          </w:p>
+        </w:tc>
+      </w:tr>
+      <w:tr>
+        <w:tc>
+          <w:tcPr>
+            <w:tcW w:type="dxa" w:w="2600"/>
+            <w:tcBorders>
+              <w:top w:val="none" w:color="FFFFFF" w:sz="0"/>
+              <w:left w:val="none" w:color="FFFFFF" w:sz="0"/>
+              <w:bottom w:val="none" w:color="FFFFFF" w:sz="0"/>
+              <w:right w:val="none" w:color="FFFFFF" w:sz="0"/>
+            </w:tcBorders>
+            <w:tcMar>
+              <w:top w:type="dxa" w:w="40"/>
+              <w:left w:type="dxa" w:w="80"/>
+              <w:bottom w:type="dxa" w:w="40"/>
+              <w:right w:type="dxa" w:w="80"/>
+            </w:tcMar>
+          </w:tcPr>
+          <w:p>
+            <w:pPr>
+              <w:jc w:val="left"/>
+            </w:pPr>
             <w:r>
               <w:rPr>
                 <w:rFonts w:ascii="Times New Roman" w:cs="Times New Roman" w:eastAsia="Times New Roman" w:hAnsi="Times New Roman"/>
@@ -2588,23 +3095,34 @@
                 <w:sz w:val="18"/>
                 <w:szCs w:val="18"/>
               </w:rPr>
-              <w:t xml:space="preserve">p</w:t>
-            </w:r>
-            <w:r>
-              <w:rPr>
-                <w:rFonts w:ascii="Times New Roman" w:cs="Times New Roman" w:eastAsia="Times New Roman" w:hAnsi="Times New Roman"/>
-                <w:b w:val="false"/>
-                <w:bCs w:val="false"/>
-                <w:sz w:val="18"/>
-                <w:szCs w:val="18"/>
-              </w:rPr>
-              <w:t xml:space="preserve"> = .71 (.69)</w:t>
-            </w:r>
-          </w:p>
-        </w:tc>
-        <w:tc>
-          <w:tcPr>
-            <w:tcW w:type="dxa" w:w="2250"/>
+              <w:t xml:space="preserve">I</w:t>
+            </w:r>
+            <w:r>
+              <w:rPr>
+                <w:rFonts w:ascii="Times New Roman" w:cs="Times New Roman" w:eastAsia="Times New Roman" w:hAnsi="Times New Roman"/>
+                <w:b w:val="false"/>
+                <w:bCs w:val="false"/>
+                <w:sz w:val="18"/>
+                <w:szCs w:val="18"/>
+                <w:vertAlign w:val="superscript"/>
+              </w:rPr>
+              <w:t xml:space="preserve">2</w:t>
+            </w:r>
+            <w:r>
+              <w:rPr>
+                <w:rFonts w:ascii="Times New Roman" w:cs="Times New Roman" w:eastAsia="Times New Roman" w:hAnsi="Times New Roman"/>
+                <w:b w:val="false"/>
+                <w:bCs w:val="false"/>
+                <w:sz w:val="18"/>
+                <w:szCs w:val="18"/>
+              </w:rPr>
+              <w:t xml:space="preserve"> among studies/locations (%)</w:t>
+            </w:r>
+          </w:p>
+        </w:tc>
+        <w:tc>
+          <w:tcPr>
+            <w:tcW w:type="dxa" w:w="2280"/>
             <w:tcBorders>
               <w:top w:val="none" w:color="FFFFFF" w:sz="0"/>
               <w:left w:val="none" w:color="FFFFFF" w:sz="0"/>
@@ -2621,6 +3139,104 @@
           <w:p>
             <w:pPr>
               <w:jc w:val="center"/>
+            </w:pPr>
+            <w:r>
+              <w:rPr>
+                <w:rFonts w:ascii="Times New Roman" w:cs="Times New Roman" w:eastAsia="Times New Roman" w:hAnsi="Times New Roman"/>
+                <w:b w:val="false"/>
+                <w:bCs w:val="false"/>
+                <w:sz w:val="18"/>
+                <w:szCs w:val="18"/>
+              </w:rPr>
+              <w:t xml:space="preserve">53.9</w:t>
+            </w:r>
+          </w:p>
+        </w:tc>
+        <w:tc>
+          <w:tcPr>
+            <w:tcW w:type="dxa" w:w="2280"/>
+            <w:tcBorders>
+              <w:top w:val="none" w:color="FFFFFF" w:sz="0"/>
+              <w:left w:val="none" w:color="FFFFFF" w:sz="0"/>
+              <w:bottom w:val="none" w:color="FFFFFF" w:sz="0"/>
+              <w:right w:val="none" w:color="FFFFFF" w:sz="0"/>
+            </w:tcBorders>
+            <w:tcMar>
+              <w:top w:type="dxa" w:w="40"/>
+              <w:left w:type="dxa" w:w="80"/>
+              <w:bottom w:type="dxa" w:w="40"/>
+              <w:right w:type="dxa" w:w="80"/>
+            </w:tcMar>
+          </w:tcPr>
+          <w:p>
+            <w:pPr>
+              <w:jc w:val="center"/>
+            </w:pPr>
+            <w:r>
+              <w:rPr>
+                <w:rFonts w:ascii="Times New Roman" w:cs="Times New Roman" w:eastAsia="Times New Roman" w:hAnsi="Times New Roman"/>
+                <w:b w:val="false"/>
+                <w:bCs w:val="false"/>
+                <w:sz w:val="18"/>
+                <w:szCs w:val="18"/>
+              </w:rPr>
+              <w:t xml:space="preserve">91.9</w:t>
+            </w:r>
+          </w:p>
+        </w:tc>
+        <w:tc>
+          <w:tcPr>
+            <w:tcW w:type="dxa" w:w="2200"/>
+            <w:tcBorders>
+              <w:top w:val="none" w:color="FFFFFF" w:sz="0"/>
+              <w:left w:val="none" w:color="FFFFFF" w:sz="0"/>
+              <w:bottom w:val="none" w:color="FFFFFF" w:sz="0"/>
+              <w:right w:val="none" w:color="FFFFFF" w:sz="0"/>
+            </w:tcBorders>
+            <w:tcMar>
+              <w:top w:type="dxa" w:w="40"/>
+              <w:left w:type="dxa" w:w="80"/>
+              <w:bottom w:type="dxa" w:w="40"/>
+              <w:right w:type="dxa" w:w="80"/>
+            </w:tcMar>
+          </w:tcPr>
+          <w:p>
+            <w:pPr>
+              <w:jc w:val="center"/>
+            </w:pPr>
+            <w:r>
+              <w:rPr>
+                <w:rFonts w:ascii="Times New Roman" w:cs="Times New Roman" w:eastAsia="Times New Roman" w:hAnsi="Times New Roman"/>
+                <w:b w:val="false"/>
+                <w:bCs w:val="false"/>
+                <w:sz w:val="18"/>
+                <w:szCs w:val="18"/>
+              </w:rPr>
+              <w:t xml:space="preserve">89.4</w:t>
+            </w:r>
+          </w:p>
+        </w:tc>
+      </w:tr>
+      <w:tr>
+        <w:tc>
+          <w:tcPr>
+            <w:tcW w:type="dxa" w:w="2600"/>
+            <w:tcBorders>
+              <w:top w:val="none" w:color="FFFFFF" w:sz="0"/>
+              <w:left w:val="none" w:color="FFFFFF" w:sz="0"/>
+              <w:bottom w:val="none" w:color="FFFFFF" w:sz="0"/>
+              <w:right w:val="none" w:color="FFFFFF" w:sz="0"/>
+            </w:tcBorders>
+            <w:tcMar>
+              <w:top w:type="dxa" w:w="40"/>
+              <w:left w:type="dxa" w:w="80"/>
+              <w:bottom w:type="dxa" w:w="40"/>
+              <w:right w:type="dxa" w:w="80"/>
+            </w:tcMar>
+          </w:tcPr>
+          <w:p>
+            <w:pPr>
+              <w:jc w:val="left"/>
             </w:pPr>
             <w:r>
               <w:rPr>
@@ -2632,29 +3248,181 @@
                 <w:sz w:val="18"/>
                 <w:szCs w:val="18"/>
               </w:rPr>
-              <w:t xml:space="preserve">F</w:t>
-            </w:r>
-            <w:r>
-              <w:rPr>
-                <w:rFonts w:ascii="Times New Roman" w:cs="Times New Roman" w:eastAsia="Times New Roman" w:hAnsi="Times New Roman"/>
-                <w:b w:val="false"/>
-                <w:bCs w:val="false"/>
-                <w:sz w:val="18"/>
-                <w:szCs w:val="18"/>
-                <w:vertAlign w:val="subscript"/>
-              </w:rPr>
-              <w:t xml:space="preserve">1,32</w:t>
-            </w:r>
-            <w:r>
-              <w:rPr>
-                <w:rFonts w:ascii="Times New Roman" w:cs="Times New Roman" w:eastAsia="Times New Roman" w:hAnsi="Times New Roman"/>
-                <w:b w:val="false"/>
-                <w:bCs w:val="false"/>
-                <w:sz w:val="18"/>
-                <w:szCs w:val="18"/>
-              </w:rPr>
-              <w:t xml:space="preserve"> = 0.17, </w:t>
-            </w:r>
+              <w:t xml:space="preserve">I</w:t>
+            </w:r>
+            <w:r>
+              <w:rPr>
+                <w:rFonts w:ascii="Times New Roman" w:cs="Times New Roman" w:eastAsia="Times New Roman" w:hAnsi="Times New Roman"/>
+                <w:b w:val="false"/>
+                <w:bCs w:val="false"/>
+                <w:sz w:val="18"/>
+                <w:szCs w:val="18"/>
+                <w:vertAlign w:val="superscript"/>
+              </w:rPr>
+              <w:t xml:space="preserve">2</w:t>
+            </w:r>
+            <w:r>
+              <w:rPr>
+                <w:rFonts w:ascii="Times New Roman" w:cs="Times New Roman" w:eastAsia="Times New Roman" w:hAnsi="Times New Roman"/>
+                <w:b w:val="false"/>
+                <w:bCs w:val="false"/>
+                <w:sz w:val="18"/>
+                <w:szCs w:val="18"/>
+              </w:rPr>
+              <w:t xml:space="preserve"> within studies (%)</w:t>
+            </w:r>
+          </w:p>
+        </w:tc>
+        <w:tc>
+          <w:tcPr>
+            <w:tcW w:type="dxa" w:w="2280"/>
+            <w:tcBorders>
+              <w:top w:val="none" w:color="FFFFFF" w:sz="0"/>
+              <w:left w:val="none" w:color="FFFFFF" w:sz="0"/>
+              <w:bottom w:val="none" w:color="FFFFFF" w:sz="0"/>
+              <w:right w:val="none" w:color="FFFFFF" w:sz="0"/>
+            </w:tcBorders>
+            <w:tcMar>
+              <w:top w:type="dxa" w:w="40"/>
+              <w:left w:type="dxa" w:w="80"/>
+              <w:bottom w:type="dxa" w:w="40"/>
+              <w:right w:type="dxa" w:w="80"/>
+            </w:tcMar>
+          </w:tcPr>
+          <w:p>
+            <w:pPr>
+              <w:jc w:val="center"/>
+            </w:pPr>
+            <w:r>
+              <w:rPr>
+                <w:rFonts w:ascii="Times New Roman" w:cs="Times New Roman" w:eastAsia="Times New Roman" w:hAnsi="Times New Roman"/>
+                <w:b w:val="false"/>
+                <w:bCs w:val="false"/>
+                <w:sz w:val="18"/>
+                <w:szCs w:val="18"/>
+              </w:rPr>
+              <w:t xml:space="preserve">42.7</w:t>
+            </w:r>
+          </w:p>
+        </w:tc>
+        <w:tc>
+          <w:tcPr>
+            <w:tcW w:type="dxa" w:w="2280"/>
+            <w:tcBorders>
+              <w:top w:val="none" w:color="FFFFFF" w:sz="0"/>
+              <w:left w:val="none" w:color="FFFFFF" w:sz="0"/>
+              <w:bottom w:val="none" w:color="FFFFFF" w:sz="0"/>
+              <w:right w:val="none" w:color="FFFFFF" w:sz="0"/>
+            </w:tcBorders>
+            <w:tcMar>
+              <w:top w:type="dxa" w:w="40"/>
+              <w:left w:type="dxa" w:w="80"/>
+              <w:bottom w:type="dxa" w:w="40"/>
+              <w:right w:type="dxa" w:w="80"/>
+            </w:tcMar>
+          </w:tcPr>
+          <w:p>
+            <w:pPr>
+              <w:jc w:val="center"/>
+            </w:pPr>
+            <w:r>
+              <w:rPr>
+                <w:rFonts w:ascii="Times New Roman" w:cs="Times New Roman" w:eastAsia="Times New Roman" w:hAnsi="Times New Roman"/>
+                <w:b w:val="false"/>
+                <w:bCs w:val="false"/>
+                <w:sz w:val="18"/>
+                <w:szCs w:val="18"/>
+              </w:rPr>
+              <w:t xml:space="preserve">3.8</w:t>
+            </w:r>
+          </w:p>
+        </w:tc>
+        <w:tc>
+          <w:tcPr>
+            <w:tcW w:type="dxa" w:w="2200"/>
+            <w:tcBorders>
+              <w:top w:val="none" w:color="FFFFFF" w:sz="0"/>
+              <w:left w:val="none" w:color="FFFFFF" w:sz="0"/>
+              <w:bottom w:val="none" w:color="FFFFFF" w:sz="0"/>
+              <w:right w:val="none" w:color="FFFFFF" w:sz="0"/>
+            </w:tcBorders>
+            <w:tcMar>
+              <w:top w:type="dxa" w:w="40"/>
+              <w:left w:type="dxa" w:w="80"/>
+              <w:bottom w:type="dxa" w:w="40"/>
+              <w:right w:type="dxa" w:w="80"/>
+            </w:tcMar>
+          </w:tcPr>
+          <w:p>
+            <w:pPr>
+              <w:jc w:val="center"/>
+            </w:pPr>
+            <w:r>
+              <w:rPr>
+                <w:rFonts w:ascii="Times New Roman" w:cs="Times New Roman" w:eastAsia="Times New Roman" w:hAnsi="Times New Roman"/>
+                <w:b w:val="false"/>
+                <w:bCs w:val="false"/>
+                <w:sz w:val="18"/>
+                <w:szCs w:val="18"/>
+              </w:rPr>
+              <w:t xml:space="preserve">10.2</w:t>
+            </w:r>
+          </w:p>
+        </w:tc>
+      </w:tr>
+      <w:tr>
+        <w:tc>
+          <w:tcPr>
+            <w:tcW w:type="dxa" w:w="2600"/>
+            <w:tcBorders>
+              <w:top w:val="none" w:color="FFFFFF" w:sz="0"/>
+              <w:left w:val="none" w:color="FFFFFF" w:sz="0"/>
+              <w:bottom w:val="none" w:color="FFFFFF" w:sz="0"/>
+              <w:right w:val="none" w:color="FFFFFF" w:sz="0"/>
+            </w:tcBorders>
+            <w:tcMar>
+              <w:top w:type="dxa" w:w="40"/>
+              <w:left w:type="dxa" w:w="80"/>
+              <w:bottom w:type="dxa" w:w="40"/>
+              <w:right w:type="dxa" w:w="80"/>
+            </w:tcMar>
+          </w:tcPr>
+          <w:p>
+            <w:pPr>
+              <w:jc w:val="left"/>
+            </w:pPr>
+            <w:r>
+              <w:rPr>
+                <w:rFonts w:ascii="Times New Roman" w:cs="Times New Roman" w:eastAsia="Times New Roman" w:hAnsi="Times New Roman"/>
+                <w:b w:val="false"/>
+                <w:bCs w:val="false"/>
+                <w:sz w:val="18"/>
+                <w:szCs w:val="18"/>
+              </w:rPr>
+              <w:t xml:space="preserve">Grazer origin</w:t>
+            </w:r>
+          </w:p>
+        </w:tc>
+        <w:tc>
+          <w:tcPr>
+            <w:tcW w:type="dxa" w:w="2280"/>
+            <w:tcBorders>
+              <w:top w:val="none" w:color="FFFFFF" w:sz="0"/>
+              <w:left w:val="none" w:color="FFFFFF" w:sz="0"/>
+              <w:bottom w:val="none" w:color="FFFFFF" w:sz="0"/>
+              <w:right w:val="none" w:color="FFFFFF" w:sz="0"/>
+            </w:tcBorders>
+            <w:tcMar>
+              <w:top w:type="dxa" w:w="40"/>
+              <w:left w:type="dxa" w:w="80"/>
+              <w:bottom w:type="dxa" w:w="40"/>
+              <w:right w:type="dxa" w:w="80"/>
+            </w:tcMar>
+          </w:tcPr>
+          <w:p>
+            <w:pPr>
+              <w:jc w:val="center"/>
+            </w:pPr>
             <w:r>
               <w:rPr>
                 <w:rFonts w:ascii="Times New Roman" w:cs="Times New Roman" w:eastAsia="Times New Roman" w:hAnsi="Times New Roman"/>
@@ -2665,40 +3433,29 @@
                 <w:sz w:val="18"/>
                 <w:szCs w:val="18"/>
               </w:rPr>
-              <w:t xml:space="preserve">p</w:t>
-            </w:r>
-            <w:r>
-              <w:rPr>
-                <w:rFonts w:ascii="Times New Roman" w:cs="Times New Roman" w:eastAsia="Times New Roman" w:hAnsi="Times New Roman"/>
-                <w:b w:val="false"/>
-                <w:bCs w:val="false"/>
-                <w:sz w:val="18"/>
-                <w:szCs w:val="18"/>
-              </w:rPr>
-              <w:t xml:space="preserve"> = .69 (.78)</w:t>
-            </w:r>
-          </w:p>
-        </w:tc>
-        <w:tc>
-          <w:tcPr>
-            <w:tcW w:type="dxa" w:w="2160"/>
-            <w:tcBorders>
-              <w:top w:val="none" w:color="FFFFFF" w:sz="0"/>
-              <w:left w:val="none" w:color="FFFFFF" w:sz="0"/>
-              <w:bottom w:val="none" w:color="FFFFFF" w:sz="0"/>
-              <w:right w:val="none" w:color="FFFFFF" w:sz="0"/>
-            </w:tcBorders>
-            <w:tcMar>
-              <w:top w:type="dxa" w:w="40"/>
-              <w:left w:type="dxa" w:w="80"/>
-              <w:bottom w:type="dxa" w:w="40"/>
-              <w:right w:type="dxa" w:w="80"/>
-            </w:tcMar>
-          </w:tcPr>
-          <w:p>
-            <w:pPr>
-              <w:jc w:val="center"/>
-            </w:pPr>
+              <w:t xml:space="preserve">F</w:t>
+            </w:r>
+            <w:r>
+              <w:rPr>
+                <w:rFonts w:ascii="Times New Roman" w:cs="Times New Roman" w:eastAsia="Times New Roman" w:hAnsi="Times New Roman"/>
+                <w:b w:val="false"/>
+                <w:bCs w:val="false"/>
+                <w:sz w:val="18"/>
+                <w:szCs w:val="18"/>
+                <w:vertAlign w:val="subscript"/>
+              </w:rPr>
+              <w:t xml:space="preserve">1,394</w:t>
+            </w:r>
+            <w:r>
+              <w:rPr>
+                <w:rFonts w:ascii="Times New Roman" w:cs="Times New Roman" w:eastAsia="Times New Roman" w:hAnsi="Times New Roman"/>
+                <w:b w:val="false"/>
+                <w:bCs w:val="false"/>
+                <w:sz w:val="18"/>
+                <w:szCs w:val="18"/>
+              </w:rPr>
+              <w:t xml:space="preserve"> = 0.14, </w:t>
+            </w:r>
             <w:r>
               <w:rPr>
                 <w:rFonts w:ascii="Times New Roman" w:cs="Times New Roman" w:eastAsia="Times New Roman" w:hAnsi="Times New Roman"/>
@@ -2709,28 +3466,17 @@
                 <w:sz w:val="18"/>
                 <w:szCs w:val="18"/>
               </w:rPr>
-              <w:t xml:space="preserve">F</w:t>
-            </w:r>
-            <w:r>
-              <w:rPr>
-                <w:rFonts w:ascii="Times New Roman" w:cs="Times New Roman" w:eastAsia="Times New Roman" w:hAnsi="Times New Roman"/>
-                <w:b w:val="false"/>
-                <w:bCs w:val="false"/>
-                <w:sz w:val="18"/>
-                <w:szCs w:val="18"/>
-                <w:vertAlign w:val="subscript"/>
-              </w:rPr>
-              <w:t xml:space="preserve">1,15</w:t>
-            </w:r>
-            <w:r>
-              <w:rPr>
-                <w:rFonts w:ascii="Times New Roman" w:cs="Times New Roman" w:eastAsia="Times New Roman" w:hAnsi="Times New Roman"/>
-                <w:b w:val="false"/>
-                <w:bCs w:val="false"/>
-                <w:sz w:val="18"/>
-                <w:szCs w:val="18"/>
-              </w:rPr>
-              <w:t xml:space="preserve"> = 0.50, </w:t>
+              <w:t xml:space="preserve">p</w:t>
+            </w:r>
+            <w:r>
+              <w:rPr>
+                <w:rFonts w:ascii="Times New Roman" w:cs="Times New Roman" w:eastAsia="Times New Roman" w:hAnsi="Times New Roman"/>
+                <w:b w:val="false"/>
+                <w:bCs w:val="false"/>
+                <w:sz w:val="18"/>
+                <w:szCs w:val="18"/>
+              </w:rPr>
+              <w:t xml:space="preserve"> = .71 (.69); </w:t>
             </w:r>
             <w:r>
               <w:rPr>
@@ -2742,6 +3488,94 @@
                 <w:sz w:val="18"/>
                 <w:szCs w:val="18"/>
               </w:rPr>
+              <w:t xml:space="preserve">R</w:t>
+            </w:r>
+            <w:r>
+              <w:rPr>
+                <w:rFonts w:ascii="Times New Roman" w:cs="Times New Roman" w:eastAsia="Times New Roman" w:hAnsi="Times New Roman"/>
+                <w:b w:val="false"/>
+                <w:bCs w:val="false"/>
+                <w:sz w:val="18"/>
+                <w:szCs w:val="18"/>
+                <w:vertAlign w:val="superscript"/>
+              </w:rPr>
+              <w:t xml:space="preserve">2</w:t>
+            </w:r>
+            <w:r>
+              <w:rPr>
+                <w:rFonts w:ascii="Times New Roman" w:cs="Times New Roman" w:eastAsia="Times New Roman" w:hAnsi="Times New Roman"/>
+                <w:b w:val="false"/>
+                <w:bCs w:val="false"/>
+                <w:sz w:val="18"/>
+                <w:szCs w:val="18"/>
+              </w:rPr>
+              <w:t xml:space="preserve"> = 0</w:t>
+            </w:r>
+          </w:p>
+        </w:tc>
+        <w:tc>
+          <w:tcPr>
+            <w:tcW w:type="dxa" w:w="2280"/>
+            <w:tcBorders>
+              <w:top w:val="none" w:color="FFFFFF" w:sz="0"/>
+              <w:left w:val="none" w:color="FFFFFF" w:sz="0"/>
+              <w:bottom w:val="none" w:color="FFFFFF" w:sz="0"/>
+              <w:right w:val="none" w:color="FFFFFF" w:sz="0"/>
+            </w:tcBorders>
+            <w:tcMar>
+              <w:top w:type="dxa" w:w="40"/>
+              <w:left w:type="dxa" w:w="80"/>
+              <w:bottom w:type="dxa" w:w="40"/>
+              <w:right w:type="dxa" w:w="80"/>
+            </w:tcMar>
+          </w:tcPr>
+          <w:p>
+            <w:pPr>
+              <w:jc w:val="center"/>
+            </w:pPr>
+            <w:r>
+              <w:rPr>
+                <w:rFonts w:ascii="Times New Roman" w:cs="Times New Roman" w:eastAsia="Times New Roman" w:hAnsi="Times New Roman"/>
+                <w:b w:val="false"/>
+                <w:bCs w:val="false"/>
+                <w:i/>
+                <w:iCs/>
+                <w:sz w:val="18"/>
+                <w:szCs w:val="18"/>
+              </w:rPr>
+              <w:t xml:space="preserve">F</w:t>
+            </w:r>
+            <w:r>
+              <w:rPr>
+                <w:rFonts w:ascii="Times New Roman" w:cs="Times New Roman" w:eastAsia="Times New Roman" w:hAnsi="Times New Roman"/>
+                <w:b w:val="false"/>
+                <w:bCs w:val="false"/>
+                <w:sz w:val="18"/>
+                <w:szCs w:val="18"/>
+                <w:vertAlign w:val="subscript"/>
+              </w:rPr>
+              <w:t xml:space="preserve">1,32</w:t>
+            </w:r>
+            <w:r>
+              <w:rPr>
+                <w:rFonts w:ascii="Times New Roman" w:cs="Times New Roman" w:eastAsia="Times New Roman" w:hAnsi="Times New Roman"/>
+                <w:b w:val="false"/>
+                <w:bCs w:val="false"/>
+                <w:sz w:val="18"/>
+                <w:szCs w:val="18"/>
+              </w:rPr>
+              <w:t xml:space="preserve"> = 0.17, </w:t>
+            </w:r>
+            <w:r>
+              <w:rPr>
+                <w:rFonts w:ascii="Times New Roman" w:cs="Times New Roman" w:eastAsia="Times New Roman" w:hAnsi="Times New Roman"/>
+                <w:b w:val="false"/>
+                <w:bCs w:val="false"/>
+                <w:i/>
+                <w:iCs/>
+                <w:sz w:val="18"/>
+                <w:szCs w:val="18"/>
+              </w:rPr>
               <w:t xml:space="preserve">p</w:t>
             </w:r>
             <w:r>
@@ -2752,7 +3586,150 @@
                 <w:sz w:val="18"/>
                 <w:szCs w:val="18"/>
               </w:rPr>
-              <w:t xml:space="preserve"> = .49 (.41)</w:t>
+              <w:t xml:space="preserve"> = .69 (.78); </w:t>
+            </w:r>
+            <w:r>
+              <w:rPr>
+                <w:rFonts w:ascii="Times New Roman" w:cs="Times New Roman" w:eastAsia="Times New Roman" w:hAnsi="Times New Roman"/>
+                <w:b w:val="false"/>
+                <w:bCs w:val="false"/>
+                <w:i/>
+                <w:iCs/>
+                <w:sz w:val="18"/>
+                <w:szCs w:val="18"/>
+              </w:rPr>
+              <w:t xml:space="preserve">R</w:t>
+            </w:r>
+            <w:r>
+              <w:rPr>
+                <w:rFonts w:ascii="Times New Roman" w:cs="Times New Roman" w:eastAsia="Times New Roman" w:hAnsi="Times New Roman"/>
+                <w:b w:val="false"/>
+                <w:bCs w:val="false"/>
+                <w:sz w:val="18"/>
+                <w:szCs w:val="18"/>
+                <w:vertAlign w:val="superscript"/>
+              </w:rPr>
+              <w:t xml:space="preserve">2</w:t>
+            </w:r>
+            <w:r>
+              <w:rPr>
+                <w:rFonts w:ascii="Times New Roman" w:cs="Times New Roman" w:eastAsia="Times New Roman" w:hAnsi="Times New Roman"/>
+                <w:b w:val="false"/>
+                <w:bCs w:val="false"/>
+                <w:sz w:val="18"/>
+                <w:szCs w:val="18"/>
+              </w:rPr>
+              <w:t xml:space="preserve"> = 0</w:t>
+            </w:r>
+          </w:p>
+        </w:tc>
+        <w:tc>
+          <w:tcPr>
+            <w:tcW w:type="dxa" w:w="2200"/>
+            <w:tcBorders>
+              <w:top w:val="none" w:color="FFFFFF" w:sz="0"/>
+              <w:left w:val="none" w:color="FFFFFF" w:sz="0"/>
+              <w:bottom w:val="none" w:color="FFFFFF" w:sz="0"/>
+              <w:right w:val="none" w:color="FFFFFF" w:sz="0"/>
+            </w:tcBorders>
+            <w:tcMar>
+              <w:top w:type="dxa" w:w="40"/>
+              <w:left w:type="dxa" w:w="80"/>
+              <w:bottom w:type="dxa" w:w="40"/>
+              <w:right w:type="dxa" w:w="80"/>
+            </w:tcMar>
+          </w:tcPr>
+          <w:p>
+            <w:pPr>
+              <w:jc w:val="center"/>
+            </w:pPr>
+            <w:r>
+              <w:rPr>
+                <w:rFonts w:ascii="Times New Roman" w:cs="Times New Roman" w:eastAsia="Times New Roman" w:hAnsi="Times New Roman"/>
+                <w:b w:val="false"/>
+                <w:bCs w:val="false"/>
+                <w:i/>
+                <w:iCs/>
+                <w:sz w:val="18"/>
+                <w:szCs w:val="18"/>
+              </w:rPr>
+              <w:t xml:space="preserve">F</w:t>
+            </w:r>
+            <w:r>
+              <w:rPr>
+                <w:rFonts w:ascii="Times New Roman" w:cs="Times New Roman" w:eastAsia="Times New Roman" w:hAnsi="Times New Roman"/>
+                <w:b w:val="false"/>
+                <w:bCs w:val="false"/>
+                <w:sz w:val="18"/>
+                <w:szCs w:val="18"/>
+                <w:vertAlign w:val="subscript"/>
+              </w:rPr>
+              <w:t xml:space="preserve">1,15</w:t>
+            </w:r>
+            <w:r>
+              <w:rPr>
+                <w:rFonts w:ascii="Times New Roman" w:cs="Times New Roman" w:eastAsia="Times New Roman" w:hAnsi="Times New Roman"/>
+                <w:b w:val="false"/>
+                <w:bCs w:val="false"/>
+                <w:sz w:val="18"/>
+                <w:szCs w:val="18"/>
+              </w:rPr>
+              <w:t xml:space="preserve"> = 0.50, </w:t>
+            </w:r>
+            <w:r>
+              <w:rPr>
+                <w:rFonts w:ascii="Times New Roman" w:cs="Times New Roman" w:eastAsia="Times New Roman" w:hAnsi="Times New Roman"/>
+                <w:b w:val="false"/>
+                <w:bCs w:val="false"/>
+                <w:i/>
+                <w:iCs/>
+                <w:sz w:val="18"/>
+                <w:szCs w:val="18"/>
+              </w:rPr>
+              <w:t xml:space="preserve">p</w:t>
+            </w:r>
+            <w:r>
+              <w:rPr>
+                <w:rFonts w:ascii="Times New Roman" w:cs="Times New Roman" w:eastAsia="Times New Roman" w:hAnsi="Times New Roman"/>
+                <w:b w:val="false"/>
+                <w:bCs w:val="false"/>
+                <w:sz w:val="18"/>
+                <w:szCs w:val="18"/>
+              </w:rPr>
+              <w:t xml:space="preserve"> = .49 (.41); </w:t>
+            </w:r>
+            <w:r>
+              <w:rPr>
+                <w:rFonts w:ascii="Times New Roman" w:cs="Times New Roman" w:eastAsia="Times New Roman" w:hAnsi="Times New Roman"/>
+                <w:b w:val="false"/>
+                <w:bCs w:val="false"/>
+                <w:i/>
+                <w:iCs/>
+                <w:sz w:val="18"/>
+                <w:szCs w:val="18"/>
+              </w:rPr>
+              <w:t xml:space="preserve">R</w:t>
+            </w:r>
+            <w:r>
+              <w:rPr>
+                <w:rFonts w:ascii="Times New Roman" w:cs="Times New Roman" w:eastAsia="Times New Roman" w:hAnsi="Times New Roman"/>
+                <w:b w:val="false"/>
+                <w:bCs w:val="false"/>
+                <w:sz w:val="18"/>
+                <w:szCs w:val="18"/>
+                <w:vertAlign w:val="superscript"/>
+              </w:rPr>
+              <w:t xml:space="preserve">2</w:t>
+            </w:r>
+            <w:r>
+              <w:rPr>
+                <w:rFonts w:ascii="Times New Roman" w:cs="Times New Roman" w:eastAsia="Times New Roman" w:hAnsi="Times New Roman"/>
+                <w:b w:val="false"/>
+                <w:bCs w:val="false"/>
+                <w:sz w:val="18"/>
+                <w:szCs w:val="18"/>
+              </w:rPr>
+              <w:t xml:space="preserve"> = 0</w:t>
             </w:r>
           </w:p>
         </w:tc>
@@ -2760,7 +3737,7 @@
       <w:tr>
         <w:tc>
           <w:tcPr>
-            <w:tcW w:type="dxa" w:w="2700"/>
+            <w:tcW w:type="dxa" w:w="2600"/>
             <w:tcBorders>
               <w:top w:val="none" w:color="FFFFFF" w:sz="0"/>
               <w:left w:val="none" w:color="FFFFFF" w:sz="0"/>
@@ -2792,7 +3769,7 @@
         </w:tc>
         <w:tc>
           <w:tcPr>
-            <w:tcW w:type="dxa" w:w="2250"/>
+            <w:tcW w:type="dxa" w:w="2280"/>
             <w:tcBorders>
               <w:top w:val="none" w:color="FFFFFF" w:sz="0"/>
               <w:left w:val="none" w:color="FFFFFF" w:sz="0"/>
@@ -2863,30 +3840,8 @@
                 <w:sz w:val="18"/>
                 <w:szCs w:val="18"/>
               </w:rPr>
-              <w:t xml:space="preserve"> = .35 (.35)</w:t>
-            </w:r>
-          </w:p>
-        </w:tc>
-        <w:tc>
-          <w:tcPr>
-            <w:tcW w:type="dxa" w:w="2250"/>
-            <w:tcBorders>
-              <w:top w:val="none" w:color="FFFFFF" w:sz="0"/>
-              <w:left w:val="none" w:color="FFFFFF" w:sz="0"/>
-              <w:bottom w:val="none" w:color="FFFFFF" w:sz="0"/>
-              <w:right w:val="none" w:color="FFFFFF" w:sz="0"/>
-            </w:tcBorders>
-            <w:tcMar>
-              <w:top w:type="dxa" w:w="40"/>
-              <w:left w:type="dxa" w:w="80"/>
-              <w:bottom w:type="dxa" w:w="40"/>
-              <w:right w:type="dxa" w:w="80"/>
-            </w:tcMar>
-          </w:tcPr>
-          <w:p>
-            <w:pPr>
-              <w:jc w:val="center"/>
-            </w:pPr>
+              <w:t xml:space="preserve"> = .35 (.35); </w:t>
+            </w:r>
             <w:r>
               <w:rPr>
                 <w:rFonts w:ascii="Times New Roman" w:cs="Times New Roman" w:eastAsia="Times New Roman" w:hAnsi="Times New Roman"/>
@@ -2897,29 +3852,51 @@
                 <w:sz w:val="18"/>
                 <w:szCs w:val="18"/>
               </w:rPr>
-              <w:t xml:space="preserve">F</w:t>
-            </w:r>
-            <w:r>
-              <w:rPr>
-                <w:rFonts w:ascii="Times New Roman" w:cs="Times New Roman" w:eastAsia="Times New Roman" w:hAnsi="Times New Roman"/>
-                <w:b w:val="false"/>
-                <w:bCs w:val="false"/>
-                <w:sz w:val="18"/>
-                <w:szCs w:val="18"/>
-                <w:vertAlign w:val="subscript"/>
-              </w:rPr>
-              <w:t xml:space="preserve">2,112</w:t>
-            </w:r>
-            <w:r>
-              <w:rPr>
-                <w:rFonts w:ascii="Times New Roman" w:cs="Times New Roman" w:eastAsia="Times New Roman" w:hAnsi="Times New Roman"/>
-                <w:b w:val="false"/>
-                <w:bCs w:val="false"/>
-                <w:sz w:val="18"/>
-                <w:szCs w:val="18"/>
-              </w:rPr>
-              <w:t xml:space="preserve"> = 0.81, </w:t>
-            </w:r>
+              <w:t xml:space="preserve">R</w:t>
+            </w:r>
+            <w:r>
+              <w:rPr>
+                <w:rFonts w:ascii="Times New Roman" w:cs="Times New Roman" w:eastAsia="Times New Roman" w:hAnsi="Times New Roman"/>
+                <w:b w:val="false"/>
+                <w:bCs w:val="false"/>
+                <w:sz w:val="18"/>
+                <w:szCs w:val="18"/>
+                <w:vertAlign w:val="superscript"/>
+              </w:rPr>
+              <w:t xml:space="preserve">2</w:t>
+            </w:r>
+            <w:r>
+              <w:rPr>
+                <w:rFonts w:ascii="Times New Roman" w:cs="Times New Roman" w:eastAsia="Times New Roman" w:hAnsi="Times New Roman"/>
+                <w:b w:val="false"/>
+                <w:bCs w:val="false"/>
+                <w:sz w:val="18"/>
+                <w:szCs w:val="18"/>
+              </w:rPr>
+              <w:t xml:space="preserve"> = 1.7</w:t>
+            </w:r>
+          </w:p>
+        </w:tc>
+        <w:tc>
+          <w:tcPr>
+            <w:tcW w:type="dxa" w:w="2280"/>
+            <w:tcBorders>
+              <w:top w:val="none" w:color="FFFFFF" w:sz="0"/>
+              <w:left w:val="none" w:color="FFFFFF" w:sz="0"/>
+              <w:bottom w:val="none" w:color="FFFFFF" w:sz="0"/>
+              <w:right w:val="none" w:color="FFFFFF" w:sz="0"/>
+            </w:tcBorders>
+            <w:tcMar>
+              <w:top w:type="dxa" w:w="40"/>
+              <w:left w:type="dxa" w:w="80"/>
+              <w:bottom w:type="dxa" w:w="40"/>
+              <w:right w:type="dxa" w:w="80"/>
+            </w:tcMar>
+          </w:tcPr>
+          <w:p>
+            <w:pPr>
+              <w:jc w:val="center"/>
+            </w:pPr>
             <w:r>
               <w:rPr>
                 <w:rFonts w:ascii="Times New Roman" w:cs="Times New Roman" w:eastAsia="Times New Roman" w:hAnsi="Times New Roman"/>
@@ -2930,40 +3907,29 @@
                 <w:sz w:val="18"/>
                 <w:szCs w:val="18"/>
               </w:rPr>
-              <w:t xml:space="preserve">p</w:t>
-            </w:r>
-            <w:r>
-              <w:rPr>
-                <w:rFonts w:ascii="Times New Roman" w:cs="Times New Roman" w:eastAsia="Times New Roman" w:hAnsi="Times New Roman"/>
-                <w:b w:val="false"/>
-                <w:bCs w:val="false"/>
-                <w:sz w:val="18"/>
-                <w:szCs w:val="18"/>
-              </w:rPr>
-              <w:t xml:space="preserve"> = .45 (.37)</w:t>
-            </w:r>
-          </w:p>
-        </w:tc>
-        <w:tc>
-          <w:tcPr>
-            <w:tcW w:type="dxa" w:w="2160"/>
-            <w:tcBorders>
-              <w:top w:val="none" w:color="FFFFFF" w:sz="0"/>
-              <w:left w:val="none" w:color="FFFFFF" w:sz="0"/>
-              <w:bottom w:val="none" w:color="FFFFFF" w:sz="0"/>
-              <w:right w:val="none" w:color="FFFFFF" w:sz="0"/>
-            </w:tcBorders>
-            <w:tcMar>
-              <w:top w:type="dxa" w:w="40"/>
-              <w:left w:type="dxa" w:w="80"/>
-              <w:bottom w:type="dxa" w:w="40"/>
-              <w:right w:type="dxa" w:w="80"/>
-            </w:tcMar>
-          </w:tcPr>
-          <w:p>
-            <w:pPr>
-              <w:jc w:val="center"/>
-            </w:pPr>
+              <w:t xml:space="preserve">F</w:t>
+            </w:r>
+            <w:r>
+              <w:rPr>
+                <w:rFonts w:ascii="Times New Roman" w:cs="Times New Roman" w:eastAsia="Times New Roman" w:hAnsi="Times New Roman"/>
+                <w:b w:val="false"/>
+                <w:bCs w:val="false"/>
+                <w:sz w:val="18"/>
+                <w:szCs w:val="18"/>
+                <w:vertAlign w:val="subscript"/>
+              </w:rPr>
+              <w:t xml:space="preserve">2,112</w:t>
+            </w:r>
+            <w:r>
+              <w:rPr>
+                <w:rFonts w:ascii="Times New Roman" w:cs="Times New Roman" w:eastAsia="Times New Roman" w:hAnsi="Times New Roman"/>
+                <w:b w:val="false"/>
+                <w:bCs w:val="false"/>
+                <w:sz w:val="18"/>
+                <w:szCs w:val="18"/>
+              </w:rPr>
+              <w:t xml:space="preserve"> = 0.81, </w:t>
+            </w:r>
             <w:r>
               <w:rPr>
                 <w:rFonts w:ascii="Times New Roman" w:cs="Times New Roman" w:eastAsia="Times New Roman" w:hAnsi="Times New Roman"/>
@@ -2974,28 +3940,17 @@
                 <w:sz w:val="18"/>
                 <w:szCs w:val="18"/>
               </w:rPr>
-              <w:t xml:space="preserve">F</w:t>
-            </w:r>
-            <w:r>
-              <w:rPr>
-                <w:rFonts w:ascii="Times New Roman" w:cs="Times New Roman" w:eastAsia="Times New Roman" w:hAnsi="Times New Roman"/>
-                <w:b w:val="false"/>
-                <w:bCs w:val="false"/>
-                <w:sz w:val="18"/>
-                <w:szCs w:val="18"/>
-                <w:vertAlign w:val="subscript"/>
-              </w:rPr>
-              <w:t xml:space="preserve">2,14</w:t>
-            </w:r>
-            <w:r>
-              <w:rPr>
-                <w:rFonts w:ascii="Times New Roman" w:cs="Times New Roman" w:eastAsia="Times New Roman" w:hAnsi="Times New Roman"/>
-                <w:b w:val="false"/>
-                <w:bCs w:val="false"/>
-                <w:sz w:val="18"/>
-                <w:szCs w:val="18"/>
-              </w:rPr>
-              <w:t xml:space="preserve"> = 0.50, </w:t>
+              <w:t xml:space="preserve">p</w:t>
+            </w:r>
+            <w:r>
+              <w:rPr>
+                <w:rFonts w:ascii="Times New Roman" w:cs="Times New Roman" w:eastAsia="Times New Roman" w:hAnsi="Times New Roman"/>
+                <w:b w:val="false"/>
+                <w:bCs w:val="false"/>
+                <w:sz w:val="18"/>
+                <w:szCs w:val="18"/>
+              </w:rPr>
+              <w:t xml:space="preserve"> = .45 (.37); </w:t>
             </w:r>
             <w:r>
               <w:rPr>
@@ -3007,6 +3962,94 @@
                 <w:sz w:val="18"/>
                 <w:szCs w:val="18"/>
               </w:rPr>
+              <w:t xml:space="preserve">R</w:t>
+            </w:r>
+            <w:r>
+              <w:rPr>
+                <w:rFonts w:ascii="Times New Roman" w:cs="Times New Roman" w:eastAsia="Times New Roman" w:hAnsi="Times New Roman"/>
+                <w:b w:val="false"/>
+                <w:bCs w:val="false"/>
+                <w:sz w:val="18"/>
+                <w:szCs w:val="18"/>
+                <w:vertAlign w:val="superscript"/>
+              </w:rPr>
+              <w:t xml:space="preserve">2</w:t>
+            </w:r>
+            <w:r>
+              <w:rPr>
+                <w:rFonts w:ascii="Times New Roman" w:cs="Times New Roman" w:eastAsia="Times New Roman" w:hAnsi="Times New Roman"/>
+                <w:b w:val="false"/>
+                <w:bCs w:val="false"/>
+                <w:sz w:val="18"/>
+                <w:szCs w:val="18"/>
+              </w:rPr>
+              <w:t xml:space="preserve"> = 0</w:t>
+            </w:r>
+          </w:p>
+        </w:tc>
+        <w:tc>
+          <w:tcPr>
+            <w:tcW w:type="dxa" w:w="2200"/>
+            <w:tcBorders>
+              <w:top w:val="none" w:color="FFFFFF" w:sz="0"/>
+              <w:left w:val="none" w:color="FFFFFF" w:sz="0"/>
+              <w:bottom w:val="none" w:color="FFFFFF" w:sz="0"/>
+              <w:right w:val="none" w:color="FFFFFF" w:sz="0"/>
+            </w:tcBorders>
+            <w:tcMar>
+              <w:top w:type="dxa" w:w="40"/>
+              <w:left w:type="dxa" w:w="80"/>
+              <w:bottom w:type="dxa" w:w="40"/>
+              <w:right w:type="dxa" w:w="80"/>
+            </w:tcMar>
+          </w:tcPr>
+          <w:p>
+            <w:pPr>
+              <w:jc w:val="center"/>
+            </w:pPr>
+            <w:r>
+              <w:rPr>
+                <w:rFonts w:ascii="Times New Roman" w:cs="Times New Roman" w:eastAsia="Times New Roman" w:hAnsi="Times New Roman"/>
+                <w:b w:val="false"/>
+                <w:bCs w:val="false"/>
+                <w:i/>
+                <w:iCs/>
+                <w:sz w:val="18"/>
+                <w:szCs w:val="18"/>
+              </w:rPr>
+              <w:t xml:space="preserve">F</w:t>
+            </w:r>
+            <w:r>
+              <w:rPr>
+                <w:rFonts w:ascii="Times New Roman" w:cs="Times New Roman" w:eastAsia="Times New Roman" w:hAnsi="Times New Roman"/>
+                <w:b w:val="false"/>
+                <w:bCs w:val="false"/>
+                <w:sz w:val="18"/>
+                <w:szCs w:val="18"/>
+                <w:vertAlign w:val="subscript"/>
+              </w:rPr>
+              <w:t xml:space="preserve">2,14</w:t>
+            </w:r>
+            <w:r>
+              <w:rPr>
+                <w:rFonts w:ascii="Times New Roman" w:cs="Times New Roman" w:eastAsia="Times New Roman" w:hAnsi="Times New Roman"/>
+                <w:b w:val="false"/>
+                <w:bCs w:val="false"/>
+                <w:sz w:val="18"/>
+                <w:szCs w:val="18"/>
+              </w:rPr>
+              <w:t xml:space="preserve"> = 0.50, </w:t>
+            </w:r>
+            <w:r>
+              <w:rPr>
+                <w:rFonts w:ascii="Times New Roman" w:cs="Times New Roman" w:eastAsia="Times New Roman" w:hAnsi="Times New Roman"/>
+                <w:b w:val="false"/>
+                <w:bCs w:val="false"/>
+                <w:i/>
+                <w:iCs/>
+                <w:sz w:val="18"/>
+                <w:szCs w:val="18"/>
+              </w:rPr>
               <w:t xml:space="preserve">p</w:t>
             </w:r>
             <w:r>
@@ -3017,7 +4060,40 @@
                 <w:sz w:val="18"/>
                 <w:szCs w:val="18"/>
               </w:rPr>
-              <w:t xml:space="preserve"> = .62 (.34)</w:t>
+              <w:t xml:space="preserve"> = .62 (.34); </w:t>
+            </w:r>
+            <w:r>
+              <w:rPr>
+                <w:rFonts w:ascii="Times New Roman" w:cs="Times New Roman" w:eastAsia="Times New Roman" w:hAnsi="Times New Roman"/>
+                <w:b w:val="false"/>
+                <w:bCs w:val="false"/>
+                <w:i/>
+                <w:iCs/>
+                <w:sz w:val="18"/>
+                <w:szCs w:val="18"/>
+              </w:rPr>
+              <w:t xml:space="preserve">R</w:t>
+            </w:r>
+            <w:r>
+              <w:rPr>
+                <w:rFonts w:ascii="Times New Roman" w:cs="Times New Roman" w:eastAsia="Times New Roman" w:hAnsi="Times New Roman"/>
+                <w:b w:val="false"/>
+                <w:bCs w:val="false"/>
+                <w:sz w:val="18"/>
+                <w:szCs w:val="18"/>
+                <w:vertAlign w:val="superscript"/>
+              </w:rPr>
+              <w:t xml:space="preserve">2</w:t>
+            </w:r>
+            <w:r>
+              <w:rPr>
+                <w:rFonts w:ascii="Times New Roman" w:cs="Times New Roman" w:eastAsia="Times New Roman" w:hAnsi="Times New Roman"/>
+                <w:b w:val="false"/>
+                <w:bCs w:val="false"/>
+                <w:sz w:val="18"/>
+                <w:szCs w:val="18"/>
+              </w:rPr>
+              <w:t xml:space="preserve"> = 0</w:t>
             </w:r>
           </w:p>
         </w:tc>
@@ -3025,7 +4101,7 @@
       <w:tr>
         <w:tc>
           <w:tcPr>
-            <w:tcW w:type="dxa" w:w="2700"/>
+            <w:tcW w:type="dxa" w:w="2600"/>
             <w:tcBorders>
               <w:top w:val="none" w:color="FFFFFF" w:sz="0"/>
               <w:left w:val="none" w:color="FFFFFF" w:sz="0"/>
@@ -3057,7 +4133,7 @@
         </w:tc>
         <w:tc>
           <w:tcPr>
-            <w:tcW w:type="dxa" w:w="2250"/>
+            <w:tcW w:type="dxa" w:w="2280"/>
             <w:tcBorders>
               <w:top w:val="none" w:color="FFFFFF" w:sz="0"/>
               <w:left w:val="none" w:color="FFFFFF" w:sz="0"/>
@@ -3128,30 +4204,8 @@
                 <w:sz w:val="18"/>
                 <w:szCs w:val="18"/>
               </w:rPr>
-              <w:t xml:space="preserve"> &lt; .001 (.38)</w:t>
-            </w:r>
-          </w:p>
-        </w:tc>
-        <w:tc>
-          <w:tcPr>
-            <w:tcW w:type="dxa" w:w="2250"/>
-            <w:tcBorders>
-              <w:top w:val="none" w:color="FFFFFF" w:sz="0"/>
-              <w:left w:val="none" w:color="FFFFFF" w:sz="0"/>
-              <w:bottom w:val="none" w:color="FFFFFF" w:sz="0"/>
-              <w:right w:val="none" w:color="FFFFFF" w:sz="0"/>
-            </w:tcBorders>
-            <w:tcMar>
-              <w:top w:type="dxa" w:w="40"/>
-              <w:left w:type="dxa" w:w="80"/>
-              <w:bottom w:type="dxa" w:w="40"/>
-              <w:right w:type="dxa" w:w="80"/>
-            </w:tcMar>
-          </w:tcPr>
-          <w:p>
-            <w:pPr>
-              <w:jc w:val="center"/>
-            </w:pPr>
+              <w:t xml:space="preserve"> &lt; .001 (.38); </w:t>
+            </w:r>
             <w:r>
               <w:rPr>
                 <w:rFonts w:ascii="Times New Roman" w:cs="Times New Roman" w:eastAsia="Times New Roman" w:hAnsi="Times New Roman"/>
@@ -3162,29 +4216,51 @@
                 <w:sz w:val="18"/>
                 <w:szCs w:val="18"/>
               </w:rPr>
-              <w:t xml:space="preserve">F</w:t>
-            </w:r>
-            <w:r>
-              <w:rPr>
-                <w:rFonts w:ascii="Times New Roman" w:cs="Times New Roman" w:eastAsia="Times New Roman" w:hAnsi="Times New Roman"/>
-                <w:b w:val="false"/>
-                <w:bCs w:val="false"/>
-                <w:sz w:val="18"/>
-                <w:szCs w:val="18"/>
-                <w:vertAlign w:val="subscript"/>
-              </w:rPr>
-              <w:t xml:space="preserve">1,92</w:t>
-            </w:r>
-            <w:r>
-              <w:rPr>
-                <w:rFonts w:ascii="Times New Roman" w:cs="Times New Roman" w:eastAsia="Times New Roman" w:hAnsi="Times New Roman"/>
-                <w:b w:val="false"/>
-                <w:bCs w:val="false"/>
-                <w:sz w:val="18"/>
-                <w:szCs w:val="18"/>
-              </w:rPr>
-              <w:t xml:space="preserve"> = 2.24, </w:t>
-            </w:r>
+              <w:t xml:space="preserve">R</w:t>
+            </w:r>
+            <w:r>
+              <w:rPr>
+                <w:rFonts w:ascii="Times New Roman" w:cs="Times New Roman" w:eastAsia="Times New Roman" w:hAnsi="Times New Roman"/>
+                <w:b w:val="false"/>
+                <w:bCs w:val="false"/>
+                <w:sz w:val="18"/>
+                <w:szCs w:val="18"/>
+                <w:vertAlign w:val="superscript"/>
+              </w:rPr>
+              <w:t xml:space="preserve">2</w:t>
+            </w:r>
+            <w:r>
+              <w:rPr>
+                <w:rFonts w:ascii="Times New Roman" w:cs="Times New Roman" w:eastAsia="Times New Roman" w:hAnsi="Times New Roman"/>
+                <w:b w:val="false"/>
+                <w:bCs w:val="false"/>
+                <w:sz w:val="18"/>
+                <w:szCs w:val="18"/>
+              </w:rPr>
+              <w:t xml:space="preserve"> = 0</w:t>
+            </w:r>
+          </w:p>
+        </w:tc>
+        <w:tc>
+          <w:tcPr>
+            <w:tcW w:type="dxa" w:w="2280"/>
+            <w:tcBorders>
+              <w:top w:val="none" w:color="FFFFFF" w:sz="0"/>
+              <w:left w:val="none" w:color="FFFFFF" w:sz="0"/>
+              <w:bottom w:val="none" w:color="FFFFFF" w:sz="0"/>
+              <w:right w:val="none" w:color="FFFFFF" w:sz="0"/>
+            </w:tcBorders>
+            <w:tcMar>
+              <w:top w:type="dxa" w:w="40"/>
+              <w:left w:type="dxa" w:w="80"/>
+              <w:bottom w:type="dxa" w:w="40"/>
+              <w:right w:type="dxa" w:w="80"/>
+            </w:tcMar>
+          </w:tcPr>
+          <w:p>
+            <w:pPr>
+              <w:jc w:val="center"/>
+            </w:pPr>
             <w:r>
               <w:rPr>
                 <w:rFonts w:ascii="Times New Roman" w:cs="Times New Roman" w:eastAsia="Times New Roman" w:hAnsi="Times New Roman"/>
@@ -3195,40 +4271,29 @@
                 <w:sz w:val="18"/>
                 <w:szCs w:val="18"/>
               </w:rPr>
-              <w:t xml:space="preserve">p</w:t>
-            </w:r>
-            <w:r>
-              <w:rPr>
-                <w:rFonts w:ascii="Times New Roman" w:cs="Times New Roman" w:eastAsia="Times New Roman" w:hAnsi="Times New Roman"/>
-                <w:b w:val="false"/>
-                <w:bCs w:val="false"/>
-                <w:sz w:val="18"/>
-                <w:szCs w:val="18"/>
-              </w:rPr>
-              <w:t xml:space="preserve"> = .14 (.31)</w:t>
-            </w:r>
-          </w:p>
-        </w:tc>
-        <w:tc>
-          <w:tcPr>
-            <w:tcW w:type="dxa" w:w="2160"/>
-            <w:tcBorders>
-              <w:top w:val="none" w:color="FFFFFF" w:sz="0"/>
-              <w:left w:val="none" w:color="FFFFFF" w:sz="0"/>
-              <w:bottom w:val="none" w:color="FFFFFF" w:sz="0"/>
-              <w:right w:val="none" w:color="FFFFFF" w:sz="0"/>
-            </w:tcBorders>
-            <w:tcMar>
-              <w:top w:type="dxa" w:w="40"/>
-              <w:left w:type="dxa" w:w="80"/>
-              <w:bottom w:type="dxa" w:w="40"/>
-              <w:right w:type="dxa" w:w="80"/>
-            </w:tcMar>
-          </w:tcPr>
-          <w:p>
-            <w:pPr>
-              <w:jc w:val="center"/>
-            </w:pPr>
+              <w:t xml:space="preserve">F</w:t>
+            </w:r>
+            <w:r>
+              <w:rPr>
+                <w:rFonts w:ascii="Times New Roman" w:cs="Times New Roman" w:eastAsia="Times New Roman" w:hAnsi="Times New Roman"/>
+                <w:b w:val="false"/>
+                <w:bCs w:val="false"/>
+                <w:sz w:val="18"/>
+                <w:szCs w:val="18"/>
+                <w:vertAlign w:val="subscript"/>
+              </w:rPr>
+              <w:t xml:space="preserve">1,92</w:t>
+            </w:r>
+            <w:r>
+              <w:rPr>
+                <w:rFonts w:ascii="Times New Roman" w:cs="Times New Roman" w:eastAsia="Times New Roman" w:hAnsi="Times New Roman"/>
+                <w:b w:val="false"/>
+                <w:bCs w:val="false"/>
+                <w:sz w:val="18"/>
+                <w:szCs w:val="18"/>
+              </w:rPr>
+              <w:t xml:space="preserve"> = 2.24, </w:t>
+            </w:r>
             <w:r>
               <w:rPr>
                 <w:rFonts w:ascii="Times New Roman" w:cs="Times New Roman" w:eastAsia="Times New Roman" w:hAnsi="Times New Roman"/>
@@ -3239,28 +4304,17 @@
                 <w:sz w:val="18"/>
                 <w:szCs w:val="18"/>
               </w:rPr>
-              <w:t xml:space="preserve">F</w:t>
-            </w:r>
-            <w:r>
-              <w:rPr>
-                <w:rFonts w:ascii="Times New Roman" w:cs="Times New Roman" w:eastAsia="Times New Roman" w:hAnsi="Times New Roman"/>
-                <w:b w:val="false"/>
-                <w:bCs w:val="false"/>
-                <w:sz w:val="18"/>
-                <w:szCs w:val="18"/>
-                <w:vertAlign w:val="subscript"/>
-              </w:rPr>
-              <w:t xml:space="preserve">1,34</w:t>
-            </w:r>
-            <w:r>
-              <w:rPr>
-                <w:rFonts w:ascii="Times New Roman" w:cs="Times New Roman" w:eastAsia="Times New Roman" w:hAnsi="Times New Roman"/>
-                <w:b w:val="false"/>
-                <w:bCs w:val="false"/>
-                <w:sz w:val="18"/>
-                <w:szCs w:val="18"/>
-              </w:rPr>
-              <w:t xml:space="preserve"> = 1.51, </w:t>
+              <w:t xml:space="preserve">p</w:t>
+            </w:r>
+            <w:r>
+              <w:rPr>
+                <w:rFonts w:ascii="Times New Roman" w:cs="Times New Roman" w:eastAsia="Times New Roman" w:hAnsi="Times New Roman"/>
+                <w:b w:val="false"/>
+                <w:bCs w:val="false"/>
+                <w:sz w:val="18"/>
+                <w:szCs w:val="18"/>
+              </w:rPr>
+              <w:t xml:space="preserve"> = .14 (.31); </w:t>
             </w:r>
             <w:r>
               <w:rPr>
@@ -3272,6 +4326,94 @@
                 <w:sz w:val="18"/>
                 <w:szCs w:val="18"/>
               </w:rPr>
+              <w:t xml:space="preserve">R</w:t>
+            </w:r>
+            <w:r>
+              <w:rPr>
+                <w:rFonts w:ascii="Times New Roman" w:cs="Times New Roman" w:eastAsia="Times New Roman" w:hAnsi="Times New Roman"/>
+                <w:b w:val="false"/>
+                <w:bCs w:val="false"/>
+                <w:sz w:val="18"/>
+                <w:szCs w:val="18"/>
+                <w:vertAlign w:val="superscript"/>
+              </w:rPr>
+              <w:t xml:space="preserve">2</w:t>
+            </w:r>
+            <w:r>
+              <w:rPr>
+                <w:rFonts w:ascii="Times New Roman" w:cs="Times New Roman" w:eastAsia="Times New Roman" w:hAnsi="Times New Roman"/>
+                <w:b w:val="false"/>
+                <w:bCs w:val="false"/>
+                <w:sz w:val="18"/>
+                <w:szCs w:val="18"/>
+              </w:rPr>
+              <w:t xml:space="preserve"> = 1.8</w:t>
+            </w:r>
+          </w:p>
+        </w:tc>
+        <w:tc>
+          <w:tcPr>
+            <w:tcW w:type="dxa" w:w="2200"/>
+            <w:tcBorders>
+              <w:top w:val="none" w:color="FFFFFF" w:sz="0"/>
+              <w:left w:val="none" w:color="FFFFFF" w:sz="0"/>
+              <w:bottom w:val="none" w:color="FFFFFF" w:sz="0"/>
+              <w:right w:val="none" w:color="FFFFFF" w:sz="0"/>
+            </w:tcBorders>
+            <w:tcMar>
+              <w:top w:type="dxa" w:w="40"/>
+              <w:left w:type="dxa" w:w="80"/>
+              <w:bottom w:type="dxa" w:w="40"/>
+              <w:right w:type="dxa" w:w="80"/>
+            </w:tcMar>
+          </w:tcPr>
+          <w:p>
+            <w:pPr>
+              <w:jc w:val="center"/>
+            </w:pPr>
+            <w:r>
+              <w:rPr>
+                <w:rFonts w:ascii="Times New Roman" w:cs="Times New Roman" w:eastAsia="Times New Roman" w:hAnsi="Times New Roman"/>
+                <w:b w:val="false"/>
+                <w:bCs w:val="false"/>
+                <w:i/>
+                <w:iCs/>
+                <w:sz w:val="18"/>
+                <w:szCs w:val="18"/>
+              </w:rPr>
+              <w:t xml:space="preserve">F</w:t>
+            </w:r>
+            <w:r>
+              <w:rPr>
+                <w:rFonts w:ascii="Times New Roman" w:cs="Times New Roman" w:eastAsia="Times New Roman" w:hAnsi="Times New Roman"/>
+                <w:b w:val="false"/>
+                <w:bCs w:val="false"/>
+                <w:sz w:val="18"/>
+                <w:szCs w:val="18"/>
+                <w:vertAlign w:val="subscript"/>
+              </w:rPr>
+              <w:t xml:space="preserve">1,34</w:t>
+            </w:r>
+            <w:r>
+              <w:rPr>
+                <w:rFonts w:ascii="Times New Roman" w:cs="Times New Roman" w:eastAsia="Times New Roman" w:hAnsi="Times New Roman"/>
+                <w:b w:val="false"/>
+                <w:bCs w:val="false"/>
+                <w:sz w:val="18"/>
+                <w:szCs w:val="18"/>
+              </w:rPr>
+              <w:t xml:space="preserve"> = 1.51, </w:t>
+            </w:r>
+            <w:r>
+              <w:rPr>
+                <w:rFonts w:ascii="Times New Roman" w:cs="Times New Roman" w:eastAsia="Times New Roman" w:hAnsi="Times New Roman"/>
+                <w:b w:val="false"/>
+                <w:bCs w:val="false"/>
+                <w:i/>
+                <w:iCs/>
+                <w:sz w:val="18"/>
+                <w:szCs w:val="18"/>
+              </w:rPr>
               <w:t xml:space="preserve">p</w:t>
             </w:r>
             <w:r>
@@ -3282,7 +4424,40 @@
                 <w:sz w:val="18"/>
                 <w:szCs w:val="18"/>
               </w:rPr>
-              <w:t xml:space="preserve"> = .23 (.48)</w:t>
+              <w:t xml:space="preserve"> = .23 (.48); </w:t>
+            </w:r>
+            <w:r>
+              <w:rPr>
+                <w:rFonts w:ascii="Times New Roman" w:cs="Times New Roman" w:eastAsia="Times New Roman" w:hAnsi="Times New Roman"/>
+                <w:b w:val="false"/>
+                <w:bCs w:val="false"/>
+                <w:i/>
+                <w:iCs/>
+                <w:sz w:val="18"/>
+                <w:szCs w:val="18"/>
+              </w:rPr>
+              <w:t xml:space="preserve">R</w:t>
+            </w:r>
+            <w:r>
+              <w:rPr>
+                <w:rFonts w:ascii="Times New Roman" w:cs="Times New Roman" w:eastAsia="Times New Roman" w:hAnsi="Times New Roman"/>
+                <w:b w:val="false"/>
+                <w:bCs w:val="false"/>
+                <w:sz w:val="18"/>
+                <w:szCs w:val="18"/>
+                <w:vertAlign w:val="superscript"/>
+              </w:rPr>
+              <w:t xml:space="preserve">2</w:t>
+            </w:r>
+            <w:r>
+              <w:rPr>
+                <w:rFonts w:ascii="Times New Roman" w:cs="Times New Roman" w:eastAsia="Times New Roman" w:hAnsi="Times New Roman"/>
+                <w:b w:val="false"/>
+                <w:bCs w:val="false"/>
+                <w:sz w:val="18"/>
+                <w:szCs w:val="18"/>
+              </w:rPr>
+              <w:t xml:space="preserve"> = 2.8</w:t>
             </w:r>
           </w:p>
         </w:tc>
@@ -3290,7 +4465,7 @@
       <w:tr>
         <w:tc>
           <w:tcPr>
-            <w:tcW w:type="dxa" w:w="2700"/>
+            <w:tcW w:type="dxa" w:w="2600"/>
             <w:tcBorders>
               <w:top w:val="none" w:color="FFFFFF" w:sz="0"/>
               <w:left w:val="none" w:color="FFFFFF" w:sz="0"/>
@@ -3322,7 +4497,7 @@
         </w:tc>
         <w:tc>
           <w:tcPr>
-            <w:tcW w:type="dxa" w:w="2250"/>
+            <w:tcW w:type="dxa" w:w="2280"/>
             <w:tcBorders>
               <w:top w:val="none" w:color="FFFFFF" w:sz="0"/>
               <w:left w:val="none" w:color="FFFFFF" w:sz="0"/>
@@ -3360,30 +4535,8 @@
                 <w:sz w:val="18"/>
                 <w:szCs w:val="18"/>
               </w:rPr>
-              <w:t xml:space="preserve"> = .54 (.71)</w:t>
-            </w:r>
-          </w:p>
-        </w:tc>
-        <w:tc>
-          <w:tcPr>
-            <w:tcW w:type="dxa" w:w="2250"/>
-            <w:tcBorders>
-              <w:top w:val="none" w:color="FFFFFF" w:sz="0"/>
-              <w:left w:val="none" w:color="FFFFFF" w:sz="0"/>
-              <w:bottom w:val="none" w:color="FFFFFF" w:sz="0"/>
-              <w:right w:val="none" w:color="FFFFFF" w:sz="0"/>
-            </w:tcBorders>
-            <w:tcMar>
-              <w:top w:type="dxa" w:w="40"/>
-              <w:left w:type="dxa" w:w="80"/>
-              <w:bottom w:type="dxa" w:w="40"/>
-              <w:right w:type="dxa" w:w="80"/>
-            </w:tcMar>
-          </w:tcPr>
-          <w:p>
-            <w:pPr>
-              <w:jc w:val="center"/>
-            </w:pPr>
+              <w:t xml:space="preserve"> = .54 (.71); </w:t>
+            </w:r>
             <w:r>
               <w:rPr>
                 <w:rFonts w:ascii="Times New Roman" w:cs="Times New Roman" w:eastAsia="Times New Roman" w:hAnsi="Times New Roman"/>
@@ -3394,23 +4547,34 @@
                 <w:sz w:val="18"/>
                 <w:szCs w:val="18"/>
               </w:rPr>
-              <w:t xml:space="preserve">p</w:t>
-            </w:r>
-            <w:r>
-              <w:rPr>
-                <w:rFonts w:ascii="Times New Roman" w:cs="Times New Roman" w:eastAsia="Times New Roman" w:hAnsi="Times New Roman"/>
-                <w:b w:val="false"/>
-                <w:bCs w:val="false"/>
-                <w:sz w:val="18"/>
-                <w:szCs w:val="18"/>
-              </w:rPr>
-              <w:t xml:space="preserve"> = .98 (.99)</w:t>
-            </w:r>
-          </w:p>
-        </w:tc>
-        <w:tc>
-          <w:tcPr>
-            <w:tcW w:type="dxa" w:w="2160"/>
+              <w:t xml:space="preserve">R</w:t>
+            </w:r>
+            <w:r>
+              <w:rPr>
+                <w:rFonts w:ascii="Times New Roman" w:cs="Times New Roman" w:eastAsia="Times New Roman" w:hAnsi="Times New Roman"/>
+                <w:b w:val="false"/>
+                <w:bCs w:val="false"/>
+                <w:sz w:val="18"/>
+                <w:szCs w:val="18"/>
+                <w:vertAlign w:val="superscript"/>
+              </w:rPr>
+              <w:t xml:space="preserve">2</w:t>
+            </w:r>
+            <w:r>
+              <w:rPr>
+                <w:rFonts w:ascii="Times New Roman" w:cs="Times New Roman" w:eastAsia="Times New Roman" w:hAnsi="Times New Roman"/>
+                <w:b w:val="false"/>
+                <w:bCs w:val="false"/>
+                <w:sz w:val="18"/>
+                <w:szCs w:val="18"/>
+              </w:rPr>
+              <w:t xml:space="preserve"> = 0</w:t>
+            </w:r>
+          </w:p>
+        </w:tc>
+        <w:tc>
+          <w:tcPr>
+            <w:tcW w:type="dxa" w:w="2280"/>
             <w:tcBorders>
               <w:top w:val="none" w:color="FFFFFF" w:sz="0"/>
               <w:left w:val="none" w:color="FFFFFF" w:sz="0"/>
@@ -3448,7 +4612,117 @@
                 <w:sz w:val="18"/>
                 <w:szCs w:val="18"/>
               </w:rPr>
-              <w:t xml:space="preserve"> = .086 (.16)</w:t>
+              <w:t xml:space="preserve"> = .98 (.99); </w:t>
+            </w:r>
+            <w:r>
+              <w:rPr>
+                <w:rFonts w:ascii="Times New Roman" w:cs="Times New Roman" w:eastAsia="Times New Roman" w:hAnsi="Times New Roman"/>
+                <w:b w:val="false"/>
+                <w:bCs w:val="false"/>
+                <w:i/>
+                <w:iCs/>
+                <w:sz w:val="18"/>
+                <w:szCs w:val="18"/>
+              </w:rPr>
+              <w:t xml:space="preserve">R</w:t>
+            </w:r>
+            <w:r>
+              <w:rPr>
+                <w:rFonts w:ascii="Times New Roman" w:cs="Times New Roman" w:eastAsia="Times New Roman" w:hAnsi="Times New Roman"/>
+                <w:b w:val="false"/>
+                <w:bCs w:val="false"/>
+                <w:sz w:val="18"/>
+                <w:szCs w:val="18"/>
+                <w:vertAlign w:val="superscript"/>
+              </w:rPr>
+              <w:t xml:space="preserve">2</w:t>
+            </w:r>
+            <w:r>
+              <w:rPr>
+                <w:rFonts w:ascii="Times New Roman" w:cs="Times New Roman" w:eastAsia="Times New Roman" w:hAnsi="Times New Roman"/>
+                <w:b w:val="false"/>
+                <w:bCs w:val="false"/>
+                <w:sz w:val="18"/>
+                <w:szCs w:val="18"/>
+              </w:rPr>
+              <w:t xml:space="preserve"> = 0</w:t>
+            </w:r>
+          </w:p>
+        </w:tc>
+        <w:tc>
+          <w:tcPr>
+            <w:tcW w:type="dxa" w:w="2200"/>
+            <w:tcBorders>
+              <w:top w:val="none" w:color="FFFFFF" w:sz="0"/>
+              <w:left w:val="none" w:color="FFFFFF" w:sz="0"/>
+              <w:bottom w:val="none" w:color="FFFFFF" w:sz="0"/>
+              <w:right w:val="none" w:color="FFFFFF" w:sz="0"/>
+            </w:tcBorders>
+            <w:tcMar>
+              <w:top w:type="dxa" w:w="40"/>
+              <w:left w:type="dxa" w:w="80"/>
+              <w:bottom w:type="dxa" w:w="40"/>
+              <w:right w:type="dxa" w:w="80"/>
+            </w:tcMar>
+          </w:tcPr>
+          <w:p>
+            <w:pPr>
+              <w:jc w:val="center"/>
+            </w:pPr>
+            <w:r>
+              <w:rPr>
+                <w:rFonts w:ascii="Times New Roman" w:cs="Times New Roman" w:eastAsia="Times New Roman" w:hAnsi="Times New Roman"/>
+                <w:b w:val="false"/>
+                <w:bCs w:val="false"/>
+                <w:i/>
+                <w:iCs/>
+                <w:sz w:val="18"/>
+                <w:szCs w:val="18"/>
+              </w:rPr>
+              <w:t xml:space="preserve">p</w:t>
+            </w:r>
+            <w:r>
+              <w:rPr>
+                <w:rFonts w:ascii="Times New Roman" w:cs="Times New Roman" w:eastAsia="Times New Roman" w:hAnsi="Times New Roman"/>
+                <w:b w:val="false"/>
+                <w:bCs w:val="false"/>
+                <w:sz w:val="18"/>
+                <w:szCs w:val="18"/>
+              </w:rPr>
+              <w:t xml:space="preserve"> = .086 (.16); </w:t>
+            </w:r>
+            <w:r>
+              <w:rPr>
+                <w:rFonts w:ascii="Times New Roman" w:cs="Times New Roman" w:eastAsia="Times New Roman" w:hAnsi="Times New Roman"/>
+                <w:b w:val="false"/>
+                <w:bCs w:val="false"/>
+                <w:i/>
+                <w:iCs/>
+                <w:sz w:val="18"/>
+                <w:szCs w:val="18"/>
+              </w:rPr>
+              <w:t xml:space="preserve">R</w:t>
+            </w:r>
+            <w:r>
+              <w:rPr>
+                <w:rFonts w:ascii="Times New Roman" w:cs="Times New Roman" w:eastAsia="Times New Roman" w:hAnsi="Times New Roman"/>
+                <w:b w:val="false"/>
+                <w:bCs w:val="false"/>
+                <w:sz w:val="18"/>
+                <w:szCs w:val="18"/>
+                <w:vertAlign w:val="superscript"/>
+              </w:rPr>
+              <w:t xml:space="preserve">2</w:t>
+            </w:r>
+            <w:r>
+              <w:rPr>
+                <w:rFonts w:ascii="Times New Roman" w:cs="Times New Roman" w:eastAsia="Times New Roman" w:hAnsi="Times New Roman"/>
+                <w:b w:val="false"/>
+                <w:bCs w:val="false"/>
+                <w:sz w:val="18"/>
+                <w:szCs w:val="18"/>
+              </w:rPr>
+              <w:t xml:space="preserve"> = 13.4</w:t>
             </w:r>
           </w:p>
         </w:tc>
@@ -3456,7 +4730,7 @@
       <w:tr>
         <w:tc>
           <w:tcPr>
-            <w:tcW w:type="dxa" w:w="2700"/>
+            <w:tcW w:type="dxa" w:w="2600"/>
             <w:tcBorders>
               <w:top w:val="none" w:color="FFFFFF" w:sz="0"/>
               <w:left w:val="none" w:color="FFFFFF" w:sz="0"/>
@@ -3488,7 +4762,7 @@
         </w:tc>
         <w:tc>
           <w:tcPr>
-            <w:tcW w:type="dxa" w:w="2250"/>
+            <w:tcW w:type="dxa" w:w="2280"/>
             <w:tcBorders>
               <w:top w:val="none" w:color="FFFFFF" w:sz="0"/>
               <w:left w:val="none" w:color="FFFFFF" w:sz="0"/>
@@ -3526,30 +4800,8 @@
                 <w:sz w:val="18"/>
                 <w:szCs w:val="18"/>
               </w:rPr>
-              <w:t xml:space="preserve"> = .074 (.39)</w:t>
-            </w:r>
-          </w:p>
-        </w:tc>
-        <w:tc>
-          <w:tcPr>
-            <w:tcW w:type="dxa" w:w="2250"/>
-            <w:tcBorders>
-              <w:top w:val="none" w:color="FFFFFF" w:sz="0"/>
-              <w:left w:val="none" w:color="FFFFFF" w:sz="0"/>
-              <w:bottom w:val="none" w:color="FFFFFF" w:sz="0"/>
-              <w:right w:val="none" w:color="FFFFFF" w:sz="0"/>
-            </w:tcBorders>
-            <w:tcMar>
-              <w:top w:type="dxa" w:w="40"/>
-              <w:left w:type="dxa" w:w="80"/>
-              <w:bottom w:type="dxa" w:w="40"/>
-              <w:right w:type="dxa" w:w="80"/>
-            </w:tcMar>
-          </w:tcPr>
-          <w:p>
-            <w:pPr>
-              <w:jc w:val="center"/>
-            </w:pPr>
+              <w:t xml:space="preserve"> = .074 (.39); </w:t>
+            </w:r>
             <w:r>
               <w:rPr>
                 <w:rFonts w:ascii="Times New Roman" w:cs="Times New Roman" w:eastAsia="Times New Roman" w:hAnsi="Times New Roman"/>
@@ -3560,23 +4812,34 @@
                 <w:sz w:val="18"/>
                 <w:szCs w:val="18"/>
               </w:rPr>
-              <w:t xml:space="preserve">p</w:t>
-            </w:r>
-            <w:r>
-              <w:rPr>
-                <w:rFonts w:ascii="Times New Roman" w:cs="Times New Roman" w:eastAsia="Times New Roman" w:hAnsi="Times New Roman"/>
-                <w:b w:val="false"/>
-                <w:bCs w:val="false"/>
-                <w:sz w:val="18"/>
-                <w:szCs w:val="18"/>
-              </w:rPr>
-              <w:t xml:space="preserve"> = .38 (.24)</w:t>
-            </w:r>
-          </w:p>
-        </w:tc>
-        <w:tc>
-          <w:tcPr>
-            <w:tcW w:type="dxa" w:w="2160"/>
+              <w:t xml:space="preserve">R</w:t>
+            </w:r>
+            <w:r>
+              <w:rPr>
+                <w:rFonts w:ascii="Times New Roman" w:cs="Times New Roman" w:eastAsia="Times New Roman" w:hAnsi="Times New Roman"/>
+                <w:b w:val="false"/>
+                <w:bCs w:val="false"/>
+                <w:sz w:val="18"/>
+                <w:szCs w:val="18"/>
+                <w:vertAlign w:val="superscript"/>
+              </w:rPr>
+              <w:t xml:space="preserve">2</w:t>
+            </w:r>
+            <w:r>
+              <w:rPr>
+                <w:rFonts w:ascii="Times New Roman" w:cs="Times New Roman" w:eastAsia="Times New Roman" w:hAnsi="Times New Roman"/>
+                <w:b w:val="false"/>
+                <w:bCs w:val="false"/>
+                <w:sz w:val="18"/>
+                <w:szCs w:val="18"/>
+              </w:rPr>
+              <w:t xml:space="preserve"> = 3.2</w:t>
+            </w:r>
+          </w:p>
+        </w:tc>
+        <w:tc>
+          <w:tcPr>
+            <w:tcW w:type="dxa" w:w="2280"/>
             <w:tcBorders>
               <w:top w:val="none" w:color="FFFFFF" w:sz="0"/>
               <w:left w:val="none" w:color="FFFFFF" w:sz="0"/>
@@ -3614,7 +4877,117 @@
                 <w:sz w:val="18"/>
                 <w:szCs w:val="18"/>
               </w:rPr>
-              <w:t xml:space="preserve"> = .93 (.85)</w:t>
+              <w:t xml:space="preserve"> = .38 (.24); </w:t>
+            </w:r>
+            <w:r>
+              <w:rPr>
+                <w:rFonts w:ascii="Times New Roman" w:cs="Times New Roman" w:eastAsia="Times New Roman" w:hAnsi="Times New Roman"/>
+                <w:b w:val="false"/>
+                <w:bCs w:val="false"/>
+                <w:i/>
+                <w:iCs/>
+                <w:sz w:val="18"/>
+                <w:szCs w:val="18"/>
+              </w:rPr>
+              <w:t xml:space="preserve">R</w:t>
+            </w:r>
+            <w:r>
+              <w:rPr>
+                <w:rFonts w:ascii="Times New Roman" w:cs="Times New Roman" w:eastAsia="Times New Roman" w:hAnsi="Times New Roman"/>
+                <w:b w:val="false"/>
+                <w:bCs w:val="false"/>
+                <w:sz w:val="18"/>
+                <w:szCs w:val="18"/>
+                <w:vertAlign w:val="superscript"/>
+              </w:rPr>
+              <w:t xml:space="preserve">2</w:t>
+            </w:r>
+            <w:r>
+              <w:rPr>
+                <w:rFonts w:ascii="Times New Roman" w:cs="Times New Roman" w:eastAsia="Times New Roman" w:hAnsi="Times New Roman"/>
+                <w:b w:val="false"/>
+                <w:bCs w:val="false"/>
+                <w:sz w:val="18"/>
+                <w:szCs w:val="18"/>
+              </w:rPr>
+              <w:t xml:space="preserve"> = 0</w:t>
+            </w:r>
+          </w:p>
+        </w:tc>
+        <w:tc>
+          <w:tcPr>
+            <w:tcW w:type="dxa" w:w="2200"/>
+            <w:tcBorders>
+              <w:top w:val="none" w:color="FFFFFF" w:sz="0"/>
+              <w:left w:val="none" w:color="FFFFFF" w:sz="0"/>
+              <w:bottom w:val="none" w:color="FFFFFF" w:sz="0"/>
+              <w:right w:val="none" w:color="FFFFFF" w:sz="0"/>
+            </w:tcBorders>
+            <w:tcMar>
+              <w:top w:type="dxa" w:w="40"/>
+              <w:left w:type="dxa" w:w="80"/>
+              <w:bottom w:type="dxa" w:w="40"/>
+              <w:right w:type="dxa" w:w="80"/>
+            </w:tcMar>
+          </w:tcPr>
+          <w:p>
+            <w:pPr>
+              <w:jc w:val="center"/>
+            </w:pPr>
+            <w:r>
+              <w:rPr>
+                <w:rFonts w:ascii="Times New Roman" w:cs="Times New Roman" w:eastAsia="Times New Roman" w:hAnsi="Times New Roman"/>
+                <w:b w:val="false"/>
+                <w:bCs w:val="false"/>
+                <w:i/>
+                <w:iCs/>
+                <w:sz w:val="18"/>
+                <w:szCs w:val="18"/>
+              </w:rPr>
+              <w:t xml:space="preserve">p</w:t>
+            </w:r>
+            <w:r>
+              <w:rPr>
+                <w:rFonts w:ascii="Times New Roman" w:cs="Times New Roman" w:eastAsia="Times New Roman" w:hAnsi="Times New Roman"/>
+                <w:b w:val="false"/>
+                <w:bCs w:val="false"/>
+                <w:sz w:val="18"/>
+                <w:szCs w:val="18"/>
+              </w:rPr>
+              <w:t xml:space="preserve"> = .93 (.85); </w:t>
+            </w:r>
+            <w:r>
+              <w:rPr>
+                <w:rFonts w:ascii="Times New Roman" w:cs="Times New Roman" w:eastAsia="Times New Roman" w:hAnsi="Times New Roman"/>
+                <w:b w:val="false"/>
+                <w:bCs w:val="false"/>
+                <w:i/>
+                <w:iCs/>
+                <w:sz w:val="18"/>
+                <w:szCs w:val="18"/>
+              </w:rPr>
+              <w:t xml:space="preserve">R</w:t>
+            </w:r>
+            <w:r>
+              <w:rPr>
+                <w:rFonts w:ascii="Times New Roman" w:cs="Times New Roman" w:eastAsia="Times New Roman" w:hAnsi="Times New Roman"/>
+                <w:b w:val="false"/>
+                <w:bCs w:val="false"/>
+                <w:sz w:val="18"/>
+                <w:szCs w:val="18"/>
+                <w:vertAlign w:val="superscript"/>
+              </w:rPr>
+              <w:t xml:space="preserve">2</w:t>
+            </w:r>
+            <w:r>
+              <w:rPr>
+                <w:rFonts w:ascii="Times New Roman" w:cs="Times New Roman" w:eastAsia="Times New Roman" w:hAnsi="Times New Roman"/>
+                <w:b w:val="false"/>
+                <w:bCs w:val="false"/>
+                <w:sz w:val="18"/>
+                <w:szCs w:val="18"/>
+              </w:rPr>
+              <w:t xml:space="preserve"> = 0</w:t>
             </w:r>
           </w:p>
         </w:tc>
@@ -3622,7 +4995,7 @@
       <w:tr>
         <w:tc>
           <w:tcPr>
-            <w:tcW w:type="dxa" w:w="2700"/>
+            <w:tcW w:type="dxa" w:w="2600"/>
             <w:tcBorders>
               <w:top w:val="none" w:color="FFFFFF" w:sz="0"/>
               <w:left w:val="none" w:color="FFFFFF" w:sz="0"/>
@@ -3654,7 +5027,7 @@
         </w:tc>
         <w:tc>
           <w:tcPr>
-            <w:tcW w:type="dxa" w:w="2250"/>
+            <w:tcW w:type="dxa" w:w="2280"/>
             <w:tcBorders>
               <w:top w:val="none" w:color="FFFFFF" w:sz="0"/>
               <w:left w:val="none" w:color="FFFFFF" w:sz="0"/>
@@ -3725,30 +5098,8 @@
                 <w:sz w:val="18"/>
                 <w:szCs w:val="18"/>
               </w:rPr>
-              <w:t xml:space="preserve"> = .27 (–)</w:t>
-            </w:r>
-          </w:p>
-        </w:tc>
-        <w:tc>
-          <w:tcPr>
-            <w:tcW w:type="dxa" w:w="2250"/>
-            <w:tcBorders>
-              <w:top w:val="none" w:color="FFFFFF" w:sz="0"/>
-              <w:left w:val="none" w:color="FFFFFF" w:sz="0"/>
-              <w:bottom w:val="none" w:color="FFFFFF" w:sz="0"/>
-              <w:right w:val="none" w:color="FFFFFF" w:sz="0"/>
-            </w:tcBorders>
-            <w:tcMar>
-              <w:top w:type="dxa" w:w="40"/>
-              <w:left w:type="dxa" w:w="80"/>
-              <w:bottom w:type="dxa" w:w="40"/>
-              <w:right w:type="dxa" w:w="80"/>
-            </w:tcMar>
-          </w:tcPr>
-          <w:p>
-            <w:pPr>
-              <w:jc w:val="center"/>
-            </w:pPr>
+              <w:t xml:space="preserve"> = .27 (–); </w:t>
+            </w:r>
             <w:r>
               <w:rPr>
                 <w:rFonts w:ascii="Times New Roman" w:cs="Times New Roman" w:eastAsia="Times New Roman" w:hAnsi="Times New Roman"/>
@@ -3759,29 +5110,51 @@
                 <w:sz w:val="18"/>
                 <w:szCs w:val="18"/>
               </w:rPr>
-              <w:t xml:space="preserve">F</w:t>
-            </w:r>
-            <w:r>
-              <w:rPr>
-                <w:rFonts w:ascii="Times New Roman" w:cs="Times New Roman" w:eastAsia="Times New Roman" w:hAnsi="Times New Roman"/>
-                <w:b w:val="false"/>
-                <w:bCs w:val="false"/>
-                <w:sz w:val="18"/>
-                <w:szCs w:val="18"/>
-                <w:vertAlign w:val="subscript"/>
-              </w:rPr>
-              <w:t xml:space="preserve">2,66</w:t>
-            </w:r>
-            <w:r>
-              <w:rPr>
-                <w:rFonts w:ascii="Times New Roman" w:cs="Times New Roman" w:eastAsia="Times New Roman" w:hAnsi="Times New Roman"/>
-                <w:b w:val="false"/>
-                <w:bCs w:val="false"/>
-                <w:sz w:val="18"/>
-                <w:szCs w:val="18"/>
-              </w:rPr>
-              <w:t xml:space="preserve"> = 0.42, </w:t>
-            </w:r>
+              <w:t xml:space="preserve">R</w:t>
+            </w:r>
+            <w:r>
+              <w:rPr>
+                <w:rFonts w:ascii="Times New Roman" w:cs="Times New Roman" w:eastAsia="Times New Roman" w:hAnsi="Times New Roman"/>
+                <w:b w:val="false"/>
+                <w:bCs w:val="false"/>
+                <w:sz w:val="18"/>
+                <w:szCs w:val="18"/>
+                <w:vertAlign w:val="superscript"/>
+              </w:rPr>
+              <w:t xml:space="preserve">2</w:t>
+            </w:r>
+            <w:r>
+              <w:rPr>
+                <w:rFonts w:ascii="Times New Roman" w:cs="Times New Roman" w:eastAsia="Times New Roman" w:hAnsi="Times New Roman"/>
+                <w:b w:val="false"/>
+                <w:bCs w:val="false"/>
+                <w:sz w:val="18"/>
+                <w:szCs w:val="18"/>
+              </w:rPr>
+              <w:t xml:space="preserve"> = 0</w:t>
+            </w:r>
+          </w:p>
+        </w:tc>
+        <w:tc>
+          <w:tcPr>
+            <w:tcW w:type="dxa" w:w="2280"/>
+            <w:tcBorders>
+              <w:top w:val="none" w:color="FFFFFF" w:sz="0"/>
+              <w:left w:val="none" w:color="FFFFFF" w:sz="0"/>
+              <w:bottom w:val="none" w:color="FFFFFF" w:sz="0"/>
+              <w:right w:val="none" w:color="FFFFFF" w:sz="0"/>
+            </w:tcBorders>
+            <w:tcMar>
+              <w:top w:type="dxa" w:w="40"/>
+              <w:left w:type="dxa" w:w="80"/>
+              <w:bottom w:type="dxa" w:w="40"/>
+              <w:right w:type="dxa" w:w="80"/>
+            </w:tcMar>
+          </w:tcPr>
+          <w:p>
+            <w:pPr>
+              <w:jc w:val="center"/>
+            </w:pPr>
             <w:r>
               <w:rPr>
                 <w:rFonts w:ascii="Times New Roman" w:cs="Times New Roman" w:eastAsia="Times New Roman" w:hAnsi="Times New Roman"/>
@@ -3792,40 +5165,29 @@
                 <w:sz w:val="18"/>
                 <w:szCs w:val="18"/>
               </w:rPr>
-              <w:t xml:space="preserve">p</w:t>
-            </w:r>
-            <w:r>
-              <w:rPr>
-                <w:rFonts w:ascii="Times New Roman" w:cs="Times New Roman" w:eastAsia="Times New Roman" w:hAnsi="Times New Roman"/>
-                <w:b w:val="false"/>
-                <w:bCs w:val="false"/>
-                <w:sz w:val="18"/>
-                <w:szCs w:val="18"/>
-              </w:rPr>
-              <w:t xml:space="preserve"> = .66 (.79)</w:t>
-            </w:r>
-          </w:p>
-        </w:tc>
-        <w:tc>
-          <w:tcPr>
-            <w:tcW w:type="dxa" w:w="2160"/>
-            <w:tcBorders>
-              <w:top w:val="none" w:color="FFFFFF" w:sz="0"/>
-              <w:left w:val="none" w:color="FFFFFF" w:sz="0"/>
-              <w:bottom w:val="none" w:color="FFFFFF" w:sz="0"/>
-              <w:right w:val="none" w:color="FFFFFF" w:sz="0"/>
-            </w:tcBorders>
-            <w:tcMar>
-              <w:top w:type="dxa" w:w="40"/>
-              <w:left w:type="dxa" w:w="80"/>
-              <w:bottom w:type="dxa" w:w="40"/>
-              <w:right w:type="dxa" w:w="80"/>
-            </w:tcMar>
-          </w:tcPr>
-          <w:p>
-            <w:pPr>
-              <w:jc w:val="center"/>
-            </w:pPr>
+              <w:t xml:space="preserve">F</w:t>
+            </w:r>
+            <w:r>
+              <w:rPr>
+                <w:rFonts w:ascii="Times New Roman" w:cs="Times New Roman" w:eastAsia="Times New Roman" w:hAnsi="Times New Roman"/>
+                <w:b w:val="false"/>
+                <w:bCs w:val="false"/>
+                <w:sz w:val="18"/>
+                <w:szCs w:val="18"/>
+                <w:vertAlign w:val="subscript"/>
+              </w:rPr>
+              <w:t xml:space="preserve">2,66</w:t>
+            </w:r>
+            <w:r>
+              <w:rPr>
+                <w:rFonts w:ascii="Times New Roman" w:cs="Times New Roman" w:eastAsia="Times New Roman" w:hAnsi="Times New Roman"/>
+                <w:b w:val="false"/>
+                <w:bCs w:val="false"/>
+                <w:sz w:val="18"/>
+                <w:szCs w:val="18"/>
+              </w:rPr>
+              <w:t xml:space="preserve"> = 0.42, </w:t>
+            </w:r>
             <w:r>
               <w:rPr>
                 <w:rFonts w:ascii="Times New Roman" w:cs="Times New Roman" w:eastAsia="Times New Roman" w:hAnsi="Times New Roman"/>
@@ -3836,28 +5198,17 @@
                 <w:sz w:val="18"/>
                 <w:szCs w:val="18"/>
               </w:rPr>
-              <w:t xml:space="preserve">F</w:t>
-            </w:r>
-            <w:r>
-              <w:rPr>
-                <w:rFonts w:ascii="Times New Roman" w:cs="Times New Roman" w:eastAsia="Times New Roman" w:hAnsi="Times New Roman"/>
-                <w:b w:val="false"/>
-                <w:bCs w:val="false"/>
-                <w:sz w:val="18"/>
-                <w:szCs w:val="18"/>
-                <w:vertAlign w:val="subscript"/>
-              </w:rPr>
-              <w:t xml:space="preserve">1,13</w:t>
-            </w:r>
-            <w:r>
-              <w:rPr>
-                <w:rFonts w:ascii="Times New Roman" w:cs="Times New Roman" w:eastAsia="Times New Roman" w:hAnsi="Times New Roman"/>
-                <w:b w:val="false"/>
-                <w:bCs w:val="false"/>
-                <w:sz w:val="18"/>
-                <w:szCs w:val="18"/>
-              </w:rPr>
-              <w:t xml:space="preserve"> = 0.02, </w:t>
+              <w:t xml:space="preserve">p</w:t>
+            </w:r>
+            <w:r>
+              <w:rPr>
+                <w:rFonts w:ascii="Times New Roman" w:cs="Times New Roman" w:eastAsia="Times New Roman" w:hAnsi="Times New Roman"/>
+                <w:b w:val="false"/>
+                <w:bCs w:val="false"/>
+                <w:sz w:val="18"/>
+                <w:szCs w:val="18"/>
+              </w:rPr>
+              <w:t xml:space="preserve"> = .66 (.79); </w:t>
             </w:r>
             <w:r>
               <w:rPr>
@@ -3869,6 +5220,94 @@
                 <w:sz w:val="18"/>
                 <w:szCs w:val="18"/>
               </w:rPr>
+              <w:t xml:space="preserve">R</w:t>
+            </w:r>
+            <w:r>
+              <w:rPr>
+                <w:rFonts w:ascii="Times New Roman" w:cs="Times New Roman" w:eastAsia="Times New Roman" w:hAnsi="Times New Roman"/>
+                <w:b w:val="false"/>
+                <w:bCs w:val="false"/>
+                <w:sz w:val="18"/>
+                <w:szCs w:val="18"/>
+                <w:vertAlign w:val="superscript"/>
+              </w:rPr>
+              <w:t xml:space="preserve">2</w:t>
+            </w:r>
+            <w:r>
+              <w:rPr>
+                <w:rFonts w:ascii="Times New Roman" w:cs="Times New Roman" w:eastAsia="Times New Roman" w:hAnsi="Times New Roman"/>
+                <w:b w:val="false"/>
+                <w:bCs w:val="false"/>
+                <w:sz w:val="18"/>
+                <w:szCs w:val="18"/>
+              </w:rPr>
+              <w:t xml:space="preserve"> = 0</w:t>
+            </w:r>
+          </w:p>
+        </w:tc>
+        <w:tc>
+          <w:tcPr>
+            <w:tcW w:type="dxa" w:w="2200"/>
+            <w:tcBorders>
+              <w:top w:val="none" w:color="FFFFFF" w:sz="0"/>
+              <w:left w:val="none" w:color="FFFFFF" w:sz="0"/>
+              <w:bottom w:val="none" w:color="FFFFFF" w:sz="0"/>
+              <w:right w:val="none" w:color="FFFFFF" w:sz="0"/>
+            </w:tcBorders>
+            <w:tcMar>
+              <w:top w:type="dxa" w:w="40"/>
+              <w:left w:type="dxa" w:w="80"/>
+              <w:bottom w:type="dxa" w:w="40"/>
+              <w:right w:type="dxa" w:w="80"/>
+            </w:tcMar>
+          </w:tcPr>
+          <w:p>
+            <w:pPr>
+              <w:jc w:val="center"/>
+            </w:pPr>
+            <w:r>
+              <w:rPr>
+                <w:rFonts w:ascii="Times New Roman" w:cs="Times New Roman" w:eastAsia="Times New Roman" w:hAnsi="Times New Roman"/>
+                <w:b w:val="false"/>
+                <w:bCs w:val="false"/>
+                <w:i/>
+                <w:iCs/>
+                <w:sz w:val="18"/>
+                <w:szCs w:val="18"/>
+              </w:rPr>
+              <w:t xml:space="preserve">F</w:t>
+            </w:r>
+            <w:r>
+              <w:rPr>
+                <w:rFonts w:ascii="Times New Roman" w:cs="Times New Roman" w:eastAsia="Times New Roman" w:hAnsi="Times New Roman"/>
+                <w:b w:val="false"/>
+                <w:bCs w:val="false"/>
+                <w:sz w:val="18"/>
+                <w:szCs w:val="18"/>
+                <w:vertAlign w:val="subscript"/>
+              </w:rPr>
+              <w:t xml:space="preserve">1,13</w:t>
+            </w:r>
+            <w:r>
+              <w:rPr>
+                <w:rFonts w:ascii="Times New Roman" w:cs="Times New Roman" w:eastAsia="Times New Roman" w:hAnsi="Times New Roman"/>
+                <w:b w:val="false"/>
+                <w:bCs w:val="false"/>
+                <w:sz w:val="18"/>
+                <w:szCs w:val="18"/>
+              </w:rPr>
+              <w:t xml:space="preserve"> = 0.02, </w:t>
+            </w:r>
+            <w:r>
+              <w:rPr>
+                <w:rFonts w:ascii="Times New Roman" w:cs="Times New Roman" w:eastAsia="Times New Roman" w:hAnsi="Times New Roman"/>
+                <w:b w:val="false"/>
+                <w:bCs w:val="false"/>
+                <w:i/>
+                <w:iCs/>
+                <w:sz w:val="18"/>
+                <w:szCs w:val="18"/>
+              </w:rPr>
               <w:t xml:space="preserve">p</w:t>
             </w:r>
             <w:r>
@@ -3879,7 +5318,40 @@
                 <w:sz w:val="18"/>
                 <w:szCs w:val="18"/>
               </w:rPr>
-              <w:t xml:space="preserve"> = .90 (.83)</w:t>
+              <w:t xml:space="preserve"> = .90 (.83); </w:t>
+            </w:r>
+            <w:r>
+              <w:rPr>
+                <w:rFonts w:ascii="Times New Roman" w:cs="Times New Roman" w:eastAsia="Times New Roman" w:hAnsi="Times New Roman"/>
+                <w:b w:val="false"/>
+                <w:bCs w:val="false"/>
+                <w:i/>
+                <w:iCs/>
+                <w:sz w:val="18"/>
+                <w:szCs w:val="18"/>
+              </w:rPr>
+              <w:t xml:space="preserve">R</w:t>
+            </w:r>
+            <w:r>
+              <w:rPr>
+                <w:rFonts w:ascii="Times New Roman" w:cs="Times New Roman" w:eastAsia="Times New Roman" w:hAnsi="Times New Roman"/>
+                <w:b w:val="false"/>
+                <w:bCs w:val="false"/>
+                <w:sz w:val="18"/>
+                <w:szCs w:val="18"/>
+                <w:vertAlign w:val="superscript"/>
+              </w:rPr>
+              <w:t xml:space="preserve">2</w:t>
+            </w:r>
+            <w:r>
+              <w:rPr>
+                <w:rFonts w:ascii="Times New Roman" w:cs="Times New Roman" w:eastAsia="Times New Roman" w:hAnsi="Times New Roman"/>
+                <w:b w:val="false"/>
+                <w:bCs w:val="false"/>
+                <w:sz w:val="18"/>
+                <w:szCs w:val="18"/>
+              </w:rPr>
+              <w:t xml:space="preserve"> = 0</w:t>
             </w:r>
           </w:p>
         </w:tc>
@@ -3887,7 +5359,7 @@
       <w:tr>
         <w:tc>
           <w:tcPr>
-            <w:tcW w:type="dxa" w:w="2700"/>
+            <w:tcW w:type="dxa" w:w="2600"/>
             <w:tcBorders>
               <w:top w:val="none" w:color="FFFFFF" w:sz="0"/>
               <w:left w:val="none" w:color="FFFFFF" w:sz="0"/>
@@ -3919,7 +5391,7 @@
         </w:tc>
         <w:tc>
           <w:tcPr>
-            <w:tcW w:type="dxa" w:w="2250"/>
+            <w:tcW w:type="dxa" w:w="2280"/>
             <w:tcBorders>
               <w:top w:val="none" w:color="FFFFFF" w:sz="0"/>
               <w:left w:val="none" w:color="FFFFFF" w:sz="0"/>
@@ -3990,30 +5462,8 @@
                 <w:sz w:val="18"/>
                 <w:szCs w:val="18"/>
               </w:rPr>
-              <w:t xml:space="preserve"> = .33 (.93)</w:t>
-            </w:r>
-          </w:p>
-        </w:tc>
-        <w:tc>
-          <w:tcPr>
-            <w:tcW w:type="dxa" w:w="2250"/>
-            <w:tcBorders>
-              <w:top w:val="none" w:color="FFFFFF" w:sz="0"/>
-              <w:left w:val="none" w:color="FFFFFF" w:sz="0"/>
-              <w:bottom w:val="none" w:color="FFFFFF" w:sz="0"/>
-              <w:right w:val="none" w:color="FFFFFF" w:sz="0"/>
-            </w:tcBorders>
-            <w:tcMar>
-              <w:top w:type="dxa" w:w="40"/>
-              <w:left w:type="dxa" w:w="80"/>
-              <w:bottom w:type="dxa" w:w="40"/>
-              <w:right w:type="dxa" w:w="80"/>
-            </w:tcMar>
-          </w:tcPr>
-          <w:p>
-            <w:pPr>
-              <w:jc w:val="center"/>
-            </w:pPr>
+              <w:t xml:space="preserve"> = .33 (.93); </w:t>
+            </w:r>
             <w:r>
               <w:rPr>
                 <w:rFonts w:ascii="Times New Roman" w:cs="Times New Roman" w:eastAsia="Times New Roman" w:hAnsi="Times New Roman"/>
@@ -4024,29 +5474,51 @@
                 <w:sz w:val="18"/>
                 <w:szCs w:val="18"/>
               </w:rPr>
-              <w:t xml:space="preserve">F</w:t>
-            </w:r>
-            <w:r>
-              <w:rPr>
-                <w:rFonts w:ascii="Times New Roman" w:cs="Times New Roman" w:eastAsia="Times New Roman" w:hAnsi="Times New Roman"/>
-                <w:b w:val="false"/>
-                <w:bCs w:val="false"/>
-                <w:sz w:val="18"/>
-                <w:szCs w:val="18"/>
-                <w:vertAlign w:val="subscript"/>
-              </w:rPr>
-              <w:t xml:space="preserve">4,20</w:t>
-            </w:r>
-            <w:r>
-              <w:rPr>
-                <w:rFonts w:ascii="Times New Roman" w:cs="Times New Roman" w:eastAsia="Times New Roman" w:hAnsi="Times New Roman"/>
-                <w:b w:val="false"/>
-                <w:bCs w:val="false"/>
-                <w:sz w:val="18"/>
-                <w:szCs w:val="18"/>
-              </w:rPr>
-              <w:t xml:space="preserve"> = 0.36, </w:t>
-            </w:r>
+              <w:t xml:space="preserve">R</w:t>
+            </w:r>
+            <w:r>
+              <w:rPr>
+                <w:rFonts w:ascii="Times New Roman" w:cs="Times New Roman" w:eastAsia="Times New Roman" w:hAnsi="Times New Roman"/>
+                <w:b w:val="false"/>
+                <w:bCs w:val="false"/>
+                <w:sz w:val="18"/>
+                <w:szCs w:val="18"/>
+                <w:vertAlign w:val="superscript"/>
+              </w:rPr>
+              <w:t xml:space="preserve">2</w:t>
+            </w:r>
+            <w:r>
+              <w:rPr>
+                <w:rFonts w:ascii="Times New Roman" w:cs="Times New Roman" w:eastAsia="Times New Roman" w:hAnsi="Times New Roman"/>
+                <w:b w:val="false"/>
+                <w:bCs w:val="false"/>
+                <w:sz w:val="18"/>
+                <w:szCs w:val="18"/>
+              </w:rPr>
+              <w:t xml:space="preserve"> = 0</w:t>
+            </w:r>
+          </w:p>
+        </w:tc>
+        <w:tc>
+          <w:tcPr>
+            <w:tcW w:type="dxa" w:w="2280"/>
+            <w:tcBorders>
+              <w:top w:val="none" w:color="FFFFFF" w:sz="0"/>
+              <w:left w:val="none" w:color="FFFFFF" w:sz="0"/>
+              <w:bottom w:val="none" w:color="FFFFFF" w:sz="0"/>
+              <w:right w:val="none" w:color="FFFFFF" w:sz="0"/>
+            </w:tcBorders>
+            <w:tcMar>
+              <w:top w:type="dxa" w:w="40"/>
+              <w:left w:type="dxa" w:w="80"/>
+              <w:bottom w:type="dxa" w:w="40"/>
+              <w:right w:type="dxa" w:w="80"/>
+            </w:tcMar>
+          </w:tcPr>
+          <w:p>
+            <w:pPr>
+              <w:jc w:val="center"/>
+            </w:pPr>
             <w:r>
               <w:rPr>
                 <w:rFonts w:ascii="Times New Roman" w:cs="Times New Roman" w:eastAsia="Times New Roman" w:hAnsi="Times New Roman"/>
@@ -4057,40 +5529,29 @@
                 <w:sz w:val="18"/>
                 <w:szCs w:val="18"/>
               </w:rPr>
-              <w:t xml:space="preserve">p</w:t>
-            </w:r>
-            <w:r>
-              <w:rPr>
-                <w:rFonts w:ascii="Times New Roman" w:cs="Times New Roman" w:eastAsia="Times New Roman" w:hAnsi="Times New Roman"/>
-                <w:b w:val="false"/>
-                <w:bCs w:val="false"/>
-                <w:sz w:val="18"/>
-                <w:szCs w:val="18"/>
-              </w:rPr>
-              <w:t xml:space="preserve"> = .83 (.16)</w:t>
-            </w:r>
-          </w:p>
-        </w:tc>
-        <w:tc>
-          <w:tcPr>
-            <w:tcW w:type="dxa" w:w="2160"/>
-            <w:tcBorders>
-              <w:top w:val="none" w:color="FFFFFF" w:sz="0"/>
-              <w:left w:val="none" w:color="FFFFFF" w:sz="0"/>
-              <w:bottom w:val="none" w:color="FFFFFF" w:sz="0"/>
-              <w:right w:val="none" w:color="FFFFFF" w:sz="0"/>
-            </w:tcBorders>
-            <w:tcMar>
-              <w:top w:type="dxa" w:w="40"/>
-              <w:left w:type="dxa" w:w="80"/>
-              <w:bottom w:type="dxa" w:w="40"/>
-              <w:right w:type="dxa" w:w="80"/>
-            </w:tcMar>
-          </w:tcPr>
-          <w:p>
-            <w:pPr>
-              <w:jc w:val="center"/>
-            </w:pPr>
+              <w:t xml:space="preserve">F</w:t>
+            </w:r>
+            <w:r>
+              <w:rPr>
+                <w:rFonts w:ascii="Times New Roman" w:cs="Times New Roman" w:eastAsia="Times New Roman" w:hAnsi="Times New Roman"/>
+                <w:b w:val="false"/>
+                <w:bCs w:val="false"/>
+                <w:sz w:val="18"/>
+                <w:szCs w:val="18"/>
+                <w:vertAlign w:val="subscript"/>
+              </w:rPr>
+              <w:t xml:space="preserve">4,20</w:t>
+            </w:r>
+            <w:r>
+              <w:rPr>
+                <w:rFonts w:ascii="Times New Roman" w:cs="Times New Roman" w:eastAsia="Times New Roman" w:hAnsi="Times New Roman"/>
+                <w:b w:val="false"/>
+                <w:bCs w:val="false"/>
+                <w:sz w:val="18"/>
+                <w:szCs w:val="18"/>
+              </w:rPr>
+              <w:t xml:space="preserve"> = 0.36, </w:t>
+            </w:r>
             <w:r>
               <w:rPr>
                 <w:rFonts w:ascii="Times New Roman" w:cs="Times New Roman" w:eastAsia="Times New Roman" w:hAnsi="Times New Roman"/>
@@ -4101,28 +5562,17 @@
                 <w:sz w:val="18"/>
                 <w:szCs w:val="18"/>
               </w:rPr>
-              <w:t xml:space="preserve">F</w:t>
-            </w:r>
-            <w:r>
-              <w:rPr>
-                <w:rFonts w:ascii="Times New Roman" w:cs="Times New Roman" w:eastAsia="Times New Roman" w:hAnsi="Times New Roman"/>
-                <w:b w:val="false"/>
-                <w:bCs w:val="false"/>
-                <w:sz w:val="18"/>
-                <w:szCs w:val="18"/>
-                <w:vertAlign w:val="subscript"/>
-              </w:rPr>
-              <w:t xml:space="preserve">3,8</w:t>
-            </w:r>
-            <w:r>
-              <w:rPr>
-                <w:rFonts w:ascii="Times New Roman" w:cs="Times New Roman" w:eastAsia="Times New Roman" w:hAnsi="Times New Roman"/>
-                <w:b w:val="false"/>
-                <w:bCs w:val="false"/>
-                <w:sz w:val="18"/>
-                <w:szCs w:val="18"/>
-              </w:rPr>
-              <w:t xml:space="preserve"> = 0.93, </w:t>
+              <w:t xml:space="preserve">p</w:t>
+            </w:r>
+            <w:r>
+              <w:rPr>
+                <w:rFonts w:ascii="Times New Roman" w:cs="Times New Roman" w:eastAsia="Times New Roman" w:hAnsi="Times New Roman"/>
+                <w:b w:val="false"/>
+                <w:bCs w:val="false"/>
+                <w:sz w:val="18"/>
+                <w:szCs w:val="18"/>
+              </w:rPr>
+              <w:t xml:space="preserve"> = .83 (.16); </w:t>
             </w:r>
             <w:r>
               <w:rPr>
@@ -4134,6 +5584,94 @@
                 <w:sz w:val="18"/>
                 <w:szCs w:val="18"/>
               </w:rPr>
+              <w:t xml:space="preserve">R</w:t>
+            </w:r>
+            <w:r>
+              <w:rPr>
+                <w:rFonts w:ascii="Times New Roman" w:cs="Times New Roman" w:eastAsia="Times New Roman" w:hAnsi="Times New Roman"/>
+                <w:b w:val="false"/>
+                <w:bCs w:val="false"/>
+                <w:sz w:val="18"/>
+                <w:szCs w:val="18"/>
+                <w:vertAlign w:val="superscript"/>
+              </w:rPr>
+              <w:t xml:space="preserve">2</w:t>
+            </w:r>
+            <w:r>
+              <w:rPr>
+                <w:rFonts w:ascii="Times New Roman" w:cs="Times New Roman" w:eastAsia="Times New Roman" w:hAnsi="Times New Roman"/>
+                <w:b w:val="false"/>
+                <w:bCs w:val="false"/>
+                <w:sz w:val="18"/>
+                <w:szCs w:val="18"/>
+              </w:rPr>
+              <w:t xml:space="preserve"> = 0</w:t>
+            </w:r>
+          </w:p>
+        </w:tc>
+        <w:tc>
+          <w:tcPr>
+            <w:tcW w:type="dxa" w:w="2200"/>
+            <w:tcBorders>
+              <w:top w:val="none" w:color="FFFFFF" w:sz="0"/>
+              <w:left w:val="none" w:color="FFFFFF" w:sz="0"/>
+              <w:bottom w:val="none" w:color="FFFFFF" w:sz="0"/>
+              <w:right w:val="none" w:color="FFFFFF" w:sz="0"/>
+            </w:tcBorders>
+            <w:tcMar>
+              <w:top w:type="dxa" w:w="40"/>
+              <w:left w:type="dxa" w:w="80"/>
+              <w:bottom w:type="dxa" w:w="40"/>
+              <w:right w:type="dxa" w:w="80"/>
+            </w:tcMar>
+          </w:tcPr>
+          <w:p>
+            <w:pPr>
+              <w:jc w:val="center"/>
+            </w:pPr>
+            <w:r>
+              <w:rPr>
+                <w:rFonts w:ascii="Times New Roman" w:cs="Times New Roman" w:eastAsia="Times New Roman" w:hAnsi="Times New Roman"/>
+                <w:b w:val="false"/>
+                <w:bCs w:val="false"/>
+                <w:i/>
+                <w:iCs/>
+                <w:sz w:val="18"/>
+                <w:szCs w:val="18"/>
+              </w:rPr>
+              <w:t xml:space="preserve">F</w:t>
+            </w:r>
+            <w:r>
+              <w:rPr>
+                <w:rFonts w:ascii="Times New Roman" w:cs="Times New Roman" w:eastAsia="Times New Roman" w:hAnsi="Times New Roman"/>
+                <w:b w:val="false"/>
+                <w:bCs w:val="false"/>
+                <w:sz w:val="18"/>
+                <w:szCs w:val="18"/>
+                <w:vertAlign w:val="subscript"/>
+              </w:rPr>
+              <w:t xml:space="preserve">3,8</w:t>
+            </w:r>
+            <w:r>
+              <w:rPr>
+                <w:rFonts w:ascii="Times New Roman" w:cs="Times New Roman" w:eastAsia="Times New Roman" w:hAnsi="Times New Roman"/>
+                <w:b w:val="false"/>
+                <w:bCs w:val="false"/>
+                <w:sz w:val="18"/>
+                <w:szCs w:val="18"/>
+              </w:rPr>
+              <w:t xml:space="preserve"> = 0.93, </w:t>
+            </w:r>
+            <w:r>
+              <w:rPr>
+                <w:rFonts w:ascii="Times New Roman" w:cs="Times New Roman" w:eastAsia="Times New Roman" w:hAnsi="Times New Roman"/>
+                <w:b w:val="false"/>
+                <w:bCs w:val="false"/>
+                <w:i/>
+                <w:iCs/>
+                <w:sz w:val="18"/>
+                <w:szCs w:val="18"/>
+              </w:rPr>
               <w:t xml:space="preserve">p</w:t>
             </w:r>
             <w:r>
@@ -4144,7 +5682,40 @@
                 <w:sz w:val="18"/>
                 <w:szCs w:val="18"/>
               </w:rPr>
-              <w:t xml:space="preserve"> = .47 (.82)</w:t>
+              <w:t xml:space="preserve"> = .47 (.82); </w:t>
+            </w:r>
+            <w:r>
+              <w:rPr>
+                <w:rFonts w:ascii="Times New Roman" w:cs="Times New Roman" w:eastAsia="Times New Roman" w:hAnsi="Times New Roman"/>
+                <w:b w:val="false"/>
+                <w:bCs w:val="false"/>
+                <w:i/>
+                <w:iCs/>
+                <w:sz w:val="18"/>
+                <w:szCs w:val="18"/>
+              </w:rPr>
+              <w:t xml:space="preserve">R</w:t>
+            </w:r>
+            <w:r>
+              <w:rPr>
+                <w:rFonts w:ascii="Times New Roman" w:cs="Times New Roman" w:eastAsia="Times New Roman" w:hAnsi="Times New Roman"/>
+                <w:b w:val="false"/>
+                <w:bCs w:val="false"/>
+                <w:sz w:val="18"/>
+                <w:szCs w:val="18"/>
+                <w:vertAlign w:val="superscript"/>
+              </w:rPr>
+              <w:t xml:space="preserve">2</w:t>
+            </w:r>
+            <w:r>
+              <w:rPr>
+                <w:rFonts w:ascii="Times New Roman" w:cs="Times New Roman" w:eastAsia="Times New Roman" w:hAnsi="Times New Roman"/>
+                <w:b w:val="false"/>
+                <w:bCs w:val="false"/>
+                <w:sz w:val="18"/>
+                <w:szCs w:val="18"/>
+              </w:rPr>
+              <w:t xml:space="preserve"> = 0</w:t>
             </w:r>
           </w:p>
         </w:tc>
@@ -4152,7 +5723,7 @@
       <w:tr>
         <w:tc>
           <w:tcPr>
-            <w:tcW w:type="dxa" w:w="2700"/>
+            <w:tcW w:type="dxa" w:w="2600"/>
             <w:tcBorders>
               <w:top w:val="none" w:color="FFFFFF" w:sz="0"/>
               <w:left w:val="none" w:color="FFFFFF" w:sz="0"/>
@@ -4184,7 +5755,7 @@
         </w:tc>
         <w:tc>
           <w:tcPr>
-            <w:tcW w:type="dxa" w:w="2250"/>
+            <w:tcW w:type="dxa" w:w="2280"/>
             <w:tcBorders>
               <w:top w:val="none" w:color="FFFFFF" w:sz="0"/>
               <w:left w:val="none" w:color="FFFFFF" w:sz="0"/>
@@ -4261,7 +5832,7 @@
         </w:tc>
         <w:tc>
           <w:tcPr>
-            <w:tcW w:type="dxa" w:w="2250"/>
+            <w:tcW w:type="dxa" w:w="2280"/>
             <w:tcBorders>
               <w:top w:val="none" w:color="FFFFFF" w:sz="0"/>
               <w:left w:val="none" w:color="FFFFFF" w:sz="0"/>
@@ -4338,7 +5909,7 @@
         </w:tc>
         <w:tc>
           <w:tcPr>
-            <w:tcW w:type="dxa" w:w="2160"/>
+            <w:tcW w:type="dxa" w:w="2200"/>
             <w:tcBorders>
               <w:top w:val="none" w:color="FFFFFF" w:sz="0"/>
               <w:left w:val="none" w:color="FFFFFF" w:sz="0"/>
@@ -4417,7 +5988,7 @@
       <w:tr>
         <w:tc>
           <w:tcPr>
-            <w:tcW w:type="dxa" w:w="2700"/>
+            <w:tcW w:type="dxa" w:w="2600"/>
             <w:tcBorders>
               <w:top w:val="none" w:color="FFFFFF" w:sz="0"/>
               <w:left w:val="none" w:color="FFFFFF" w:sz="0"/>
@@ -4449,7 +6020,7 @@
         </w:tc>
         <w:tc>
           <w:tcPr>
-            <w:tcW w:type="dxa" w:w="2250"/>
+            <w:tcW w:type="dxa" w:w="2280"/>
             <w:tcBorders>
               <w:top w:val="none" w:color="FFFFFF" w:sz="0"/>
               <w:left w:val="none" w:color="FFFFFF" w:sz="0"/>
@@ -4526,7 +6097,7 @@
         </w:tc>
         <w:tc>
           <w:tcPr>
-            <w:tcW w:type="dxa" w:w="2250"/>
+            <w:tcW w:type="dxa" w:w="2280"/>
             <w:tcBorders>
               <w:top w:val="none" w:color="FFFFFF" w:sz="0"/>
               <w:left w:val="none" w:color="FFFFFF" w:sz="0"/>
@@ -4603,7 +6174,7 @@
         </w:tc>
         <w:tc>
           <w:tcPr>
-            <w:tcW w:type="dxa" w:w="2160"/>
+            <w:tcW w:type="dxa" w:w="2200"/>
             <w:tcBorders>
               <w:top w:val="none" w:color="FFFFFF" w:sz="0"/>
               <w:left w:val="none" w:color="FFFFFF" w:sz="0"/>
@@ -4682,7 +6253,7 @@
       <w:tr>
         <w:tc>
           <w:tcPr>
-            <w:tcW w:type="dxa" w:w="2700"/>
+            <w:tcW w:type="dxa" w:w="2600"/>
             <w:tcBorders>
               <w:top w:val="none" w:color="FFFFFF" w:sz="0"/>
               <w:left w:val="none" w:color="FFFFFF" w:sz="0"/>
@@ -4714,7 +6285,7 @@
         </w:tc>
         <w:tc>
           <w:tcPr>
-            <w:tcW w:type="dxa" w:w="2250"/>
+            <w:tcW w:type="dxa" w:w="2280"/>
             <w:tcBorders>
               <w:top w:val="none" w:color="FFFFFF" w:sz="0"/>
               <w:left w:val="none" w:color="FFFFFF" w:sz="0"/>
@@ -4758,7 +6329,7 @@
         </w:tc>
         <w:tc>
           <w:tcPr>
-            <w:tcW w:type="dxa" w:w="2250"/>
+            <w:tcW w:type="dxa" w:w="2280"/>
             <w:tcBorders>
               <w:top w:val="none" w:color="FFFFFF" w:sz="0"/>
               <w:left w:val="none" w:color="FFFFFF" w:sz="0"/>
@@ -4802,7 +6373,7 @@
         </w:tc>
         <w:tc>
           <w:tcPr>
-            <w:tcW w:type="dxa" w:w="2160"/>
+            <w:tcW w:type="dxa" w:w="2200"/>
             <w:tcBorders>
               <w:top w:val="none" w:color="FFFFFF" w:sz="0"/>
               <w:left w:val="none" w:color="FFFFFF" w:sz="0"/>
@@ -4864,7 +6435,23 @@
           <w:sz w:val="18"/>
           <w:szCs w:val="18"/>
         </w:rPr>
-        <w:t xml:space="preserve">: The robust omnibus test for trophic group (abundance) could not be computed because the number of levels was large relative to the number of locations.</w:t>
+        <w:t xml:space="preserve">: ***</w:t>
+      </w:r>
+      <w:r>
+        <w:rPr>
+          <w:i/>
+          <w:iCs/>
+          <w:sz w:val="18"/>
+          <w:szCs w:val="18"/>
+        </w:rPr>
+        <w:t xml:space="preserve">p</w:t>
+      </w:r>
+      <w:r>
+        <w:rPr>
+          <w:sz w:val="18"/>
+          <w:szCs w:val="18"/>
+        </w:rPr>
+        <w:t xml:space="preserve"> &lt; .001. The robust omnibus test for trophic group (abundance) could not be computed because the number of levels was large relative to the number of locations.</w:t>
       </w:r>
     </w:p>
     <w:p>
@@ -6159,17 +7746,33 @@
         <w:ind w:left="360" w:hanging="360"/>
       </w:pPr>
       <w:r>
-        <w:t xml:space="preserve">Dinerstein, E., Olson, D., Joshi, A., Vynne, C., Burgess, N. D., Wikramanayake, E., … Saleem, M. (2017). An ecoregion-based approach to protecting half the terrestrial realm. </w:t>
-      </w:r>
-      <w:r>
-        <w:rPr>
-          <w:i/>
-          <w:iCs/>
-        </w:rPr>
-        <w:t xml:space="preserve">BioScience</w:t>
-      </w:r>
-      <w:r>
-        <w:t xml:space="preserve">, 67, 534–545.</w:t>
+        <w:t xml:space="preserve">Borenstein, M., Higgins, J. P. T., Hedges, L. V., &amp; Rothstein, H. R. (2017). Basics of meta-analysis: </w:t>
+      </w:r>
+      <w:r>
+        <w:rPr>
+          <w:i/>
+          <w:iCs/>
+        </w:rPr>
+        <w:t xml:space="preserve">I</w:t>
+      </w:r>
+      <w:r>
+        <w:rPr>
+          <w:vertAlign w:val="superscript"/>
+        </w:rPr>
+        <w:t xml:space="preserve">2</w:t>
+      </w:r>
+      <w:r>
+        <w:t xml:space="preserve"> is not an absolute measure of heterogeneity. </w:t>
+      </w:r>
+      <w:r>
+        <w:rPr>
+          <w:i/>
+          <w:iCs/>
+        </w:rPr>
+        <w:t xml:space="preserve">Research Synthesis Methods</w:t>
+      </w:r>
+      <w:r>
+        <w:t xml:space="preserve">, 8, 5–18.</w:t>
       </w:r>
     </w:p>
     <w:p>
@@ -6178,17 +7781,17 @@
         <w:ind w:left="360" w:hanging="360"/>
       </w:pPr>
       <w:r>
-        <w:t xml:space="preserve">Hedges, L. V., Gurevitch, J., &amp; Curtis, P. S. (1999). The meta-analysis of response ratios in experimental ecology. </w:t>
-      </w:r>
-      <w:r>
-        <w:rPr>
-          <w:i/>
-          <w:iCs/>
-        </w:rPr>
-        <w:t xml:space="preserve">Ecology</w:t>
-      </w:r>
-      <w:r>
-        <w:t xml:space="preserve">, 80, 1150–1156.</w:t>
+        <w:t xml:space="preserve">Dinerstein, E., Olson, D., Joshi, A., Vynne, C., Burgess, N. D., Wikramanayake, E., … Saleem, M. (2017). An ecoregion-based approach to protecting half the terrestrial realm. </w:t>
+      </w:r>
+      <w:r>
+        <w:rPr>
+          <w:i/>
+          <w:iCs/>
+        </w:rPr>
+        <w:t xml:space="preserve">BioScience</w:t>
+      </w:r>
+      <w:r>
+        <w:t xml:space="preserve">, 67, 534–545.</w:t>
       </w:r>
     </w:p>
     <w:p>
@@ -6197,7 +7800,7 @@
         <w:ind w:left="360" w:hanging="360"/>
       </w:pPr>
       <w:r>
-        <w:t xml:space="preserve">Lajeunesse, M. J. (2011). On the meta-analysis of response ratios for studies with correlated and multi-group designs. </w:t>
+        <w:t xml:space="preserve">Hedges, L. V., Gurevitch, J., &amp; Curtis, P. S. (1999). The meta-analysis of response ratios in experimental ecology. </w:t>
       </w:r>
       <w:r>
         <w:rPr>
@@ -6207,7 +7810,7 @@
         <w:t xml:space="preserve">Ecology</w:t>
       </w:r>
       <w:r>
-        <w:t xml:space="preserve">, 92, 2049–2055.</w:t>
+        <w:t xml:space="preserve">, 80, 1150–1156.</w:t>
       </w:r>
     </w:p>
     <w:p>
@@ -6216,17 +7819,17 @@
         <w:ind w:left="360" w:hanging="360"/>
       </w:pPr>
       <w:r>
-        <w:t xml:space="preserve">Nakagawa, S., Lagisz, M., O’Dea, R. E., Rutkowska, J., Yang, Y., Noble, D. W. A., &amp; Senior, A. M. (2021). The orchard plot: Cultivating a forest plot for use in ecology, evolution, and beyond. </w:t>
-      </w:r>
-      <w:r>
-        <w:rPr>
-          <w:i/>
-          <w:iCs/>
-        </w:rPr>
-        <w:t xml:space="preserve">Research Synthesis Methods</w:t>
-      </w:r>
-      <w:r>
-        <w:t xml:space="preserve">, 12, 4–12.</w:t>
+        <w:t xml:space="preserve">IntHout, J., Ioannidis, J. P. A., Rovers, M. M., &amp; Goeman, J. J. (2016). Plea for routinely presenting prediction intervals in meta-analysis. </w:t>
+      </w:r>
+      <w:r>
+        <w:rPr>
+          <w:i/>
+          <w:iCs/>
+        </w:rPr>
+        <w:t xml:space="preserve">BMJ Open</w:t>
+      </w:r>
+      <w:r>
+        <w:t xml:space="preserve">, 6, e010247.</w:t>
       </w:r>
     </w:p>
     <w:p>
@@ -6235,17 +7838,17 @@
         <w:ind w:left="360" w:hanging="360"/>
       </w:pPr>
       <w:r>
-        <w:t xml:space="preserve">Nakagawa, S., Lagisz, M., Jennions, M. D., Koricheva, J., Noble, D. W. A., Parker, T. H., … O’Dea, R. E. (2022). Methods for testing publication bias in ecological and evolutionary meta-analyses. </w:t>
-      </w:r>
-      <w:r>
-        <w:rPr>
-          <w:i/>
-          <w:iCs/>
-        </w:rPr>
-        <w:t xml:space="preserve">Methods in Ecology and Evolution</w:t>
-      </w:r>
-      <w:r>
-        <w:t xml:space="preserve">, 13, 4–21.</w:t>
+        <w:t xml:space="preserve">Lajeunesse, M. J. (2011). On the meta-analysis of response ratios for studies with correlated and multi-group designs. </w:t>
+      </w:r>
+      <w:r>
+        <w:rPr>
+          <w:i/>
+          <w:iCs/>
+        </w:rPr>
+        <w:t xml:space="preserve">Ecology</w:t>
+      </w:r>
+      <w:r>
+        <w:t xml:space="preserve">, 92, 2049–2055.</w:t>
       </w:r>
     </w:p>
     <w:p>
@@ -6254,17 +7857,17 @@
         <w:ind w:left="360" w:hanging="360"/>
       </w:pPr>
       <w:r>
-        <w:t xml:space="preserve">Nakagawa, S., &amp; Santos, E. S. A. (2012). Methodological issues and advances in biological meta-analysis. </w:t>
-      </w:r>
-      <w:r>
-        <w:rPr>
-          <w:i/>
-          <w:iCs/>
-        </w:rPr>
-        <w:t xml:space="preserve">Evolutionary Ecology</w:t>
-      </w:r>
-      <w:r>
-        <w:t xml:space="preserve">, 26, 1253–1274.</w:t>
+        <w:t xml:space="preserve">Nakagawa, S., Lagisz, M., O’Dea, R. E., Rutkowska, J., Yang, Y., Noble, D. W. A., &amp; Senior, A. M. (2021). The orchard plot: Cultivating a forest plot for use in ecology, evolution, and beyond. </w:t>
+      </w:r>
+      <w:r>
+        <w:rPr>
+          <w:i/>
+          <w:iCs/>
+        </w:rPr>
+        <w:t xml:space="preserve">Research Synthesis Methods</w:t>
+      </w:r>
+      <w:r>
+        <w:t xml:space="preserve">, 12, 4–12.</w:t>
       </w:r>
     </w:p>
     <w:p>
@@ -6273,6 +7876,44 @@
         <w:ind w:left="360" w:hanging="360"/>
       </w:pPr>
       <w:r>
+        <w:t xml:space="preserve">Nakagawa, S., Lagisz, M., Jennions, M. D., Koricheva, J., Noble, D. W. A., Parker, T. H., … O’Dea, R. E. (2022). Methods for testing publication bias in ecological and evolutionary meta-analyses. </w:t>
+      </w:r>
+      <w:r>
+        <w:rPr>
+          <w:i/>
+          <w:iCs/>
+        </w:rPr>
+        <w:t xml:space="preserve">Methods in Ecology and Evolution</w:t>
+      </w:r>
+      <w:r>
+        <w:t xml:space="preserve">, 13, 4–21.</w:t>
+      </w:r>
+    </w:p>
+    <w:p>
+      <w:pPr>
+        <w:spacing w:after="100" w:line="360"/>
+        <w:ind w:left="360" w:hanging="360"/>
+      </w:pPr>
+      <w:r>
+        <w:t xml:space="preserve">Nakagawa, S., &amp; Santos, E. S. A. (2012). Methodological issues and advances in biological meta-analysis. </w:t>
+      </w:r>
+      <w:r>
+        <w:rPr>
+          <w:i/>
+          <w:iCs/>
+        </w:rPr>
+        <w:t xml:space="preserve">Evolutionary Ecology</w:t>
+      </w:r>
+      <w:r>
+        <w:t xml:space="preserve">, 26, 1253–1274.</w:t>
+      </w:r>
+    </w:p>
+    <w:p>
+      <w:pPr>
+        <w:spacing w:after="100" w:line="360"/>
+        <w:ind w:left="360" w:hanging="360"/>
+      </w:pPr>
+      <w:r>
         <w:t xml:space="preserve">Pustejovsky, J. E., &amp; Tipton, E. (2018). Small-sample methods for cluster-robust variance estimation and hypothesis testing in fixed effects models. </w:t>
       </w:r>
       <w:r>
@@ -6284,6 +7925,25 @@
       </w:r>
       <w:r>
         <w:t xml:space="preserve">, 36, 672–683.</w:t>
+      </w:r>
+    </w:p>
+    <w:p>
+      <w:pPr>
+        <w:spacing w:after="100" w:line="360"/>
+        <w:ind w:left="360" w:hanging="360"/>
+      </w:pPr>
+      <w:r>
+        <w:t xml:space="preserve">Raudenbush, S. W. (2009). Analyzing effect sizes: Random-effects models. In H. Cooper, L. V. Hedges, &amp; J. C. Valentine (Eds.), </w:t>
+      </w:r>
+      <w:r>
+        <w:rPr>
+          <w:i/>
+          <w:iCs/>
+        </w:rPr>
+        <w:t xml:space="preserve">The handbook of research synthesis and meta-analysis</w:t>
+      </w:r>
+      <w:r>
+        <w:t xml:space="preserve"> (2nd ed., pp. 295–315). Russell Sage Foundation.</w:t>
       </w:r>
     </w:p>
     <w:p>
@@ -6477,7 +8137,7 @@
       <w:r>
         <w:drawing>
           <wp:inline distT="0" distB="0" distL="0" distR="0">
-            <wp:extent cx="5734050" cy="4229100"/>
+            <wp:extent cx="5734050" cy="3762375"/>
             <wp:effectExtent t="0" r="0" b="0" l="0"/>
             <wp:docPr id="1" name="" descr="" title=""/>
             <wp:cNvGraphicFramePr>
@@ -6502,7 +8162,7 @@
                   <pic:spPr bwMode="auto">
                     <a:xfrm>
                       <a:off x="0" y="0"/>
-                      <a:ext cx="5734050" cy="4229100"/>
+                      <a:ext cx="5734050" cy="3762375"/>
                     </a:xfrm>
                     <a:prstGeom prst="rect">
                       <a:avLst/>
@@ -6528,7 +8188,39 @@
         <w:t xml:space="preserve">Figure 3</w:t>
       </w:r>
       <w:r>
-        <w:t xml:space="preserve"> Effects of grazer exclusion (a) by invertebrate stratum and (b) by the largest size class of grazer excluded (Small &lt; 10 kg, Medium 10–100 kg, Large 100–1000 kg, Mega ≥ 1000 kg). Symbols as in Figure 2. Levels represented by fewer than three studies are not shown.</w:t>
+        <w:t xml:space="preserve"> Variation in invertebrate responses to grazer exclusion. (a) Partitioning of the total variance in effect sizes into variation among studies and locations, among effect sizes within studies, and sampling error (multilevel </w:t>
+      </w:r>
+      <w:r>
+        <w:rPr>
+          <w:i/>
+          <w:iCs/>
+        </w:rPr>
+        <w:t xml:space="preserve">I</w:t>
+      </w:r>
+      <w:r>
+        <w:rPr>
+          <w:vertAlign w:val="superscript"/>
+        </w:rPr>
+        <w:t xml:space="preserve">2</w:t>
+      </w:r>
+      <w:r>
+        <w:t xml:space="preserve">). (b) Mean effect with its 95% confidence interval (black bar) and the 95% prediction interval (shaded band), the range within which the effect at a new site is expected to fall. (c) Percentage of the between-study and within-study heterogeneity explained by each moderator (pseudo-</w:t>
+      </w:r>
+      <w:r>
+        <w:rPr>
+          <w:i/>
+          <w:iCs/>
+        </w:rPr>
+        <w:t xml:space="preserve">R</w:t>
+      </w:r>
+      <w:r>
+        <w:rPr>
+          <w:vertAlign w:val="superscript"/>
+        </w:rPr>
+        <w:t xml:space="preserve">2</w:t>
+      </w:r>
+      <w:r>
+        <w:t xml:space="preserve">).</w:t>
       </w:r>
     </w:p>
     <w:p>
@@ -6543,7 +8235,7 @@
       <w:r>
         <w:drawing>
           <wp:inline distT="0" distB="0" distL="0" distR="0">
-            <wp:extent cx="5734050" cy="2038350"/>
+            <wp:extent cx="5734050" cy="4229100"/>
             <wp:effectExtent t="0" r="0" b="0" l="0"/>
             <wp:docPr id="1" name="" descr="" title=""/>
             <wp:cNvGraphicFramePr>
@@ -6568,7 +8260,7 @@
                   <pic:spPr bwMode="auto">
                     <a:xfrm>
                       <a:off x="0" y="0"/>
-                      <a:ext cx="5734050" cy="2038350"/>
+                      <a:ext cx="5734050" cy="4229100"/>
                     </a:xfrm>
                     <a:prstGeom prst="rect">
                       <a:avLst/>
@@ -6594,7 +8286,7 @@
         <w:t xml:space="preserve">Figure 4</w:t>
       </w:r>
       <w:r>
-        <w:t xml:space="preserve"> Effects of grazer exclusion in relation to time since exclusion. Points are effect sizes (size proportional to precision); lines and shaded bands are meta-regression fits and 95% confidence intervals. The x-axis is ln(years + 1), labelled in years.</w:t>
+        <w:t xml:space="preserve"> Effects of grazer exclusion (a) by invertebrate stratum and (b) by the largest size class of grazer excluded (Small &lt; 10 kg, Medium 10–100 kg, Large 100–1000 kg, Mega ≥ 1000 kg). Symbols as in Figure 2. Levels represented by fewer than three studies are not shown.</w:t>
       </w:r>
     </w:p>
     <w:p>
@@ -6609,7 +8301,7 @@
       <w:r>
         <w:drawing>
           <wp:inline distT="0" distB="0" distL="0" distR="0">
-            <wp:extent cx="5734050" cy="2819400"/>
+            <wp:extent cx="5734050" cy="2038350"/>
             <wp:effectExtent t="0" r="0" b="0" l="0"/>
             <wp:docPr id="1" name="" descr="" title=""/>
             <wp:cNvGraphicFramePr>
@@ -6634,7 +8326,7 @@
                   <pic:spPr bwMode="auto">
                     <a:xfrm>
                       <a:off x="0" y="0"/>
-                      <a:ext cx="5734050" cy="2819400"/>
+                      <a:ext cx="5734050" cy="2038350"/>
                     </a:xfrm>
                     <a:prstGeom prst="rect">
                       <a:avLst/>
@@ -6660,7 +8352,7 @@
         <w:t xml:space="preserve">Figure 5</w:t>
       </w:r>
       <w:r>
-        <w:t xml:space="preserve"> Effects of grazer exclusion on invertebrate trophic groups. Symbols as in Figure 2. Trophic groups represented by fewer than three studies within a response are not shown.</w:t>
+        <w:t xml:space="preserve"> Effects of grazer exclusion in relation to time since exclusion. Points are effect sizes (size proportional to precision); lines and shaded bands are meta-regression fits and 95% confidence intervals. The x-axis is ln(years + 1), labelled in years.</w:t>
       </w:r>
     </w:p>
     <w:p>
@@ -6675,7 +8367,7 @@
       <w:r>
         <w:drawing>
           <wp:inline distT="0" distB="0" distL="0" distR="0">
-            <wp:extent cx="5734050" cy="2981325"/>
+            <wp:extent cx="5734050" cy="2819400"/>
             <wp:effectExtent t="0" r="0" b="0" l="0"/>
             <wp:docPr id="1" name="" descr="" title=""/>
             <wp:cNvGraphicFramePr>
@@ -6700,6 +8392,72 @@
                   <pic:spPr bwMode="auto">
                     <a:xfrm>
                       <a:off x="0" y="0"/>
+                      <a:ext cx="5734050" cy="2819400"/>
+                    </a:xfrm>
+                    <a:prstGeom prst="rect">
+                      <a:avLst/>
+                    </a:prstGeom>
+                  </pic:spPr>
+                </pic:pic>
+              </a:graphicData>
+            </a:graphic>
+          </wp:inline>
+        </w:drawing>
+      </w:r>
+    </w:p>
+    <w:p>
+      <w:pPr>
+        <w:spacing w:before="160" w:line="360"/>
+        <w:jc w:val="both"/>
+      </w:pPr>
+      <w:r>
+        <w:rPr>
+          <w:b/>
+          <w:bCs/>
+        </w:rPr>
+        <w:t xml:space="preserve">Figure 6</w:t>
+      </w:r>
+      <w:r>
+        <w:t xml:space="preserve"> Effects of grazer exclusion on invertebrate trophic groups. Symbols as in Figure 2. Trophic groups represented by fewer than three studies within a response are not shown.</w:t>
+      </w:r>
+    </w:p>
+    <w:p>
+      <w:r>
+        <w:br w:type="page"/>
+      </w:r>
+    </w:p>
+    <w:p>
+      <w:pPr>
+        <w:jc w:val="center"/>
+      </w:pPr>
+      <w:r>
+        <w:drawing>
+          <wp:inline distT="0" distB="0" distL="0" distR="0">
+            <wp:extent cx="5734050" cy="2981325"/>
+            <wp:effectExtent t="0" r="0" b="0" l="0"/>
+            <wp:docPr id="1" name="" descr="" title=""/>
+            <wp:cNvGraphicFramePr>
+              <a:graphicFrameLocks xmlns:a="http://schemas.openxmlformats.org/drawingml/2006/main" noChangeAspect="1"/>
+            </wp:cNvGraphicFramePr>
+            <a:graphic xmlns:a="http://schemas.openxmlformats.org/drawingml/2006/main">
+              <a:graphicData uri="http://schemas.openxmlformats.org/drawingml/2006/picture">
+                <pic:pic xmlns:pic="http://schemas.openxmlformats.org/drawingml/2006/picture">
+                  <pic:nvPicPr>
+                    <pic:cNvPr id="0" name="" descr=""/>
+                    <pic:cNvPicPr>
+                      <a:picLocks noChangeAspect="1" noChangeArrowheads="1"/>
+                    </pic:cNvPicPr>
+                  </pic:nvPicPr>
+                  <pic:blipFill>
+                    <a:blip r:embed="rId13" cstate="none"/>
+                    <a:srcRect/>
+                    <a:stretch>
+                      <a:fillRect/>
+                    </a:stretch>
+                  </pic:blipFill>
+                  <pic:spPr bwMode="auto">
+                    <a:xfrm>
+                      <a:off x="0" y="0"/>
                       <a:ext cx="5734050" cy="2981325"/>
                     </a:xfrm>
                     <a:prstGeom prst="rect">
@@ -6757,7 +8515,7 @@
                     </pic:cNvPicPr>
                   </pic:nvPicPr>
                   <pic:blipFill>
-                    <a:blip r:embed="rId13" cstate="none"/>
+                    <a:blip r:embed="rId14" cstate="none"/>
                     <a:srcRect/>
                     <a:stretch>
                       <a:fillRect/>
